--- a/data/outputs/v2/Physics/SS4.1_Greenhouse_Effect_and_Climate_Change/Physics_Greenhouse_Effect_and_Climate_Change_CBE_LessonSequence.docx
+++ b/data/outputs/v2/Physics/SS4.1_Greenhouse_Effect_and_Climate_Change/Physics_Greenhouse_Effect_and_Climate_Change_CBE_LessonSequence.docx
@@ -3370,32 +3370,32 @@
         <w:tc>
           <w:tcPr>
             <w:tcW w:type="dxa" w:w="1520"/>
-            <w:shd w:fill="F2F2F2" w:color="auto" w:val="clear"/>
-            <w:tcMar>
-              <w:top w:type="dxa" w:w="60"/>
-              <w:left w:type="dxa" w:w="120"/>
-              <w:bottom w:type="dxa" w:w="60"/>
-              <w:right w:type="dxa" w:w="120"/>
-            </w:tcMar>
-            <w:vAlign w:val="top"/>
-          </w:tcPr>
-          <w:p>
-            <w:pPr>
-              <w:spacing w:after="40" w:before="0"/>
-              <w:jc w:val="left"/>
-            </w:pPr>
-            <w:r>
-              <w:rPr>
-                <w:rFonts w:ascii="Arial" w:cs="Arial" w:eastAsia="Arial" w:hAnsi="Arial"/>
-                <w:b/>
-                <w:bCs/>
-                <w:i w:val="false"/>
-                <w:iCs w:val="false"/>
-                <w:color w:val="000000"/>
-                <w:sz w:val="18"/>
-                <w:szCs w:val="18"/>
-              </w:rPr>
-              <w:t xml:space="preserve">Phase 1 — PREDICT (Prior Knowledge Elicitation)</w:t>
+            <w:shd w:fill="EAD1F5" w:color="auto" w:val="clear"/>
+            <w:tcMar>
+              <w:top w:type="dxa" w:w="60"/>
+              <w:left w:type="dxa" w:w="120"/>
+              <w:bottom w:type="dxa" w:w="60"/>
+              <w:right w:type="dxa" w:w="120"/>
+            </w:tcMar>
+            <w:vAlign w:val="top"/>
+          </w:tcPr>
+          <w:p>
+            <w:pPr>
+              <w:spacing w:after="40" w:before="0"/>
+              <w:jc w:val="left"/>
+            </w:pPr>
+            <w:r>
+              <w:rPr>
+                <w:rFonts w:ascii="Arial" w:cs="Arial" w:eastAsia="Arial" w:hAnsi="Arial"/>
+                <w:b/>
+                <w:bCs/>
+                <w:i w:val="false"/>
+                <w:iCs w:val="false"/>
+                <w:color w:val="000000"/>
+                <w:sz w:val="18"/>
+                <w:szCs w:val="18"/>
+              </w:rPr>
+              <w:t xml:space="preserve">Predict Phase</w:t>
             </w:r>
           </w:p>
           <w:p>
@@ -3418,7 +3418,7 @@
             <w:pPr>
               <w:spacing w:after="20" w:before="0"/>
             </w:pPr>
-            <w:hyperlink w:history="1" r:id="rIddoz1rvh4xthnytq-ep_hz">
+            <w:hyperlink w:history="1" r:id="rIdw7kxte7jctm9zp_lmwoyr">
               <w:r>
                 <w:rPr>
                   <w:rFonts w:ascii="Arial" w:cs="Arial" w:eastAsia="Arial" w:hAnsi="Arial"/>
@@ -3451,7 +3451,7 @@
               <w:spacing w:after="10" w:before="0"/>
               <w:ind w:left="120"/>
             </w:pPr>
-            <w:hyperlink w:history="1" r:id="rIddv2pkytwpgjlcaojarrc0">
+            <w:hyperlink w:history="1" r:id="rIduty8qaiy28-blyhxz0dql">
               <w:r>
                 <w:rPr>
                   <w:rFonts w:ascii="Arial" w:cs="Arial" w:eastAsia="Arial" w:hAnsi="Arial"/>
@@ -3496,7 +3496,7 @@
             <w:pPr>
               <w:spacing w:after="20" w:before="0"/>
             </w:pPr>
-            <w:hyperlink w:history="1" r:id="rIdj1gqydncqoixtlvccgmz7">
+            <w:hyperlink w:history="1" r:id="rIdwatil-jecgfkl8oau8ws7">
               <w:r>
                 <w:rPr>
                   <w:rFonts w:ascii="Arial" w:cs="Arial" w:eastAsia="Arial" w:hAnsi="Arial"/>
@@ -3529,7 +3529,7 @@
               <w:spacing w:after="10" w:before="0"/>
               <w:ind w:left="120"/>
             </w:pPr>
-            <w:hyperlink w:history="1" r:id="rIdgmeriwms8_enoxz5naqel">
+            <w:hyperlink w:history="1" r:id="rIdgbx1reamsrnqxj0p-wk6g">
               <w:r>
                 <w:rPr>
                   <w:rFonts w:ascii="Arial" w:cs="Arial" w:eastAsia="Arial" w:hAnsi="Arial"/>
@@ -3752,32 +3752,32 @@
         <w:tc>
           <w:tcPr>
             <w:tcW w:type="dxa" w:w="1520"/>
-            <w:shd w:fill="F2F2F2" w:color="auto" w:val="clear"/>
-            <w:tcMar>
-              <w:top w:type="dxa" w:w="60"/>
-              <w:left w:type="dxa" w:w="120"/>
-              <w:bottom w:type="dxa" w:w="60"/>
-              <w:right w:type="dxa" w:w="120"/>
-            </w:tcMar>
-            <w:vAlign w:val="top"/>
-          </w:tcPr>
-          <w:p>
-            <w:pPr>
-              <w:spacing w:after="40" w:before="0"/>
-              <w:jc w:val="left"/>
-            </w:pPr>
-            <w:r>
-              <w:rPr>
-                <w:rFonts w:ascii="Arial" w:cs="Arial" w:eastAsia="Arial" w:hAnsi="Arial"/>
-                <w:b/>
-                <w:bCs/>
-                <w:i w:val="false"/>
-                <w:iCs w:val="false"/>
-                <w:color w:val="000000"/>
-                <w:sz w:val="18"/>
-                <w:szCs w:val="18"/>
-              </w:rPr>
-              <w:t xml:space="preserve">Phase 2 — OBSERVE (Evidence Gathering — Phenomenon Presentation)</w:t>
+            <w:shd w:fill="D9EEF1" w:color="auto" w:val="clear"/>
+            <w:tcMar>
+              <w:top w:type="dxa" w:w="60"/>
+              <w:left w:type="dxa" w:w="120"/>
+              <w:bottom w:type="dxa" w:w="60"/>
+              <w:right w:type="dxa" w:w="120"/>
+            </w:tcMar>
+            <w:vAlign w:val="top"/>
+          </w:tcPr>
+          <w:p>
+            <w:pPr>
+              <w:spacing w:after="40" w:before="0"/>
+              <w:jc w:val="left"/>
+            </w:pPr>
+            <w:r>
+              <w:rPr>
+                <w:rFonts w:ascii="Arial" w:cs="Arial" w:eastAsia="Arial" w:hAnsi="Arial"/>
+                <w:b/>
+                <w:bCs/>
+                <w:i w:val="false"/>
+                <w:iCs w:val="false"/>
+                <w:color w:val="000000"/>
+                <w:sz w:val="18"/>
+                <w:szCs w:val="18"/>
+              </w:rPr>
+              <w:t xml:space="preserve">Observe Phase</w:t>
             </w:r>
           </w:p>
           <w:p>
@@ -3800,7 +3800,7 @@
             <w:pPr>
               <w:spacing w:after="20" w:before="0"/>
             </w:pPr>
-            <w:hyperlink w:history="1" r:id="rIduttdiydzbmmk4xrlotsuh">
+            <w:hyperlink w:history="1" r:id="rIdzsr8wkqimgq3b-bbfppbq">
               <w:r>
                 <w:rPr>
                   <w:rFonts w:ascii="Arial" w:cs="Arial" w:eastAsia="Arial" w:hAnsi="Arial"/>
@@ -3833,7 +3833,7 @@
               <w:spacing w:after="10" w:before="0"/>
               <w:ind w:left="120"/>
             </w:pPr>
-            <w:hyperlink w:history="1" r:id="rIdchruie2vcxk_zcttog9ge">
+            <w:hyperlink w:history="1" r:id="rIdztj5xsdysvxxf7r9i4fop">
               <w:r>
                 <w:rPr>
                   <w:rFonts w:ascii="Arial" w:cs="Arial" w:eastAsia="Arial" w:hAnsi="Arial"/>
@@ -3878,7 +3878,7 @@
             <w:pPr>
               <w:spacing w:after="20" w:before="0"/>
             </w:pPr>
-            <w:hyperlink w:history="1" r:id="rIdk7qqumsz1rvmjfmhjuwf0">
+            <w:hyperlink w:history="1" r:id="rIdy59btigdfclduvuewywj8">
               <w:r>
                 <w:rPr>
                   <w:rFonts w:ascii="Arial" w:cs="Arial" w:eastAsia="Arial" w:hAnsi="Arial"/>
@@ -3911,7 +3911,7 @@
               <w:spacing w:after="10" w:before="0"/>
               <w:ind w:left="120"/>
             </w:pPr>
-            <w:hyperlink w:history="1" r:id="rId-tl-ymjutopgmiqik5lnu">
+            <w:hyperlink w:history="1" r:id="rIddrcys25xipz4nr-0n_o-c">
               <w:r>
                 <w:rPr>
                   <w:rFonts w:ascii="Arial" w:cs="Arial" w:eastAsia="Arial" w:hAnsi="Arial"/>
@@ -4153,32 +4153,32 @@
         <w:tc>
           <w:tcPr>
             <w:tcW w:type="dxa" w:w="1520"/>
-            <w:shd w:fill="F2F2F2" w:color="auto" w:val="clear"/>
-            <w:tcMar>
-              <w:top w:type="dxa" w:w="60"/>
-              <w:left w:type="dxa" w:w="120"/>
-              <w:bottom w:type="dxa" w:w="60"/>
-              <w:right w:type="dxa" w:w="120"/>
-            </w:tcMar>
-            <w:vAlign w:val="top"/>
-          </w:tcPr>
-          <w:p>
-            <w:pPr>
-              <w:spacing w:after="40" w:before="0"/>
-              <w:jc w:val="left"/>
-            </w:pPr>
-            <w:r>
-              <w:rPr>
-                <w:rFonts w:ascii="Arial" w:cs="Arial" w:eastAsia="Arial" w:hAnsi="Arial"/>
-                <w:b/>
-                <w:bCs/>
-                <w:i w:val="false"/>
-                <w:iCs w:val="false"/>
-                <w:color w:val="000000"/>
-                <w:sz w:val="18"/>
-                <w:szCs w:val="18"/>
-              </w:rPr>
-              <w:t xml:space="preserve">Phase 3 — EXPLAIN (Sensemaking — Introducing the Greenhouse Effect)</w:t>
+            <w:shd w:fill="E2EFDA" w:color="auto" w:val="clear"/>
+            <w:tcMar>
+              <w:top w:type="dxa" w:w="60"/>
+              <w:left w:type="dxa" w:w="120"/>
+              <w:bottom w:type="dxa" w:w="60"/>
+              <w:right w:type="dxa" w:w="120"/>
+            </w:tcMar>
+            <w:vAlign w:val="top"/>
+          </w:tcPr>
+          <w:p>
+            <w:pPr>
+              <w:spacing w:after="40" w:before="0"/>
+              <w:jc w:val="left"/>
+            </w:pPr>
+            <w:r>
+              <w:rPr>
+                <w:rFonts w:ascii="Arial" w:cs="Arial" w:eastAsia="Arial" w:hAnsi="Arial"/>
+                <w:b/>
+                <w:bCs/>
+                <w:i w:val="false"/>
+                <w:iCs w:val="false"/>
+                <w:color w:val="000000"/>
+                <w:sz w:val="18"/>
+                <w:szCs w:val="18"/>
+              </w:rPr>
+              <w:t xml:space="preserve">Explain Phase</w:t>
             </w:r>
           </w:p>
           <w:p>
@@ -4201,7 +4201,7 @@
             <w:pPr>
               <w:spacing w:after="20" w:before="0"/>
             </w:pPr>
-            <w:hyperlink w:history="1" r:id="rIdsigaho7qcgrmv4dhuzu-e">
+            <w:hyperlink w:history="1" r:id="rIdwtbtqproyst4wjfy_knir">
               <w:r>
                 <w:rPr>
                   <w:rFonts w:ascii="Arial" w:cs="Arial" w:eastAsia="Arial" w:hAnsi="Arial"/>
@@ -4234,7 +4234,7 @@
               <w:spacing w:after="10" w:before="0"/>
               <w:ind w:left="120"/>
             </w:pPr>
-            <w:hyperlink w:history="1" r:id="rIdo81nholc7qwjpdbieq4zr">
+            <w:hyperlink w:history="1" r:id="rId06f5gjlllh8cmfijbunql">
               <w:r>
                 <w:rPr>
                   <w:rFonts w:ascii="Arial" w:cs="Arial" w:eastAsia="Arial" w:hAnsi="Arial"/>
@@ -4279,7 +4279,7 @@
             <w:pPr>
               <w:spacing w:after="20" w:before="0"/>
             </w:pPr>
-            <w:hyperlink w:history="1" r:id="rId_zlicgozrbyyzcdadjb6f">
+            <w:hyperlink w:history="1" r:id="rIdkxoyw4xkeht3bvnqfgj59">
               <w:r>
                 <w:rPr>
                   <w:rFonts w:ascii="Arial" w:cs="Arial" w:eastAsia="Arial" w:hAnsi="Arial"/>
@@ -4312,7 +4312,7 @@
               <w:spacing w:after="10" w:before="0"/>
               <w:ind w:left="120"/>
             </w:pPr>
-            <w:hyperlink w:history="1" r:id="rIdr0ppzwwxa4pafcm22yoj2">
+            <w:hyperlink w:history="1" r:id="rIdaxjvc9md5bkjwo6skqjb5">
               <w:r>
                 <w:rPr>
                   <w:rFonts w:ascii="Arial" w:cs="Arial" w:eastAsia="Arial" w:hAnsi="Arial"/>
@@ -4554,32 +4554,32 @@
         <w:tc>
           <w:tcPr>
             <w:tcW w:type="dxa" w:w="1520"/>
-            <w:shd w:fill="F2F2F2" w:color="auto" w:val="clear"/>
-            <w:tcMar>
-              <w:top w:type="dxa" w:w="60"/>
-              <w:left w:type="dxa" w:w="120"/>
-              <w:bottom w:type="dxa" w:w="60"/>
-              <w:right w:type="dxa" w:w="120"/>
-            </w:tcMar>
-            <w:vAlign w:val="top"/>
-          </w:tcPr>
-          <w:p>
-            <w:pPr>
-              <w:spacing w:after="40" w:before="0"/>
-              <w:jc w:val="left"/>
-            </w:pPr>
-            <w:r>
-              <w:rPr>
-                <w:rFonts w:ascii="Arial" w:cs="Arial" w:eastAsia="Arial" w:hAnsi="Arial"/>
-                <w:b/>
-                <w:bCs/>
-                <w:i w:val="false"/>
-                <w:iCs w:val="false"/>
-                <w:color w:val="000000"/>
-                <w:sz w:val="18"/>
-                <w:szCs w:val="18"/>
-              </w:rPr>
-              <w:t xml:space="preserve">Phase 4 — DRIVING QUESTION BOARD (DQB) Creation</w:t>
+            <w:shd w:fill="FCE4D6" w:color="auto" w:val="clear"/>
+            <w:tcMar>
+              <w:top w:type="dxa" w:w="60"/>
+              <w:left w:type="dxa" w:w="120"/>
+              <w:bottom w:type="dxa" w:w="60"/>
+              <w:right w:type="dxa" w:w="120"/>
+            </w:tcMar>
+            <w:vAlign w:val="top"/>
+          </w:tcPr>
+          <w:p>
+            <w:pPr>
+              <w:spacing w:after="40" w:before="0"/>
+              <w:jc w:val="left"/>
+            </w:pPr>
+            <w:r>
+              <w:rPr>
+                <w:rFonts w:ascii="Arial" w:cs="Arial" w:eastAsia="Arial" w:hAnsi="Arial"/>
+                <w:b/>
+                <w:bCs/>
+                <w:i w:val="false"/>
+                <w:iCs w:val="false"/>
+                <w:color w:val="000000"/>
+                <w:sz w:val="18"/>
+                <w:szCs w:val="18"/>
+              </w:rPr>
+              <w:t xml:space="preserve">Driving Question Board (DQB) Creation</w:t>
             </w:r>
           </w:p>
           <w:p>
@@ -4602,7 +4602,7 @@
             <w:pPr>
               <w:spacing w:after="20" w:before="0"/>
             </w:pPr>
-            <w:hyperlink w:history="1" r:id="rIdrupla38lvor29b2-j58a6">
+            <w:hyperlink w:history="1" r:id="rId7xcmnod_y32q0jxxww2eb">
               <w:r>
                 <w:rPr>
                   <w:rFonts w:ascii="Arial" w:cs="Arial" w:eastAsia="Arial" w:hAnsi="Arial"/>
@@ -4635,7 +4635,7 @@
               <w:spacing w:after="10" w:before="0"/>
               <w:ind w:left="120"/>
             </w:pPr>
-            <w:hyperlink w:history="1" r:id="rId_lpwsavdykedilnmgly5c">
+            <w:hyperlink w:history="1" r:id="rIdy6oaurcfsiim7x-qyxysx">
               <w:r>
                 <w:rPr>
                   <w:rFonts w:ascii="Arial" w:cs="Arial" w:eastAsia="Arial" w:hAnsi="Arial"/>
@@ -4680,7 +4680,7 @@
             <w:pPr>
               <w:spacing w:after="20" w:before="0"/>
             </w:pPr>
-            <w:hyperlink w:history="1" r:id="rIdxquqk6h0xuln5pa0pclrg">
+            <w:hyperlink w:history="1" r:id="rId1r-qctzmb6y0cuvdzoghk">
               <w:r>
                 <w:rPr>
                   <w:rFonts w:ascii="Arial" w:cs="Arial" w:eastAsia="Arial" w:hAnsi="Arial"/>
@@ -4713,7 +4713,7 @@
               <w:spacing w:after="10" w:before="0"/>
               <w:ind w:left="120"/>
             </w:pPr>
-            <w:hyperlink w:history="1" r:id="rIdoqlugnaeifucq6qfqskvz">
+            <w:hyperlink w:history="1" r:id="rIdezcmjg8rylzqvlt4dr2or">
               <w:r>
                 <w:rPr>
                   <w:rFonts w:ascii="Arial" w:cs="Arial" w:eastAsia="Arial" w:hAnsi="Arial"/>
@@ -4955,32 +4955,32 @@
         <w:tc>
           <w:tcPr>
             <w:tcW w:type="dxa" w:w="1520"/>
-            <w:shd w:fill="F2F2F2" w:color="auto" w:val="clear"/>
-            <w:tcMar>
-              <w:top w:type="dxa" w:w="60"/>
-              <w:left w:type="dxa" w:w="120"/>
-              <w:bottom w:type="dxa" w:w="60"/>
-              <w:right w:type="dxa" w:w="120"/>
-            </w:tcMar>
-            <w:vAlign w:val="top"/>
-          </w:tcPr>
-          <w:p>
-            <w:pPr>
-              <w:spacing w:after="40" w:before="0"/>
-              <w:jc w:val="left"/>
-            </w:pPr>
-            <w:r>
-              <w:rPr>
-                <w:rFonts w:ascii="Arial" w:cs="Arial" w:eastAsia="Arial" w:hAnsi="Arial"/>
-                <w:b/>
-                <w:bCs/>
-                <w:i w:val="false"/>
-                <w:iCs w:val="false"/>
-                <w:color w:val="000000"/>
-                <w:sz w:val="18"/>
-                <w:szCs w:val="18"/>
-              </w:rPr>
-              <w:t xml:space="preserve">Phase 5 — MODEL BUILDING (Initial Naïve Model Construction)</w:t>
+            <w:shd w:fill="D5E8F0" w:color="auto" w:val="clear"/>
+            <w:tcMar>
+              <w:top w:type="dxa" w:w="60"/>
+              <w:left w:type="dxa" w:w="120"/>
+              <w:bottom w:type="dxa" w:w="60"/>
+              <w:right w:type="dxa" w:w="120"/>
+            </w:tcMar>
+            <w:vAlign w:val="top"/>
+          </w:tcPr>
+          <w:p>
+            <w:pPr>
+              <w:spacing w:after="40" w:before="0"/>
+              <w:jc w:val="left"/>
+            </w:pPr>
+            <w:r>
+              <w:rPr>
+                <w:rFonts w:ascii="Arial" w:cs="Arial" w:eastAsia="Arial" w:hAnsi="Arial"/>
+                <w:b/>
+                <w:bCs/>
+                <w:i w:val="false"/>
+                <w:iCs w:val="false"/>
+                <w:color w:val="000000"/>
+                <w:sz w:val="18"/>
+                <w:szCs w:val="18"/>
+              </w:rPr>
+              <w:t xml:space="preserve">Model Building Phase</w:t>
             </w:r>
           </w:p>
           <w:p>
@@ -5003,7 +5003,7 @@
             <w:pPr>
               <w:spacing w:after="20" w:before="0"/>
             </w:pPr>
-            <w:hyperlink w:history="1" r:id="rIdsvr4a1dwmkv0gyfw2zei_">
+            <w:hyperlink w:history="1" r:id="rId0p03kyjnwmdh2kdlm9llg">
               <w:r>
                 <w:rPr>
                   <w:rFonts w:ascii="Arial" w:cs="Arial" w:eastAsia="Arial" w:hAnsi="Arial"/>
@@ -5036,7 +5036,7 @@
               <w:spacing w:after="10" w:before="0"/>
               <w:ind w:left="120"/>
             </w:pPr>
-            <w:hyperlink w:history="1" r:id="rIdabvhxaohg0nwo6vxcdql8">
+            <w:hyperlink w:history="1" r:id="rIdyth4vln2n2df6xollpkfy">
               <w:r>
                 <w:rPr>
                   <w:rFonts w:ascii="Arial" w:cs="Arial" w:eastAsia="Arial" w:hAnsi="Arial"/>
@@ -5081,7 +5081,7 @@
             <w:pPr>
               <w:spacing w:after="20" w:before="0"/>
             </w:pPr>
-            <w:hyperlink w:history="1" r:id="rIdnrifrc5k7e8vi8hxkhwxq">
+            <w:hyperlink w:history="1" r:id="rId0tg9jy8xdojeogw514ydz">
               <w:r>
                 <w:rPr>
                   <w:rFonts w:ascii="Arial" w:cs="Arial" w:eastAsia="Arial" w:hAnsi="Arial"/>
@@ -5114,7 +5114,7 @@
               <w:spacing w:after="10" w:before="0"/>
               <w:ind w:left="120"/>
             </w:pPr>
-            <w:hyperlink w:history="1" r:id="rId6yujceybtx0yagpiiwsqy">
+            <w:hyperlink w:history="1" r:id="rIdigongc5srv7onhsic5brk">
               <w:r>
                 <w:rPr>
                   <w:rFonts w:ascii="Arial" w:cs="Arial" w:eastAsia="Arial" w:hAnsi="Arial"/>
@@ -6418,7 +6418,25 @@
             </w:tcMar>
             <w:vAlign w:val="top"/>
           </w:tcPr>
-          <w:p/>
+          <w:p>
+            <w:pPr>
+              <w:spacing w:after="40" w:before="0"/>
+              <w:jc w:val="left"/>
+            </w:pPr>
+            <w:r>
+              <w:rPr>
+                <w:rFonts w:ascii="Arial" w:cs="Arial" w:eastAsia="Arial" w:hAnsi="Arial"/>
+                <w:b w:val="false"/>
+                <w:bCs w:val="false"/>
+                <w:i w:val="false"/>
+                <w:iCs w:val="false"/>
+                <w:color w:val="000000"/>
+                <w:sz w:val="18"/>
+                <w:szCs w:val="18"/>
+              </w:rPr>
+              <w:t xml:space="preserve">No hazardous materials are used. If discussing deforestation or farming practices, be sensitive to students whose families depend on charcoal trade or subsistence farming. Frame the lesson around systemic causes and shared responsibility rather than individual blame.</w:t>
+            </w:r>
+          </w:p>
         </w:tc>
       </w:tr>
     </w:tbl>
@@ -6792,7 +6810,7 @@
             <w:pPr>
               <w:spacing w:after="20" w:before="0"/>
             </w:pPr>
-            <w:hyperlink w:history="1" r:id="rIdog3knlicprrffsin2ryd0">
+            <w:hyperlink w:history="1" r:id="rIdd7qkyybftk4lnlyumge83">
               <w:r>
                 <w:rPr>
                   <w:rFonts w:ascii="Arial" w:cs="Arial" w:eastAsia="Arial" w:hAnsi="Arial"/>
@@ -6825,7 +6843,7 @@
               <w:spacing w:after="10" w:before="0"/>
               <w:ind w:left="120"/>
             </w:pPr>
-            <w:hyperlink w:history="1" r:id="rIdoig_pbkwb0et-h1er4k2q">
+            <w:hyperlink w:history="1" r:id="rId60cjf1ho-sv6-ajx7emih">
               <w:r>
                 <w:rPr>
                   <w:rFonts w:ascii="Arial" w:cs="Arial" w:eastAsia="Arial" w:hAnsi="Arial"/>
@@ -6870,7 +6888,7 @@
             <w:pPr>
               <w:spacing w:after="20" w:before="0"/>
             </w:pPr>
-            <w:hyperlink w:history="1" r:id="rIdrzuyts_7yj_n_rss6i9v6">
+            <w:hyperlink w:history="1" r:id="rIdob86lydpkdubljzmym1hx">
               <w:r>
                 <w:rPr>
                   <w:rFonts w:ascii="Arial" w:cs="Arial" w:eastAsia="Arial" w:hAnsi="Arial"/>
@@ -6903,7 +6921,7 @@
               <w:spacing w:after="10" w:before="0"/>
               <w:ind w:left="120"/>
             </w:pPr>
-            <w:hyperlink w:history="1" r:id="rIdqqvrqctx4mch_d6sazdmj">
+            <w:hyperlink w:history="1" r:id="rId7cpektmowowrklaflyy4g">
               <w:r>
                 <w:rPr>
                   <w:rFonts w:ascii="Arial" w:cs="Arial" w:eastAsia="Arial" w:hAnsi="Arial"/>
@@ -7098,7 +7116,7 @@
             <w:pPr>
               <w:spacing w:after="20" w:before="0"/>
             </w:pPr>
-            <w:hyperlink w:history="1" r:id="rIddh6wtrkxzcsn3u9r4_qcb">
+            <w:hyperlink w:history="1" r:id="rIdymzcanli2o9epfy-kkdfd">
               <w:r>
                 <w:rPr>
                   <w:rFonts w:ascii="Arial" w:cs="Arial" w:eastAsia="Arial" w:hAnsi="Arial"/>
@@ -7131,7 +7149,7 @@
               <w:spacing w:after="10" w:before="0"/>
               <w:ind w:left="120"/>
             </w:pPr>
-            <w:hyperlink w:history="1" r:id="rIdkiv9nvqyci9gmbibgurdp">
+            <w:hyperlink w:history="1" r:id="rIdnffyiwwtvjm44xb668rv_">
               <w:r>
                 <w:rPr>
                   <w:rFonts w:ascii="Arial" w:cs="Arial" w:eastAsia="Arial" w:hAnsi="Arial"/>
@@ -7176,7 +7194,7 @@
             <w:pPr>
               <w:spacing w:after="20" w:before="0"/>
             </w:pPr>
-            <w:hyperlink w:history="1" r:id="rId6ugaq_0xyc1phzktmvvzs">
+            <w:hyperlink w:history="1" r:id="rIdezur3qis5w04_gk1b4uza">
               <w:r>
                 <w:rPr>
                   <w:rFonts w:ascii="Arial" w:cs="Arial" w:eastAsia="Arial" w:hAnsi="Arial"/>
@@ -7209,7 +7227,7 @@
               <w:spacing w:after="10" w:before="0"/>
               <w:ind w:left="120"/>
             </w:pPr>
-            <w:hyperlink w:history="1" r:id="rIdlhiefzozoqrtijekzgwc9">
+            <w:hyperlink w:history="1" r:id="rIdczzpbdnrilmf2jw6btvlo">
               <w:r>
                 <w:rPr>
                   <w:rFonts w:ascii="Arial" w:cs="Arial" w:eastAsia="Arial" w:hAnsi="Arial"/>
@@ -7404,7 +7422,7 @@
             <w:pPr>
               <w:spacing w:after="20" w:before="0"/>
             </w:pPr>
-            <w:hyperlink w:history="1" r:id="rIdcrira9wvqwkjefet7vp6j">
+            <w:hyperlink w:history="1" r:id="rIdqqql6jomtwyqdqvxaxldz">
               <w:r>
                 <w:rPr>
                   <w:rFonts w:ascii="Arial" w:cs="Arial" w:eastAsia="Arial" w:hAnsi="Arial"/>
@@ -7437,7 +7455,7 @@
               <w:spacing w:after="10" w:before="0"/>
               <w:ind w:left="120"/>
             </w:pPr>
-            <w:hyperlink w:history="1" r:id="rIdvcchcbb-pewfwl7kvyh7w">
+            <w:hyperlink w:history="1" r:id="rIdnomgytylce1ip41sqqcrd">
               <w:r>
                 <w:rPr>
                   <w:rFonts w:ascii="Arial" w:cs="Arial" w:eastAsia="Arial" w:hAnsi="Arial"/>
@@ -7482,7 +7500,7 @@
             <w:pPr>
               <w:spacing w:after="20" w:before="0"/>
             </w:pPr>
-            <w:hyperlink w:history="1" r:id="rIdm6an1sicie_nxdxanafbd">
+            <w:hyperlink w:history="1" r:id="rIddr2l47uwsuxhp9jold0ow">
               <w:r>
                 <w:rPr>
                   <w:rFonts w:ascii="Arial" w:cs="Arial" w:eastAsia="Arial" w:hAnsi="Arial"/>
@@ -7515,7 +7533,7 @@
               <w:spacing w:after="10" w:before="0"/>
               <w:ind w:left="120"/>
             </w:pPr>
-            <w:hyperlink w:history="1" r:id="rIdeu1moinyzducpylhr936a">
+            <w:hyperlink w:history="1" r:id="rIdor8gne6_tzssudrcgrr69">
               <w:r>
                 <w:rPr>
                   <w:rFonts w:ascii="Arial" w:cs="Arial" w:eastAsia="Arial" w:hAnsi="Arial"/>
@@ -7710,7 +7728,7 @@
             <w:pPr>
               <w:spacing w:after="20" w:before="0"/>
             </w:pPr>
-            <w:hyperlink w:history="1" r:id="rIdavbxr6gketgsepmgviipk">
+            <w:hyperlink w:history="1" r:id="rIdgizk38hov5a3l_ilbnuwi">
               <w:r>
                 <w:rPr>
                   <w:rFonts w:ascii="Arial" w:cs="Arial" w:eastAsia="Arial" w:hAnsi="Arial"/>
@@ -7743,7 +7761,7 @@
               <w:spacing w:after="10" w:before="0"/>
               <w:ind w:left="120"/>
             </w:pPr>
-            <w:hyperlink w:history="1" r:id="rIdbyuvykp7zntkh9nb-ba2z">
+            <w:hyperlink w:history="1" r:id="rIdtgy3ya59pvcd9vxiail4t">
               <w:r>
                 <w:rPr>
                   <w:rFonts w:ascii="Arial" w:cs="Arial" w:eastAsia="Arial" w:hAnsi="Arial"/>
@@ -7788,7 +7806,7 @@
             <w:pPr>
               <w:spacing w:after="20" w:before="0"/>
             </w:pPr>
-            <w:hyperlink w:history="1" r:id="rIdlk3hiybsnhg7714cgyrw4">
+            <w:hyperlink w:history="1" r:id="rIdrt_34py4kexsgjjy-5-cc">
               <w:r>
                 <w:rPr>
                   <w:rFonts w:ascii="Arial" w:cs="Arial" w:eastAsia="Arial" w:hAnsi="Arial"/>
@@ -7821,7 +7839,7 @@
               <w:spacing w:after="10" w:before="0"/>
               <w:ind w:left="120"/>
             </w:pPr>
-            <w:hyperlink w:history="1" r:id="rIdd9nmwhtvtmjh4frnx1lmg">
+            <w:hyperlink w:history="1" r:id="rId1igdniqbl0ixqjpuo42d1">
               <w:r>
                 <w:rPr>
                   <w:rFonts w:ascii="Arial" w:cs="Arial" w:eastAsia="Arial" w:hAnsi="Arial"/>
@@ -8016,7 +8034,7 @@
             <w:pPr>
               <w:spacing w:after="20" w:before="0"/>
             </w:pPr>
-            <w:hyperlink w:history="1" r:id="rIdsvibikflcds6r2b5djbci">
+            <w:hyperlink w:history="1" r:id="rIdauwiqctudhhgjrhuyyfoe">
               <w:r>
                 <w:rPr>
                   <w:rFonts w:ascii="Arial" w:cs="Arial" w:eastAsia="Arial" w:hAnsi="Arial"/>
@@ -8049,7 +8067,7 @@
               <w:spacing w:after="10" w:before="0"/>
               <w:ind w:left="120"/>
             </w:pPr>
-            <w:hyperlink w:history="1" r:id="rIdbgoof8wcgrrlwxonrvkde">
+            <w:hyperlink w:history="1" r:id="rIdzqed6-ep20jefnwjb02rp">
               <w:r>
                 <w:rPr>
                   <w:rFonts w:ascii="Arial" w:cs="Arial" w:eastAsia="Arial" w:hAnsi="Arial"/>
@@ -8094,7 +8112,7 @@
             <w:pPr>
               <w:spacing w:after="20" w:before="0"/>
             </w:pPr>
-            <w:hyperlink w:history="1" r:id="rIdlecvhz0ijnfdsxbddga75">
+            <w:hyperlink w:history="1" r:id="rIdqhoivrhiqo0waqd6exn8o">
               <w:r>
                 <w:rPr>
                   <w:rFonts w:ascii="Arial" w:cs="Arial" w:eastAsia="Arial" w:hAnsi="Arial"/>
@@ -8127,7 +8145,7 @@
               <w:spacing w:after="10" w:before="0"/>
               <w:ind w:left="120"/>
             </w:pPr>
-            <w:hyperlink w:history="1" r:id="rIdi-ffiuuuq9sxyylaefy-h">
+            <w:hyperlink w:history="1" r:id="rIdvhlz5e7lmpw0etgmtlent">
               <w:r>
                 <w:rPr>
                   <w:rFonts w:ascii="Arial" w:cs="Arial" w:eastAsia="Arial" w:hAnsi="Arial"/>
@@ -9566,32 +9584,32 @@
         <w:tc>
           <w:tcPr>
             <w:tcW w:type="dxa" w:w="1520"/>
-            <w:shd w:fill="F2F2F2" w:color="auto" w:val="clear"/>
-            <w:tcMar>
-              <w:top w:type="dxa" w:w="60"/>
-              <w:left w:type="dxa" w:w="120"/>
-              <w:bottom w:type="dxa" w:w="60"/>
-              <w:right w:type="dxa" w:w="120"/>
-            </w:tcMar>
-            <w:vAlign w:val="top"/>
-          </w:tcPr>
-          <w:p>
-            <w:pPr>
-              <w:spacing w:after="40" w:before="0"/>
-              <w:jc w:val="left"/>
-            </w:pPr>
-            <w:r>
-              <w:rPr>
-                <w:rFonts w:ascii="Arial" w:cs="Arial" w:eastAsia="Arial" w:hAnsi="Arial"/>
-                <w:b/>
-                <w:bCs/>
-                <w:i w:val="false"/>
-                <w:iCs w:val="false"/>
-                <w:color w:val="000000"/>
-                <w:sz w:val="18"/>
-                <w:szCs w:val="18"/>
-              </w:rPr>
-              <w:t xml:space="preserve">Phase 1 — Predict: How Does the Atmosphere Keep Earth Warm?</w:t>
+            <w:shd w:fill="EAD1F5" w:color="auto" w:val="clear"/>
+            <w:tcMar>
+              <w:top w:type="dxa" w:w="60"/>
+              <w:left w:type="dxa" w:w="120"/>
+              <w:bottom w:type="dxa" w:w="60"/>
+              <w:right w:type="dxa" w:w="120"/>
+            </w:tcMar>
+            <w:vAlign w:val="top"/>
+          </w:tcPr>
+          <w:p>
+            <w:pPr>
+              <w:spacing w:after="40" w:before="0"/>
+              <w:jc w:val="left"/>
+            </w:pPr>
+            <w:r>
+              <w:rPr>
+                <w:rFonts w:ascii="Arial" w:cs="Arial" w:eastAsia="Arial" w:hAnsi="Arial"/>
+                <w:b/>
+                <w:bCs/>
+                <w:i w:val="false"/>
+                <w:iCs w:val="false"/>
+                <w:color w:val="000000"/>
+                <w:sz w:val="18"/>
+                <w:szCs w:val="18"/>
+              </w:rPr>
+              <w:t xml:space="preserve">Predict Phase</w:t>
             </w:r>
           </w:p>
           <w:p>
@@ -9614,7 +9632,7 @@
             <w:pPr>
               <w:spacing w:after="20" w:before="0"/>
             </w:pPr>
-            <w:hyperlink w:history="1" r:id="rId0rfkkz7tzxs9efl1y8rvx">
+            <w:hyperlink w:history="1" r:id="rIdbdm97yvcdkz9qoizeoqws">
               <w:r>
                 <w:rPr>
                   <w:rFonts w:ascii="Arial" w:cs="Arial" w:eastAsia="Arial" w:hAnsi="Arial"/>
@@ -9647,7 +9665,7 @@
               <w:spacing w:after="10" w:before="0"/>
               <w:ind w:left="120"/>
             </w:pPr>
-            <w:hyperlink w:history="1" r:id="rIdscchtdt8vrrmge6_8wqvk">
+            <w:hyperlink w:history="1" r:id="rIdqvp2xk5lwmuyxw0ykvuvu">
               <w:r>
                 <w:rPr>
                   <w:rFonts w:ascii="Arial" w:cs="Arial" w:eastAsia="Arial" w:hAnsi="Arial"/>
@@ -9692,7 +9710,7 @@
             <w:pPr>
               <w:spacing w:after="20" w:before="0"/>
             </w:pPr>
-            <w:hyperlink w:history="1" r:id="rIdoimunhoblwwvleuyjiwy2">
+            <w:hyperlink w:history="1" r:id="rIdxymtgirteuttey6pfztim">
               <w:r>
                 <w:rPr>
                   <w:rFonts w:ascii="Arial" w:cs="Arial" w:eastAsia="Arial" w:hAnsi="Arial"/>
@@ -9725,7 +9743,7 @@
               <w:spacing w:after="10" w:before="0"/>
               <w:ind w:left="120"/>
             </w:pPr>
-            <w:hyperlink w:history="1" r:id="rIdvtnrgwkzmv8tdyvxgxc2p">
+            <w:hyperlink w:history="1" r:id="rIdfuy2zokhy1sorcmznrymy">
               <w:r>
                 <w:rPr>
                   <w:rFonts w:ascii="Arial" w:cs="Arial" w:eastAsia="Arial" w:hAnsi="Arial"/>
@@ -9872,32 +9890,32 @@
         <w:tc>
           <w:tcPr>
             <w:tcW w:type="dxa" w:w="1520"/>
-            <w:shd w:fill="F2F2F2" w:color="auto" w:val="clear"/>
-            <w:tcMar>
-              <w:top w:type="dxa" w:w="60"/>
-              <w:left w:type="dxa" w:w="120"/>
-              <w:bottom w:type="dxa" w:w="60"/>
-              <w:right w:type="dxa" w:w="120"/>
-            </w:tcMar>
-            <w:vAlign w:val="top"/>
-          </w:tcPr>
-          <w:p>
-            <w:pPr>
-              <w:spacing w:after="40" w:before="0"/>
-              <w:jc w:val="left"/>
-            </w:pPr>
-            <w:r>
-              <w:rPr>
-                <w:rFonts w:ascii="Arial" w:cs="Arial" w:eastAsia="Arial" w:hAnsi="Arial"/>
-                <w:b/>
-                <w:bCs/>
-                <w:i w:val="false"/>
-                <w:iCs w:val="false"/>
-                <w:color w:val="000000"/>
-                <w:sz w:val="18"/>
-                <w:szCs w:val="18"/>
-              </w:rPr>
-              <w:t xml:space="preserve">Phase 2 — Observe: PhET Greenhouse Effect Simulation Investigation</w:t>
+            <w:shd w:fill="D9EEF1" w:color="auto" w:val="clear"/>
+            <w:tcMar>
+              <w:top w:type="dxa" w:w="60"/>
+              <w:left w:type="dxa" w:w="120"/>
+              <w:bottom w:type="dxa" w:w="60"/>
+              <w:right w:type="dxa" w:w="120"/>
+            </w:tcMar>
+            <w:vAlign w:val="top"/>
+          </w:tcPr>
+          <w:p>
+            <w:pPr>
+              <w:spacing w:after="40" w:before="0"/>
+              <w:jc w:val="left"/>
+            </w:pPr>
+            <w:r>
+              <w:rPr>
+                <w:rFonts w:ascii="Arial" w:cs="Arial" w:eastAsia="Arial" w:hAnsi="Arial"/>
+                <w:b/>
+                <w:bCs/>
+                <w:i w:val="false"/>
+                <w:iCs w:val="false"/>
+                <w:color w:val="000000"/>
+                <w:sz w:val="18"/>
+                <w:szCs w:val="18"/>
+              </w:rPr>
+              <w:t xml:space="preserve">Observe Phase</w:t>
             </w:r>
           </w:p>
           <w:p>
@@ -9920,7 +9938,7 @@
             <w:pPr>
               <w:spacing w:after="20" w:before="0"/>
             </w:pPr>
-            <w:hyperlink w:history="1" r:id="rIdg_kc8zbcq_s2f3hjfxnci">
+            <w:hyperlink w:history="1" r:id="rIdyb_qme0ngxheknoxnufoi">
               <w:r>
                 <w:rPr>
                   <w:rFonts w:ascii="Arial" w:cs="Arial" w:eastAsia="Arial" w:hAnsi="Arial"/>
@@ -9953,7 +9971,7 @@
               <w:spacing w:after="10" w:before="0"/>
               <w:ind w:left="120"/>
             </w:pPr>
-            <w:hyperlink w:history="1" r:id="rIdswazcak9izp6gom79gyza">
+            <w:hyperlink w:history="1" r:id="rIdvxe0plelhjnmn08vbvpae">
               <w:r>
                 <w:rPr>
                   <w:rFonts w:ascii="Arial" w:cs="Arial" w:eastAsia="Arial" w:hAnsi="Arial"/>
@@ -9998,7 +10016,7 @@
             <w:pPr>
               <w:spacing w:after="20" w:before="0"/>
             </w:pPr>
-            <w:hyperlink w:history="1" r:id="rId1y6eblhvohbmcqpuw01vq">
+            <w:hyperlink w:history="1" r:id="rIdmo8_0prg_myggxw-2_pqg">
               <w:r>
                 <w:rPr>
                   <w:rFonts w:ascii="Arial" w:cs="Arial" w:eastAsia="Arial" w:hAnsi="Arial"/>
@@ -10031,7 +10049,7 @@
               <w:spacing w:after="10" w:before="0"/>
               <w:ind w:left="120"/>
             </w:pPr>
-            <w:hyperlink w:history="1" r:id="rId0hef-kuxtl-xso2a5mh6b">
+            <w:hyperlink w:history="1" r:id="rIdbp8ytxbf0fvydtz1d-8e_">
               <w:r>
                 <w:rPr>
                   <w:rFonts w:ascii="Arial" w:cs="Arial" w:eastAsia="Arial" w:hAnsi="Arial"/>
@@ -10178,32 +10196,32 @@
         <w:tc>
           <w:tcPr>
             <w:tcW w:type="dxa" w:w="1520"/>
-            <w:shd w:fill="F2F2F2" w:color="auto" w:val="clear"/>
-            <w:tcMar>
-              <w:top w:type="dxa" w:w="60"/>
-              <w:left w:type="dxa" w:w="120"/>
-              <w:bottom w:type="dxa" w:w="60"/>
-              <w:right w:type="dxa" w:w="120"/>
-            </w:tcMar>
-            <w:vAlign w:val="top"/>
-          </w:tcPr>
-          <w:p>
-            <w:pPr>
-              <w:spacing w:after="40" w:before="0"/>
-              <w:jc w:val="left"/>
-            </w:pPr>
-            <w:r>
-              <w:rPr>
-                <w:rFonts w:ascii="Arial" w:cs="Arial" w:eastAsia="Arial" w:hAnsi="Arial"/>
-                <w:b/>
-                <w:bCs/>
-                <w:i w:val="false"/>
-                <w:iCs w:val="false"/>
-                <w:color w:val="000000"/>
-                <w:sz w:val="18"/>
-                <w:szCs w:val="18"/>
-              </w:rPr>
-              <w:t xml:space="preserve">Phase 3 — Explain: Building the Mechanism and Connecting to Kenya</w:t>
+            <w:shd w:fill="E2EFDA" w:color="auto" w:val="clear"/>
+            <w:tcMar>
+              <w:top w:type="dxa" w:w="60"/>
+              <w:left w:type="dxa" w:w="120"/>
+              <w:bottom w:type="dxa" w:w="60"/>
+              <w:right w:type="dxa" w:w="120"/>
+            </w:tcMar>
+            <w:vAlign w:val="top"/>
+          </w:tcPr>
+          <w:p>
+            <w:pPr>
+              <w:spacing w:after="40" w:before="0"/>
+              <w:jc w:val="left"/>
+            </w:pPr>
+            <w:r>
+              <w:rPr>
+                <w:rFonts w:ascii="Arial" w:cs="Arial" w:eastAsia="Arial" w:hAnsi="Arial"/>
+                <w:b/>
+                <w:bCs/>
+                <w:i w:val="false"/>
+                <w:iCs w:val="false"/>
+                <w:color w:val="000000"/>
+                <w:sz w:val="18"/>
+                <w:szCs w:val="18"/>
+              </w:rPr>
+              <w:t xml:space="preserve">Explain Phase</w:t>
             </w:r>
           </w:p>
           <w:p>
@@ -10226,7 +10244,7 @@
             <w:pPr>
               <w:spacing w:after="20" w:before="0"/>
             </w:pPr>
-            <w:hyperlink w:history="1" r:id="rIddfpxpmcvpcy6hd-rj1ygd">
+            <w:hyperlink w:history="1" r:id="rIdyhlidexdykky34icodoel">
               <w:r>
                 <w:rPr>
                   <w:rFonts w:ascii="Arial" w:cs="Arial" w:eastAsia="Arial" w:hAnsi="Arial"/>
@@ -10259,7 +10277,7 @@
               <w:spacing w:after="10" w:before="0"/>
               <w:ind w:left="120"/>
             </w:pPr>
-            <w:hyperlink w:history="1" r:id="rIdiqf3hmupbqthhae1bicm7">
+            <w:hyperlink w:history="1" r:id="rIdimraujwf5hk88uzgnio4_">
               <w:r>
                 <w:rPr>
                   <w:rFonts w:ascii="Arial" w:cs="Arial" w:eastAsia="Arial" w:hAnsi="Arial"/>
@@ -10304,7 +10322,7 @@
             <w:pPr>
               <w:spacing w:after="20" w:before="0"/>
             </w:pPr>
-            <w:hyperlink w:history="1" r:id="rIdn9ebo6gw7hlcbee3v-nih">
+            <w:hyperlink w:history="1" r:id="rId3aeuc-cbbvkw8zmp44euo">
               <w:r>
                 <w:rPr>
                   <w:rFonts w:ascii="Arial" w:cs="Arial" w:eastAsia="Arial" w:hAnsi="Arial"/>
@@ -10337,7 +10355,7 @@
               <w:spacing w:after="10" w:before="0"/>
               <w:ind w:left="120"/>
             </w:pPr>
-            <w:hyperlink w:history="1" r:id="rId8fzleavbn1_kbcelkjusl">
+            <w:hyperlink w:history="1" r:id="rIdxhsbt6tdbrpsjcajkbzej">
               <w:r>
                 <w:rPr>
                   <w:rFonts w:ascii="Arial" w:cs="Arial" w:eastAsia="Arial" w:hAnsi="Arial"/>
@@ -10484,32 +10502,32 @@
         <w:tc>
           <w:tcPr>
             <w:tcW w:type="dxa" w:w="1520"/>
-            <w:shd w:fill="F2F2F2" w:color="auto" w:val="clear"/>
-            <w:tcMar>
-              <w:top w:type="dxa" w:w="60"/>
-              <w:left w:type="dxa" w:w="120"/>
-              <w:bottom w:type="dxa" w:w="60"/>
-              <w:right w:type="dxa" w:w="120"/>
-            </w:tcMar>
-            <w:vAlign w:val="top"/>
-          </w:tcPr>
-          <w:p>
-            <w:pPr>
-              <w:spacing w:after="40" w:before="0"/>
-              <w:jc w:val="left"/>
-            </w:pPr>
-            <w:r>
-              <w:rPr>
-                <w:rFonts w:ascii="Arial" w:cs="Arial" w:eastAsia="Arial" w:hAnsi="Arial"/>
-                <w:b/>
-                <w:bCs/>
-                <w:i w:val="false"/>
-                <w:iCs w:val="false"/>
-                <w:color w:val="000000"/>
-                <w:sz w:val="18"/>
-                <w:szCs w:val="18"/>
-              </w:rPr>
-              <w:t xml:space="preserve">Phase 4 — Driving Question Board (DQB) Update</w:t>
+            <w:shd w:fill="FCE4D6" w:color="auto" w:val="clear"/>
+            <w:tcMar>
+              <w:top w:type="dxa" w:w="60"/>
+              <w:left w:type="dxa" w:w="120"/>
+              <w:bottom w:type="dxa" w:w="60"/>
+              <w:right w:type="dxa" w:w="120"/>
+            </w:tcMar>
+            <w:vAlign w:val="top"/>
+          </w:tcPr>
+          <w:p>
+            <w:pPr>
+              <w:spacing w:after="40" w:before="0"/>
+              <w:jc w:val="left"/>
+            </w:pPr>
+            <w:r>
+              <w:rPr>
+                <w:rFonts w:ascii="Arial" w:cs="Arial" w:eastAsia="Arial" w:hAnsi="Arial"/>
+                <w:b/>
+                <w:bCs/>
+                <w:i w:val="false"/>
+                <w:iCs w:val="false"/>
+                <w:color w:val="000000"/>
+                <w:sz w:val="18"/>
+                <w:szCs w:val="18"/>
+              </w:rPr>
+              <w:t xml:space="preserve">Driving Question Board (DQB) Creation</w:t>
             </w:r>
           </w:p>
           <w:p>
@@ -10532,7 +10550,7 @@
             <w:pPr>
               <w:spacing w:after="20" w:before="0"/>
             </w:pPr>
-            <w:hyperlink w:history="1" r:id="rId_xgwnuwpfphkrdqisfdmp">
+            <w:hyperlink w:history="1" r:id="rIdx2tdqk9ful-ecrggbk3jg">
               <w:r>
                 <w:rPr>
                   <w:rFonts w:ascii="Arial" w:cs="Arial" w:eastAsia="Arial" w:hAnsi="Arial"/>
@@ -10565,7 +10583,7 @@
               <w:spacing w:after="10" w:before="0"/>
               <w:ind w:left="120"/>
             </w:pPr>
-            <w:hyperlink w:history="1" r:id="rIdienzzkfvg4yvmp_ikoaxr">
+            <w:hyperlink w:history="1" r:id="rIdmzcghzwtxhzrdbj0mj_vw">
               <w:r>
                 <w:rPr>
                   <w:rFonts w:ascii="Arial" w:cs="Arial" w:eastAsia="Arial" w:hAnsi="Arial"/>
@@ -10610,7 +10628,7 @@
             <w:pPr>
               <w:spacing w:after="20" w:before="0"/>
             </w:pPr>
-            <w:hyperlink w:history="1" r:id="rIddyqqbqvw3aztfghtynen8">
+            <w:hyperlink w:history="1" r:id="rIdgmrjb1lypr_qrm-a9tvkp">
               <w:r>
                 <w:rPr>
                   <w:rFonts w:ascii="Arial" w:cs="Arial" w:eastAsia="Arial" w:hAnsi="Arial"/>
@@ -10643,7 +10661,7 @@
               <w:spacing w:after="10" w:before="0"/>
               <w:ind w:left="120"/>
             </w:pPr>
-            <w:hyperlink w:history="1" r:id="rIdevazudtk77rub2tjgbbuy">
+            <w:hyperlink w:history="1" r:id="rIdkrefnolvn7envahzo_2mu">
               <w:r>
                 <w:rPr>
                   <w:rFonts w:ascii="Arial" w:cs="Arial" w:eastAsia="Arial" w:hAnsi="Arial"/>
@@ -10790,32 +10808,32 @@
         <w:tc>
           <w:tcPr>
             <w:tcW w:type="dxa" w:w="1520"/>
-            <w:shd w:fill="F2F2F2" w:color="auto" w:val="clear"/>
-            <w:tcMar>
-              <w:top w:type="dxa" w:w="60"/>
-              <w:left w:type="dxa" w:w="120"/>
-              <w:bottom w:type="dxa" w:w="60"/>
-              <w:right w:type="dxa" w:w="120"/>
-            </w:tcMar>
-            <w:vAlign w:val="top"/>
-          </w:tcPr>
-          <w:p>
-            <w:pPr>
-              <w:spacing w:after="40" w:before="0"/>
-              <w:jc w:val="left"/>
-            </w:pPr>
-            <w:r>
-              <w:rPr>
-                <w:rFonts w:ascii="Arial" w:cs="Arial" w:eastAsia="Arial" w:hAnsi="Arial"/>
-                <w:b/>
-                <w:bCs/>
-                <w:i w:val="false"/>
-                <w:iCs w:val="false"/>
-                <w:color w:val="000000"/>
-                <w:sz w:val="18"/>
-                <w:szCs w:val="18"/>
-              </w:rPr>
-              <w:t xml:space="preserve">Phase 5 — Model Building: Revising the Atmospheric Energy Diagram</w:t>
+            <w:shd w:fill="D5E8F0" w:color="auto" w:val="clear"/>
+            <w:tcMar>
+              <w:top w:type="dxa" w:w="60"/>
+              <w:left w:type="dxa" w:w="120"/>
+              <w:bottom w:type="dxa" w:w="60"/>
+              <w:right w:type="dxa" w:w="120"/>
+            </w:tcMar>
+            <w:vAlign w:val="top"/>
+          </w:tcPr>
+          <w:p>
+            <w:pPr>
+              <w:spacing w:after="40" w:before="0"/>
+              <w:jc w:val="left"/>
+            </w:pPr>
+            <w:r>
+              <w:rPr>
+                <w:rFonts w:ascii="Arial" w:cs="Arial" w:eastAsia="Arial" w:hAnsi="Arial"/>
+                <w:b/>
+                <w:bCs/>
+                <w:i w:val="false"/>
+                <w:iCs w:val="false"/>
+                <w:color w:val="000000"/>
+                <w:sz w:val="18"/>
+                <w:szCs w:val="18"/>
+              </w:rPr>
+              <w:t xml:space="preserve">Model Building Phase</w:t>
             </w:r>
           </w:p>
           <w:p>
@@ -10838,7 +10856,7 @@
             <w:pPr>
               <w:spacing w:after="20" w:before="0"/>
             </w:pPr>
-            <w:hyperlink w:history="1" r:id="rIdoncnbfnlwqa4-prxbzkso">
+            <w:hyperlink w:history="1" r:id="rIdvtvtgusbazye9b60ulz6m">
               <w:r>
                 <w:rPr>
                   <w:rFonts w:ascii="Arial" w:cs="Arial" w:eastAsia="Arial" w:hAnsi="Arial"/>
@@ -10871,7 +10889,7 @@
               <w:spacing w:after="10" w:before="0"/>
               <w:ind w:left="120"/>
             </w:pPr>
-            <w:hyperlink w:history="1" r:id="rIdmuyxlrsyjmkeenxa0myqk">
+            <w:hyperlink w:history="1" r:id="rId0kl2soobntlx-no0e2uba">
               <w:r>
                 <w:rPr>
                   <w:rFonts w:ascii="Arial" w:cs="Arial" w:eastAsia="Arial" w:hAnsi="Arial"/>
@@ -10916,7 +10934,7 @@
             <w:pPr>
               <w:spacing w:after="20" w:before="0"/>
             </w:pPr>
-            <w:hyperlink w:history="1" r:id="rIdla1ikr_xawbodwsg7c_pr">
+            <w:hyperlink w:history="1" r:id="rIduacmdhtd8do9qsl8mtkrw">
               <w:r>
                 <w:rPr>
                   <w:rFonts w:ascii="Arial" w:cs="Arial" w:eastAsia="Arial" w:hAnsi="Arial"/>
@@ -10949,7 +10967,7 @@
               <w:spacing w:after="10" w:before="0"/>
               <w:ind w:left="120"/>
             </w:pPr>
-            <w:hyperlink w:history="1" r:id="rIdgjmtm_1malbyq3nlg5iek">
+            <w:hyperlink w:history="1" r:id="rIdxb8bggiqfd9pa2xfldbfx">
               <w:r>
                 <w:rPr>
                   <w:rFonts w:ascii="Arial" w:cs="Arial" w:eastAsia="Arial" w:hAnsi="Arial"/>
@@ -12044,7 +12062,25 @@
             </w:tcMar>
             <w:vAlign w:val="top"/>
           </w:tcPr>
-          <w:p/>
+          <w:p>
+            <w:pPr>
+              <w:spacing w:after="40" w:before="0"/>
+              <w:jc w:val="left"/>
+            </w:pPr>
+            <w:r>
+              <w:rPr>
+                <w:rFonts w:ascii="Arial" w:cs="Arial" w:eastAsia="Arial" w:hAnsi="Arial"/>
+                <w:b w:val="false"/>
+                <w:bCs w:val="false"/>
+                <w:i w:val="false"/>
+                <w:iCs w:val="false"/>
+                <w:color w:val="000000"/>
+                <w:sz w:val="18"/>
+                <w:szCs w:val="18"/>
+              </w:rPr>
+              <w:t xml:space="preserve">No laboratory hazards. If discussing drought, flood, or food insecurity, be sensitive to students who may have personally experienced these events in their own families or counties. Allow students to engage at their own emotional comfort level.</w:t>
+            </w:r>
+          </w:p>
         </w:tc>
       </w:tr>
     </w:tbl>
@@ -12418,7 +12454,7 @@
             <w:pPr>
               <w:spacing w:after="20" w:before="0"/>
             </w:pPr>
-            <w:hyperlink w:history="1" r:id="rIdftzrueizq5kow1enyxqyg">
+            <w:hyperlink w:history="1" r:id="rIdlhox4y-rbwuaw-6fdofqe">
               <w:r>
                 <w:rPr>
                   <w:rFonts w:ascii="Arial" w:cs="Arial" w:eastAsia="Arial" w:hAnsi="Arial"/>
@@ -12451,7 +12487,7 @@
               <w:spacing w:after="10" w:before="0"/>
               <w:ind w:left="120"/>
             </w:pPr>
-            <w:hyperlink w:history="1" r:id="rIdd_v0wi5hxfvt1brg_q1nm">
+            <w:hyperlink w:history="1" r:id="rIdrw_btkfnt5jegpsdxo1qp">
               <w:r>
                 <w:rPr>
                   <w:rFonts w:ascii="Arial" w:cs="Arial" w:eastAsia="Arial" w:hAnsi="Arial"/>
@@ -12496,7 +12532,7 @@
             <w:pPr>
               <w:spacing w:after="20" w:before="0"/>
             </w:pPr>
-            <w:hyperlink w:history="1" r:id="rId30ryv4kzjxi1o5dvvtkil">
+            <w:hyperlink w:history="1" r:id="rId7y6qwigv7x3h81q-ygalv">
               <w:r>
                 <w:rPr>
                   <w:rFonts w:ascii="Arial" w:cs="Arial" w:eastAsia="Arial" w:hAnsi="Arial"/>
@@ -12529,7 +12565,7 @@
               <w:spacing w:after="10" w:before="0"/>
               <w:ind w:left="120"/>
             </w:pPr>
-            <w:hyperlink w:history="1" r:id="rIdbgml6ocw8uuxyijzb2b0a">
+            <w:hyperlink w:history="1" r:id="rId8uxdfuoy5zs8gy8hqtqew">
               <w:r>
                 <w:rPr>
                   <w:rFonts w:ascii="Arial" w:cs="Arial" w:eastAsia="Arial" w:hAnsi="Arial"/>
@@ -12724,7 +12760,7 @@
             <w:pPr>
               <w:spacing w:after="20" w:before="0"/>
             </w:pPr>
-            <w:hyperlink w:history="1" r:id="rIdn_b0_3si-dddvpizzaobr">
+            <w:hyperlink w:history="1" r:id="rIdfcgxutgrlexfpotwixn0k">
               <w:r>
                 <w:rPr>
                   <w:rFonts w:ascii="Arial" w:cs="Arial" w:eastAsia="Arial" w:hAnsi="Arial"/>
@@ -12757,7 +12793,7 @@
               <w:spacing w:after="10" w:before="0"/>
               <w:ind w:left="120"/>
             </w:pPr>
-            <w:hyperlink w:history="1" r:id="rIdvrckpxsrog8l3vv2pht3v">
+            <w:hyperlink w:history="1" r:id="rIdmv7t5nyg1zzzx8bbi4qhs">
               <w:r>
                 <w:rPr>
                   <w:rFonts w:ascii="Arial" w:cs="Arial" w:eastAsia="Arial" w:hAnsi="Arial"/>
@@ -12802,7 +12838,7 @@
             <w:pPr>
               <w:spacing w:after="20" w:before="0"/>
             </w:pPr>
-            <w:hyperlink w:history="1" r:id="rIdoz6ufoonxerjy_jlgfqok">
+            <w:hyperlink w:history="1" r:id="rIdek-sshokx65ccowhftwfy">
               <w:r>
                 <w:rPr>
                   <w:rFonts w:ascii="Arial" w:cs="Arial" w:eastAsia="Arial" w:hAnsi="Arial"/>
@@ -12835,7 +12871,7 @@
               <w:spacing w:after="10" w:before="0"/>
               <w:ind w:left="120"/>
             </w:pPr>
-            <w:hyperlink w:history="1" r:id="rIdnmxvq9k6ssp5w08qkpps1">
+            <w:hyperlink w:history="1" r:id="rIdw8gor9n7y06e2vpmvdgnq">
               <w:r>
                 <w:rPr>
                   <w:rFonts w:ascii="Arial" w:cs="Arial" w:eastAsia="Arial" w:hAnsi="Arial"/>
@@ -13030,7 +13066,7 @@
             <w:pPr>
               <w:spacing w:after="20" w:before="0"/>
             </w:pPr>
-            <w:hyperlink w:history="1" r:id="rId4o3voh5amrgwb5i3tgk_o">
+            <w:hyperlink w:history="1" r:id="rIduweguzq6zvvycvdfy3hmy">
               <w:r>
                 <w:rPr>
                   <w:rFonts w:ascii="Arial" w:cs="Arial" w:eastAsia="Arial" w:hAnsi="Arial"/>
@@ -13063,7 +13099,7 @@
               <w:spacing w:after="10" w:before="0"/>
               <w:ind w:left="120"/>
             </w:pPr>
-            <w:hyperlink w:history="1" r:id="rIdubwdj8biloeirfzkp19_a">
+            <w:hyperlink w:history="1" r:id="rId_mybqxc5kolpfslos6ist">
               <w:r>
                 <w:rPr>
                   <w:rFonts w:ascii="Arial" w:cs="Arial" w:eastAsia="Arial" w:hAnsi="Arial"/>
@@ -13108,7 +13144,7 @@
             <w:pPr>
               <w:spacing w:after="20" w:before="0"/>
             </w:pPr>
-            <w:hyperlink w:history="1" r:id="rIdvz32vmimlgnihco0817tb">
+            <w:hyperlink w:history="1" r:id="rIdfwdal9o5taqxty_bcady7">
               <w:r>
                 <w:rPr>
                   <w:rFonts w:ascii="Arial" w:cs="Arial" w:eastAsia="Arial" w:hAnsi="Arial"/>
@@ -13141,7 +13177,7 @@
               <w:spacing w:after="10" w:before="0"/>
               <w:ind w:left="120"/>
             </w:pPr>
-            <w:hyperlink w:history="1" r:id="rId-es8pk3blghicvfmv8hnp">
+            <w:hyperlink w:history="1" r:id="rIdesjmg3j-nks7fnv3vacrg">
               <w:r>
                 <w:rPr>
                   <w:rFonts w:ascii="Arial" w:cs="Arial" w:eastAsia="Arial" w:hAnsi="Arial"/>
@@ -13336,7 +13372,7 @@
             <w:pPr>
               <w:spacing w:after="20" w:before="0"/>
             </w:pPr>
-            <w:hyperlink w:history="1" r:id="rIduygzgzc2lh5-z5ndjjhw6">
+            <w:hyperlink w:history="1" r:id="rId7t6bprnyz3hfopfrliyk_">
               <w:r>
                 <w:rPr>
                   <w:rFonts w:ascii="Arial" w:cs="Arial" w:eastAsia="Arial" w:hAnsi="Arial"/>
@@ -13369,7 +13405,7 @@
               <w:spacing w:after="10" w:before="0"/>
               <w:ind w:left="120"/>
             </w:pPr>
-            <w:hyperlink w:history="1" r:id="rIdn-qtcppevcwfaaju7_lr1">
+            <w:hyperlink w:history="1" r:id="rIdl5xqxu3wmhu4thrygr2uv">
               <w:r>
                 <w:rPr>
                   <w:rFonts w:ascii="Arial" w:cs="Arial" w:eastAsia="Arial" w:hAnsi="Arial"/>
@@ -13414,7 +13450,7 @@
             <w:pPr>
               <w:spacing w:after="20" w:before="0"/>
             </w:pPr>
-            <w:hyperlink w:history="1" r:id="rId7fcwgj9va5c6z0ty57wlh">
+            <w:hyperlink w:history="1" r:id="rIdshg-u2lphf6o0qmpwodlc">
               <w:r>
                 <w:rPr>
                   <w:rFonts w:ascii="Arial" w:cs="Arial" w:eastAsia="Arial" w:hAnsi="Arial"/>
@@ -13447,7 +13483,7 @@
               <w:spacing w:after="10" w:before="0"/>
               <w:ind w:left="120"/>
             </w:pPr>
-            <w:hyperlink w:history="1" r:id="rId0qs8wgthoy2eap5lfpi1v">
+            <w:hyperlink w:history="1" r:id="rIdpnwmnlhhrquhw9ufq-1s3">
               <w:r>
                 <w:rPr>
                   <w:rFonts w:ascii="Arial" w:cs="Arial" w:eastAsia="Arial" w:hAnsi="Arial"/>
@@ -13642,7 +13678,7 @@
             <w:pPr>
               <w:spacing w:after="20" w:before="0"/>
             </w:pPr>
-            <w:hyperlink w:history="1" r:id="rIdxvvtofmumbzxttf6rlkfm">
+            <w:hyperlink w:history="1" r:id="rIdje2_rcizwmpmrb-lt9x3o">
               <w:r>
                 <w:rPr>
                   <w:rFonts w:ascii="Arial" w:cs="Arial" w:eastAsia="Arial" w:hAnsi="Arial"/>
@@ -13675,7 +13711,7 @@
               <w:spacing w:after="10" w:before="0"/>
               <w:ind w:left="120"/>
             </w:pPr>
-            <w:hyperlink w:history="1" r:id="rIdj0k88drx0rk6binfcsjrc">
+            <w:hyperlink w:history="1" r:id="rIdla2i5pgwqgllgd0e8tcye">
               <w:r>
                 <w:rPr>
                   <w:rFonts w:ascii="Arial" w:cs="Arial" w:eastAsia="Arial" w:hAnsi="Arial"/>
@@ -13720,7 +13756,7 @@
             <w:pPr>
               <w:spacing w:after="20" w:before="0"/>
             </w:pPr>
-            <w:hyperlink w:history="1" r:id="rId9t4yl-lvodeghguwvztvo">
+            <w:hyperlink w:history="1" r:id="rIdxsb5t-swpaj0z0pxbs5xk">
               <w:r>
                 <w:rPr>
                   <w:rFonts w:ascii="Arial" w:cs="Arial" w:eastAsia="Arial" w:hAnsi="Arial"/>
@@ -13753,7 +13789,7 @@
               <w:spacing w:after="10" w:before="0"/>
               <w:ind w:left="120"/>
             </w:pPr>
-            <w:hyperlink w:history="1" r:id="rIddty8tlcnpxqmxklzozb92">
+            <w:hyperlink w:history="1" r:id="rIdwshxi0bpfjc4hmhrh0pmu">
               <w:r>
                 <w:rPr>
                   <w:rFonts w:ascii="Arial" w:cs="Arial" w:eastAsia="Arial" w:hAnsi="Arial"/>
@@ -15192,32 +15228,32 @@
         <w:tc>
           <w:tcPr>
             <w:tcW w:type="dxa" w:w="1520"/>
-            <w:shd w:fill="F2F2F2" w:color="auto" w:val="clear"/>
-            <w:tcMar>
-              <w:top w:type="dxa" w:w="60"/>
-              <w:left w:type="dxa" w:w="120"/>
-              <w:bottom w:type="dxa" w:w="60"/>
-              <w:right w:type="dxa" w:w="120"/>
-            </w:tcMar>
-            <w:vAlign w:val="top"/>
-          </w:tcPr>
-          <w:p>
-            <w:pPr>
-              <w:spacing w:after="40" w:before="0"/>
-              <w:jc w:val="left"/>
-            </w:pPr>
-            <w:r>
-              <w:rPr>
-                <w:rFonts w:ascii="Arial" w:cs="Arial" w:eastAsia="Arial" w:hAnsi="Arial"/>
-                <w:b/>
-                <w:bCs/>
-                <w:i w:val="false"/>
-                <w:iCs w:val="false"/>
-                <w:color w:val="000000"/>
-                <w:sz w:val="18"/>
-                <w:szCs w:val="18"/>
-              </w:rPr>
-              <w:t xml:space="preserve">1 — Predict</w:t>
+            <w:shd w:fill="EAD1F5" w:color="auto" w:val="clear"/>
+            <w:tcMar>
+              <w:top w:type="dxa" w:w="60"/>
+              <w:left w:type="dxa" w:w="120"/>
+              <w:bottom w:type="dxa" w:w="60"/>
+              <w:right w:type="dxa" w:w="120"/>
+            </w:tcMar>
+            <w:vAlign w:val="top"/>
+          </w:tcPr>
+          <w:p>
+            <w:pPr>
+              <w:spacing w:after="40" w:before="0"/>
+              <w:jc w:val="left"/>
+            </w:pPr>
+            <w:r>
+              <w:rPr>
+                <w:rFonts w:ascii="Arial" w:cs="Arial" w:eastAsia="Arial" w:hAnsi="Arial"/>
+                <w:b/>
+                <w:bCs/>
+                <w:i w:val="false"/>
+                <w:iCs w:val="false"/>
+                <w:color w:val="000000"/>
+                <w:sz w:val="18"/>
+                <w:szCs w:val="18"/>
+              </w:rPr>
+              <w:t xml:space="preserve">Predict Phase</w:t>
             </w:r>
           </w:p>
           <w:p>
@@ -15240,7 +15276,7 @@
             <w:pPr>
               <w:spacing w:after="20" w:before="0"/>
             </w:pPr>
-            <w:hyperlink w:history="1" r:id="rIdo8x0ludez1vlrfyia_mbg">
+            <w:hyperlink w:history="1" r:id="rIdnczwek2jloqneabsrz5fr">
               <w:r>
                 <w:rPr>
                   <w:rFonts w:ascii="Arial" w:cs="Arial" w:eastAsia="Arial" w:hAnsi="Arial"/>
@@ -15273,7 +15309,7 @@
               <w:spacing w:after="10" w:before="0"/>
               <w:ind w:left="120"/>
             </w:pPr>
-            <w:hyperlink w:history="1" r:id="rIdcntwcmobpr1j0m2wrim5m">
+            <w:hyperlink w:history="1" r:id="rIdefssfonjpwrdwll8ggy8e">
               <w:r>
                 <w:rPr>
                   <w:rFonts w:ascii="Arial" w:cs="Arial" w:eastAsia="Arial" w:hAnsi="Arial"/>
@@ -15318,7 +15354,7 @@
             <w:pPr>
               <w:spacing w:after="20" w:before="0"/>
             </w:pPr>
-            <w:hyperlink w:history="1" r:id="rId3e_guj5hknyhes9ylgydt">
+            <w:hyperlink w:history="1" r:id="rIdyk5rju0qteskdjffxqqlx">
               <w:r>
                 <w:rPr>
                   <w:rFonts w:ascii="Arial" w:cs="Arial" w:eastAsia="Arial" w:hAnsi="Arial"/>
@@ -15351,7 +15387,7 @@
               <w:spacing w:after="10" w:before="0"/>
               <w:ind w:left="120"/>
             </w:pPr>
-            <w:hyperlink w:history="1" r:id="rIda75y5fejdzu09yd1i3vrc">
+            <w:hyperlink w:history="1" r:id="rIdnpote0mzelquoy-h2-qnx">
               <w:r>
                 <w:rPr>
                   <w:rFonts w:ascii="Arial" w:cs="Arial" w:eastAsia="Arial" w:hAnsi="Arial"/>
@@ -15498,32 +15534,32 @@
         <w:tc>
           <w:tcPr>
             <w:tcW w:type="dxa" w:w="1520"/>
-            <w:shd w:fill="F2F2F2" w:color="auto" w:val="clear"/>
-            <w:tcMar>
-              <w:top w:type="dxa" w:w="60"/>
-              <w:left w:type="dxa" w:w="120"/>
-              <w:bottom w:type="dxa" w:w="60"/>
-              <w:right w:type="dxa" w:w="120"/>
-            </w:tcMar>
-            <w:vAlign w:val="top"/>
-          </w:tcPr>
-          <w:p>
-            <w:pPr>
-              <w:spacing w:after="40" w:before="0"/>
-              <w:jc w:val="left"/>
-            </w:pPr>
-            <w:r>
-              <w:rPr>
-                <w:rFonts w:ascii="Arial" w:cs="Arial" w:eastAsia="Arial" w:hAnsi="Arial"/>
-                <w:b/>
-                <w:bCs/>
-                <w:i w:val="false"/>
-                <w:iCs w:val="false"/>
-                <w:color w:val="000000"/>
-                <w:sz w:val="18"/>
-                <w:szCs w:val="18"/>
-              </w:rPr>
-              <w:t xml:space="preserve">2 — Observe</w:t>
+            <w:shd w:fill="D9EEF1" w:color="auto" w:val="clear"/>
+            <w:tcMar>
+              <w:top w:type="dxa" w:w="60"/>
+              <w:left w:type="dxa" w:w="120"/>
+              <w:bottom w:type="dxa" w:w="60"/>
+              <w:right w:type="dxa" w:w="120"/>
+            </w:tcMar>
+            <w:vAlign w:val="top"/>
+          </w:tcPr>
+          <w:p>
+            <w:pPr>
+              <w:spacing w:after="40" w:before="0"/>
+              <w:jc w:val="left"/>
+            </w:pPr>
+            <w:r>
+              <w:rPr>
+                <w:rFonts w:ascii="Arial" w:cs="Arial" w:eastAsia="Arial" w:hAnsi="Arial"/>
+                <w:b/>
+                <w:bCs/>
+                <w:i w:val="false"/>
+                <w:iCs w:val="false"/>
+                <w:color w:val="000000"/>
+                <w:sz w:val="18"/>
+                <w:szCs w:val="18"/>
+              </w:rPr>
+              <w:t xml:space="preserve">Observe Phase</w:t>
             </w:r>
           </w:p>
           <w:p>
@@ -15546,7 +15582,7 @@
             <w:pPr>
               <w:spacing w:after="20" w:before="0"/>
             </w:pPr>
-            <w:hyperlink w:history="1" r:id="rIdncbdys7qapymqj1-4disg">
+            <w:hyperlink w:history="1" r:id="rIdqqnkkrovm_cmylsnrqob_">
               <w:r>
                 <w:rPr>
                   <w:rFonts w:ascii="Arial" w:cs="Arial" w:eastAsia="Arial" w:hAnsi="Arial"/>
@@ -15579,7 +15615,7 @@
               <w:spacing w:after="10" w:before="0"/>
               <w:ind w:left="120"/>
             </w:pPr>
-            <w:hyperlink w:history="1" r:id="rId7ndqoxs2v5pfu4mugwbux">
+            <w:hyperlink w:history="1" r:id="rId_hlo3y6nauwbuaxhdqvrt">
               <w:r>
                 <w:rPr>
                   <w:rFonts w:ascii="Arial" w:cs="Arial" w:eastAsia="Arial" w:hAnsi="Arial"/>
@@ -15624,7 +15660,7 @@
             <w:pPr>
               <w:spacing w:after="20" w:before="0"/>
             </w:pPr>
-            <w:hyperlink w:history="1" r:id="rIdlja_jkoxdw6ctmks4nevf">
+            <w:hyperlink w:history="1" r:id="rIdicfhj2u-cd1gatkfgj7c1">
               <w:r>
                 <w:rPr>
                   <w:rFonts w:ascii="Arial" w:cs="Arial" w:eastAsia="Arial" w:hAnsi="Arial"/>
@@ -15657,7 +15693,7 @@
               <w:spacing w:after="10" w:before="0"/>
               <w:ind w:left="120"/>
             </w:pPr>
-            <w:hyperlink w:history="1" r:id="rIdkzynxlyqfdhrpqvivqy4b">
+            <w:hyperlink w:history="1" r:id="rId3jaar1my_fpfxco0tqcw8">
               <w:r>
                 <w:rPr>
                   <w:rFonts w:ascii="Arial" w:cs="Arial" w:eastAsia="Arial" w:hAnsi="Arial"/>
@@ -15804,32 +15840,32 @@
         <w:tc>
           <w:tcPr>
             <w:tcW w:type="dxa" w:w="1520"/>
-            <w:shd w:fill="F2F2F2" w:color="auto" w:val="clear"/>
-            <w:tcMar>
-              <w:top w:type="dxa" w:w="60"/>
-              <w:left w:type="dxa" w:w="120"/>
-              <w:bottom w:type="dxa" w:w="60"/>
-              <w:right w:type="dxa" w:w="120"/>
-            </w:tcMar>
-            <w:vAlign w:val="top"/>
-          </w:tcPr>
-          <w:p>
-            <w:pPr>
-              <w:spacing w:after="40" w:before="0"/>
-              <w:jc w:val="left"/>
-            </w:pPr>
-            <w:r>
-              <w:rPr>
-                <w:rFonts w:ascii="Arial" w:cs="Arial" w:eastAsia="Arial" w:hAnsi="Arial"/>
-                <w:b/>
-                <w:bCs/>
-                <w:i w:val="false"/>
-                <w:iCs w:val="false"/>
-                <w:color w:val="000000"/>
-                <w:sz w:val="18"/>
-                <w:szCs w:val="18"/>
-              </w:rPr>
-              <w:t xml:space="preserve">3 — Explain</w:t>
+            <w:shd w:fill="E2EFDA" w:color="auto" w:val="clear"/>
+            <w:tcMar>
+              <w:top w:type="dxa" w:w="60"/>
+              <w:left w:type="dxa" w:w="120"/>
+              <w:bottom w:type="dxa" w:w="60"/>
+              <w:right w:type="dxa" w:w="120"/>
+            </w:tcMar>
+            <w:vAlign w:val="top"/>
+          </w:tcPr>
+          <w:p>
+            <w:pPr>
+              <w:spacing w:after="40" w:before="0"/>
+              <w:jc w:val="left"/>
+            </w:pPr>
+            <w:r>
+              <w:rPr>
+                <w:rFonts w:ascii="Arial" w:cs="Arial" w:eastAsia="Arial" w:hAnsi="Arial"/>
+                <w:b/>
+                <w:bCs/>
+                <w:i w:val="false"/>
+                <w:iCs w:val="false"/>
+                <w:color w:val="000000"/>
+                <w:sz w:val="18"/>
+                <w:szCs w:val="18"/>
+              </w:rPr>
+              <w:t xml:space="preserve">Explain Phase</w:t>
             </w:r>
           </w:p>
           <w:p>
@@ -15852,7 +15888,7 @@
             <w:pPr>
               <w:spacing w:after="20" w:before="0"/>
             </w:pPr>
-            <w:hyperlink w:history="1" r:id="rIderql2vn-sa3v_75qohf9w">
+            <w:hyperlink w:history="1" r:id="rIdbucxolwyfmjtdnevwckw6">
               <w:r>
                 <w:rPr>
                   <w:rFonts w:ascii="Arial" w:cs="Arial" w:eastAsia="Arial" w:hAnsi="Arial"/>
@@ -15885,7 +15921,7 @@
               <w:spacing w:after="10" w:before="0"/>
               <w:ind w:left="120"/>
             </w:pPr>
-            <w:hyperlink w:history="1" r:id="rIdgug2coezfkevlgo3adz_l">
+            <w:hyperlink w:history="1" r:id="rIdvidot6yayqmmgkyxin1kf">
               <w:r>
                 <w:rPr>
                   <w:rFonts w:ascii="Arial" w:cs="Arial" w:eastAsia="Arial" w:hAnsi="Arial"/>
@@ -15930,7 +15966,7 @@
             <w:pPr>
               <w:spacing w:after="20" w:before="0"/>
             </w:pPr>
-            <w:hyperlink w:history="1" r:id="rIdz1_odni5qwqj4clytstxe">
+            <w:hyperlink w:history="1" r:id="rIdfbwmgxams9o6ax0qvfbk3">
               <w:r>
                 <w:rPr>
                   <w:rFonts w:ascii="Arial" w:cs="Arial" w:eastAsia="Arial" w:hAnsi="Arial"/>
@@ -15963,7 +15999,7 @@
               <w:spacing w:after="10" w:before="0"/>
               <w:ind w:left="120"/>
             </w:pPr>
-            <w:hyperlink w:history="1" r:id="rIduat9uxjpia732hrdfhdmy">
+            <w:hyperlink w:history="1" r:id="rIdgwzgtgyq0_nxrpjmxlufi">
               <w:r>
                 <w:rPr>
                   <w:rFonts w:ascii="Arial" w:cs="Arial" w:eastAsia="Arial" w:hAnsi="Arial"/>
@@ -16110,32 +16146,32 @@
         <w:tc>
           <w:tcPr>
             <w:tcW w:type="dxa" w:w="1520"/>
-            <w:shd w:fill="F2F2F2" w:color="auto" w:val="clear"/>
-            <w:tcMar>
-              <w:top w:type="dxa" w:w="60"/>
-              <w:left w:type="dxa" w:w="120"/>
-              <w:bottom w:type="dxa" w:w="60"/>
-              <w:right w:type="dxa" w:w="120"/>
-            </w:tcMar>
-            <w:vAlign w:val="top"/>
-          </w:tcPr>
-          <w:p>
-            <w:pPr>
-              <w:spacing w:after="40" w:before="0"/>
-              <w:jc w:val="left"/>
-            </w:pPr>
-            <w:r>
-              <w:rPr>
-                <w:rFonts w:ascii="Arial" w:cs="Arial" w:eastAsia="Arial" w:hAnsi="Arial"/>
-                <w:b/>
-                <w:bCs/>
-                <w:i w:val="false"/>
-                <w:iCs w:val="false"/>
-                <w:color w:val="000000"/>
-                <w:sz w:val="18"/>
-                <w:szCs w:val="18"/>
-              </w:rPr>
-              <w:t xml:space="preserve">4 — Driving Question Board (DQB) Update</w:t>
+            <w:shd w:fill="FCE4D6" w:color="auto" w:val="clear"/>
+            <w:tcMar>
+              <w:top w:type="dxa" w:w="60"/>
+              <w:left w:type="dxa" w:w="120"/>
+              <w:bottom w:type="dxa" w:w="60"/>
+              <w:right w:type="dxa" w:w="120"/>
+            </w:tcMar>
+            <w:vAlign w:val="top"/>
+          </w:tcPr>
+          <w:p>
+            <w:pPr>
+              <w:spacing w:after="40" w:before="0"/>
+              <w:jc w:val="left"/>
+            </w:pPr>
+            <w:r>
+              <w:rPr>
+                <w:rFonts w:ascii="Arial" w:cs="Arial" w:eastAsia="Arial" w:hAnsi="Arial"/>
+                <w:b/>
+                <w:bCs/>
+                <w:i w:val="false"/>
+                <w:iCs w:val="false"/>
+                <w:color w:val="000000"/>
+                <w:sz w:val="18"/>
+                <w:szCs w:val="18"/>
+              </w:rPr>
+              <w:t xml:space="preserve">Driving Question Board (DQB) Creation</w:t>
             </w:r>
           </w:p>
           <w:p>
@@ -16158,7 +16194,7 @@
             <w:pPr>
               <w:spacing w:after="20" w:before="0"/>
             </w:pPr>
-            <w:hyperlink w:history="1" r:id="rIdwjdx1y1or5u_glhdkvkfn">
+            <w:hyperlink w:history="1" r:id="rIdcpue6zqjpkqm2fwxwtwh2">
               <w:r>
                 <w:rPr>
                   <w:rFonts w:ascii="Arial" w:cs="Arial" w:eastAsia="Arial" w:hAnsi="Arial"/>
@@ -16191,7 +16227,7 @@
               <w:spacing w:after="10" w:before="0"/>
               <w:ind w:left="120"/>
             </w:pPr>
-            <w:hyperlink w:history="1" r:id="rIdxhhfi2sojdbzowy0dkvsb">
+            <w:hyperlink w:history="1" r:id="rIdf3vvhrycn19mj8ntq7yn8">
               <w:r>
                 <w:rPr>
                   <w:rFonts w:ascii="Arial" w:cs="Arial" w:eastAsia="Arial" w:hAnsi="Arial"/>
@@ -16236,7 +16272,7 @@
             <w:pPr>
               <w:spacing w:after="20" w:before="0"/>
             </w:pPr>
-            <w:hyperlink w:history="1" r:id="rIdboix_zs9amkxvvmxcxxfr">
+            <w:hyperlink w:history="1" r:id="rIdabtlt5t0-cse_9gby2ucn">
               <w:r>
                 <w:rPr>
                   <w:rFonts w:ascii="Arial" w:cs="Arial" w:eastAsia="Arial" w:hAnsi="Arial"/>
@@ -16269,7 +16305,7 @@
               <w:spacing w:after="10" w:before="0"/>
               <w:ind w:left="120"/>
             </w:pPr>
-            <w:hyperlink w:history="1" r:id="rId-l0ntiaskermkzdb--edx">
+            <w:hyperlink w:history="1" r:id="rId8uz3psi5yqrhxwwocxiyt">
               <w:r>
                 <w:rPr>
                   <w:rFonts w:ascii="Arial" w:cs="Arial" w:eastAsia="Arial" w:hAnsi="Arial"/>
@@ -16416,32 +16452,32 @@
         <w:tc>
           <w:tcPr>
             <w:tcW w:type="dxa" w:w="1520"/>
-            <w:shd w:fill="F2F2F2" w:color="auto" w:val="clear"/>
-            <w:tcMar>
-              <w:top w:type="dxa" w:w="60"/>
-              <w:left w:type="dxa" w:w="120"/>
-              <w:bottom w:type="dxa" w:w="60"/>
-              <w:right w:type="dxa" w:w="120"/>
-            </w:tcMar>
-            <w:vAlign w:val="top"/>
-          </w:tcPr>
-          <w:p>
-            <w:pPr>
-              <w:spacing w:after="40" w:before="0"/>
-              <w:jc w:val="left"/>
-            </w:pPr>
-            <w:r>
-              <w:rPr>
-                <w:rFonts w:ascii="Arial" w:cs="Arial" w:eastAsia="Arial" w:hAnsi="Arial"/>
-                <w:b/>
-                <w:bCs/>
-                <w:i w:val="false"/>
-                <w:iCs w:val="false"/>
-                <w:color w:val="000000"/>
-                <w:sz w:val="18"/>
-                <w:szCs w:val="18"/>
-              </w:rPr>
-              <w:t xml:space="preserve">5 — Model Building</w:t>
+            <w:shd w:fill="D5E8F0" w:color="auto" w:val="clear"/>
+            <w:tcMar>
+              <w:top w:type="dxa" w:w="60"/>
+              <w:left w:type="dxa" w:w="120"/>
+              <w:bottom w:type="dxa" w:w="60"/>
+              <w:right w:type="dxa" w:w="120"/>
+            </w:tcMar>
+            <w:vAlign w:val="top"/>
+          </w:tcPr>
+          <w:p>
+            <w:pPr>
+              <w:spacing w:after="40" w:before="0"/>
+              <w:jc w:val="left"/>
+            </w:pPr>
+            <w:r>
+              <w:rPr>
+                <w:rFonts w:ascii="Arial" w:cs="Arial" w:eastAsia="Arial" w:hAnsi="Arial"/>
+                <w:b/>
+                <w:bCs/>
+                <w:i w:val="false"/>
+                <w:iCs w:val="false"/>
+                <w:color w:val="000000"/>
+                <w:sz w:val="18"/>
+                <w:szCs w:val="18"/>
+              </w:rPr>
+              <w:t xml:space="preserve">Model Building Phase</w:t>
             </w:r>
           </w:p>
           <w:p>
@@ -16464,7 +16500,7 @@
             <w:pPr>
               <w:spacing w:after="20" w:before="0"/>
             </w:pPr>
-            <w:hyperlink w:history="1" r:id="rIdpacpohxhdrwsbxebe0dpm">
+            <w:hyperlink w:history="1" r:id="rIdtc2117xqciugf7q1algxc">
               <w:r>
                 <w:rPr>
                   <w:rFonts w:ascii="Arial" w:cs="Arial" w:eastAsia="Arial" w:hAnsi="Arial"/>
@@ -16497,7 +16533,7 @@
               <w:spacing w:after="10" w:before="0"/>
               <w:ind w:left="120"/>
             </w:pPr>
-            <w:hyperlink w:history="1" r:id="rIdebev9kl6pupqk3zpznxxj">
+            <w:hyperlink w:history="1" r:id="rIdqzi23zyvyhf8bxam4ssya">
               <w:r>
                 <w:rPr>
                   <w:rFonts w:ascii="Arial" w:cs="Arial" w:eastAsia="Arial" w:hAnsi="Arial"/>
@@ -16542,7 +16578,7 @@
             <w:pPr>
               <w:spacing w:after="20" w:before="0"/>
             </w:pPr>
-            <w:hyperlink w:history="1" r:id="rIdey2xiglxh-opqjc4uc-it">
+            <w:hyperlink w:history="1" r:id="rIdbgmgn2twuxceu9uskj3n3">
               <w:r>
                 <w:rPr>
                   <w:rFonts w:ascii="Arial" w:cs="Arial" w:eastAsia="Arial" w:hAnsi="Arial"/>
@@ -16575,7 +16611,7 @@
               <w:spacing w:after="10" w:before="0"/>
               <w:ind w:left="120"/>
             </w:pPr>
-            <w:hyperlink w:history="1" r:id="rIdg3moyqfzushvaiufd3fik">
+            <w:hyperlink w:history="1" r:id="rIdpbmktj9wb3fxvfqoonyyr">
               <w:r>
                 <w:rPr>
                   <w:rFonts w:ascii="Arial" w:cs="Arial" w:eastAsia="Arial" w:hAnsi="Arial"/>
@@ -18014,32 +18050,32 @@
         <w:tc>
           <w:tcPr>
             <w:tcW w:type="dxa" w:w="1520"/>
-            <w:shd w:fill="F2F2F2" w:color="auto" w:val="clear"/>
-            <w:tcMar>
-              <w:top w:type="dxa" w:w="60"/>
-              <w:left w:type="dxa" w:w="120"/>
-              <w:bottom w:type="dxa" w:w="60"/>
-              <w:right w:type="dxa" w:w="120"/>
-            </w:tcMar>
-            <w:vAlign w:val="top"/>
-          </w:tcPr>
-          <w:p>
-            <w:pPr>
-              <w:spacing w:after="40" w:before="0"/>
-              <w:jc w:val="left"/>
-            </w:pPr>
-            <w:r>
-              <w:rPr>
-                <w:rFonts w:ascii="Arial" w:cs="Arial" w:eastAsia="Arial" w:hAnsi="Arial"/>
-                <w:b/>
-                <w:bCs/>
-                <w:i w:val="false"/>
-                <w:iCs w:val="false"/>
-                <w:color w:val="000000"/>
-                <w:sz w:val="18"/>
-                <w:szCs w:val="18"/>
-              </w:rPr>
-              <w:t xml:space="preserve">Phase 1 — Predict</w:t>
+            <w:shd w:fill="EAD1F5" w:color="auto" w:val="clear"/>
+            <w:tcMar>
+              <w:top w:type="dxa" w:w="60"/>
+              <w:left w:type="dxa" w:w="120"/>
+              <w:bottom w:type="dxa" w:w="60"/>
+              <w:right w:type="dxa" w:w="120"/>
+            </w:tcMar>
+            <w:vAlign w:val="top"/>
+          </w:tcPr>
+          <w:p>
+            <w:pPr>
+              <w:spacing w:after="40" w:before="0"/>
+              <w:jc w:val="left"/>
+            </w:pPr>
+            <w:r>
+              <w:rPr>
+                <w:rFonts w:ascii="Arial" w:cs="Arial" w:eastAsia="Arial" w:hAnsi="Arial"/>
+                <w:b/>
+                <w:bCs/>
+                <w:i w:val="false"/>
+                <w:iCs w:val="false"/>
+                <w:color w:val="000000"/>
+                <w:sz w:val="18"/>
+                <w:szCs w:val="18"/>
+              </w:rPr>
+              <w:t xml:space="preserve">Predict Phase</w:t>
             </w:r>
           </w:p>
           <w:p>
@@ -18062,7 +18098,7 @@
             <w:pPr>
               <w:spacing w:after="20" w:before="0"/>
             </w:pPr>
-            <w:hyperlink w:history="1" r:id="rIdnuxohfmzaiz98wumycpls">
+            <w:hyperlink w:history="1" r:id="rId8bfvgomlrcgwu9ckahjeq">
               <w:r>
                 <w:rPr>
                   <w:rFonts w:ascii="Arial" w:cs="Arial" w:eastAsia="Arial" w:hAnsi="Arial"/>
@@ -18095,7 +18131,7 @@
               <w:spacing w:after="10" w:before="0"/>
               <w:ind w:left="120"/>
             </w:pPr>
-            <w:hyperlink w:history="1" r:id="rIdkustoc-4_m9feghfwy0-h">
+            <w:hyperlink w:history="1" r:id="rIdi_w40qnk_rd1p-vn_wsv7">
               <w:r>
                 <w:rPr>
                   <w:rFonts w:ascii="Arial" w:cs="Arial" w:eastAsia="Arial" w:hAnsi="Arial"/>
@@ -18140,7 +18176,7 @@
             <w:pPr>
               <w:spacing w:after="20" w:before="0"/>
             </w:pPr>
-            <w:hyperlink w:history="1" r:id="rIdxoawp90tusyhrwj8v1dml">
+            <w:hyperlink w:history="1" r:id="rIdnz-ckpgd5srnsiuybqknc">
               <w:r>
                 <w:rPr>
                   <w:rFonts w:ascii="Arial" w:cs="Arial" w:eastAsia="Arial" w:hAnsi="Arial"/>
@@ -18173,7 +18209,7 @@
               <w:spacing w:after="10" w:before="0"/>
               <w:ind w:left="120"/>
             </w:pPr>
-            <w:hyperlink w:history="1" r:id="rId_1igwcovtj_5k6etvjbeq">
+            <w:hyperlink w:history="1" r:id="rIdl_2dmfbylnxuavb2ifm79">
               <w:r>
                 <w:rPr>
                   <w:rFonts w:ascii="Arial" w:cs="Arial" w:eastAsia="Arial" w:hAnsi="Arial"/>
@@ -18320,32 +18356,32 @@
         <w:tc>
           <w:tcPr>
             <w:tcW w:type="dxa" w:w="1520"/>
-            <w:shd w:fill="F2F2F2" w:color="auto" w:val="clear"/>
-            <w:tcMar>
-              <w:top w:type="dxa" w:w="60"/>
-              <w:left w:type="dxa" w:w="120"/>
-              <w:bottom w:type="dxa" w:w="60"/>
-              <w:right w:type="dxa" w:w="120"/>
-            </w:tcMar>
-            <w:vAlign w:val="top"/>
-          </w:tcPr>
-          <w:p>
-            <w:pPr>
-              <w:spacing w:after="40" w:before="0"/>
-              <w:jc w:val="left"/>
-            </w:pPr>
-            <w:r>
-              <w:rPr>
-                <w:rFonts w:ascii="Arial" w:cs="Arial" w:eastAsia="Arial" w:hAnsi="Arial"/>
-                <w:b/>
-                <w:bCs/>
-                <w:i w:val="false"/>
-                <w:iCs w:val="false"/>
-                <w:color w:val="000000"/>
-                <w:sz w:val="18"/>
-                <w:szCs w:val="18"/>
-              </w:rPr>
-              <w:t xml:space="preserve">Phase 2 — Observe</w:t>
+            <w:shd w:fill="D9EEF1" w:color="auto" w:val="clear"/>
+            <w:tcMar>
+              <w:top w:type="dxa" w:w="60"/>
+              <w:left w:type="dxa" w:w="120"/>
+              <w:bottom w:type="dxa" w:w="60"/>
+              <w:right w:type="dxa" w:w="120"/>
+            </w:tcMar>
+            <w:vAlign w:val="top"/>
+          </w:tcPr>
+          <w:p>
+            <w:pPr>
+              <w:spacing w:after="40" w:before="0"/>
+              <w:jc w:val="left"/>
+            </w:pPr>
+            <w:r>
+              <w:rPr>
+                <w:rFonts w:ascii="Arial" w:cs="Arial" w:eastAsia="Arial" w:hAnsi="Arial"/>
+                <w:b/>
+                <w:bCs/>
+                <w:i w:val="false"/>
+                <w:iCs w:val="false"/>
+                <w:color w:val="000000"/>
+                <w:sz w:val="18"/>
+                <w:szCs w:val="18"/>
+              </w:rPr>
+              <w:t xml:space="preserve">Observe Phase</w:t>
             </w:r>
           </w:p>
           <w:p>
@@ -18368,7 +18404,7 @@
             <w:pPr>
               <w:spacing w:after="20" w:before="0"/>
             </w:pPr>
-            <w:hyperlink w:history="1" r:id="rIdakyxt7oz37x-maxo7uvdo">
+            <w:hyperlink w:history="1" r:id="rIdjogxik0jhmdvfti98ymxu">
               <w:r>
                 <w:rPr>
                   <w:rFonts w:ascii="Arial" w:cs="Arial" w:eastAsia="Arial" w:hAnsi="Arial"/>
@@ -18401,7 +18437,7 @@
               <w:spacing w:after="10" w:before="0"/>
               <w:ind w:left="120"/>
             </w:pPr>
-            <w:hyperlink w:history="1" r:id="rId8eugfhjfevolpl8jzczqh">
+            <w:hyperlink w:history="1" r:id="rIdoncvzu-bohnhvdeveinzc">
               <w:r>
                 <w:rPr>
                   <w:rFonts w:ascii="Arial" w:cs="Arial" w:eastAsia="Arial" w:hAnsi="Arial"/>
@@ -18446,7 +18482,7 @@
             <w:pPr>
               <w:spacing w:after="20" w:before="0"/>
             </w:pPr>
-            <w:hyperlink w:history="1" r:id="rIdwfxetu26jhi7-emfreseg">
+            <w:hyperlink w:history="1" r:id="rIdej-ahusygpyz25_hgapwc">
               <w:r>
                 <w:rPr>
                   <w:rFonts w:ascii="Arial" w:cs="Arial" w:eastAsia="Arial" w:hAnsi="Arial"/>
@@ -18479,7 +18515,7 @@
               <w:spacing w:after="10" w:before="0"/>
               <w:ind w:left="120"/>
             </w:pPr>
-            <w:hyperlink w:history="1" r:id="rIdm9l_aesautgmo008xpivr">
+            <w:hyperlink w:history="1" r:id="rIdczgl8ugu4d8evfypy_8oz">
               <w:r>
                 <w:rPr>
                   <w:rFonts w:ascii="Arial" w:cs="Arial" w:eastAsia="Arial" w:hAnsi="Arial"/>
@@ -18626,32 +18662,32 @@
         <w:tc>
           <w:tcPr>
             <w:tcW w:type="dxa" w:w="1520"/>
-            <w:shd w:fill="F2F2F2" w:color="auto" w:val="clear"/>
-            <w:tcMar>
-              <w:top w:type="dxa" w:w="60"/>
-              <w:left w:type="dxa" w:w="120"/>
-              <w:bottom w:type="dxa" w:w="60"/>
-              <w:right w:type="dxa" w:w="120"/>
-            </w:tcMar>
-            <w:vAlign w:val="top"/>
-          </w:tcPr>
-          <w:p>
-            <w:pPr>
-              <w:spacing w:after="40" w:before="0"/>
-              <w:jc w:val="left"/>
-            </w:pPr>
-            <w:r>
-              <w:rPr>
-                <w:rFonts w:ascii="Arial" w:cs="Arial" w:eastAsia="Arial" w:hAnsi="Arial"/>
-                <w:b/>
-                <w:bCs/>
-                <w:i w:val="false"/>
-                <w:iCs w:val="false"/>
-                <w:color w:val="000000"/>
-                <w:sz w:val="18"/>
-                <w:szCs w:val="18"/>
-              </w:rPr>
-              <w:t xml:space="preserve">Phase 3 — Explain</w:t>
+            <w:shd w:fill="E2EFDA" w:color="auto" w:val="clear"/>
+            <w:tcMar>
+              <w:top w:type="dxa" w:w="60"/>
+              <w:left w:type="dxa" w:w="120"/>
+              <w:bottom w:type="dxa" w:w="60"/>
+              <w:right w:type="dxa" w:w="120"/>
+            </w:tcMar>
+            <w:vAlign w:val="top"/>
+          </w:tcPr>
+          <w:p>
+            <w:pPr>
+              <w:spacing w:after="40" w:before="0"/>
+              <w:jc w:val="left"/>
+            </w:pPr>
+            <w:r>
+              <w:rPr>
+                <w:rFonts w:ascii="Arial" w:cs="Arial" w:eastAsia="Arial" w:hAnsi="Arial"/>
+                <w:b/>
+                <w:bCs/>
+                <w:i w:val="false"/>
+                <w:iCs w:val="false"/>
+                <w:color w:val="000000"/>
+                <w:sz w:val="18"/>
+                <w:szCs w:val="18"/>
+              </w:rPr>
+              <w:t xml:space="preserve">Explain Phase</w:t>
             </w:r>
           </w:p>
           <w:p>
@@ -18674,7 +18710,7 @@
             <w:pPr>
               <w:spacing w:after="20" w:before="0"/>
             </w:pPr>
-            <w:hyperlink w:history="1" r:id="rIdwpskakjivv0ya7wl0oh4r">
+            <w:hyperlink w:history="1" r:id="rIdfwnhgspeebfpoozyfyrnc">
               <w:r>
                 <w:rPr>
                   <w:rFonts w:ascii="Arial" w:cs="Arial" w:eastAsia="Arial" w:hAnsi="Arial"/>
@@ -18707,7 +18743,7 @@
               <w:spacing w:after="10" w:before="0"/>
               <w:ind w:left="120"/>
             </w:pPr>
-            <w:hyperlink w:history="1" r:id="rIdlksz1trtkhgnroe1k2s6_">
+            <w:hyperlink w:history="1" r:id="rIdtmsurvrbtngm-2tw5yvzk">
               <w:r>
                 <w:rPr>
                   <w:rFonts w:ascii="Arial" w:cs="Arial" w:eastAsia="Arial" w:hAnsi="Arial"/>
@@ -18752,7 +18788,7 @@
             <w:pPr>
               <w:spacing w:after="20" w:before="0"/>
             </w:pPr>
-            <w:hyperlink w:history="1" r:id="rId-ngfoxfhpyels8murngaj">
+            <w:hyperlink w:history="1" r:id="rId8qlltottleji15gqxepyl">
               <w:r>
                 <w:rPr>
                   <w:rFonts w:ascii="Arial" w:cs="Arial" w:eastAsia="Arial" w:hAnsi="Arial"/>
@@ -18785,7 +18821,7 @@
               <w:spacing w:after="10" w:before="0"/>
               <w:ind w:left="120"/>
             </w:pPr>
-            <w:hyperlink w:history="1" r:id="rId2howktngx4ym4jehyz57w">
+            <w:hyperlink w:history="1" r:id="rIdwm2wnft2fozl9rmjcsow5">
               <w:r>
                 <w:rPr>
                   <w:rFonts w:ascii="Arial" w:cs="Arial" w:eastAsia="Arial" w:hAnsi="Arial"/>
@@ -18932,32 +18968,32 @@
         <w:tc>
           <w:tcPr>
             <w:tcW w:type="dxa" w:w="1520"/>
-            <w:shd w:fill="F2F2F2" w:color="auto" w:val="clear"/>
-            <w:tcMar>
-              <w:top w:type="dxa" w:w="60"/>
-              <w:left w:type="dxa" w:w="120"/>
-              <w:bottom w:type="dxa" w:w="60"/>
-              <w:right w:type="dxa" w:w="120"/>
-            </w:tcMar>
-            <w:vAlign w:val="top"/>
-          </w:tcPr>
-          <w:p>
-            <w:pPr>
-              <w:spacing w:after="40" w:before="0"/>
-              <w:jc w:val="left"/>
-            </w:pPr>
-            <w:r>
-              <w:rPr>
-                <w:rFonts w:ascii="Arial" w:cs="Arial" w:eastAsia="Arial" w:hAnsi="Arial"/>
-                <w:b/>
-                <w:bCs/>
-                <w:i w:val="false"/>
-                <w:iCs w:val="false"/>
-                <w:color w:val="000000"/>
-                <w:sz w:val="18"/>
-                <w:szCs w:val="18"/>
-              </w:rPr>
-              <w:t xml:space="preserve">Phase 4 — Driving Question Board (DQB) Update</w:t>
+            <w:shd w:fill="FCE4D6" w:color="auto" w:val="clear"/>
+            <w:tcMar>
+              <w:top w:type="dxa" w:w="60"/>
+              <w:left w:type="dxa" w:w="120"/>
+              <w:bottom w:type="dxa" w:w="60"/>
+              <w:right w:type="dxa" w:w="120"/>
+            </w:tcMar>
+            <w:vAlign w:val="top"/>
+          </w:tcPr>
+          <w:p>
+            <w:pPr>
+              <w:spacing w:after="40" w:before="0"/>
+              <w:jc w:val="left"/>
+            </w:pPr>
+            <w:r>
+              <w:rPr>
+                <w:rFonts w:ascii="Arial" w:cs="Arial" w:eastAsia="Arial" w:hAnsi="Arial"/>
+                <w:b/>
+                <w:bCs/>
+                <w:i w:val="false"/>
+                <w:iCs w:val="false"/>
+                <w:color w:val="000000"/>
+                <w:sz w:val="18"/>
+                <w:szCs w:val="18"/>
+              </w:rPr>
+              <w:t xml:space="preserve">Driving Question Board (DQB) Creation</w:t>
             </w:r>
           </w:p>
           <w:p>
@@ -18980,7 +19016,7 @@
             <w:pPr>
               <w:spacing w:after="20" w:before="0"/>
             </w:pPr>
-            <w:hyperlink w:history="1" r:id="rIdcasi84lp1xoj9xm_14say">
+            <w:hyperlink w:history="1" r:id="rIdmahlmw2cmczkiuuhwcc62">
               <w:r>
                 <w:rPr>
                   <w:rFonts w:ascii="Arial" w:cs="Arial" w:eastAsia="Arial" w:hAnsi="Arial"/>
@@ -19013,7 +19049,7 @@
               <w:spacing w:after="10" w:before="0"/>
               <w:ind w:left="120"/>
             </w:pPr>
-            <w:hyperlink w:history="1" r:id="rIdszfkulhbm7npcoufmymfy">
+            <w:hyperlink w:history="1" r:id="rId4nvw-tm58cehkeqyjbo8m">
               <w:r>
                 <w:rPr>
                   <w:rFonts w:ascii="Arial" w:cs="Arial" w:eastAsia="Arial" w:hAnsi="Arial"/>
@@ -19058,7 +19094,7 @@
             <w:pPr>
               <w:spacing w:after="20" w:before="0"/>
             </w:pPr>
-            <w:hyperlink w:history="1" r:id="rIdfno_2erwarh9ccx-o3vcb">
+            <w:hyperlink w:history="1" r:id="rIdpvh6xn8vdeujj6b96okxk">
               <w:r>
                 <w:rPr>
                   <w:rFonts w:ascii="Arial" w:cs="Arial" w:eastAsia="Arial" w:hAnsi="Arial"/>
@@ -19091,7 +19127,7 @@
               <w:spacing w:after="10" w:before="0"/>
               <w:ind w:left="120"/>
             </w:pPr>
-            <w:hyperlink w:history="1" r:id="rIducyk1sbttbqn_nmvcu3ek">
+            <w:hyperlink w:history="1" r:id="rIdgfssl0dixmzm46d6novfp">
               <w:r>
                 <w:rPr>
                   <w:rFonts w:ascii="Arial" w:cs="Arial" w:eastAsia="Arial" w:hAnsi="Arial"/>
@@ -19238,32 +19274,32 @@
         <w:tc>
           <w:tcPr>
             <w:tcW w:type="dxa" w:w="1520"/>
-            <w:shd w:fill="F2F2F2" w:color="auto" w:val="clear"/>
-            <w:tcMar>
-              <w:top w:type="dxa" w:w="60"/>
-              <w:left w:type="dxa" w:w="120"/>
-              <w:bottom w:type="dxa" w:w="60"/>
-              <w:right w:type="dxa" w:w="120"/>
-            </w:tcMar>
-            <w:vAlign w:val="top"/>
-          </w:tcPr>
-          <w:p>
-            <w:pPr>
-              <w:spacing w:after="40" w:before="0"/>
-              <w:jc w:val="left"/>
-            </w:pPr>
-            <w:r>
-              <w:rPr>
-                <w:rFonts w:ascii="Arial" w:cs="Arial" w:eastAsia="Arial" w:hAnsi="Arial"/>
-                <w:b/>
-                <w:bCs/>
-                <w:i w:val="false"/>
-                <w:iCs w:val="false"/>
-                <w:color w:val="000000"/>
-                <w:sz w:val="18"/>
-                <w:szCs w:val="18"/>
-              </w:rPr>
-              <w:t xml:space="preserve">Phase 5 — Model Building</w:t>
+            <w:shd w:fill="D5E8F0" w:color="auto" w:val="clear"/>
+            <w:tcMar>
+              <w:top w:type="dxa" w:w="60"/>
+              <w:left w:type="dxa" w:w="120"/>
+              <w:bottom w:type="dxa" w:w="60"/>
+              <w:right w:type="dxa" w:w="120"/>
+            </w:tcMar>
+            <w:vAlign w:val="top"/>
+          </w:tcPr>
+          <w:p>
+            <w:pPr>
+              <w:spacing w:after="40" w:before="0"/>
+              <w:jc w:val="left"/>
+            </w:pPr>
+            <w:r>
+              <w:rPr>
+                <w:rFonts w:ascii="Arial" w:cs="Arial" w:eastAsia="Arial" w:hAnsi="Arial"/>
+                <w:b/>
+                <w:bCs/>
+                <w:i w:val="false"/>
+                <w:iCs w:val="false"/>
+                <w:color w:val="000000"/>
+                <w:sz w:val="18"/>
+                <w:szCs w:val="18"/>
+              </w:rPr>
+              <w:t xml:space="preserve">Model Building Phase</w:t>
             </w:r>
           </w:p>
           <w:p>
@@ -19286,7 +19322,7 @@
             <w:pPr>
               <w:spacing w:after="20" w:before="0"/>
             </w:pPr>
-            <w:hyperlink w:history="1" r:id="rIdqlj2avwoetwoz-n4w3o-u">
+            <w:hyperlink w:history="1" r:id="rIdk_ruqklu48fmcpwbqgniv">
               <w:r>
                 <w:rPr>
                   <w:rFonts w:ascii="Arial" w:cs="Arial" w:eastAsia="Arial" w:hAnsi="Arial"/>
@@ -19319,7 +19355,7 @@
               <w:spacing w:after="10" w:before="0"/>
               <w:ind w:left="120"/>
             </w:pPr>
-            <w:hyperlink w:history="1" r:id="rIdu7tcv7vb7kyku8fqiqudj">
+            <w:hyperlink w:history="1" r:id="rIdhmfzqovrmnidpjty40doq">
               <w:r>
                 <w:rPr>
                   <w:rFonts w:ascii="Arial" w:cs="Arial" w:eastAsia="Arial" w:hAnsi="Arial"/>
@@ -19364,7 +19400,7 @@
             <w:pPr>
               <w:spacing w:after="20" w:before="0"/>
             </w:pPr>
-            <w:hyperlink w:history="1" r:id="rIdrc10ubctv_ihizr_y-vmd">
+            <w:hyperlink w:history="1" r:id="rIdciyd_anzsidzjsxckhuut">
               <w:r>
                 <w:rPr>
                   <w:rFonts w:ascii="Arial" w:cs="Arial" w:eastAsia="Arial" w:hAnsi="Arial"/>
@@ -19397,7 +19433,7 @@
               <w:spacing w:after="10" w:before="0"/>
               <w:ind w:left="120"/>
             </w:pPr>
-            <w:hyperlink w:history="1" r:id="rIdqsa8lyrbbbn-qebzghqxr">
+            <w:hyperlink w:history="1" r:id="rIdvvsrt9nnwuivglrywl5hw">
               <w:r>
                 <w:rPr>
                   <w:rFonts w:ascii="Arial" w:cs="Arial" w:eastAsia="Arial" w:hAnsi="Arial"/>
@@ -20492,7 +20528,25 @@
             </w:tcMar>
             <w:vAlign w:val="top"/>
           </w:tcPr>
-          <w:p/>
+          <w:p>
+            <w:pPr>
+              <w:spacing w:after="40" w:before="0"/>
+              <w:jc w:val="left"/>
+            </w:pPr>
+            <w:r>
+              <w:rPr>
+                <w:rFonts w:ascii="Arial" w:cs="Arial" w:eastAsia="Arial" w:hAnsi="Arial"/>
+                <w:b w:val="false"/>
+                <w:bCs w:val="false"/>
+                <w:i w:val="false"/>
+                <w:iCs w:val="false"/>
+                <w:color w:val="000000"/>
+                <w:sz w:val="18"/>
+                <w:szCs w:val="18"/>
+              </w:rPr>
+              <w:t xml:space="preserve">No laboratory hazards in this lesson. Ensure that class discussion remains emotionally supportive when students discuss climate impacts on farming communities, as some students may have personal family connections to subsistence farming or pastoral communities affected by climate change. Treat the Embu farmer testimony and Turkana pastoralist testimonies from Lesson 6 with respect and seriousness.</w:t>
+            </w:r>
+          </w:p>
         </w:tc>
       </w:tr>
     </w:tbl>
@@ -20866,7 +20920,7 @@
             <w:pPr>
               <w:spacing w:after="20" w:before="0"/>
             </w:pPr>
-            <w:hyperlink w:history="1" r:id="rIddyya64i0k57fjyylxij5v">
+            <w:hyperlink w:history="1" r:id="rIdhboy6jc-60wjuuyp2jij-">
               <w:r>
                 <w:rPr>
                   <w:rFonts w:ascii="Arial" w:cs="Arial" w:eastAsia="Arial" w:hAnsi="Arial"/>
@@ -20899,7 +20953,7 @@
               <w:spacing w:after="10" w:before="0"/>
               <w:ind w:left="120"/>
             </w:pPr>
-            <w:hyperlink w:history="1" r:id="rIdqrl73jrqq1rq6btybrjoh">
+            <w:hyperlink w:history="1" r:id="rIdhnoeiggoudzsbxza4zqo7">
               <w:r>
                 <w:rPr>
                   <w:rFonts w:ascii="Arial" w:cs="Arial" w:eastAsia="Arial" w:hAnsi="Arial"/>
@@ -20944,7 +20998,7 @@
             <w:pPr>
               <w:spacing w:after="20" w:before="0"/>
             </w:pPr>
-            <w:hyperlink w:history="1" r:id="rIdnklkblmxhz5q-a3isqdib">
+            <w:hyperlink w:history="1" r:id="rIdttnstnypjqnxfsltvlkia">
               <w:r>
                 <w:rPr>
                   <w:rFonts w:ascii="Arial" w:cs="Arial" w:eastAsia="Arial" w:hAnsi="Arial"/>
@@ -20977,7 +21031,7 @@
               <w:spacing w:after="10" w:before="0"/>
               <w:ind w:left="120"/>
             </w:pPr>
-            <w:hyperlink w:history="1" r:id="rIdyt3mtncseklit1yjdsvzn">
+            <w:hyperlink w:history="1" r:id="rIdwmosuvsogar-nattxkjsu">
               <w:r>
                 <w:rPr>
                   <w:rFonts w:ascii="Arial" w:cs="Arial" w:eastAsia="Arial" w:hAnsi="Arial"/>
@@ -21172,7 +21226,7 @@
             <w:pPr>
               <w:spacing w:after="20" w:before="0"/>
             </w:pPr>
-            <w:hyperlink w:history="1" r:id="rId9jsebv0nejmnu2umge5kd">
+            <w:hyperlink w:history="1" r:id="rIdi0sxwgnp4blthavhqaj1q">
               <w:r>
                 <w:rPr>
                   <w:rFonts w:ascii="Arial" w:cs="Arial" w:eastAsia="Arial" w:hAnsi="Arial"/>
@@ -21205,7 +21259,7 @@
               <w:spacing w:after="10" w:before="0"/>
               <w:ind w:left="120"/>
             </w:pPr>
-            <w:hyperlink w:history="1" r:id="rIdss0a5ea6r2mclvxs-jpuw">
+            <w:hyperlink w:history="1" r:id="rIdtu_bskqzsryjfr3ztmtrg">
               <w:r>
                 <w:rPr>
                   <w:rFonts w:ascii="Arial" w:cs="Arial" w:eastAsia="Arial" w:hAnsi="Arial"/>
@@ -21250,7 +21304,7 @@
             <w:pPr>
               <w:spacing w:after="20" w:before="0"/>
             </w:pPr>
-            <w:hyperlink w:history="1" r:id="rId79vhlo-_9avbm2wvjcejs">
+            <w:hyperlink w:history="1" r:id="rIdnk4wm7ftbm0_jh65xsfzb">
               <w:r>
                 <w:rPr>
                   <w:rFonts w:ascii="Arial" w:cs="Arial" w:eastAsia="Arial" w:hAnsi="Arial"/>
@@ -21283,7 +21337,7 @@
               <w:spacing w:after="10" w:before="0"/>
               <w:ind w:left="120"/>
             </w:pPr>
-            <w:hyperlink w:history="1" r:id="rId6t1nduxxhiuo_geluvl75">
+            <w:hyperlink w:history="1" r:id="rIdavz3tcapwfa7n24uvndxs">
               <w:r>
                 <w:rPr>
                   <w:rFonts w:ascii="Arial" w:cs="Arial" w:eastAsia="Arial" w:hAnsi="Arial"/>
@@ -21478,7 +21532,7 @@
             <w:pPr>
               <w:spacing w:after="20" w:before="0"/>
             </w:pPr>
-            <w:hyperlink w:history="1" r:id="rIdxowumqxsv3hqwhsdcc4al">
+            <w:hyperlink w:history="1" r:id="rIdueypq8plqmsvpmpfjbs6z">
               <w:r>
                 <w:rPr>
                   <w:rFonts w:ascii="Arial" w:cs="Arial" w:eastAsia="Arial" w:hAnsi="Arial"/>
@@ -21511,7 +21565,7 @@
               <w:spacing w:after="10" w:before="0"/>
               <w:ind w:left="120"/>
             </w:pPr>
-            <w:hyperlink w:history="1" r:id="rIdriwxo-4aiaapgxlhlg_bz">
+            <w:hyperlink w:history="1" r:id="rId0klcd5kqslvtqge6g4dnl">
               <w:r>
                 <w:rPr>
                   <w:rFonts w:ascii="Arial" w:cs="Arial" w:eastAsia="Arial" w:hAnsi="Arial"/>
@@ -21556,7 +21610,7 @@
             <w:pPr>
               <w:spacing w:after="20" w:before="0"/>
             </w:pPr>
-            <w:hyperlink w:history="1" r:id="rIdsfpnyxdd__pr9fwmyomug">
+            <w:hyperlink w:history="1" r:id="rIduzuv1i9tilcas4o9rvzcc">
               <w:r>
                 <w:rPr>
                   <w:rFonts w:ascii="Arial" w:cs="Arial" w:eastAsia="Arial" w:hAnsi="Arial"/>
@@ -21589,7 +21643,7 @@
               <w:spacing w:after="10" w:before="0"/>
               <w:ind w:left="120"/>
             </w:pPr>
-            <w:hyperlink w:history="1" r:id="rIdhcrujz4lmpmr6mrt_wwas">
+            <w:hyperlink w:history="1" r:id="rIdbmff0oltg5p5l7zbufimg">
               <w:r>
                 <w:rPr>
                   <w:rFonts w:ascii="Arial" w:cs="Arial" w:eastAsia="Arial" w:hAnsi="Arial"/>
@@ -21784,7 +21838,7 @@
             <w:pPr>
               <w:spacing w:after="20" w:before="0"/>
             </w:pPr>
-            <w:hyperlink w:history="1" r:id="rIdvzpk1qte5mqjyl7rywqkj">
+            <w:hyperlink w:history="1" r:id="rIdyzp9lu0kgyjiul9w_xkaz">
               <w:r>
                 <w:rPr>
                   <w:rFonts w:ascii="Arial" w:cs="Arial" w:eastAsia="Arial" w:hAnsi="Arial"/>
@@ -21817,7 +21871,7 @@
               <w:spacing w:after="10" w:before="0"/>
               <w:ind w:left="120"/>
             </w:pPr>
-            <w:hyperlink w:history="1" r:id="rIdrwa2oobnn-hml9sg2qrol">
+            <w:hyperlink w:history="1" r:id="rIdbr_lxjxgm90xfy0gpq4m1">
               <w:r>
                 <w:rPr>
                   <w:rFonts w:ascii="Arial" w:cs="Arial" w:eastAsia="Arial" w:hAnsi="Arial"/>
@@ -21862,7 +21916,7 @@
             <w:pPr>
               <w:spacing w:after="20" w:before="0"/>
             </w:pPr>
-            <w:hyperlink w:history="1" r:id="rIdrqnyee2zvclhxnlr9n4ux">
+            <w:hyperlink w:history="1" r:id="rIdiy9mt1udne4emwxspn_xa">
               <w:r>
                 <w:rPr>
                   <w:rFonts w:ascii="Arial" w:cs="Arial" w:eastAsia="Arial" w:hAnsi="Arial"/>
@@ -21895,7 +21949,7 @@
               <w:spacing w:after="10" w:before="0"/>
               <w:ind w:left="120"/>
             </w:pPr>
-            <w:hyperlink w:history="1" r:id="rIdhkirmnuqmvzy1t1iuqgxk">
+            <w:hyperlink w:history="1" r:id="rIdxpo5gyltjzdgijyzzgiip">
               <w:r>
                 <w:rPr>
                   <w:rFonts w:ascii="Arial" w:cs="Arial" w:eastAsia="Arial" w:hAnsi="Arial"/>
@@ -22090,7 +22144,7 @@
             <w:pPr>
               <w:spacing w:after="20" w:before="0"/>
             </w:pPr>
-            <w:hyperlink w:history="1" r:id="rIdgku_zoanbxg9c23gh7vz2">
+            <w:hyperlink w:history="1" r:id="rIdfqqrs8jkm7u4ijfgygsqq">
               <w:r>
                 <w:rPr>
                   <w:rFonts w:ascii="Arial" w:cs="Arial" w:eastAsia="Arial" w:hAnsi="Arial"/>
@@ -22123,7 +22177,7 @@
               <w:spacing w:after="10" w:before="0"/>
               <w:ind w:left="120"/>
             </w:pPr>
-            <w:hyperlink w:history="1" r:id="rIdwgel1-cxtvkgcbtura7ec">
+            <w:hyperlink w:history="1" r:id="rId1mkg2zeav2-znlgmk_ivz">
               <w:r>
                 <w:rPr>
                   <w:rFonts w:ascii="Arial" w:cs="Arial" w:eastAsia="Arial" w:hAnsi="Arial"/>
@@ -22168,7 +22222,7 @@
             <w:pPr>
               <w:spacing w:after="20" w:before="0"/>
             </w:pPr>
-            <w:hyperlink w:history="1" r:id="rIdkcrcr4cwvy_4qevcksiya">
+            <w:hyperlink w:history="1" r:id="rIdr_2v29zyle9exkes-l9wz">
               <w:r>
                 <w:rPr>
                   <w:rFonts w:ascii="Arial" w:cs="Arial" w:eastAsia="Arial" w:hAnsi="Arial"/>
@@ -22201,7 +22255,7 @@
               <w:spacing w:after="10" w:before="0"/>
               <w:ind w:left="120"/>
             </w:pPr>
-            <w:hyperlink w:history="1" r:id="rIdlj5pzc-9bwmi0yz6elgsy">
+            <w:hyperlink w:history="1" r:id="rIdgwkjm9e4c-dqbl36htaqm">
               <w:r>
                 <w:rPr>
                   <w:rFonts w:ascii="Arial" w:cs="Arial" w:eastAsia="Arial" w:hAnsi="Arial"/>

--- a/data/outputs/v2/Physics/SS4.1_Greenhouse_Effect_and_Climate_Change/Physics_Greenhouse_Effect_and_Climate_Change_CBE_LessonSequence.docx
+++ b/data/outputs/v2/Physics/SS4.1_Greenhouse_Effect_and_Climate_Change/Physics_Greenhouse_Effect_and_Climate_Change_CBE_LessonSequence.docx
@@ -3418,7 +3418,7 @@
             <w:pPr>
               <w:spacing w:after="20" w:before="0"/>
             </w:pPr>
-            <w:hyperlink w:history="1" r:id="rIdw7kxte7jctm9zp_lmwoyr">
+            <w:hyperlink w:history="1" r:id="rIdx9a3exjhjnmadw5nad7zh">
               <w:r>
                 <w:rPr>
                   <w:rFonts w:ascii="Arial" w:cs="Arial" w:eastAsia="Arial" w:hAnsi="Arial"/>
@@ -3451,7 +3451,7 @@
               <w:spacing w:after="10" w:before="0"/>
               <w:ind w:left="120"/>
             </w:pPr>
-            <w:hyperlink w:history="1" r:id="rIduty8qaiy28-blyhxz0dql">
+            <w:hyperlink w:history="1" r:id="rIdjh1tvnxgvvbyfu2nr_fsv">
               <w:r>
                 <w:rPr>
                   <w:rFonts w:ascii="Arial" w:cs="Arial" w:eastAsia="Arial" w:hAnsi="Arial"/>
@@ -3496,7 +3496,7 @@
             <w:pPr>
               <w:spacing w:after="20" w:before="0"/>
             </w:pPr>
-            <w:hyperlink w:history="1" r:id="rIdwatil-jecgfkl8oau8ws7">
+            <w:hyperlink w:history="1" r:id="rIdajej3icbzik7phzmoncbg">
               <w:r>
                 <w:rPr>
                   <w:rFonts w:ascii="Arial" w:cs="Arial" w:eastAsia="Arial" w:hAnsi="Arial"/>
@@ -3529,7 +3529,7 @@
               <w:spacing w:after="10" w:before="0"/>
               <w:ind w:left="120"/>
             </w:pPr>
-            <w:hyperlink w:history="1" r:id="rIdgbx1reamsrnqxj0p-wk6g">
+            <w:hyperlink w:history="1" r:id="rIdwsfwjqaquwuhpqkkfyp7i">
               <w:r>
                 <w:rPr>
                   <w:rFonts w:ascii="Arial" w:cs="Arial" w:eastAsia="Arial" w:hAnsi="Arial"/>
@@ -3800,7 +3800,7 @@
             <w:pPr>
               <w:spacing w:after="20" w:before="0"/>
             </w:pPr>
-            <w:hyperlink w:history="1" r:id="rIdzsr8wkqimgq3b-bbfppbq">
+            <w:hyperlink w:history="1" r:id="rIdbhmiw0xenql8s46ht3y4c">
               <w:r>
                 <w:rPr>
                   <w:rFonts w:ascii="Arial" w:cs="Arial" w:eastAsia="Arial" w:hAnsi="Arial"/>
@@ -3833,7 +3833,7 @@
               <w:spacing w:after="10" w:before="0"/>
               <w:ind w:left="120"/>
             </w:pPr>
-            <w:hyperlink w:history="1" r:id="rIdztj5xsdysvxxf7r9i4fop">
+            <w:hyperlink w:history="1" r:id="rIdtah27cnfldsjha2cwxma6">
               <w:r>
                 <w:rPr>
                   <w:rFonts w:ascii="Arial" w:cs="Arial" w:eastAsia="Arial" w:hAnsi="Arial"/>
@@ -3878,7 +3878,7 @@
             <w:pPr>
               <w:spacing w:after="20" w:before="0"/>
             </w:pPr>
-            <w:hyperlink w:history="1" r:id="rIdy59btigdfclduvuewywj8">
+            <w:hyperlink w:history="1" r:id="rIdglsgyopv4_et6jbsi57co">
               <w:r>
                 <w:rPr>
                   <w:rFonts w:ascii="Arial" w:cs="Arial" w:eastAsia="Arial" w:hAnsi="Arial"/>
@@ -3911,7 +3911,7 @@
               <w:spacing w:after="10" w:before="0"/>
               <w:ind w:left="120"/>
             </w:pPr>
-            <w:hyperlink w:history="1" r:id="rIddrcys25xipz4nr-0n_o-c">
+            <w:hyperlink w:history="1" r:id="rId6zbq4o1xwri7dlkziks6m">
               <w:r>
                 <w:rPr>
                   <w:rFonts w:ascii="Arial" w:cs="Arial" w:eastAsia="Arial" w:hAnsi="Arial"/>
@@ -4201,7 +4201,7 @@
             <w:pPr>
               <w:spacing w:after="20" w:before="0"/>
             </w:pPr>
-            <w:hyperlink w:history="1" r:id="rIdwtbtqproyst4wjfy_knir">
+            <w:hyperlink w:history="1" r:id="rIdqndn5rocc4dnvzygdxe3c">
               <w:r>
                 <w:rPr>
                   <w:rFonts w:ascii="Arial" w:cs="Arial" w:eastAsia="Arial" w:hAnsi="Arial"/>
@@ -4234,7 +4234,7 @@
               <w:spacing w:after="10" w:before="0"/>
               <w:ind w:left="120"/>
             </w:pPr>
-            <w:hyperlink w:history="1" r:id="rId06f5gjlllh8cmfijbunql">
+            <w:hyperlink w:history="1" r:id="rIdrbvlfy8pomtsxia9ioelo">
               <w:r>
                 <w:rPr>
                   <w:rFonts w:ascii="Arial" w:cs="Arial" w:eastAsia="Arial" w:hAnsi="Arial"/>
@@ -4279,7 +4279,7 @@
             <w:pPr>
               <w:spacing w:after="20" w:before="0"/>
             </w:pPr>
-            <w:hyperlink w:history="1" r:id="rIdkxoyw4xkeht3bvnqfgj59">
+            <w:hyperlink w:history="1" r:id="rId2yqt1o4rziwhzq73mevjc">
               <w:r>
                 <w:rPr>
                   <w:rFonts w:ascii="Arial" w:cs="Arial" w:eastAsia="Arial" w:hAnsi="Arial"/>
@@ -4312,7 +4312,7 @@
               <w:spacing w:after="10" w:before="0"/>
               <w:ind w:left="120"/>
             </w:pPr>
-            <w:hyperlink w:history="1" r:id="rIdaxjvc9md5bkjwo6skqjb5">
+            <w:hyperlink w:history="1" r:id="rIddrh0vccbot2g8avijiy1v">
               <w:r>
                 <w:rPr>
                   <w:rFonts w:ascii="Arial" w:cs="Arial" w:eastAsia="Arial" w:hAnsi="Arial"/>
@@ -4602,7 +4602,7 @@
             <w:pPr>
               <w:spacing w:after="20" w:before="0"/>
             </w:pPr>
-            <w:hyperlink w:history="1" r:id="rId7xcmnod_y32q0jxxww2eb">
+            <w:hyperlink w:history="1" r:id="rIdn-r25epwttlkz6acvpeqd">
               <w:r>
                 <w:rPr>
                   <w:rFonts w:ascii="Arial" w:cs="Arial" w:eastAsia="Arial" w:hAnsi="Arial"/>
@@ -4635,7 +4635,7 @@
               <w:spacing w:after="10" w:before="0"/>
               <w:ind w:left="120"/>
             </w:pPr>
-            <w:hyperlink w:history="1" r:id="rIdy6oaurcfsiim7x-qyxysx">
+            <w:hyperlink w:history="1" r:id="rIdjqzx1o5_lwdnl3rensffz">
               <w:r>
                 <w:rPr>
                   <w:rFonts w:ascii="Arial" w:cs="Arial" w:eastAsia="Arial" w:hAnsi="Arial"/>
@@ -4680,7 +4680,7 @@
             <w:pPr>
               <w:spacing w:after="20" w:before="0"/>
             </w:pPr>
-            <w:hyperlink w:history="1" r:id="rId1r-qctzmb6y0cuvdzoghk">
+            <w:hyperlink w:history="1" r:id="rId0ee_jrpuqjyykyg1patdb">
               <w:r>
                 <w:rPr>
                   <w:rFonts w:ascii="Arial" w:cs="Arial" w:eastAsia="Arial" w:hAnsi="Arial"/>
@@ -4713,7 +4713,7 @@
               <w:spacing w:after="10" w:before="0"/>
               <w:ind w:left="120"/>
             </w:pPr>
-            <w:hyperlink w:history="1" r:id="rIdezcmjg8rylzqvlt4dr2or">
+            <w:hyperlink w:history="1" r:id="rIdv0bn-a3tq6x8nyjy8gtfb">
               <w:r>
                 <w:rPr>
                   <w:rFonts w:ascii="Arial" w:cs="Arial" w:eastAsia="Arial" w:hAnsi="Arial"/>
@@ -5003,7 +5003,7 @@
             <w:pPr>
               <w:spacing w:after="20" w:before="0"/>
             </w:pPr>
-            <w:hyperlink w:history="1" r:id="rId0p03kyjnwmdh2kdlm9llg">
+            <w:hyperlink w:history="1" r:id="rIdmut-ibn4-wzsrrx6szmct">
               <w:r>
                 <w:rPr>
                   <w:rFonts w:ascii="Arial" w:cs="Arial" w:eastAsia="Arial" w:hAnsi="Arial"/>
@@ -5036,7 +5036,7 @@
               <w:spacing w:after="10" w:before="0"/>
               <w:ind w:left="120"/>
             </w:pPr>
-            <w:hyperlink w:history="1" r:id="rIdyth4vln2n2df6xollpkfy">
+            <w:hyperlink w:history="1" r:id="rIdym19i9xa6djnevnebejwp">
               <w:r>
                 <w:rPr>
                   <w:rFonts w:ascii="Arial" w:cs="Arial" w:eastAsia="Arial" w:hAnsi="Arial"/>
@@ -5081,7 +5081,7 @@
             <w:pPr>
               <w:spacing w:after="20" w:before="0"/>
             </w:pPr>
-            <w:hyperlink w:history="1" r:id="rId0tg9jy8xdojeogw514ydz">
+            <w:hyperlink w:history="1" r:id="rIdalnbqvcljvx4ikxi5qvi0">
               <w:r>
                 <w:rPr>
                   <w:rFonts w:ascii="Arial" w:cs="Arial" w:eastAsia="Arial" w:hAnsi="Arial"/>
@@ -5114,7 +5114,7 @@
               <w:spacing w:after="10" w:before="0"/>
               <w:ind w:left="120"/>
             </w:pPr>
-            <w:hyperlink w:history="1" r:id="rIdigongc5srv7onhsic5brk">
+            <w:hyperlink w:history="1" r:id="rIdhmjv1kwntznamfqobtk2l">
               <w:r>
                 <w:rPr>
                   <w:rFonts w:ascii="Arial" w:cs="Arial" w:eastAsia="Arial" w:hAnsi="Arial"/>
@@ -6810,7 +6810,7 @@
             <w:pPr>
               <w:spacing w:after="20" w:before="0"/>
             </w:pPr>
-            <w:hyperlink w:history="1" r:id="rIdd7qkyybftk4lnlyumge83">
+            <w:hyperlink w:history="1" r:id="rIdylfvt2inrj0haoy7z4cef">
               <w:r>
                 <w:rPr>
                   <w:rFonts w:ascii="Arial" w:cs="Arial" w:eastAsia="Arial" w:hAnsi="Arial"/>
@@ -6843,7 +6843,7 @@
               <w:spacing w:after="10" w:before="0"/>
               <w:ind w:left="120"/>
             </w:pPr>
-            <w:hyperlink w:history="1" r:id="rId60cjf1ho-sv6-ajx7emih">
+            <w:hyperlink w:history="1" r:id="rIdu9iqbgva1xbw_r07zqi3j">
               <w:r>
                 <w:rPr>
                   <w:rFonts w:ascii="Arial" w:cs="Arial" w:eastAsia="Arial" w:hAnsi="Arial"/>
@@ -6888,7 +6888,7 @@
             <w:pPr>
               <w:spacing w:after="20" w:before="0"/>
             </w:pPr>
-            <w:hyperlink w:history="1" r:id="rIdob86lydpkdubljzmym1hx">
+            <w:hyperlink w:history="1" r:id="rIdtjwfgzlpi6qf-v95wcmge">
               <w:r>
                 <w:rPr>
                   <w:rFonts w:ascii="Arial" w:cs="Arial" w:eastAsia="Arial" w:hAnsi="Arial"/>
@@ -6921,7 +6921,7 @@
               <w:spacing w:after="10" w:before="0"/>
               <w:ind w:left="120"/>
             </w:pPr>
-            <w:hyperlink w:history="1" r:id="rId7cpektmowowrklaflyy4g">
+            <w:hyperlink w:history="1" r:id="rIdybq0txk4yjvxml7n9iohy">
               <w:r>
                 <w:rPr>
                   <w:rFonts w:ascii="Arial" w:cs="Arial" w:eastAsia="Arial" w:hAnsi="Arial"/>
@@ -7116,7 +7116,7 @@
             <w:pPr>
               <w:spacing w:after="20" w:before="0"/>
             </w:pPr>
-            <w:hyperlink w:history="1" r:id="rIdymzcanli2o9epfy-kkdfd">
+            <w:hyperlink w:history="1" r:id="rIdeczv3g5jmxsx8oe9u-gm6">
               <w:r>
                 <w:rPr>
                   <w:rFonts w:ascii="Arial" w:cs="Arial" w:eastAsia="Arial" w:hAnsi="Arial"/>
@@ -7149,7 +7149,7 @@
               <w:spacing w:after="10" w:before="0"/>
               <w:ind w:left="120"/>
             </w:pPr>
-            <w:hyperlink w:history="1" r:id="rIdnffyiwwtvjm44xb668rv_">
+            <w:hyperlink w:history="1" r:id="rIdiozkrppusqvv-kwobt1x_">
               <w:r>
                 <w:rPr>
                   <w:rFonts w:ascii="Arial" w:cs="Arial" w:eastAsia="Arial" w:hAnsi="Arial"/>
@@ -7194,7 +7194,7 @@
             <w:pPr>
               <w:spacing w:after="20" w:before="0"/>
             </w:pPr>
-            <w:hyperlink w:history="1" r:id="rIdezur3qis5w04_gk1b4uza">
+            <w:hyperlink w:history="1" r:id="rIdy0e8h7wl1iwegoankrqcu">
               <w:r>
                 <w:rPr>
                   <w:rFonts w:ascii="Arial" w:cs="Arial" w:eastAsia="Arial" w:hAnsi="Arial"/>
@@ -7227,7 +7227,7 @@
               <w:spacing w:after="10" w:before="0"/>
               <w:ind w:left="120"/>
             </w:pPr>
-            <w:hyperlink w:history="1" r:id="rIdczzpbdnrilmf2jw6btvlo">
+            <w:hyperlink w:history="1" r:id="rId0a-i-spwsw6ko1qtyr_ob">
               <w:r>
                 <w:rPr>
                   <w:rFonts w:ascii="Arial" w:cs="Arial" w:eastAsia="Arial" w:hAnsi="Arial"/>
@@ -7422,7 +7422,7 @@
             <w:pPr>
               <w:spacing w:after="20" w:before="0"/>
             </w:pPr>
-            <w:hyperlink w:history="1" r:id="rIdqqql6jomtwyqdqvxaxldz">
+            <w:hyperlink w:history="1" r:id="rId46m4fchag6duvzrpwjcto">
               <w:r>
                 <w:rPr>
                   <w:rFonts w:ascii="Arial" w:cs="Arial" w:eastAsia="Arial" w:hAnsi="Arial"/>
@@ -7455,7 +7455,7 @@
               <w:spacing w:after="10" w:before="0"/>
               <w:ind w:left="120"/>
             </w:pPr>
-            <w:hyperlink w:history="1" r:id="rIdnomgytylce1ip41sqqcrd">
+            <w:hyperlink w:history="1" r:id="rIdqdow9mpd8bi0ajbcch4eo">
               <w:r>
                 <w:rPr>
                   <w:rFonts w:ascii="Arial" w:cs="Arial" w:eastAsia="Arial" w:hAnsi="Arial"/>
@@ -7500,7 +7500,7 @@
             <w:pPr>
               <w:spacing w:after="20" w:before="0"/>
             </w:pPr>
-            <w:hyperlink w:history="1" r:id="rIddr2l47uwsuxhp9jold0ow">
+            <w:hyperlink w:history="1" r:id="rIddvtwhloobcil9x8cuf8z8">
               <w:r>
                 <w:rPr>
                   <w:rFonts w:ascii="Arial" w:cs="Arial" w:eastAsia="Arial" w:hAnsi="Arial"/>
@@ -7533,7 +7533,7 @@
               <w:spacing w:after="10" w:before="0"/>
               <w:ind w:left="120"/>
             </w:pPr>
-            <w:hyperlink w:history="1" r:id="rIdor8gne6_tzssudrcgrr69">
+            <w:hyperlink w:history="1" r:id="rIdknsg7njuo6b_iecjvbbx-">
               <w:r>
                 <w:rPr>
                   <w:rFonts w:ascii="Arial" w:cs="Arial" w:eastAsia="Arial" w:hAnsi="Arial"/>
@@ -7728,7 +7728,7 @@
             <w:pPr>
               <w:spacing w:after="20" w:before="0"/>
             </w:pPr>
-            <w:hyperlink w:history="1" r:id="rIdgizk38hov5a3l_ilbnuwi">
+            <w:hyperlink w:history="1" r:id="rIdnnytkjt4ewuocgouwloev">
               <w:r>
                 <w:rPr>
                   <w:rFonts w:ascii="Arial" w:cs="Arial" w:eastAsia="Arial" w:hAnsi="Arial"/>
@@ -7761,7 +7761,7 @@
               <w:spacing w:after="10" w:before="0"/>
               <w:ind w:left="120"/>
             </w:pPr>
-            <w:hyperlink w:history="1" r:id="rIdtgy3ya59pvcd9vxiail4t">
+            <w:hyperlink w:history="1" r:id="rId2ndlf_725hzgihddmhk-l">
               <w:r>
                 <w:rPr>
                   <w:rFonts w:ascii="Arial" w:cs="Arial" w:eastAsia="Arial" w:hAnsi="Arial"/>
@@ -7806,7 +7806,7 @@
             <w:pPr>
               <w:spacing w:after="20" w:before="0"/>
             </w:pPr>
-            <w:hyperlink w:history="1" r:id="rIdrt_34py4kexsgjjy-5-cc">
+            <w:hyperlink w:history="1" r:id="rIdd4wvlvgako2_elh9gce0q">
               <w:r>
                 <w:rPr>
                   <w:rFonts w:ascii="Arial" w:cs="Arial" w:eastAsia="Arial" w:hAnsi="Arial"/>
@@ -7839,7 +7839,7 @@
               <w:spacing w:after="10" w:before="0"/>
               <w:ind w:left="120"/>
             </w:pPr>
-            <w:hyperlink w:history="1" r:id="rId1igdniqbl0ixqjpuo42d1">
+            <w:hyperlink w:history="1" r:id="rIdym1w6yktsb-_vt4atmhae">
               <w:r>
                 <w:rPr>
                   <w:rFonts w:ascii="Arial" w:cs="Arial" w:eastAsia="Arial" w:hAnsi="Arial"/>
@@ -8034,7 +8034,7 @@
             <w:pPr>
               <w:spacing w:after="20" w:before="0"/>
             </w:pPr>
-            <w:hyperlink w:history="1" r:id="rIdauwiqctudhhgjrhuyyfoe">
+            <w:hyperlink w:history="1" r:id="rIdgi5ttpwgvziz6dcwmbv5g">
               <w:r>
                 <w:rPr>
                   <w:rFonts w:ascii="Arial" w:cs="Arial" w:eastAsia="Arial" w:hAnsi="Arial"/>
@@ -8067,7 +8067,7 @@
               <w:spacing w:after="10" w:before="0"/>
               <w:ind w:left="120"/>
             </w:pPr>
-            <w:hyperlink w:history="1" r:id="rIdzqed6-ep20jefnwjb02rp">
+            <w:hyperlink w:history="1" r:id="rIddalems2lrp7yxlqkk2p4g">
               <w:r>
                 <w:rPr>
                   <w:rFonts w:ascii="Arial" w:cs="Arial" w:eastAsia="Arial" w:hAnsi="Arial"/>
@@ -8112,7 +8112,7 @@
             <w:pPr>
               <w:spacing w:after="20" w:before="0"/>
             </w:pPr>
-            <w:hyperlink w:history="1" r:id="rIdqhoivrhiqo0waqd6exn8o">
+            <w:hyperlink w:history="1" r:id="rIdtq0_ihqpxeruc_ciq1o9q">
               <w:r>
                 <w:rPr>
                   <w:rFonts w:ascii="Arial" w:cs="Arial" w:eastAsia="Arial" w:hAnsi="Arial"/>
@@ -8145,7 +8145,7 @@
               <w:spacing w:after="10" w:before="0"/>
               <w:ind w:left="120"/>
             </w:pPr>
-            <w:hyperlink w:history="1" r:id="rIdvhlz5e7lmpw0etgmtlent">
+            <w:hyperlink w:history="1" r:id="rIdpheog_nrd1_z-1mmgy6ig">
               <w:r>
                 <w:rPr>
                   <w:rFonts w:ascii="Arial" w:cs="Arial" w:eastAsia="Arial" w:hAnsi="Arial"/>
@@ -9632,7 +9632,7 @@
             <w:pPr>
               <w:spacing w:after="20" w:before="0"/>
             </w:pPr>
-            <w:hyperlink w:history="1" r:id="rIdbdm97yvcdkz9qoizeoqws">
+            <w:hyperlink w:history="1" r:id="rIdfnmzbdew0dug_zezbgo0_">
               <w:r>
                 <w:rPr>
                   <w:rFonts w:ascii="Arial" w:cs="Arial" w:eastAsia="Arial" w:hAnsi="Arial"/>
@@ -9665,7 +9665,7 @@
               <w:spacing w:after="10" w:before="0"/>
               <w:ind w:left="120"/>
             </w:pPr>
-            <w:hyperlink w:history="1" r:id="rIdqvp2xk5lwmuyxw0ykvuvu">
+            <w:hyperlink w:history="1" r:id="rId5crlv_xgqitwemlk2yabg">
               <w:r>
                 <w:rPr>
                   <w:rFonts w:ascii="Arial" w:cs="Arial" w:eastAsia="Arial" w:hAnsi="Arial"/>
@@ -9710,7 +9710,7 @@
             <w:pPr>
               <w:spacing w:after="20" w:before="0"/>
             </w:pPr>
-            <w:hyperlink w:history="1" r:id="rIdxymtgirteuttey6pfztim">
+            <w:hyperlink w:history="1" r:id="rIdq90-gv1zr6c-kyin2zz29">
               <w:r>
                 <w:rPr>
                   <w:rFonts w:ascii="Arial" w:cs="Arial" w:eastAsia="Arial" w:hAnsi="Arial"/>
@@ -9743,7 +9743,7 @@
               <w:spacing w:after="10" w:before="0"/>
               <w:ind w:left="120"/>
             </w:pPr>
-            <w:hyperlink w:history="1" r:id="rIdfuy2zokhy1sorcmznrymy">
+            <w:hyperlink w:history="1" r:id="rIdotd_-ibz1bt1wp1xwq5z5">
               <w:r>
                 <w:rPr>
                   <w:rFonts w:ascii="Arial" w:cs="Arial" w:eastAsia="Arial" w:hAnsi="Arial"/>
@@ -9938,7 +9938,7 @@
             <w:pPr>
               <w:spacing w:after="20" w:before="0"/>
             </w:pPr>
-            <w:hyperlink w:history="1" r:id="rIdyb_qme0ngxheknoxnufoi">
+            <w:hyperlink w:history="1" r:id="rIdogf2c_zgm26ermiwwbml7">
               <w:r>
                 <w:rPr>
                   <w:rFonts w:ascii="Arial" w:cs="Arial" w:eastAsia="Arial" w:hAnsi="Arial"/>
@@ -9971,7 +9971,7 @@
               <w:spacing w:after="10" w:before="0"/>
               <w:ind w:left="120"/>
             </w:pPr>
-            <w:hyperlink w:history="1" r:id="rIdvxe0plelhjnmn08vbvpae">
+            <w:hyperlink w:history="1" r:id="rIdy5-ben13ugazvezx1izrl">
               <w:r>
                 <w:rPr>
                   <w:rFonts w:ascii="Arial" w:cs="Arial" w:eastAsia="Arial" w:hAnsi="Arial"/>
@@ -10016,7 +10016,7 @@
             <w:pPr>
               <w:spacing w:after="20" w:before="0"/>
             </w:pPr>
-            <w:hyperlink w:history="1" r:id="rIdmo8_0prg_myggxw-2_pqg">
+            <w:hyperlink w:history="1" r:id="rId_raolv6zb94rg5urtmbwt">
               <w:r>
                 <w:rPr>
                   <w:rFonts w:ascii="Arial" w:cs="Arial" w:eastAsia="Arial" w:hAnsi="Arial"/>
@@ -10049,7 +10049,7 @@
               <w:spacing w:after="10" w:before="0"/>
               <w:ind w:left="120"/>
             </w:pPr>
-            <w:hyperlink w:history="1" r:id="rIdbp8ytxbf0fvydtz1d-8e_">
+            <w:hyperlink w:history="1" r:id="rIdhwlp-ddubfrwu5t7jfhze">
               <w:r>
                 <w:rPr>
                   <w:rFonts w:ascii="Arial" w:cs="Arial" w:eastAsia="Arial" w:hAnsi="Arial"/>
@@ -10244,7 +10244,7 @@
             <w:pPr>
               <w:spacing w:after="20" w:before="0"/>
             </w:pPr>
-            <w:hyperlink w:history="1" r:id="rIdyhlidexdykky34icodoel">
+            <w:hyperlink w:history="1" r:id="rIdhby4qen5yhouufxjjvci8">
               <w:r>
                 <w:rPr>
                   <w:rFonts w:ascii="Arial" w:cs="Arial" w:eastAsia="Arial" w:hAnsi="Arial"/>
@@ -10277,7 +10277,7 @@
               <w:spacing w:after="10" w:before="0"/>
               <w:ind w:left="120"/>
             </w:pPr>
-            <w:hyperlink w:history="1" r:id="rIdimraujwf5hk88uzgnio4_">
+            <w:hyperlink w:history="1" r:id="rIdfaz9uydd-dtfcp5z03nr2">
               <w:r>
                 <w:rPr>
                   <w:rFonts w:ascii="Arial" w:cs="Arial" w:eastAsia="Arial" w:hAnsi="Arial"/>
@@ -10322,7 +10322,7 @@
             <w:pPr>
               <w:spacing w:after="20" w:before="0"/>
             </w:pPr>
-            <w:hyperlink w:history="1" r:id="rId3aeuc-cbbvkw8zmp44euo">
+            <w:hyperlink w:history="1" r:id="rIdjnxucsb54oxvxelsmglef">
               <w:r>
                 <w:rPr>
                   <w:rFonts w:ascii="Arial" w:cs="Arial" w:eastAsia="Arial" w:hAnsi="Arial"/>
@@ -10355,7 +10355,7 @@
               <w:spacing w:after="10" w:before="0"/>
               <w:ind w:left="120"/>
             </w:pPr>
-            <w:hyperlink w:history="1" r:id="rIdxhsbt6tdbrpsjcajkbzej">
+            <w:hyperlink w:history="1" r:id="rIdx-xpzyvlnjuvu5o-e2s-w">
               <w:r>
                 <w:rPr>
                   <w:rFonts w:ascii="Arial" w:cs="Arial" w:eastAsia="Arial" w:hAnsi="Arial"/>
@@ -10550,7 +10550,7 @@
             <w:pPr>
               <w:spacing w:after="20" w:before="0"/>
             </w:pPr>
-            <w:hyperlink w:history="1" r:id="rIdx2tdqk9ful-ecrggbk3jg">
+            <w:hyperlink w:history="1" r:id="rIdqnoanl6dhx2ncmoz0lwtn">
               <w:r>
                 <w:rPr>
                   <w:rFonts w:ascii="Arial" w:cs="Arial" w:eastAsia="Arial" w:hAnsi="Arial"/>
@@ -10583,7 +10583,7 @@
               <w:spacing w:after="10" w:before="0"/>
               <w:ind w:left="120"/>
             </w:pPr>
-            <w:hyperlink w:history="1" r:id="rIdmzcghzwtxhzrdbj0mj_vw">
+            <w:hyperlink w:history="1" r:id="rIdniiwrs2dchiibx6h60duz">
               <w:r>
                 <w:rPr>
                   <w:rFonts w:ascii="Arial" w:cs="Arial" w:eastAsia="Arial" w:hAnsi="Arial"/>
@@ -10628,7 +10628,7 @@
             <w:pPr>
               <w:spacing w:after="20" w:before="0"/>
             </w:pPr>
-            <w:hyperlink w:history="1" r:id="rIdgmrjb1lypr_qrm-a9tvkp">
+            <w:hyperlink w:history="1" r:id="rId5_ygzcemzafxldy-7zqhm">
               <w:r>
                 <w:rPr>
                   <w:rFonts w:ascii="Arial" w:cs="Arial" w:eastAsia="Arial" w:hAnsi="Arial"/>
@@ -10661,7 +10661,7 @@
               <w:spacing w:after="10" w:before="0"/>
               <w:ind w:left="120"/>
             </w:pPr>
-            <w:hyperlink w:history="1" r:id="rIdkrefnolvn7envahzo_2mu">
+            <w:hyperlink w:history="1" r:id="rIdjgauxhjgscn47dyrkuyfg">
               <w:r>
                 <w:rPr>
                   <w:rFonts w:ascii="Arial" w:cs="Arial" w:eastAsia="Arial" w:hAnsi="Arial"/>
@@ -10856,7 +10856,7 @@
             <w:pPr>
               <w:spacing w:after="20" w:before="0"/>
             </w:pPr>
-            <w:hyperlink w:history="1" r:id="rIdvtvtgusbazye9b60ulz6m">
+            <w:hyperlink w:history="1" r:id="rIdhgxokwofcinq9cdrniq1q">
               <w:r>
                 <w:rPr>
                   <w:rFonts w:ascii="Arial" w:cs="Arial" w:eastAsia="Arial" w:hAnsi="Arial"/>
@@ -10889,7 +10889,7 @@
               <w:spacing w:after="10" w:before="0"/>
               <w:ind w:left="120"/>
             </w:pPr>
-            <w:hyperlink w:history="1" r:id="rId0kl2soobntlx-no0e2uba">
+            <w:hyperlink w:history="1" r:id="rIdqv7dirndmx3sldi8nwxlx">
               <w:r>
                 <w:rPr>
                   <w:rFonts w:ascii="Arial" w:cs="Arial" w:eastAsia="Arial" w:hAnsi="Arial"/>
@@ -10934,7 +10934,7 @@
             <w:pPr>
               <w:spacing w:after="20" w:before="0"/>
             </w:pPr>
-            <w:hyperlink w:history="1" r:id="rIduacmdhtd8do9qsl8mtkrw">
+            <w:hyperlink w:history="1" r:id="rId2rte-0mip9k7byxh7f-kl">
               <w:r>
                 <w:rPr>
                   <w:rFonts w:ascii="Arial" w:cs="Arial" w:eastAsia="Arial" w:hAnsi="Arial"/>
@@ -10967,7 +10967,7 @@
               <w:spacing w:after="10" w:before="0"/>
               <w:ind w:left="120"/>
             </w:pPr>
-            <w:hyperlink w:history="1" r:id="rIdxb8bggiqfd9pa2xfldbfx">
+            <w:hyperlink w:history="1" r:id="rIdljjz3nelqvgb4kgehqjix">
               <w:r>
                 <w:rPr>
                   <w:rFonts w:ascii="Arial" w:cs="Arial" w:eastAsia="Arial" w:hAnsi="Arial"/>
@@ -12454,7 +12454,7 @@
             <w:pPr>
               <w:spacing w:after="20" w:before="0"/>
             </w:pPr>
-            <w:hyperlink w:history="1" r:id="rIdlhox4y-rbwuaw-6fdofqe">
+            <w:hyperlink w:history="1" r:id="rIdpqyrvldbmbgw3vchas75r">
               <w:r>
                 <w:rPr>
                   <w:rFonts w:ascii="Arial" w:cs="Arial" w:eastAsia="Arial" w:hAnsi="Arial"/>
@@ -12487,7 +12487,7 @@
               <w:spacing w:after="10" w:before="0"/>
               <w:ind w:left="120"/>
             </w:pPr>
-            <w:hyperlink w:history="1" r:id="rIdrw_btkfnt5jegpsdxo1qp">
+            <w:hyperlink w:history="1" r:id="rIdnskd130x5k4km6c17bbmt">
               <w:r>
                 <w:rPr>
                   <w:rFonts w:ascii="Arial" w:cs="Arial" w:eastAsia="Arial" w:hAnsi="Arial"/>
@@ -12532,7 +12532,7 @@
             <w:pPr>
               <w:spacing w:after="20" w:before="0"/>
             </w:pPr>
-            <w:hyperlink w:history="1" r:id="rId7y6qwigv7x3h81q-ygalv">
+            <w:hyperlink w:history="1" r:id="rIdnkgm1tglpjyigf24uad_r">
               <w:r>
                 <w:rPr>
                   <w:rFonts w:ascii="Arial" w:cs="Arial" w:eastAsia="Arial" w:hAnsi="Arial"/>
@@ -12565,7 +12565,7 @@
               <w:spacing w:after="10" w:before="0"/>
               <w:ind w:left="120"/>
             </w:pPr>
-            <w:hyperlink w:history="1" r:id="rId8uxdfuoy5zs8gy8hqtqew">
+            <w:hyperlink w:history="1" r:id="rIdj21sx6usaxmnwf3she1ts">
               <w:r>
                 <w:rPr>
                   <w:rFonts w:ascii="Arial" w:cs="Arial" w:eastAsia="Arial" w:hAnsi="Arial"/>
@@ -12760,7 +12760,7 @@
             <w:pPr>
               <w:spacing w:after="20" w:before="0"/>
             </w:pPr>
-            <w:hyperlink w:history="1" r:id="rIdfcgxutgrlexfpotwixn0k">
+            <w:hyperlink w:history="1" r:id="rIdwv0vo55wkzk2zua8_1kub">
               <w:r>
                 <w:rPr>
                   <w:rFonts w:ascii="Arial" w:cs="Arial" w:eastAsia="Arial" w:hAnsi="Arial"/>
@@ -12793,7 +12793,7 @@
               <w:spacing w:after="10" w:before="0"/>
               <w:ind w:left="120"/>
             </w:pPr>
-            <w:hyperlink w:history="1" r:id="rIdmv7t5nyg1zzzx8bbi4qhs">
+            <w:hyperlink w:history="1" r:id="rIdjx6ptirrhq5hiwjsl6zpn">
               <w:r>
                 <w:rPr>
                   <w:rFonts w:ascii="Arial" w:cs="Arial" w:eastAsia="Arial" w:hAnsi="Arial"/>
@@ -12838,7 +12838,7 @@
             <w:pPr>
               <w:spacing w:after="20" w:before="0"/>
             </w:pPr>
-            <w:hyperlink w:history="1" r:id="rIdek-sshokx65ccowhftwfy">
+            <w:hyperlink w:history="1" r:id="rIdqvga-o_h7g_xhsn4-d6lk">
               <w:r>
                 <w:rPr>
                   <w:rFonts w:ascii="Arial" w:cs="Arial" w:eastAsia="Arial" w:hAnsi="Arial"/>
@@ -12871,7 +12871,7 @@
               <w:spacing w:after="10" w:before="0"/>
               <w:ind w:left="120"/>
             </w:pPr>
-            <w:hyperlink w:history="1" r:id="rIdw8gor9n7y06e2vpmvdgnq">
+            <w:hyperlink w:history="1" r:id="rId9n4ohztpftzdk8nqn_vr7">
               <w:r>
                 <w:rPr>
                   <w:rFonts w:ascii="Arial" w:cs="Arial" w:eastAsia="Arial" w:hAnsi="Arial"/>
@@ -13066,7 +13066,7 @@
             <w:pPr>
               <w:spacing w:after="20" w:before="0"/>
             </w:pPr>
-            <w:hyperlink w:history="1" r:id="rIduweguzq6zvvycvdfy3hmy">
+            <w:hyperlink w:history="1" r:id="rIdimoj_l40ji3biywg0lx52">
               <w:r>
                 <w:rPr>
                   <w:rFonts w:ascii="Arial" w:cs="Arial" w:eastAsia="Arial" w:hAnsi="Arial"/>
@@ -13099,7 +13099,7 @@
               <w:spacing w:after="10" w:before="0"/>
               <w:ind w:left="120"/>
             </w:pPr>
-            <w:hyperlink w:history="1" r:id="rId_mybqxc5kolpfslos6ist">
+            <w:hyperlink w:history="1" r:id="rIdropzslbqjpvbx5buxcw9h">
               <w:r>
                 <w:rPr>
                   <w:rFonts w:ascii="Arial" w:cs="Arial" w:eastAsia="Arial" w:hAnsi="Arial"/>
@@ -13144,7 +13144,7 @@
             <w:pPr>
               <w:spacing w:after="20" w:before="0"/>
             </w:pPr>
-            <w:hyperlink w:history="1" r:id="rIdfwdal9o5taqxty_bcady7">
+            <w:hyperlink w:history="1" r:id="rIdcb5ut0s8qusao8extm-ns">
               <w:r>
                 <w:rPr>
                   <w:rFonts w:ascii="Arial" w:cs="Arial" w:eastAsia="Arial" w:hAnsi="Arial"/>
@@ -13177,7 +13177,7 @@
               <w:spacing w:after="10" w:before="0"/>
               <w:ind w:left="120"/>
             </w:pPr>
-            <w:hyperlink w:history="1" r:id="rIdesjmg3j-nks7fnv3vacrg">
+            <w:hyperlink w:history="1" r:id="rIddhmyur-bj2j2udnnc_-1c">
               <w:r>
                 <w:rPr>
                   <w:rFonts w:ascii="Arial" w:cs="Arial" w:eastAsia="Arial" w:hAnsi="Arial"/>
@@ -13372,7 +13372,7 @@
             <w:pPr>
               <w:spacing w:after="20" w:before="0"/>
             </w:pPr>
-            <w:hyperlink w:history="1" r:id="rId7t6bprnyz3hfopfrliyk_">
+            <w:hyperlink w:history="1" r:id="rIdoqo2xsygoxal3gawddhke">
               <w:r>
                 <w:rPr>
                   <w:rFonts w:ascii="Arial" w:cs="Arial" w:eastAsia="Arial" w:hAnsi="Arial"/>
@@ -13405,7 +13405,7 @@
               <w:spacing w:after="10" w:before="0"/>
               <w:ind w:left="120"/>
             </w:pPr>
-            <w:hyperlink w:history="1" r:id="rIdl5xqxu3wmhu4thrygr2uv">
+            <w:hyperlink w:history="1" r:id="rIdis2bdhdnem_2cltrwa5lj">
               <w:r>
                 <w:rPr>
                   <w:rFonts w:ascii="Arial" w:cs="Arial" w:eastAsia="Arial" w:hAnsi="Arial"/>
@@ -13450,7 +13450,7 @@
             <w:pPr>
               <w:spacing w:after="20" w:before="0"/>
             </w:pPr>
-            <w:hyperlink w:history="1" r:id="rIdshg-u2lphf6o0qmpwodlc">
+            <w:hyperlink w:history="1" r:id="rIdppd-te9qwsa2p5sdq0qdz">
               <w:r>
                 <w:rPr>
                   <w:rFonts w:ascii="Arial" w:cs="Arial" w:eastAsia="Arial" w:hAnsi="Arial"/>
@@ -13483,7 +13483,7 @@
               <w:spacing w:after="10" w:before="0"/>
               <w:ind w:left="120"/>
             </w:pPr>
-            <w:hyperlink w:history="1" r:id="rIdpnwmnlhhrquhw9ufq-1s3">
+            <w:hyperlink w:history="1" r:id="rId52ga7ecpgujxialdc5tcb">
               <w:r>
                 <w:rPr>
                   <w:rFonts w:ascii="Arial" w:cs="Arial" w:eastAsia="Arial" w:hAnsi="Arial"/>
@@ -13678,7 +13678,7 @@
             <w:pPr>
               <w:spacing w:after="20" w:before="0"/>
             </w:pPr>
-            <w:hyperlink w:history="1" r:id="rIdje2_rcizwmpmrb-lt9x3o">
+            <w:hyperlink w:history="1" r:id="rId5nkomvlry6jdk9bj9hclt">
               <w:r>
                 <w:rPr>
                   <w:rFonts w:ascii="Arial" w:cs="Arial" w:eastAsia="Arial" w:hAnsi="Arial"/>
@@ -13711,7 +13711,7 @@
               <w:spacing w:after="10" w:before="0"/>
               <w:ind w:left="120"/>
             </w:pPr>
-            <w:hyperlink w:history="1" r:id="rIdla2i5pgwqgllgd0e8tcye">
+            <w:hyperlink w:history="1" r:id="rIdy0oljf30hcsffckcrlkbd">
               <w:r>
                 <w:rPr>
                   <w:rFonts w:ascii="Arial" w:cs="Arial" w:eastAsia="Arial" w:hAnsi="Arial"/>
@@ -13756,7 +13756,7 @@
             <w:pPr>
               <w:spacing w:after="20" w:before="0"/>
             </w:pPr>
-            <w:hyperlink w:history="1" r:id="rIdxsb5t-swpaj0z0pxbs5xk">
+            <w:hyperlink w:history="1" r:id="rIdr-0qzh2lhpr_57tsce2oy">
               <w:r>
                 <w:rPr>
                   <w:rFonts w:ascii="Arial" w:cs="Arial" w:eastAsia="Arial" w:hAnsi="Arial"/>
@@ -13789,7 +13789,7 @@
               <w:spacing w:after="10" w:before="0"/>
               <w:ind w:left="120"/>
             </w:pPr>
-            <w:hyperlink w:history="1" r:id="rIdwshxi0bpfjc4hmhrh0pmu">
+            <w:hyperlink w:history="1" r:id="rId99ckiobu7-hdczvbyjqpn">
               <w:r>
                 <w:rPr>
                   <w:rFonts w:ascii="Arial" w:cs="Arial" w:eastAsia="Arial" w:hAnsi="Arial"/>
@@ -15276,7 +15276,7 @@
             <w:pPr>
               <w:spacing w:after="20" w:before="0"/>
             </w:pPr>
-            <w:hyperlink w:history="1" r:id="rIdnczwek2jloqneabsrz5fr">
+            <w:hyperlink w:history="1" r:id="rIdaoygwlsd4w13sogewbler">
               <w:r>
                 <w:rPr>
                   <w:rFonts w:ascii="Arial" w:cs="Arial" w:eastAsia="Arial" w:hAnsi="Arial"/>
@@ -15309,7 +15309,7 @@
               <w:spacing w:after="10" w:before="0"/>
               <w:ind w:left="120"/>
             </w:pPr>
-            <w:hyperlink w:history="1" r:id="rIdefssfonjpwrdwll8ggy8e">
+            <w:hyperlink w:history="1" r:id="rId2eefzfqqgybzaa-zgtsdh">
               <w:r>
                 <w:rPr>
                   <w:rFonts w:ascii="Arial" w:cs="Arial" w:eastAsia="Arial" w:hAnsi="Arial"/>
@@ -15354,7 +15354,7 @@
             <w:pPr>
               <w:spacing w:after="20" w:before="0"/>
             </w:pPr>
-            <w:hyperlink w:history="1" r:id="rIdyk5rju0qteskdjffxqqlx">
+            <w:hyperlink w:history="1" r:id="rIdncpj8ibthlydeucmj5vax">
               <w:r>
                 <w:rPr>
                   <w:rFonts w:ascii="Arial" w:cs="Arial" w:eastAsia="Arial" w:hAnsi="Arial"/>
@@ -15387,7 +15387,7 @@
               <w:spacing w:after="10" w:before="0"/>
               <w:ind w:left="120"/>
             </w:pPr>
-            <w:hyperlink w:history="1" r:id="rIdnpote0mzelquoy-h2-qnx">
+            <w:hyperlink w:history="1" r:id="rIdcbbtrvsncv9lixswmhz7u">
               <w:r>
                 <w:rPr>
                   <w:rFonts w:ascii="Arial" w:cs="Arial" w:eastAsia="Arial" w:hAnsi="Arial"/>
@@ -15582,7 +15582,7 @@
             <w:pPr>
               <w:spacing w:after="20" w:before="0"/>
             </w:pPr>
-            <w:hyperlink w:history="1" r:id="rIdqqnkkrovm_cmylsnrqob_">
+            <w:hyperlink w:history="1" r:id="rIduao85yr3vtefd0jcj2w0m">
               <w:r>
                 <w:rPr>
                   <w:rFonts w:ascii="Arial" w:cs="Arial" w:eastAsia="Arial" w:hAnsi="Arial"/>
@@ -15615,7 +15615,7 @@
               <w:spacing w:after="10" w:before="0"/>
               <w:ind w:left="120"/>
             </w:pPr>
-            <w:hyperlink w:history="1" r:id="rId_hlo3y6nauwbuaxhdqvrt">
+            <w:hyperlink w:history="1" r:id="rId_6mszyu7ulvl_i-kiksst">
               <w:r>
                 <w:rPr>
                   <w:rFonts w:ascii="Arial" w:cs="Arial" w:eastAsia="Arial" w:hAnsi="Arial"/>
@@ -15660,7 +15660,7 @@
             <w:pPr>
               <w:spacing w:after="20" w:before="0"/>
             </w:pPr>
-            <w:hyperlink w:history="1" r:id="rIdicfhj2u-cd1gatkfgj7c1">
+            <w:hyperlink w:history="1" r:id="rIdy8lmbwis4lp7nwxak_fdb">
               <w:r>
                 <w:rPr>
                   <w:rFonts w:ascii="Arial" w:cs="Arial" w:eastAsia="Arial" w:hAnsi="Arial"/>
@@ -15693,7 +15693,7 @@
               <w:spacing w:after="10" w:before="0"/>
               <w:ind w:left="120"/>
             </w:pPr>
-            <w:hyperlink w:history="1" r:id="rId3jaar1my_fpfxco0tqcw8">
+            <w:hyperlink w:history="1" r:id="rIdykeec3zdtkwhi6ssr1esl">
               <w:r>
                 <w:rPr>
                   <w:rFonts w:ascii="Arial" w:cs="Arial" w:eastAsia="Arial" w:hAnsi="Arial"/>
@@ -15888,7 +15888,7 @@
             <w:pPr>
               <w:spacing w:after="20" w:before="0"/>
             </w:pPr>
-            <w:hyperlink w:history="1" r:id="rIdbucxolwyfmjtdnevwckw6">
+            <w:hyperlink w:history="1" r:id="rIdb0o5okgy7ute_wbdzb4uu">
               <w:r>
                 <w:rPr>
                   <w:rFonts w:ascii="Arial" w:cs="Arial" w:eastAsia="Arial" w:hAnsi="Arial"/>
@@ -15921,7 +15921,7 @@
               <w:spacing w:after="10" w:before="0"/>
               <w:ind w:left="120"/>
             </w:pPr>
-            <w:hyperlink w:history="1" r:id="rIdvidot6yayqmmgkyxin1kf">
+            <w:hyperlink w:history="1" r:id="rId6yo-4kw0tglmj5boxrvg9">
               <w:r>
                 <w:rPr>
                   <w:rFonts w:ascii="Arial" w:cs="Arial" w:eastAsia="Arial" w:hAnsi="Arial"/>
@@ -15966,7 +15966,7 @@
             <w:pPr>
               <w:spacing w:after="20" w:before="0"/>
             </w:pPr>
-            <w:hyperlink w:history="1" r:id="rIdfbwmgxams9o6ax0qvfbk3">
+            <w:hyperlink w:history="1" r:id="rIdcwalhqhprm3nvvtm-kpfc">
               <w:r>
                 <w:rPr>
                   <w:rFonts w:ascii="Arial" w:cs="Arial" w:eastAsia="Arial" w:hAnsi="Arial"/>
@@ -15999,7 +15999,7 @@
               <w:spacing w:after="10" w:before="0"/>
               <w:ind w:left="120"/>
             </w:pPr>
-            <w:hyperlink w:history="1" r:id="rIdgwzgtgyq0_nxrpjmxlufi">
+            <w:hyperlink w:history="1" r:id="rId_mfnhxvvg7nutdxveriab">
               <w:r>
                 <w:rPr>
                   <w:rFonts w:ascii="Arial" w:cs="Arial" w:eastAsia="Arial" w:hAnsi="Arial"/>
@@ -16194,7 +16194,7 @@
             <w:pPr>
               <w:spacing w:after="20" w:before="0"/>
             </w:pPr>
-            <w:hyperlink w:history="1" r:id="rIdcpue6zqjpkqm2fwxwtwh2">
+            <w:hyperlink w:history="1" r:id="rIdt82i2zdqkr-84_zsjgmc_">
               <w:r>
                 <w:rPr>
                   <w:rFonts w:ascii="Arial" w:cs="Arial" w:eastAsia="Arial" w:hAnsi="Arial"/>
@@ -16227,7 +16227,7 @@
               <w:spacing w:after="10" w:before="0"/>
               <w:ind w:left="120"/>
             </w:pPr>
-            <w:hyperlink w:history="1" r:id="rIdf3vvhrycn19mj8ntq7yn8">
+            <w:hyperlink w:history="1" r:id="rIdw6ovsdd7udxtoeg36vmio">
               <w:r>
                 <w:rPr>
                   <w:rFonts w:ascii="Arial" w:cs="Arial" w:eastAsia="Arial" w:hAnsi="Arial"/>
@@ -16272,7 +16272,7 @@
             <w:pPr>
               <w:spacing w:after="20" w:before="0"/>
             </w:pPr>
-            <w:hyperlink w:history="1" r:id="rIdabtlt5t0-cse_9gby2ucn">
+            <w:hyperlink w:history="1" r:id="rIdpd6qtaefls7cytq0wtj5l">
               <w:r>
                 <w:rPr>
                   <w:rFonts w:ascii="Arial" w:cs="Arial" w:eastAsia="Arial" w:hAnsi="Arial"/>
@@ -16305,7 +16305,7 @@
               <w:spacing w:after="10" w:before="0"/>
               <w:ind w:left="120"/>
             </w:pPr>
-            <w:hyperlink w:history="1" r:id="rId8uz3psi5yqrhxwwocxiyt">
+            <w:hyperlink w:history="1" r:id="rId9msdzgxszsunkcvdlqo7d">
               <w:r>
                 <w:rPr>
                   <w:rFonts w:ascii="Arial" w:cs="Arial" w:eastAsia="Arial" w:hAnsi="Arial"/>
@@ -16500,7 +16500,7 @@
             <w:pPr>
               <w:spacing w:after="20" w:before="0"/>
             </w:pPr>
-            <w:hyperlink w:history="1" r:id="rIdtc2117xqciugf7q1algxc">
+            <w:hyperlink w:history="1" r:id="rId6__oosqgcefurtstxbmhf">
               <w:r>
                 <w:rPr>
                   <w:rFonts w:ascii="Arial" w:cs="Arial" w:eastAsia="Arial" w:hAnsi="Arial"/>
@@ -16533,7 +16533,7 @@
               <w:spacing w:after="10" w:before="0"/>
               <w:ind w:left="120"/>
             </w:pPr>
-            <w:hyperlink w:history="1" r:id="rIdqzi23zyvyhf8bxam4ssya">
+            <w:hyperlink w:history="1" r:id="rIdxcuvhykvdtyyrcpwrk1gh">
               <w:r>
                 <w:rPr>
                   <w:rFonts w:ascii="Arial" w:cs="Arial" w:eastAsia="Arial" w:hAnsi="Arial"/>
@@ -16578,7 +16578,7 @@
             <w:pPr>
               <w:spacing w:after="20" w:before="0"/>
             </w:pPr>
-            <w:hyperlink w:history="1" r:id="rIdbgmgn2twuxceu9uskj3n3">
+            <w:hyperlink w:history="1" r:id="rIdpgz2dxtf7xnhzoturzw0u">
               <w:r>
                 <w:rPr>
                   <w:rFonts w:ascii="Arial" w:cs="Arial" w:eastAsia="Arial" w:hAnsi="Arial"/>
@@ -16611,7 +16611,7 @@
               <w:spacing w:after="10" w:before="0"/>
               <w:ind w:left="120"/>
             </w:pPr>
-            <w:hyperlink w:history="1" r:id="rIdpbmktj9wb3fxvfqoonyyr">
+            <w:hyperlink w:history="1" r:id="rIdmzfe1tq144svh8pnfxoq6">
               <w:r>
                 <w:rPr>
                   <w:rFonts w:ascii="Arial" w:cs="Arial" w:eastAsia="Arial" w:hAnsi="Arial"/>
@@ -18098,7 +18098,7 @@
             <w:pPr>
               <w:spacing w:after="20" w:before="0"/>
             </w:pPr>
-            <w:hyperlink w:history="1" r:id="rId8bfvgomlrcgwu9ckahjeq">
+            <w:hyperlink w:history="1" r:id="rIdk2vdxeyakqsjly6ppkj2s">
               <w:r>
                 <w:rPr>
                   <w:rFonts w:ascii="Arial" w:cs="Arial" w:eastAsia="Arial" w:hAnsi="Arial"/>
@@ -18131,7 +18131,7 @@
               <w:spacing w:after="10" w:before="0"/>
               <w:ind w:left="120"/>
             </w:pPr>
-            <w:hyperlink w:history="1" r:id="rIdi_w40qnk_rd1p-vn_wsv7">
+            <w:hyperlink w:history="1" r:id="rId7yi8v2hb-albhiva2wiyd">
               <w:r>
                 <w:rPr>
                   <w:rFonts w:ascii="Arial" w:cs="Arial" w:eastAsia="Arial" w:hAnsi="Arial"/>
@@ -18176,7 +18176,7 @@
             <w:pPr>
               <w:spacing w:after="20" w:before="0"/>
             </w:pPr>
-            <w:hyperlink w:history="1" r:id="rIdnz-ckpgd5srnsiuybqknc">
+            <w:hyperlink w:history="1" r:id="rIdjo0t75b9ant-hevlpm7nb">
               <w:r>
                 <w:rPr>
                   <w:rFonts w:ascii="Arial" w:cs="Arial" w:eastAsia="Arial" w:hAnsi="Arial"/>
@@ -18209,7 +18209,7 @@
               <w:spacing w:after="10" w:before="0"/>
               <w:ind w:left="120"/>
             </w:pPr>
-            <w:hyperlink w:history="1" r:id="rIdl_2dmfbylnxuavb2ifm79">
+            <w:hyperlink w:history="1" r:id="rIdq6jjpq0_aozfer7aku00z">
               <w:r>
                 <w:rPr>
                   <w:rFonts w:ascii="Arial" w:cs="Arial" w:eastAsia="Arial" w:hAnsi="Arial"/>
@@ -18404,7 +18404,7 @@
             <w:pPr>
               <w:spacing w:after="20" w:before="0"/>
             </w:pPr>
-            <w:hyperlink w:history="1" r:id="rIdjogxik0jhmdvfti98ymxu">
+            <w:hyperlink w:history="1" r:id="rIdonhxdop39sbvef6ly2pr7">
               <w:r>
                 <w:rPr>
                   <w:rFonts w:ascii="Arial" w:cs="Arial" w:eastAsia="Arial" w:hAnsi="Arial"/>
@@ -18437,7 +18437,7 @@
               <w:spacing w:after="10" w:before="0"/>
               <w:ind w:left="120"/>
             </w:pPr>
-            <w:hyperlink w:history="1" r:id="rIdoncvzu-bohnhvdeveinzc">
+            <w:hyperlink w:history="1" r:id="rIdejibmfruwbsphiq0rukre">
               <w:r>
                 <w:rPr>
                   <w:rFonts w:ascii="Arial" w:cs="Arial" w:eastAsia="Arial" w:hAnsi="Arial"/>
@@ -18482,7 +18482,7 @@
             <w:pPr>
               <w:spacing w:after="20" w:before="0"/>
             </w:pPr>
-            <w:hyperlink w:history="1" r:id="rIdej-ahusygpyz25_hgapwc">
+            <w:hyperlink w:history="1" r:id="rId4kxkygetw4w95vpyovvtq">
               <w:r>
                 <w:rPr>
                   <w:rFonts w:ascii="Arial" w:cs="Arial" w:eastAsia="Arial" w:hAnsi="Arial"/>
@@ -18515,7 +18515,7 @@
               <w:spacing w:after="10" w:before="0"/>
               <w:ind w:left="120"/>
             </w:pPr>
-            <w:hyperlink w:history="1" r:id="rIdczgl8ugu4d8evfypy_8oz">
+            <w:hyperlink w:history="1" r:id="rIdymjl9mbldmln4hoesyw5k">
               <w:r>
                 <w:rPr>
                   <w:rFonts w:ascii="Arial" w:cs="Arial" w:eastAsia="Arial" w:hAnsi="Arial"/>
@@ -18710,7 +18710,7 @@
             <w:pPr>
               <w:spacing w:after="20" w:before="0"/>
             </w:pPr>
-            <w:hyperlink w:history="1" r:id="rIdfwnhgspeebfpoozyfyrnc">
+            <w:hyperlink w:history="1" r:id="rIdhby5ija0s-lnl1txq8csk">
               <w:r>
                 <w:rPr>
                   <w:rFonts w:ascii="Arial" w:cs="Arial" w:eastAsia="Arial" w:hAnsi="Arial"/>
@@ -18743,7 +18743,7 @@
               <w:spacing w:after="10" w:before="0"/>
               <w:ind w:left="120"/>
             </w:pPr>
-            <w:hyperlink w:history="1" r:id="rIdtmsurvrbtngm-2tw5yvzk">
+            <w:hyperlink w:history="1" r:id="rId9d8xbskbctytyphwl0ce-">
               <w:r>
                 <w:rPr>
                   <w:rFonts w:ascii="Arial" w:cs="Arial" w:eastAsia="Arial" w:hAnsi="Arial"/>
@@ -18788,7 +18788,7 @@
             <w:pPr>
               <w:spacing w:after="20" w:before="0"/>
             </w:pPr>
-            <w:hyperlink w:history="1" r:id="rId8qlltottleji15gqxepyl">
+            <w:hyperlink w:history="1" r:id="rIdi-shoghtqp7a3a_kzo7t-">
               <w:r>
                 <w:rPr>
                   <w:rFonts w:ascii="Arial" w:cs="Arial" w:eastAsia="Arial" w:hAnsi="Arial"/>
@@ -18821,7 +18821,7 @@
               <w:spacing w:after="10" w:before="0"/>
               <w:ind w:left="120"/>
             </w:pPr>
-            <w:hyperlink w:history="1" r:id="rIdwm2wnft2fozl9rmjcsow5">
+            <w:hyperlink w:history="1" r:id="rId_1w0mh35gv7l1gzgxcvza">
               <w:r>
                 <w:rPr>
                   <w:rFonts w:ascii="Arial" w:cs="Arial" w:eastAsia="Arial" w:hAnsi="Arial"/>
@@ -19016,7 +19016,7 @@
             <w:pPr>
               <w:spacing w:after="20" w:before="0"/>
             </w:pPr>
-            <w:hyperlink w:history="1" r:id="rIdmahlmw2cmczkiuuhwcc62">
+            <w:hyperlink w:history="1" r:id="rIdakyecveabtnletypojfvo">
               <w:r>
                 <w:rPr>
                   <w:rFonts w:ascii="Arial" w:cs="Arial" w:eastAsia="Arial" w:hAnsi="Arial"/>
@@ -19049,7 +19049,7 @@
               <w:spacing w:after="10" w:before="0"/>
               <w:ind w:left="120"/>
             </w:pPr>
-            <w:hyperlink w:history="1" r:id="rId4nvw-tm58cehkeqyjbo8m">
+            <w:hyperlink w:history="1" r:id="rIda-lwntublnrnk8krarcfa">
               <w:r>
                 <w:rPr>
                   <w:rFonts w:ascii="Arial" w:cs="Arial" w:eastAsia="Arial" w:hAnsi="Arial"/>
@@ -19094,7 +19094,7 @@
             <w:pPr>
               <w:spacing w:after="20" w:before="0"/>
             </w:pPr>
-            <w:hyperlink w:history="1" r:id="rIdpvh6xn8vdeujj6b96okxk">
+            <w:hyperlink w:history="1" r:id="rIdhlm3mzcgxdmexfuwvpune">
               <w:r>
                 <w:rPr>
                   <w:rFonts w:ascii="Arial" w:cs="Arial" w:eastAsia="Arial" w:hAnsi="Arial"/>
@@ -19127,7 +19127,7 @@
               <w:spacing w:after="10" w:before="0"/>
               <w:ind w:left="120"/>
             </w:pPr>
-            <w:hyperlink w:history="1" r:id="rIdgfssl0dixmzm46d6novfp">
+            <w:hyperlink w:history="1" r:id="rIdv0zbgp6hwgepefwsymoan">
               <w:r>
                 <w:rPr>
                   <w:rFonts w:ascii="Arial" w:cs="Arial" w:eastAsia="Arial" w:hAnsi="Arial"/>
@@ -19322,7 +19322,7 @@
             <w:pPr>
               <w:spacing w:after="20" w:before="0"/>
             </w:pPr>
-            <w:hyperlink w:history="1" r:id="rIdk_ruqklu48fmcpwbqgniv">
+            <w:hyperlink w:history="1" r:id="rIdmu1bymovnkoqovalkos7k">
               <w:r>
                 <w:rPr>
                   <w:rFonts w:ascii="Arial" w:cs="Arial" w:eastAsia="Arial" w:hAnsi="Arial"/>
@@ -19355,7 +19355,7 @@
               <w:spacing w:after="10" w:before="0"/>
               <w:ind w:left="120"/>
             </w:pPr>
-            <w:hyperlink w:history="1" r:id="rIdhmfzqovrmnidpjty40doq">
+            <w:hyperlink w:history="1" r:id="rIdtc_pelulrbctdqjbbixor">
               <w:r>
                 <w:rPr>
                   <w:rFonts w:ascii="Arial" w:cs="Arial" w:eastAsia="Arial" w:hAnsi="Arial"/>
@@ -19400,7 +19400,7 @@
             <w:pPr>
               <w:spacing w:after="20" w:before="0"/>
             </w:pPr>
-            <w:hyperlink w:history="1" r:id="rIdciyd_anzsidzjsxckhuut">
+            <w:hyperlink w:history="1" r:id="rId51enelnwfdumlmerim7d7">
               <w:r>
                 <w:rPr>
                   <w:rFonts w:ascii="Arial" w:cs="Arial" w:eastAsia="Arial" w:hAnsi="Arial"/>
@@ -19433,7 +19433,7 @@
               <w:spacing w:after="10" w:before="0"/>
               <w:ind w:left="120"/>
             </w:pPr>
-            <w:hyperlink w:history="1" r:id="rIdvvsrt9nnwuivglrywl5hw">
+            <w:hyperlink w:history="1" r:id="rIdbwjp9jdxkmnsnj8pfcsdz">
               <w:r>
                 <w:rPr>
                   <w:rFonts w:ascii="Arial" w:cs="Arial" w:eastAsia="Arial" w:hAnsi="Arial"/>
@@ -20920,7 +20920,7 @@
             <w:pPr>
               <w:spacing w:after="20" w:before="0"/>
             </w:pPr>
-            <w:hyperlink w:history="1" r:id="rIdhboy6jc-60wjuuyp2jij-">
+            <w:hyperlink w:history="1" r:id="rIdz9udsfaz2wsdamqvyex0r">
               <w:r>
                 <w:rPr>
                   <w:rFonts w:ascii="Arial" w:cs="Arial" w:eastAsia="Arial" w:hAnsi="Arial"/>
@@ -20953,7 +20953,7 @@
               <w:spacing w:after="10" w:before="0"/>
               <w:ind w:left="120"/>
             </w:pPr>
-            <w:hyperlink w:history="1" r:id="rIdhnoeiggoudzsbxza4zqo7">
+            <w:hyperlink w:history="1" r:id="rIdw556edcfgsdsei0yvn0ov">
               <w:r>
                 <w:rPr>
                   <w:rFonts w:ascii="Arial" w:cs="Arial" w:eastAsia="Arial" w:hAnsi="Arial"/>
@@ -20998,7 +20998,7 @@
             <w:pPr>
               <w:spacing w:after="20" w:before="0"/>
             </w:pPr>
-            <w:hyperlink w:history="1" r:id="rIdttnstnypjqnxfsltvlkia">
+            <w:hyperlink w:history="1" r:id="rIduwcf1lsvxngr_veheuakb">
               <w:r>
                 <w:rPr>
                   <w:rFonts w:ascii="Arial" w:cs="Arial" w:eastAsia="Arial" w:hAnsi="Arial"/>
@@ -21031,7 +21031,7 @@
               <w:spacing w:after="10" w:before="0"/>
               <w:ind w:left="120"/>
             </w:pPr>
-            <w:hyperlink w:history="1" r:id="rIdwmosuvsogar-nattxkjsu">
+            <w:hyperlink w:history="1" r:id="rIdfi7m-jm8vglb-rjzsqqpz">
               <w:r>
                 <w:rPr>
                   <w:rFonts w:ascii="Arial" w:cs="Arial" w:eastAsia="Arial" w:hAnsi="Arial"/>
@@ -21226,7 +21226,7 @@
             <w:pPr>
               <w:spacing w:after="20" w:before="0"/>
             </w:pPr>
-            <w:hyperlink w:history="1" r:id="rIdi0sxwgnp4blthavhqaj1q">
+            <w:hyperlink w:history="1" r:id="rIdithhcmmq3yegwz3hsjd-t">
               <w:r>
                 <w:rPr>
                   <w:rFonts w:ascii="Arial" w:cs="Arial" w:eastAsia="Arial" w:hAnsi="Arial"/>
@@ -21259,7 +21259,7 @@
               <w:spacing w:after="10" w:before="0"/>
               <w:ind w:left="120"/>
             </w:pPr>
-            <w:hyperlink w:history="1" r:id="rIdtu_bskqzsryjfr3ztmtrg">
+            <w:hyperlink w:history="1" r:id="rIdfuhfmwuznmg_it8m1wfv-">
               <w:r>
                 <w:rPr>
                   <w:rFonts w:ascii="Arial" w:cs="Arial" w:eastAsia="Arial" w:hAnsi="Arial"/>
@@ -21304,7 +21304,7 @@
             <w:pPr>
               <w:spacing w:after="20" w:before="0"/>
             </w:pPr>
-            <w:hyperlink w:history="1" r:id="rIdnk4wm7ftbm0_jh65xsfzb">
+            <w:hyperlink w:history="1" r:id="rIdphxzzrvezw6czbmdtgo9_">
               <w:r>
                 <w:rPr>
                   <w:rFonts w:ascii="Arial" w:cs="Arial" w:eastAsia="Arial" w:hAnsi="Arial"/>
@@ -21337,7 +21337,7 @@
               <w:spacing w:after="10" w:before="0"/>
               <w:ind w:left="120"/>
             </w:pPr>
-            <w:hyperlink w:history="1" r:id="rIdavz3tcapwfa7n24uvndxs">
+            <w:hyperlink w:history="1" r:id="rIdtnhqbi_dl2r1sesipjdni">
               <w:r>
                 <w:rPr>
                   <w:rFonts w:ascii="Arial" w:cs="Arial" w:eastAsia="Arial" w:hAnsi="Arial"/>
@@ -21532,7 +21532,7 @@
             <w:pPr>
               <w:spacing w:after="20" w:before="0"/>
             </w:pPr>
-            <w:hyperlink w:history="1" r:id="rIdueypq8plqmsvpmpfjbs6z">
+            <w:hyperlink w:history="1" r:id="rIdmziocsnpjrlakljehzyni">
               <w:r>
                 <w:rPr>
                   <w:rFonts w:ascii="Arial" w:cs="Arial" w:eastAsia="Arial" w:hAnsi="Arial"/>
@@ -21565,7 +21565,7 @@
               <w:spacing w:after="10" w:before="0"/>
               <w:ind w:left="120"/>
             </w:pPr>
-            <w:hyperlink w:history="1" r:id="rId0klcd5kqslvtqge6g4dnl">
+            <w:hyperlink w:history="1" r:id="rIdmndyg4qegmqavi5mdfsbz">
               <w:r>
                 <w:rPr>
                   <w:rFonts w:ascii="Arial" w:cs="Arial" w:eastAsia="Arial" w:hAnsi="Arial"/>
@@ -21610,7 +21610,7 @@
             <w:pPr>
               <w:spacing w:after="20" w:before="0"/>
             </w:pPr>
-            <w:hyperlink w:history="1" r:id="rIduzuv1i9tilcas4o9rvzcc">
+            <w:hyperlink w:history="1" r:id="rIdq7syl22yxzkueafjxwqvk">
               <w:r>
                 <w:rPr>
                   <w:rFonts w:ascii="Arial" w:cs="Arial" w:eastAsia="Arial" w:hAnsi="Arial"/>
@@ -21643,7 +21643,7 @@
               <w:spacing w:after="10" w:before="0"/>
               <w:ind w:left="120"/>
             </w:pPr>
-            <w:hyperlink w:history="1" r:id="rIdbmff0oltg5p5l7zbufimg">
+            <w:hyperlink w:history="1" r:id="rIdttgzpexylare0w3wkno5h">
               <w:r>
                 <w:rPr>
                   <w:rFonts w:ascii="Arial" w:cs="Arial" w:eastAsia="Arial" w:hAnsi="Arial"/>
@@ -21838,7 +21838,7 @@
             <w:pPr>
               <w:spacing w:after="20" w:before="0"/>
             </w:pPr>
-            <w:hyperlink w:history="1" r:id="rIdyzp9lu0kgyjiul9w_xkaz">
+            <w:hyperlink w:history="1" r:id="rId8tpovjqqooxwcpmmfgf0k">
               <w:r>
                 <w:rPr>
                   <w:rFonts w:ascii="Arial" w:cs="Arial" w:eastAsia="Arial" w:hAnsi="Arial"/>
@@ -21871,7 +21871,7 @@
               <w:spacing w:after="10" w:before="0"/>
               <w:ind w:left="120"/>
             </w:pPr>
-            <w:hyperlink w:history="1" r:id="rIdbr_lxjxgm90xfy0gpq4m1">
+            <w:hyperlink w:history="1" r:id="rIdle1rc594onl-qsffl7xdg">
               <w:r>
                 <w:rPr>
                   <w:rFonts w:ascii="Arial" w:cs="Arial" w:eastAsia="Arial" w:hAnsi="Arial"/>
@@ -21916,7 +21916,7 @@
             <w:pPr>
               <w:spacing w:after="20" w:before="0"/>
             </w:pPr>
-            <w:hyperlink w:history="1" r:id="rIdiy9mt1udne4emwxspn_xa">
+            <w:hyperlink w:history="1" r:id="rIdjmnmf5ejr_mfod2ca1n8m">
               <w:r>
                 <w:rPr>
                   <w:rFonts w:ascii="Arial" w:cs="Arial" w:eastAsia="Arial" w:hAnsi="Arial"/>
@@ -21949,7 +21949,7 @@
               <w:spacing w:after="10" w:before="0"/>
               <w:ind w:left="120"/>
             </w:pPr>
-            <w:hyperlink w:history="1" r:id="rIdxpo5gyltjzdgijyzzgiip">
+            <w:hyperlink w:history="1" r:id="rId7okrvn2ahap1h2s6xhmjb">
               <w:r>
                 <w:rPr>
                   <w:rFonts w:ascii="Arial" w:cs="Arial" w:eastAsia="Arial" w:hAnsi="Arial"/>
@@ -22144,7 +22144,7 @@
             <w:pPr>
               <w:spacing w:after="20" w:before="0"/>
             </w:pPr>
-            <w:hyperlink w:history="1" r:id="rIdfqqrs8jkm7u4ijfgygsqq">
+            <w:hyperlink w:history="1" r:id="rIdzxsggeu0zzwdot3lqbnwk">
               <w:r>
                 <w:rPr>
                   <w:rFonts w:ascii="Arial" w:cs="Arial" w:eastAsia="Arial" w:hAnsi="Arial"/>
@@ -22177,7 +22177,7 @@
               <w:spacing w:after="10" w:before="0"/>
               <w:ind w:left="120"/>
             </w:pPr>
-            <w:hyperlink w:history="1" r:id="rId1mkg2zeav2-znlgmk_ivz">
+            <w:hyperlink w:history="1" r:id="rIdinztxf0mmaevmw-gxq__q">
               <w:r>
                 <w:rPr>
                   <w:rFonts w:ascii="Arial" w:cs="Arial" w:eastAsia="Arial" w:hAnsi="Arial"/>
@@ -22222,7 +22222,7 @@
             <w:pPr>
               <w:spacing w:after="20" w:before="0"/>
             </w:pPr>
-            <w:hyperlink w:history="1" r:id="rIdr_2v29zyle9exkes-l9wz">
+            <w:hyperlink w:history="1" r:id="rIdp1-k0rparj08ae8oov4ws">
               <w:r>
                 <w:rPr>
                   <w:rFonts w:ascii="Arial" w:cs="Arial" w:eastAsia="Arial" w:hAnsi="Arial"/>
@@ -22255,7 +22255,7 @@
               <w:spacing w:after="10" w:before="0"/>
               <w:ind w:left="120"/>
             </w:pPr>
-            <w:hyperlink w:history="1" r:id="rIdgwkjm9e4c-dqbl36htaqm">
+            <w:hyperlink w:history="1" r:id="rIdp6gvh5curb-owuq0urqn_">
               <w:r>
                 <w:rPr>
                   <w:rFonts w:ascii="Arial" w:cs="Arial" w:eastAsia="Arial" w:hAnsi="Arial"/>

--- a/data/outputs/v2/Physics/SS4.1_Greenhouse_Effect_and_Climate_Change/Physics_Greenhouse_Effect_and_Climate_Change_CBE_LessonSequence.docx
+++ b/data/outputs/v2/Physics/SS4.1_Greenhouse_Effect_and_Climate_Change/Physics_Greenhouse_Effect_and_Climate_Change_CBE_LessonSequence.docx
@@ -3418,7 +3418,7 @@
             <w:pPr>
               <w:spacing w:after="20" w:before="0"/>
             </w:pPr>
-            <w:hyperlink w:history="1" r:id="rIdx9a3exjhjnmadw5nad7zh">
+            <w:hyperlink w:history="1" r:id="rIdbqzss3dmt3ps-zdna4i8v">
               <w:r>
                 <w:rPr>
                   <w:rFonts w:ascii="Arial" w:cs="Arial" w:eastAsia="Arial" w:hAnsi="Arial"/>
@@ -3451,7 +3451,7 @@
               <w:spacing w:after="10" w:before="0"/>
               <w:ind w:left="120"/>
             </w:pPr>
-            <w:hyperlink w:history="1" r:id="rIdjh1tvnxgvvbyfu2nr_fsv">
+            <w:hyperlink w:history="1" r:id="rIdwvrw5fy5hrdy5vigixnmk">
               <w:r>
                 <w:rPr>
                   <w:rFonts w:ascii="Arial" w:cs="Arial" w:eastAsia="Arial" w:hAnsi="Arial"/>
@@ -3496,7 +3496,7 @@
             <w:pPr>
               <w:spacing w:after="20" w:before="0"/>
             </w:pPr>
-            <w:hyperlink w:history="1" r:id="rIdajej3icbzik7phzmoncbg">
+            <w:hyperlink w:history="1" r:id="rId6zc5gfjpo3ktezpitpizr">
               <w:r>
                 <w:rPr>
                   <w:rFonts w:ascii="Arial" w:cs="Arial" w:eastAsia="Arial" w:hAnsi="Arial"/>
@@ -3529,7 +3529,7 @@
               <w:spacing w:after="10" w:before="0"/>
               <w:ind w:left="120"/>
             </w:pPr>
-            <w:hyperlink w:history="1" r:id="rIdwsfwjqaquwuhpqkkfyp7i">
+            <w:hyperlink w:history="1" r:id="rIdg0xwo7azc3fdemtgjzrqm">
               <w:r>
                 <w:rPr>
                   <w:rFonts w:ascii="Arial" w:cs="Arial" w:eastAsia="Arial" w:hAnsi="Arial"/>
@@ -3800,7 +3800,7 @@
             <w:pPr>
               <w:spacing w:after="20" w:before="0"/>
             </w:pPr>
-            <w:hyperlink w:history="1" r:id="rIdbhmiw0xenql8s46ht3y4c">
+            <w:hyperlink w:history="1" r:id="rIdttcxiosumnzhi7imx4jsk">
               <w:r>
                 <w:rPr>
                   <w:rFonts w:ascii="Arial" w:cs="Arial" w:eastAsia="Arial" w:hAnsi="Arial"/>
@@ -3833,7 +3833,7 @@
               <w:spacing w:after="10" w:before="0"/>
               <w:ind w:left="120"/>
             </w:pPr>
-            <w:hyperlink w:history="1" r:id="rIdtah27cnfldsjha2cwxma6">
+            <w:hyperlink w:history="1" r:id="rIdamx_h4rxmzu3bjzc-wvsf">
               <w:r>
                 <w:rPr>
                   <w:rFonts w:ascii="Arial" w:cs="Arial" w:eastAsia="Arial" w:hAnsi="Arial"/>
@@ -3878,7 +3878,7 @@
             <w:pPr>
               <w:spacing w:after="20" w:before="0"/>
             </w:pPr>
-            <w:hyperlink w:history="1" r:id="rIdglsgyopv4_et6jbsi57co">
+            <w:hyperlink w:history="1" r:id="rIddqx2plrnguzhe6nbdxyfq">
               <w:r>
                 <w:rPr>
                   <w:rFonts w:ascii="Arial" w:cs="Arial" w:eastAsia="Arial" w:hAnsi="Arial"/>
@@ -3911,7 +3911,7 @@
               <w:spacing w:after="10" w:before="0"/>
               <w:ind w:left="120"/>
             </w:pPr>
-            <w:hyperlink w:history="1" r:id="rId6zbq4o1xwri7dlkziks6m">
+            <w:hyperlink w:history="1" r:id="rIdbabsyqw6qb4b4pwhaued1">
               <w:r>
                 <w:rPr>
                   <w:rFonts w:ascii="Arial" w:cs="Arial" w:eastAsia="Arial" w:hAnsi="Arial"/>
@@ -4201,7 +4201,7 @@
             <w:pPr>
               <w:spacing w:after="20" w:before="0"/>
             </w:pPr>
-            <w:hyperlink w:history="1" r:id="rIdqndn5rocc4dnvzygdxe3c">
+            <w:hyperlink w:history="1" r:id="rIdv0msgf1uoc8iigo1jwmn2">
               <w:r>
                 <w:rPr>
                   <w:rFonts w:ascii="Arial" w:cs="Arial" w:eastAsia="Arial" w:hAnsi="Arial"/>
@@ -4234,7 +4234,7 @@
               <w:spacing w:after="10" w:before="0"/>
               <w:ind w:left="120"/>
             </w:pPr>
-            <w:hyperlink w:history="1" r:id="rIdrbvlfy8pomtsxia9ioelo">
+            <w:hyperlink w:history="1" r:id="rIdul9o42atbwv45wavnri7b">
               <w:r>
                 <w:rPr>
                   <w:rFonts w:ascii="Arial" w:cs="Arial" w:eastAsia="Arial" w:hAnsi="Arial"/>
@@ -4279,7 +4279,7 @@
             <w:pPr>
               <w:spacing w:after="20" w:before="0"/>
             </w:pPr>
-            <w:hyperlink w:history="1" r:id="rId2yqt1o4rziwhzq73mevjc">
+            <w:hyperlink w:history="1" r:id="rIdqz0tae3ykembt-jjqlxzp">
               <w:r>
                 <w:rPr>
                   <w:rFonts w:ascii="Arial" w:cs="Arial" w:eastAsia="Arial" w:hAnsi="Arial"/>
@@ -4312,7 +4312,7 @@
               <w:spacing w:after="10" w:before="0"/>
               <w:ind w:left="120"/>
             </w:pPr>
-            <w:hyperlink w:history="1" r:id="rIddrh0vccbot2g8avijiy1v">
+            <w:hyperlink w:history="1" r:id="rIdanbiqbxcncrgqvutsnbnl">
               <w:r>
                 <w:rPr>
                   <w:rFonts w:ascii="Arial" w:cs="Arial" w:eastAsia="Arial" w:hAnsi="Arial"/>
@@ -4602,7 +4602,7 @@
             <w:pPr>
               <w:spacing w:after="20" w:before="0"/>
             </w:pPr>
-            <w:hyperlink w:history="1" r:id="rIdn-r25epwttlkz6acvpeqd">
+            <w:hyperlink w:history="1" r:id="rIdfqwsupxsrxaveqzv4aicv">
               <w:r>
                 <w:rPr>
                   <w:rFonts w:ascii="Arial" w:cs="Arial" w:eastAsia="Arial" w:hAnsi="Arial"/>
@@ -4635,7 +4635,7 @@
               <w:spacing w:after="10" w:before="0"/>
               <w:ind w:left="120"/>
             </w:pPr>
-            <w:hyperlink w:history="1" r:id="rIdjqzx1o5_lwdnl3rensffz">
+            <w:hyperlink w:history="1" r:id="rId_7uarjf0ggdr6a9iyyzri">
               <w:r>
                 <w:rPr>
                   <w:rFonts w:ascii="Arial" w:cs="Arial" w:eastAsia="Arial" w:hAnsi="Arial"/>
@@ -4680,7 +4680,7 @@
             <w:pPr>
               <w:spacing w:after="20" w:before="0"/>
             </w:pPr>
-            <w:hyperlink w:history="1" r:id="rId0ee_jrpuqjyykyg1patdb">
+            <w:hyperlink w:history="1" r:id="rIdort5umwuuvb1rmnweovuh">
               <w:r>
                 <w:rPr>
                   <w:rFonts w:ascii="Arial" w:cs="Arial" w:eastAsia="Arial" w:hAnsi="Arial"/>
@@ -4713,7 +4713,7 @@
               <w:spacing w:after="10" w:before="0"/>
               <w:ind w:left="120"/>
             </w:pPr>
-            <w:hyperlink w:history="1" r:id="rIdv0bn-a3tq6x8nyjy8gtfb">
+            <w:hyperlink w:history="1" r:id="rIdlsbh9rwttrzpoycdvajmo">
               <w:r>
                 <w:rPr>
                   <w:rFonts w:ascii="Arial" w:cs="Arial" w:eastAsia="Arial" w:hAnsi="Arial"/>
@@ -5003,7 +5003,7 @@
             <w:pPr>
               <w:spacing w:after="20" w:before="0"/>
             </w:pPr>
-            <w:hyperlink w:history="1" r:id="rIdmut-ibn4-wzsrrx6szmct">
+            <w:hyperlink w:history="1" r:id="rIdm6mmts90kpa3iltq7vce4">
               <w:r>
                 <w:rPr>
                   <w:rFonts w:ascii="Arial" w:cs="Arial" w:eastAsia="Arial" w:hAnsi="Arial"/>
@@ -5036,7 +5036,7 @@
               <w:spacing w:after="10" w:before="0"/>
               <w:ind w:left="120"/>
             </w:pPr>
-            <w:hyperlink w:history="1" r:id="rIdym19i9xa6djnevnebejwp">
+            <w:hyperlink w:history="1" r:id="rIdcbbjtw0kw9eejv5du_ysu">
               <w:r>
                 <w:rPr>
                   <w:rFonts w:ascii="Arial" w:cs="Arial" w:eastAsia="Arial" w:hAnsi="Arial"/>
@@ -5081,7 +5081,7 @@
             <w:pPr>
               <w:spacing w:after="20" w:before="0"/>
             </w:pPr>
-            <w:hyperlink w:history="1" r:id="rIdalnbqvcljvx4ikxi5qvi0">
+            <w:hyperlink w:history="1" r:id="rIdfsafzxoci4ya2u3ndi0i8">
               <w:r>
                 <w:rPr>
                   <w:rFonts w:ascii="Arial" w:cs="Arial" w:eastAsia="Arial" w:hAnsi="Arial"/>
@@ -5114,7 +5114,7 @@
               <w:spacing w:after="10" w:before="0"/>
               <w:ind w:left="120"/>
             </w:pPr>
-            <w:hyperlink w:history="1" r:id="rIdhmjv1kwntznamfqobtk2l">
+            <w:hyperlink w:history="1" r:id="rIdbb-k63o2kmv_6ofqif-l6">
               <w:r>
                 <w:rPr>
                   <w:rFonts w:ascii="Arial" w:cs="Arial" w:eastAsia="Arial" w:hAnsi="Arial"/>
@@ -6810,7 +6810,7 @@
             <w:pPr>
               <w:spacing w:after="20" w:before="0"/>
             </w:pPr>
-            <w:hyperlink w:history="1" r:id="rIdylfvt2inrj0haoy7z4cef">
+            <w:hyperlink w:history="1" r:id="rIdras809apsnln7lo-l2zch">
               <w:r>
                 <w:rPr>
                   <w:rFonts w:ascii="Arial" w:cs="Arial" w:eastAsia="Arial" w:hAnsi="Arial"/>
@@ -6843,7 +6843,7 @@
               <w:spacing w:after="10" w:before="0"/>
               <w:ind w:left="120"/>
             </w:pPr>
-            <w:hyperlink w:history="1" r:id="rIdu9iqbgva1xbw_r07zqi3j">
+            <w:hyperlink w:history="1" r:id="rIdwnlc7wfb7gxlbwm8muovl">
               <w:r>
                 <w:rPr>
                   <w:rFonts w:ascii="Arial" w:cs="Arial" w:eastAsia="Arial" w:hAnsi="Arial"/>
@@ -6888,7 +6888,7 @@
             <w:pPr>
               <w:spacing w:after="20" w:before="0"/>
             </w:pPr>
-            <w:hyperlink w:history="1" r:id="rIdtjwfgzlpi6qf-v95wcmge">
+            <w:hyperlink w:history="1" r:id="rIdslbyjgjqpwrg-hutrczev">
               <w:r>
                 <w:rPr>
                   <w:rFonts w:ascii="Arial" w:cs="Arial" w:eastAsia="Arial" w:hAnsi="Arial"/>
@@ -6921,7 +6921,7 @@
               <w:spacing w:after="10" w:before="0"/>
               <w:ind w:left="120"/>
             </w:pPr>
-            <w:hyperlink w:history="1" r:id="rIdybq0txk4yjvxml7n9iohy">
+            <w:hyperlink w:history="1" r:id="rIdkqpunytu5aczgi3qygmlo">
               <w:r>
                 <w:rPr>
                   <w:rFonts w:ascii="Arial" w:cs="Arial" w:eastAsia="Arial" w:hAnsi="Arial"/>
@@ -7116,7 +7116,7 @@
             <w:pPr>
               <w:spacing w:after="20" w:before="0"/>
             </w:pPr>
-            <w:hyperlink w:history="1" r:id="rIdeczv3g5jmxsx8oe9u-gm6">
+            <w:hyperlink w:history="1" r:id="rIda0wilbkbmvgcjlvdhbdjx">
               <w:r>
                 <w:rPr>
                   <w:rFonts w:ascii="Arial" w:cs="Arial" w:eastAsia="Arial" w:hAnsi="Arial"/>
@@ -7149,7 +7149,7 @@
               <w:spacing w:after="10" w:before="0"/>
               <w:ind w:left="120"/>
             </w:pPr>
-            <w:hyperlink w:history="1" r:id="rIdiozkrppusqvv-kwobt1x_">
+            <w:hyperlink w:history="1" r:id="rIdxaz2kkudjg3hdqk4sjwge">
               <w:r>
                 <w:rPr>
                   <w:rFonts w:ascii="Arial" w:cs="Arial" w:eastAsia="Arial" w:hAnsi="Arial"/>
@@ -7194,7 +7194,7 @@
             <w:pPr>
               <w:spacing w:after="20" w:before="0"/>
             </w:pPr>
-            <w:hyperlink w:history="1" r:id="rIdy0e8h7wl1iwegoankrqcu">
+            <w:hyperlink w:history="1" r:id="rIdinb7j0ns3nrmerrqwmzww">
               <w:r>
                 <w:rPr>
                   <w:rFonts w:ascii="Arial" w:cs="Arial" w:eastAsia="Arial" w:hAnsi="Arial"/>
@@ -7227,7 +7227,7 @@
               <w:spacing w:after="10" w:before="0"/>
               <w:ind w:left="120"/>
             </w:pPr>
-            <w:hyperlink w:history="1" r:id="rId0a-i-spwsw6ko1qtyr_ob">
+            <w:hyperlink w:history="1" r:id="rIds0prryrxy4u-mhexzxlss">
               <w:r>
                 <w:rPr>
                   <w:rFonts w:ascii="Arial" w:cs="Arial" w:eastAsia="Arial" w:hAnsi="Arial"/>
@@ -7422,7 +7422,7 @@
             <w:pPr>
               <w:spacing w:after="20" w:before="0"/>
             </w:pPr>
-            <w:hyperlink w:history="1" r:id="rId46m4fchag6duvzrpwjcto">
+            <w:hyperlink w:history="1" r:id="rIdvq9chpe-wzxxxb050uszi">
               <w:r>
                 <w:rPr>
                   <w:rFonts w:ascii="Arial" w:cs="Arial" w:eastAsia="Arial" w:hAnsi="Arial"/>
@@ -7455,7 +7455,7 @@
               <w:spacing w:after="10" w:before="0"/>
               <w:ind w:left="120"/>
             </w:pPr>
-            <w:hyperlink w:history="1" r:id="rIdqdow9mpd8bi0ajbcch4eo">
+            <w:hyperlink w:history="1" r:id="rIdfiaraveu3ytx8_9jgcibh">
               <w:r>
                 <w:rPr>
                   <w:rFonts w:ascii="Arial" w:cs="Arial" w:eastAsia="Arial" w:hAnsi="Arial"/>
@@ -7500,7 +7500,7 @@
             <w:pPr>
               <w:spacing w:after="20" w:before="0"/>
             </w:pPr>
-            <w:hyperlink w:history="1" r:id="rIddvtwhloobcil9x8cuf8z8">
+            <w:hyperlink w:history="1" r:id="rIdmebehigt9quz3djth184f">
               <w:r>
                 <w:rPr>
                   <w:rFonts w:ascii="Arial" w:cs="Arial" w:eastAsia="Arial" w:hAnsi="Arial"/>
@@ -7533,7 +7533,7 @@
               <w:spacing w:after="10" w:before="0"/>
               <w:ind w:left="120"/>
             </w:pPr>
-            <w:hyperlink w:history="1" r:id="rIdknsg7njuo6b_iecjvbbx-">
+            <w:hyperlink w:history="1" r:id="rIdhkmqllchot7bh_offqvst">
               <w:r>
                 <w:rPr>
                   <w:rFonts w:ascii="Arial" w:cs="Arial" w:eastAsia="Arial" w:hAnsi="Arial"/>
@@ -7728,7 +7728,7 @@
             <w:pPr>
               <w:spacing w:after="20" w:before="0"/>
             </w:pPr>
-            <w:hyperlink w:history="1" r:id="rIdnnytkjt4ewuocgouwloev">
+            <w:hyperlink w:history="1" r:id="rIdts72kot9srpe1g3zqwbml">
               <w:r>
                 <w:rPr>
                   <w:rFonts w:ascii="Arial" w:cs="Arial" w:eastAsia="Arial" w:hAnsi="Arial"/>
@@ -7761,7 +7761,7 @@
               <w:spacing w:after="10" w:before="0"/>
               <w:ind w:left="120"/>
             </w:pPr>
-            <w:hyperlink w:history="1" r:id="rId2ndlf_725hzgihddmhk-l">
+            <w:hyperlink w:history="1" r:id="rIdg4rj0wnrnru5fqjvfdvla">
               <w:r>
                 <w:rPr>
                   <w:rFonts w:ascii="Arial" w:cs="Arial" w:eastAsia="Arial" w:hAnsi="Arial"/>
@@ -7806,7 +7806,7 @@
             <w:pPr>
               <w:spacing w:after="20" w:before="0"/>
             </w:pPr>
-            <w:hyperlink w:history="1" r:id="rIdd4wvlvgako2_elh9gce0q">
+            <w:hyperlink w:history="1" r:id="rId8hwvdp9rcbabvl1hsoml_">
               <w:r>
                 <w:rPr>
                   <w:rFonts w:ascii="Arial" w:cs="Arial" w:eastAsia="Arial" w:hAnsi="Arial"/>
@@ -7839,7 +7839,7 @@
               <w:spacing w:after="10" w:before="0"/>
               <w:ind w:left="120"/>
             </w:pPr>
-            <w:hyperlink w:history="1" r:id="rIdym1w6yktsb-_vt4atmhae">
+            <w:hyperlink w:history="1" r:id="rIdq_s5n1ptafyzhgqyiyjxh">
               <w:r>
                 <w:rPr>
                   <w:rFonts w:ascii="Arial" w:cs="Arial" w:eastAsia="Arial" w:hAnsi="Arial"/>
@@ -8034,7 +8034,7 @@
             <w:pPr>
               <w:spacing w:after="20" w:before="0"/>
             </w:pPr>
-            <w:hyperlink w:history="1" r:id="rIdgi5ttpwgvziz6dcwmbv5g">
+            <w:hyperlink w:history="1" r:id="rId72txslp6th0rrr1mo41bj">
               <w:r>
                 <w:rPr>
                   <w:rFonts w:ascii="Arial" w:cs="Arial" w:eastAsia="Arial" w:hAnsi="Arial"/>
@@ -8067,7 +8067,7 @@
               <w:spacing w:after="10" w:before="0"/>
               <w:ind w:left="120"/>
             </w:pPr>
-            <w:hyperlink w:history="1" r:id="rIddalems2lrp7yxlqkk2p4g">
+            <w:hyperlink w:history="1" r:id="rIdq0r_qh3jipqvesnfkoz6v">
               <w:r>
                 <w:rPr>
                   <w:rFonts w:ascii="Arial" w:cs="Arial" w:eastAsia="Arial" w:hAnsi="Arial"/>
@@ -8112,7 +8112,7 @@
             <w:pPr>
               <w:spacing w:after="20" w:before="0"/>
             </w:pPr>
-            <w:hyperlink w:history="1" r:id="rIdtq0_ihqpxeruc_ciq1o9q">
+            <w:hyperlink w:history="1" r:id="rIdmw16su6_6jxbdcjeummvw">
               <w:r>
                 <w:rPr>
                   <w:rFonts w:ascii="Arial" w:cs="Arial" w:eastAsia="Arial" w:hAnsi="Arial"/>
@@ -8145,7 +8145,7 @@
               <w:spacing w:after="10" w:before="0"/>
               <w:ind w:left="120"/>
             </w:pPr>
-            <w:hyperlink w:history="1" r:id="rIdpheog_nrd1_z-1mmgy6ig">
+            <w:hyperlink w:history="1" r:id="rId6hickss-l9ahn9d4aae-c">
               <w:r>
                 <w:rPr>
                   <w:rFonts w:ascii="Arial" w:cs="Arial" w:eastAsia="Arial" w:hAnsi="Arial"/>
@@ -9632,7 +9632,7 @@
             <w:pPr>
               <w:spacing w:after="20" w:before="0"/>
             </w:pPr>
-            <w:hyperlink w:history="1" r:id="rIdfnmzbdew0dug_zezbgo0_">
+            <w:hyperlink w:history="1" r:id="rId9g5v-you_xif3ldmj29xz">
               <w:r>
                 <w:rPr>
                   <w:rFonts w:ascii="Arial" w:cs="Arial" w:eastAsia="Arial" w:hAnsi="Arial"/>
@@ -9665,7 +9665,7 @@
               <w:spacing w:after="10" w:before="0"/>
               <w:ind w:left="120"/>
             </w:pPr>
-            <w:hyperlink w:history="1" r:id="rId5crlv_xgqitwemlk2yabg">
+            <w:hyperlink w:history="1" r:id="rIdi0jctyhiwroykmnawhnj3">
               <w:r>
                 <w:rPr>
                   <w:rFonts w:ascii="Arial" w:cs="Arial" w:eastAsia="Arial" w:hAnsi="Arial"/>
@@ -9710,7 +9710,7 @@
             <w:pPr>
               <w:spacing w:after="20" w:before="0"/>
             </w:pPr>
-            <w:hyperlink w:history="1" r:id="rIdq90-gv1zr6c-kyin2zz29">
+            <w:hyperlink w:history="1" r:id="rIdwkqmbr6g81upmgxycjfl6">
               <w:r>
                 <w:rPr>
                   <w:rFonts w:ascii="Arial" w:cs="Arial" w:eastAsia="Arial" w:hAnsi="Arial"/>
@@ -9743,7 +9743,7 @@
               <w:spacing w:after="10" w:before="0"/>
               <w:ind w:left="120"/>
             </w:pPr>
-            <w:hyperlink w:history="1" r:id="rIdotd_-ibz1bt1wp1xwq5z5">
+            <w:hyperlink w:history="1" r:id="rIdl91mnhwyzbg6xbfy8yiom">
               <w:r>
                 <w:rPr>
                   <w:rFonts w:ascii="Arial" w:cs="Arial" w:eastAsia="Arial" w:hAnsi="Arial"/>
@@ -9938,7 +9938,7 @@
             <w:pPr>
               <w:spacing w:after="20" w:before="0"/>
             </w:pPr>
-            <w:hyperlink w:history="1" r:id="rIdogf2c_zgm26ermiwwbml7">
+            <w:hyperlink w:history="1" r:id="rIdch17n0y07licwl2sfvpxd">
               <w:r>
                 <w:rPr>
                   <w:rFonts w:ascii="Arial" w:cs="Arial" w:eastAsia="Arial" w:hAnsi="Arial"/>
@@ -9971,7 +9971,7 @@
               <w:spacing w:after="10" w:before="0"/>
               <w:ind w:left="120"/>
             </w:pPr>
-            <w:hyperlink w:history="1" r:id="rIdy5-ben13ugazvezx1izrl">
+            <w:hyperlink w:history="1" r:id="rIdivly7cmgkwbpm6qvt2wt2">
               <w:r>
                 <w:rPr>
                   <w:rFonts w:ascii="Arial" w:cs="Arial" w:eastAsia="Arial" w:hAnsi="Arial"/>
@@ -10016,7 +10016,7 @@
             <w:pPr>
               <w:spacing w:after="20" w:before="0"/>
             </w:pPr>
-            <w:hyperlink w:history="1" r:id="rId_raolv6zb94rg5urtmbwt">
+            <w:hyperlink w:history="1" r:id="rIdjj89eydxjuygqko1-wh9k">
               <w:r>
                 <w:rPr>
                   <w:rFonts w:ascii="Arial" w:cs="Arial" w:eastAsia="Arial" w:hAnsi="Arial"/>
@@ -10049,7 +10049,7 @@
               <w:spacing w:after="10" w:before="0"/>
               <w:ind w:left="120"/>
             </w:pPr>
-            <w:hyperlink w:history="1" r:id="rIdhwlp-ddubfrwu5t7jfhze">
+            <w:hyperlink w:history="1" r:id="rIdyo8n9ciadyjggqvxih-fu">
               <w:r>
                 <w:rPr>
                   <w:rFonts w:ascii="Arial" w:cs="Arial" w:eastAsia="Arial" w:hAnsi="Arial"/>
@@ -10244,7 +10244,7 @@
             <w:pPr>
               <w:spacing w:after="20" w:before="0"/>
             </w:pPr>
-            <w:hyperlink w:history="1" r:id="rIdhby4qen5yhouufxjjvci8">
+            <w:hyperlink w:history="1" r:id="rIdpnqr-aoiuskaa5ty3ioi6">
               <w:r>
                 <w:rPr>
                   <w:rFonts w:ascii="Arial" w:cs="Arial" w:eastAsia="Arial" w:hAnsi="Arial"/>
@@ -10277,7 +10277,7 @@
               <w:spacing w:after="10" w:before="0"/>
               <w:ind w:left="120"/>
             </w:pPr>
-            <w:hyperlink w:history="1" r:id="rIdfaz9uydd-dtfcp5z03nr2">
+            <w:hyperlink w:history="1" r:id="rId5u2v70mgl0hafwaa7fow1">
               <w:r>
                 <w:rPr>
                   <w:rFonts w:ascii="Arial" w:cs="Arial" w:eastAsia="Arial" w:hAnsi="Arial"/>
@@ -10322,7 +10322,7 @@
             <w:pPr>
               <w:spacing w:after="20" w:before="0"/>
             </w:pPr>
-            <w:hyperlink w:history="1" r:id="rIdjnxucsb54oxvxelsmglef">
+            <w:hyperlink w:history="1" r:id="rIdoozq4cbriyizz0jkocwox">
               <w:r>
                 <w:rPr>
                   <w:rFonts w:ascii="Arial" w:cs="Arial" w:eastAsia="Arial" w:hAnsi="Arial"/>
@@ -10355,7 +10355,7 @@
               <w:spacing w:after="10" w:before="0"/>
               <w:ind w:left="120"/>
             </w:pPr>
-            <w:hyperlink w:history="1" r:id="rIdx-xpzyvlnjuvu5o-e2s-w">
+            <w:hyperlink w:history="1" r:id="rIdkojicnsa1c2chlggrk6gu">
               <w:r>
                 <w:rPr>
                   <w:rFonts w:ascii="Arial" w:cs="Arial" w:eastAsia="Arial" w:hAnsi="Arial"/>
@@ -10550,7 +10550,7 @@
             <w:pPr>
               <w:spacing w:after="20" w:before="0"/>
             </w:pPr>
-            <w:hyperlink w:history="1" r:id="rIdqnoanl6dhx2ncmoz0lwtn">
+            <w:hyperlink w:history="1" r:id="rIdwiwsfkief6gbaioyk4oke">
               <w:r>
                 <w:rPr>
                   <w:rFonts w:ascii="Arial" w:cs="Arial" w:eastAsia="Arial" w:hAnsi="Arial"/>
@@ -10583,7 +10583,7 @@
               <w:spacing w:after="10" w:before="0"/>
               <w:ind w:left="120"/>
             </w:pPr>
-            <w:hyperlink w:history="1" r:id="rIdniiwrs2dchiibx6h60duz">
+            <w:hyperlink w:history="1" r:id="rIdvjx9vlyqfjtrf2kow8wmj">
               <w:r>
                 <w:rPr>
                   <w:rFonts w:ascii="Arial" w:cs="Arial" w:eastAsia="Arial" w:hAnsi="Arial"/>
@@ -10628,7 +10628,7 @@
             <w:pPr>
               <w:spacing w:after="20" w:before="0"/>
             </w:pPr>
-            <w:hyperlink w:history="1" r:id="rId5_ygzcemzafxldy-7zqhm">
+            <w:hyperlink w:history="1" r:id="rIdu1mbuyqcjuxmd1tqm9ubt">
               <w:r>
                 <w:rPr>
                   <w:rFonts w:ascii="Arial" w:cs="Arial" w:eastAsia="Arial" w:hAnsi="Arial"/>
@@ -10661,7 +10661,7 @@
               <w:spacing w:after="10" w:before="0"/>
               <w:ind w:left="120"/>
             </w:pPr>
-            <w:hyperlink w:history="1" r:id="rIdjgauxhjgscn47dyrkuyfg">
+            <w:hyperlink w:history="1" r:id="rIdw_4_4bo3cnkidbpun_oii">
               <w:r>
                 <w:rPr>
                   <w:rFonts w:ascii="Arial" w:cs="Arial" w:eastAsia="Arial" w:hAnsi="Arial"/>
@@ -10856,7 +10856,7 @@
             <w:pPr>
               <w:spacing w:after="20" w:before="0"/>
             </w:pPr>
-            <w:hyperlink w:history="1" r:id="rIdhgxokwofcinq9cdrniq1q">
+            <w:hyperlink w:history="1" r:id="rIdgf2gbuz__t0-lpxdo_ncb">
               <w:r>
                 <w:rPr>
                   <w:rFonts w:ascii="Arial" w:cs="Arial" w:eastAsia="Arial" w:hAnsi="Arial"/>
@@ -10889,7 +10889,7 @@
               <w:spacing w:after="10" w:before="0"/>
               <w:ind w:left="120"/>
             </w:pPr>
-            <w:hyperlink w:history="1" r:id="rIdqv7dirndmx3sldi8nwxlx">
+            <w:hyperlink w:history="1" r:id="rIdauhtpi-nfkrwdduzpl0qg">
               <w:r>
                 <w:rPr>
                   <w:rFonts w:ascii="Arial" w:cs="Arial" w:eastAsia="Arial" w:hAnsi="Arial"/>
@@ -10934,7 +10934,7 @@
             <w:pPr>
               <w:spacing w:after="20" w:before="0"/>
             </w:pPr>
-            <w:hyperlink w:history="1" r:id="rId2rte-0mip9k7byxh7f-kl">
+            <w:hyperlink w:history="1" r:id="rId1td3nh5mm4wgqlzjhoooa">
               <w:r>
                 <w:rPr>
                   <w:rFonts w:ascii="Arial" w:cs="Arial" w:eastAsia="Arial" w:hAnsi="Arial"/>
@@ -10967,7 +10967,7 @@
               <w:spacing w:after="10" w:before="0"/>
               <w:ind w:left="120"/>
             </w:pPr>
-            <w:hyperlink w:history="1" r:id="rIdljjz3nelqvgb4kgehqjix">
+            <w:hyperlink w:history="1" r:id="rIdabrr6qui_paoe1cl1tbvp">
               <w:r>
                 <w:rPr>
                   <w:rFonts w:ascii="Arial" w:cs="Arial" w:eastAsia="Arial" w:hAnsi="Arial"/>
@@ -12454,7 +12454,7 @@
             <w:pPr>
               <w:spacing w:after="20" w:before="0"/>
             </w:pPr>
-            <w:hyperlink w:history="1" r:id="rIdpqyrvldbmbgw3vchas75r">
+            <w:hyperlink w:history="1" r:id="rId61g1cyn2dxf9kfxccovq1">
               <w:r>
                 <w:rPr>
                   <w:rFonts w:ascii="Arial" w:cs="Arial" w:eastAsia="Arial" w:hAnsi="Arial"/>
@@ -12487,7 +12487,7 @@
               <w:spacing w:after="10" w:before="0"/>
               <w:ind w:left="120"/>
             </w:pPr>
-            <w:hyperlink w:history="1" r:id="rIdnskd130x5k4km6c17bbmt">
+            <w:hyperlink w:history="1" r:id="rId6ks_oh5okbubvfzvnbd5j">
               <w:r>
                 <w:rPr>
                   <w:rFonts w:ascii="Arial" w:cs="Arial" w:eastAsia="Arial" w:hAnsi="Arial"/>
@@ -12532,7 +12532,7 @@
             <w:pPr>
               <w:spacing w:after="20" w:before="0"/>
             </w:pPr>
-            <w:hyperlink w:history="1" r:id="rIdnkgm1tglpjyigf24uad_r">
+            <w:hyperlink w:history="1" r:id="rIdcegpsjidgids9jirawwuh">
               <w:r>
                 <w:rPr>
                   <w:rFonts w:ascii="Arial" w:cs="Arial" w:eastAsia="Arial" w:hAnsi="Arial"/>
@@ -12565,7 +12565,7 @@
               <w:spacing w:after="10" w:before="0"/>
               <w:ind w:left="120"/>
             </w:pPr>
-            <w:hyperlink w:history="1" r:id="rIdj21sx6usaxmnwf3she1ts">
+            <w:hyperlink w:history="1" r:id="rIdzq77-a0n5xlqqnf220sns">
               <w:r>
                 <w:rPr>
                   <w:rFonts w:ascii="Arial" w:cs="Arial" w:eastAsia="Arial" w:hAnsi="Arial"/>
@@ -12760,7 +12760,7 @@
             <w:pPr>
               <w:spacing w:after="20" w:before="0"/>
             </w:pPr>
-            <w:hyperlink w:history="1" r:id="rIdwv0vo55wkzk2zua8_1kub">
+            <w:hyperlink w:history="1" r:id="rIdl3-jv3zycgwgdv58mswnz">
               <w:r>
                 <w:rPr>
                   <w:rFonts w:ascii="Arial" w:cs="Arial" w:eastAsia="Arial" w:hAnsi="Arial"/>
@@ -12793,7 +12793,7 @@
               <w:spacing w:after="10" w:before="0"/>
               <w:ind w:left="120"/>
             </w:pPr>
-            <w:hyperlink w:history="1" r:id="rIdjx6ptirrhq5hiwjsl6zpn">
+            <w:hyperlink w:history="1" r:id="rId1w1hhxefamgt6e4m2v1yw">
               <w:r>
                 <w:rPr>
                   <w:rFonts w:ascii="Arial" w:cs="Arial" w:eastAsia="Arial" w:hAnsi="Arial"/>
@@ -12838,7 +12838,7 @@
             <w:pPr>
               <w:spacing w:after="20" w:before="0"/>
             </w:pPr>
-            <w:hyperlink w:history="1" r:id="rIdqvga-o_h7g_xhsn4-d6lk">
+            <w:hyperlink w:history="1" r:id="rIdzsehedxyqzppqh5unfqb7">
               <w:r>
                 <w:rPr>
                   <w:rFonts w:ascii="Arial" w:cs="Arial" w:eastAsia="Arial" w:hAnsi="Arial"/>
@@ -12871,7 +12871,7 @@
               <w:spacing w:after="10" w:before="0"/>
               <w:ind w:left="120"/>
             </w:pPr>
-            <w:hyperlink w:history="1" r:id="rId9n4ohztpftzdk8nqn_vr7">
+            <w:hyperlink w:history="1" r:id="rId1vgbqvzxmt9gbaj0mqihd">
               <w:r>
                 <w:rPr>
                   <w:rFonts w:ascii="Arial" w:cs="Arial" w:eastAsia="Arial" w:hAnsi="Arial"/>
@@ -13066,7 +13066,7 @@
             <w:pPr>
               <w:spacing w:after="20" w:before="0"/>
             </w:pPr>
-            <w:hyperlink w:history="1" r:id="rIdimoj_l40ji3biywg0lx52">
+            <w:hyperlink w:history="1" r:id="rIdc8ttgdtff4hnu0ae1g--t">
               <w:r>
                 <w:rPr>
                   <w:rFonts w:ascii="Arial" w:cs="Arial" w:eastAsia="Arial" w:hAnsi="Arial"/>
@@ -13099,7 +13099,7 @@
               <w:spacing w:after="10" w:before="0"/>
               <w:ind w:left="120"/>
             </w:pPr>
-            <w:hyperlink w:history="1" r:id="rIdropzslbqjpvbx5buxcw9h">
+            <w:hyperlink w:history="1" r:id="rIdr_uqztry8tudvz3nhvdeg">
               <w:r>
                 <w:rPr>
                   <w:rFonts w:ascii="Arial" w:cs="Arial" w:eastAsia="Arial" w:hAnsi="Arial"/>
@@ -13144,7 +13144,7 @@
             <w:pPr>
               <w:spacing w:after="20" w:before="0"/>
             </w:pPr>
-            <w:hyperlink w:history="1" r:id="rIdcb5ut0s8qusao8extm-ns">
+            <w:hyperlink w:history="1" r:id="rIdpijui4dnmc50cjnniubik">
               <w:r>
                 <w:rPr>
                   <w:rFonts w:ascii="Arial" w:cs="Arial" w:eastAsia="Arial" w:hAnsi="Arial"/>
@@ -13177,7 +13177,7 @@
               <w:spacing w:after="10" w:before="0"/>
               <w:ind w:left="120"/>
             </w:pPr>
-            <w:hyperlink w:history="1" r:id="rIddhmyur-bj2j2udnnc_-1c">
+            <w:hyperlink w:history="1" r:id="rIdkk4gel5n-wsauln7_e_nw">
               <w:r>
                 <w:rPr>
                   <w:rFonts w:ascii="Arial" w:cs="Arial" w:eastAsia="Arial" w:hAnsi="Arial"/>
@@ -13372,7 +13372,7 @@
             <w:pPr>
               <w:spacing w:after="20" w:before="0"/>
             </w:pPr>
-            <w:hyperlink w:history="1" r:id="rIdoqo2xsygoxal3gawddhke">
+            <w:hyperlink w:history="1" r:id="rIdlsezz54j-mpjd6r53yggw">
               <w:r>
                 <w:rPr>
                   <w:rFonts w:ascii="Arial" w:cs="Arial" w:eastAsia="Arial" w:hAnsi="Arial"/>
@@ -13405,7 +13405,7 @@
               <w:spacing w:after="10" w:before="0"/>
               <w:ind w:left="120"/>
             </w:pPr>
-            <w:hyperlink w:history="1" r:id="rIdis2bdhdnem_2cltrwa5lj">
+            <w:hyperlink w:history="1" r:id="rId7bfdchlx0ca0an9yyrpzc">
               <w:r>
                 <w:rPr>
                   <w:rFonts w:ascii="Arial" w:cs="Arial" w:eastAsia="Arial" w:hAnsi="Arial"/>
@@ -13450,7 +13450,7 @@
             <w:pPr>
               <w:spacing w:after="20" w:before="0"/>
             </w:pPr>
-            <w:hyperlink w:history="1" r:id="rIdppd-te9qwsa2p5sdq0qdz">
+            <w:hyperlink w:history="1" r:id="rIdvlbmolzit2dfyc7q9rsht">
               <w:r>
                 <w:rPr>
                   <w:rFonts w:ascii="Arial" w:cs="Arial" w:eastAsia="Arial" w:hAnsi="Arial"/>
@@ -13483,7 +13483,7 @@
               <w:spacing w:after="10" w:before="0"/>
               <w:ind w:left="120"/>
             </w:pPr>
-            <w:hyperlink w:history="1" r:id="rId52ga7ecpgujxialdc5tcb">
+            <w:hyperlink w:history="1" r:id="rIdb99x7x_dmjb-ozuwdoiyz">
               <w:r>
                 <w:rPr>
                   <w:rFonts w:ascii="Arial" w:cs="Arial" w:eastAsia="Arial" w:hAnsi="Arial"/>
@@ -13678,7 +13678,7 @@
             <w:pPr>
               <w:spacing w:after="20" w:before="0"/>
             </w:pPr>
-            <w:hyperlink w:history="1" r:id="rId5nkomvlry6jdk9bj9hclt">
+            <w:hyperlink w:history="1" r:id="rId48ddiqm2wnoehigbhstg3">
               <w:r>
                 <w:rPr>
                   <w:rFonts w:ascii="Arial" w:cs="Arial" w:eastAsia="Arial" w:hAnsi="Arial"/>
@@ -13711,7 +13711,7 @@
               <w:spacing w:after="10" w:before="0"/>
               <w:ind w:left="120"/>
             </w:pPr>
-            <w:hyperlink w:history="1" r:id="rIdy0oljf30hcsffckcrlkbd">
+            <w:hyperlink w:history="1" r:id="rIdhjqoyfvz6octudot53p6-">
               <w:r>
                 <w:rPr>
                   <w:rFonts w:ascii="Arial" w:cs="Arial" w:eastAsia="Arial" w:hAnsi="Arial"/>
@@ -13756,7 +13756,7 @@
             <w:pPr>
               <w:spacing w:after="20" w:before="0"/>
             </w:pPr>
-            <w:hyperlink w:history="1" r:id="rIdr-0qzh2lhpr_57tsce2oy">
+            <w:hyperlink w:history="1" r:id="rId3nkd2j_epjrscg4z7wf3m">
               <w:r>
                 <w:rPr>
                   <w:rFonts w:ascii="Arial" w:cs="Arial" w:eastAsia="Arial" w:hAnsi="Arial"/>
@@ -13789,7 +13789,7 @@
               <w:spacing w:after="10" w:before="0"/>
               <w:ind w:left="120"/>
             </w:pPr>
-            <w:hyperlink w:history="1" r:id="rId99ckiobu7-hdczvbyjqpn">
+            <w:hyperlink w:history="1" r:id="rIddptedx_x1xjlh8n59fiil">
               <w:r>
                 <w:rPr>
                   <w:rFonts w:ascii="Arial" w:cs="Arial" w:eastAsia="Arial" w:hAnsi="Arial"/>
@@ -15276,7 +15276,7 @@
             <w:pPr>
               <w:spacing w:after="20" w:before="0"/>
             </w:pPr>
-            <w:hyperlink w:history="1" r:id="rIdaoygwlsd4w13sogewbler">
+            <w:hyperlink w:history="1" r:id="rIdhejp_bmln59re62cyhdmz">
               <w:r>
                 <w:rPr>
                   <w:rFonts w:ascii="Arial" w:cs="Arial" w:eastAsia="Arial" w:hAnsi="Arial"/>
@@ -15309,7 +15309,7 @@
               <w:spacing w:after="10" w:before="0"/>
               <w:ind w:left="120"/>
             </w:pPr>
-            <w:hyperlink w:history="1" r:id="rId2eefzfqqgybzaa-zgtsdh">
+            <w:hyperlink w:history="1" r:id="rIdulilzugqv2f5yc6ln3j-a">
               <w:r>
                 <w:rPr>
                   <w:rFonts w:ascii="Arial" w:cs="Arial" w:eastAsia="Arial" w:hAnsi="Arial"/>
@@ -15354,7 +15354,7 @@
             <w:pPr>
               <w:spacing w:after="20" w:before="0"/>
             </w:pPr>
-            <w:hyperlink w:history="1" r:id="rIdncpj8ibthlydeucmj5vax">
+            <w:hyperlink w:history="1" r:id="rIdiqmrf064c-shra__pl1gi">
               <w:r>
                 <w:rPr>
                   <w:rFonts w:ascii="Arial" w:cs="Arial" w:eastAsia="Arial" w:hAnsi="Arial"/>
@@ -15387,7 +15387,7 @@
               <w:spacing w:after="10" w:before="0"/>
               <w:ind w:left="120"/>
             </w:pPr>
-            <w:hyperlink w:history="1" r:id="rIdcbbtrvsncv9lixswmhz7u">
+            <w:hyperlink w:history="1" r:id="rIdx4kr9rbwzgjhw3v1dfulr">
               <w:r>
                 <w:rPr>
                   <w:rFonts w:ascii="Arial" w:cs="Arial" w:eastAsia="Arial" w:hAnsi="Arial"/>
@@ -15582,7 +15582,7 @@
             <w:pPr>
               <w:spacing w:after="20" w:before="0"/>
             </w:pPr>
-            <w:hyperlink w:history="1" r:id="rIduao85yr3vtefd0jcj2w0m">
+            <w:hyperlink w:history="1" r:id="rIdqndd9tki4nqzobin02do7">
               <w:r>
                 <w:rPr>
                   <w:rFonts w:ascii="Arial" w:cs="Arial" w:eastAsia="Arial" w:hAnsi="Arial"/>
@@ -15615,7 +15615,7 @@
               <w:spacing w:after="10" w:before="0"/>
               <w:ind w:left="120"/>
             </w:pPr>
-            <w:hyperlink w:history="1" r:id="rId_6mszyu7ulvl_i-kiksst">
+            <w:hyperlink w:history="1" r:id="rId6j__ohoiwo-370lup2moi">
               <w:r>
                 <w:rPr>
                   <w:rFonts w:ascii="Arial" w:cs="Arial" w:eastAsia="Arial" w:hAnsi="Arial"/>
@@ -15660,7 +15660,7 @@
             <w:pPr>
               <w:spacing w:after="20" w:before="0"/>
             </w:pPr>
-            <w:hyperlink w:history="1" r:id="rIdy8lmbwis4lp7nwxak_fdb">
+            <w:hyperlink w:history="1" r:id="rIdyfid7ktdhh1p-pkr8hczs">
               <w:r>
                 <w:rPr>
                   <w:rFonts w:ascii="Arial" w:cs="Arial" w:eastAsia="Arial" w:hAnsi="Arial"/>
@@ -15693,7 +15693,7 @@
               <w:spacing w:after="10" w:before="0"/>
               <w:ind w:left="120"/>
             </w:pPr>
-            <w:hyperlink w:history="1" r:id="rIdykeec3zdtkwhi6ssr1esl">
+            <w:hyperlink w:history="1" r:id="rIdx695yiw3jmwsa5ooul06l">
               <w:r>
                 <w:rPr>
                   <w:rFonts w:ascii="Arial" w:cs="Arial" w:eastAsia="Arial" w:hAnsi="Arial"/>
@@ -15888,7 +15888,7 @@
             <w:pPr>
               <w:spacing w:after="20" w:before="0"/>
             </w:pPr>
-            <w:hyperlink w:history="1" r:id="rIdb0o5okgy7ute_wbdzb4uu">
+            <w:hyperlink w:history="1" r:id="rIdutgecp6qcb8kg6elshlgz">
               <w:r>
                 <w:rPr>
                   <w:rFonts w:ascii="Arial" w:cs="Arial" w:eastAsia="Arial" w:hAnsi="Arial"/>
@@ -15921,7 +15921,7 @@
               <w:spacing w:after="10" w:before="0"/>
               <w:ind w:left="120"/>
             </w:pPr>
-            <w:hyperlink w:history="1" r:id="rId6yo-4kw0tglmj5boxrvg9">
+            <w:hyperlink w:history="1" r:id="rIdorgdzbbenorvylxk57klh">
               <w:r>
                 <w:rPr>
                   <w:rFonts w:ascii="Arial" w:cs="Arial" w:eastAsia="Arial" w:hAnsi="Arial"/>
@@ -15966,7 +15966,7 @@
             <w:pPr>
               <w:spacing w:after="20" w:before="0"/>
             </w:pPr>
-            <w:hyperlink w:history="1" r:id="rIdcwalhqhprm3nvvtm-kpfc">
+            <w:hyperlink w:history="1" r:id="rIdf9kfnthjm2wiao1vum27c">
               <w:r>
                 <w:rPr>
                   <w:rFonts w:ascii="Arial" w:cs="Arial" w:eastAsia="Arial" w:hAnsi="Arial"/>
@@ -15999,7 +15999,7 @@
               <w:spacing w:after="10" w:before="0"/>
               <w:ind w:left="120"/>
             </w:pPr>
-            <w:hyperlink w:history="1" r:id="rId_mfnhxvvg7nutdxveriab">
+            <w:hyperlink w:history="1" r:id="rIdnlypfpcqtimodfjjfy194">
               <w:r>
                 <w:rPr>
                   <w:rFonts w:ascii="Arial" w:cs="Arial" w:eastAsia="Arial" w:hAnsi="Arial"/>
@@ -16194,7 +16194,7 @@
             <w:pPr>
               <w:spacing w:after="20" w:before="0"/>
             </w:pPr>
-            <w:hyperlink w:history="1" r:id="rIdt82i2zdqkr-84_zsjgmc_">
+            <w:hyperlink w:history="1" r:id="rIdznpgs9pxm1msmeksbqula">
               <w:r>
                 <w:rPr>
                   <w:rFonts w:ascii="Arial" w:cs="Arial" w:eastAsia="Arial" w:hAnsi="Arial"/>
@@ -16227,7 +16227,7 @@
               <w:spacing w:after="10" w:before="0"/>
               <w:ind w:left="120"/>
             </w:pPr>
-            <w:hyperlink w:history="1" r:id="rIdw6ovsdd7udxtoeg36vmio">
+            <w:hyperlink w:history="1" r:id="rIdtq_po5fwited54vplumc2">
               <w:r>
                 <w:rPr>
                   <w:rFonts w:ascii="Arial" w:cs="Arial" w:eastAsia="Arial" w:hAnsi="Arial"/>
@@ -16272,7 +16272,7 @@
             <w:pPr>
               <w:spacing w:after="20" w:before="0"/>
             </w:pPr>
-            <w:hyperlink w:history="1" r:id="rIdpd6qtaefls7cytq0wtj5l">
+            <w:hyperlink w:history="1" r:id="rIdz4htjvwgd1m4e88_7zg28">
               <w:r>
                 <w:rPr>
                   <w:rFonts w:ascii="Arial" w:cs="Arial" w:eastAsia="Arial" w:hAnsi="Arial"/>
@@ -16305,7 +16305,7 @@
               <w:spacing w:after="10" w:before="0"/>
               <w:ind w:left="120"/>
             </w:pPr>
-            <w:hyperlink w:history="1" r:id="rId9msdzgxszsunkcvdlqo7d">
+            <w:hyperlink w:history="1" r:id="rIdgtmya57tmgdwo3ml8cxuj">
               <w:r>
                 <w:rPr>
                   <w:rFonts w:ascii="Arial" w:cs="Arial" w:eastAsia="Arial" w:hAnsi="Arial"/>
@@ -16500,7 +16500,7 @@
             <w:pPr>
               <w:spacing w:after="20" w:before="0"/>
             </w:pPr>
-            <w:hyperlink w:history="1" r:id="rId6__oosqgcefurtstxbmhf">
+            <w:hyperlink w:history="1" r:id="rId3xev_7c1fd8kflljwnese">
               <w:r>
                 <w:rPr>
                   <w:rFonts w:ascii="Arial" w:cs="Arial" w:eastAsia="Arial" w:hAnsi="Arial"/>
@@ -16533,7 +16533,7 @@
               <w:spacing w:after="10" w:before="0"/>
               <w:ind w:left="120"/>
             </w:pPr>
-            <w:hyperlink w:history="1" r:id="rIdxcuvhykvdtyyrcpwrk1gh">
+            <w:hyperlink w:history="1" r:id="rIdkp-tn-_asiijgvm8zgplt">
               <w:r>
                 <w:rPr>
                   <w:rFonts w:ascii="Arial" w:cs="Arial" w:eastAsia="Arial" w:hAnsi="Arial"/>
@@ -16578,7 +16578,7 @@
             <w:pPr>
               <w:spacing w:after="20" w:before="0"/>
             </w:pPr>
-            <w:hyperlink w:history="1" r:id="rIdpgz2dxtf7xnhzoturzw0u">
+            <w:hyperlink w:history="1" r:id="rIdtjdt-pce4v96qns6gwtuv">
               <w:r>
                 <w:rPr>
                   <w:rFonts w:ascii="Arial" w:cs="Arial" w:eastAsia="Arial" w:hAnsi="Arial"/>
@@ -16611,7 +16611,7 @@
               <w:spacing w:after="10" w:before="0"/>
               <w:ind w:left="120"/>
             </w:pPr>
-            <w:hyperlink w:history="1" r:id="rIdmzfe1tq144svh8pnfxoq6">
+            <w:hyperlink w:history="1" r:id="rIdq_8rsqtnlnbww_6atgy0k">
               <w:r>
                 <w:rPr>
                   <w:rFonts w:ascii="Arial" w:cs="Arial" w:eastAsia="Arial" w:hAnsi="Arial"/>
@@ -18098,7 +18098,7 @@
             <w:pPr>
               <w:spacing w:after="20" w:before="0"/>
             </w:pPr>
-            <w:hyperlink w:history="1" r:id="rIdk2vdxeyakqsjly6ppkj2s">
+            <w:hyperlink w:history="1" r:id="rIdm09vgcyywoopjjrzojcb2">
               <w:r>
                 <w:rPr>
                   <w:rFonts w:ascii="Arial" w:cs="Arial" w:eastAsia="Arial" w:hAnsi="Arial"/>
@@ -18131,7 +18131,7 @@
               <w:spacing w:after="10" w:before="0"/>
               <w:ind w:left="120"/>
             </w:pPr>
-            <w:hyperlink w:history="1" r:id="rId7yi8v2hb-albhiva2wiyd">
+            <w:hyperlink w:history="1" r:id="rIdomhelrcjpzew-fotigpi0">
               <w:r>
                 <w:rPr>
                   <w:rFonts w:ascii="Arial" w:cs="Arial" w:eastAsia="Arial" w:hAnsi="Arial"/>
@@ -18176,7 +18176,7 @@
             <w:pPr>
               <w:spacing w:after="20" w:before="0"/>
             </w:pPr>
-            <w:hyperlink w:history="1" r:id="rIdjo0t75b9ant-hevlpm7nb">
+            <w:hyperlink w:history="1" r:id="rIdnkbrhngftaodt9lfhgfse">
               <w:r>
                 <w:rPr>
                   <w:rFonts w:ascii="Arial" w:cs="Arial" w:eastAsia="Arial" w:hAnsi="Arial"/>
@@ -18209,7 +18209,7 @@
               <w:spacing w:after="10" w:before="0"/>
               <w:ind w:left="120"/>
             </w:pPr>
-            <w:hyperlink w:history="1" r:id="rIdq6jjpq0_aozfer7aku00z">
+            <w:hyperlink w:history="1" r:id="rIdcui1vvuxwnxmm-5zdr-h9">
               <w:r>
                 <w:rPr>
                   <w:rFonts w:ascii="Arial" w:cs="Arial" w:eastAsia="Arial" w:hAnsi="Arial"/>
@@ -18404,7 +18404,7 @@
             <w:pPr>
               <w:spacing w:after="20" w:before="0"/>
             </w:pPr>
-            <w:hyperlink w:history="1" r:id="rIdonhxdop39sbvef6ly2pr7">
+            <w:hyperlink w:history="1" r:id="rIdvt2-9ilddd_aqznr4frai">
               <w:r>
                 <w:rPr>
                   <w:rFonts w:ascii="Arial" w:cs="Arial" w:eastAsia="Arial" w:hAnsi="Arial"/>
@@ -18437,7 +18437,7 @@
               <w:spacing w:after="10" w:before="0"/>
               <w:ind w:left="120"/>
             </w:pPr>
-            <w:hyperlink w:history="1" r:id="rIdejibmfruwbsphiq0rukre">
+            <w:hyperlink w:history="1" r:id="rIdnt8l6qtveift9pfcxsza6">
               <w:r>
                 <w:rPr>
                   <w:rFonts w:ascii="Arial" w:cs="Arial" w:eastAsia="Arial" w:hAnsi="Arial"/>
@@ -18482,7 +18482,7 @@
             <w:pPr>
               <w:spacing w:after="20" w:before="0"/>
             </w:pPr>
-            <w:hyperlink w:history="1" r:id="rId4kxkygetw4w95vpyovvtq">
+            <w:hyperlink w:history="1" r:id="rIdggxvbt8_w6_cq4_qddfq5">
               <w:r>
                 <w:rPr>
                   <w:rFonts w:ascii="Arial" w:cs="Arial" w:eastAsia="Arial" w:hAnsi="Arial"/>
@@ -18515,7 +18515,7 @@
               <w:spacing w:after="10" w:before="0"/>
               <w:ind w:left="120"/>
             </w:pPr>
-            <w:hyperlink w:history="1" r:id="rIdymjl9mbldmln4hoesyw5k">
+            <w:hyperlink w:history="1" r:id="rIdmyh4uwkutebf8ni__1s7x">
               <w:r>
                 <w:rPr>
                   <w:rFonts w:ascii="Arial" w:cs="Arial" w:eastAsia="Arial" w:hAnsi="Arial"/>
@@ -18710,7 +18710,7 @@
             <w:pPr>
               <w:spacing w:after="20" w:before="0"/>
             </w:pPr>
-            <w:hyperlink w:history="1" r:id="rIdhby5ija0s-lnl1txq8csk">
+            <w:hyperlink w:history="1" r:id="rId17a2w6hv0einrmosnog_q">
               <w:r>
                 <w:rPr>
                   <w:rFonts w:ascii="Arial" w:cs="Arial" w:eastAsia="Arial" w:hAnsi="Arial"/>
@@ -18743,7 +18743,7 @@
               <w:spacing w:after="10" w:before="0"/>
               <w:ind w:left="120"/>
             </w:pPr>
-            <w:hyperlink w:history="1" r:id="rId9d8xbskbctytyphwl0ce-">
+            <w:hyperlink w:history="1" r:id="rIdkgrxsjzytu_uhlgz9i2qd">
               <w:r>
                 <w:rPr>
                   <w:rFonts w:ascii="Arial" w:cs="Arial" w:eastAsia="Arial" w:hAnsi="Arial"/>
@@ -18788,7 +18788,7 @@
             <w:pPr>
               <w:spacing w:after="20" w:before="0"/>
             </w:pPr>
-            <w:hyperlink w:history="1" r:id="rIdi-shoghtqp7a3a_kzo7t-">
+            <w:hyperlink w:history="1" r:id="rIdn0ykviivcmccok9z6pgli">
               <w:r>
                 <w:rPr>
                   <w:rFonts w:ascii="Arial" w:cs="Arial" w:eastAsia="Arial" w:hAnsi="Arial"/>
@@ -18821,7 +18821,7 @@
               <w:spacing w:after="10" w:before="0"/>
               <w:ind w:left="120"/>
             </w:pPr>
-            <w:hyperlink w:history="1" r:id="rId_1w0mh35gv7l1gzgxcvza">
+            <w:hyperlink w:history="1" r:id="rIdt-wxzl-mifkwd7hg0mvon">
               <w:r>
                 <w:rPr>
                   <w:rFonts w:ascii="Arial" w:cs="Arial" w:eastAsia="Arial" w:hAnsi="Arial"/>
@@ -19016,7 +19016,7 @@
             <w:pPr>
               <w:spacing w:after="20" w:before="0"/>
             </w:pPr>
-            <w:hyperlink w:history="1" r:id="rIdakyecveabtnletypojfvo">
+            <w:hyperlink w:history="1" r:id="rIdgwwha2jahncweqylw_3pj">
               <w:r>
                 <w:rPr>
                   <w:rFonts w:ascii="Arial" w:cs="Arial" w:eastAsia="Arial" w:hAnsi="Arial"/>
@@ -19049,7 +19049,7 @@
               <w:spacing w:after="10" w:before="0"/>
               <w:ind w:left="120"/>
             </w:pPr>
-            <w:hyperlink w:history="1" r:id="rIda-lwntublnrnk8krarcfa">
+            <w:hyperlink w:history="1" r:id="rIdp5axplgdmzcxkyhs2u0ya">
               <w:r>
                 <w:rPr>
                   <w:rFonts w:ascii="Arial" w:cs="Arial" w:eastAsia="Arial" w:hAnsi="Arial"/>
@@ -19094,7 +19094,7 @@
             <w:pPr>
               <w:spacing w:after="20" w:before="0"/>
             </w:pPr>
-            <w:hyperlink w:history="1" r:id="rIdhlm3mzcgxdmexfuwvpune">
+            <w:hyperlink w:history="1" r:id="rIdmyn-tun0msk4fmtzvijoo">
               <w:r>
                 <w:rPr>
                   <w:rFonts w:ascii="Arial" w:cs="Arial" w:eastAsia="Arial" w:hAnsi="Arial"/>
@@ -19127,7 +19127,7 @@
               <w:spacing w:after="10" w:before="0"/>
               <w:ind w:left="120"/>
             </w:pPr>
-            <w:hyperlink w:history="1" r:id="rIdv0zbgp6hwgepefwsymoan">
+            <w:hyperlink w:history="1" r:id="rId5g8qmiu1woc88nmanvgod">
               <w:r>
                 <w:rPr>
                   <w:rFonts w:ascii="Arial" w:cs="Arial" w:eastAsia="Arial" w:hAnsi="Arial"/>
@@ -19322,7 +19322,7 @@
             <w:pPr>
               <w:spacing w:after="20" w:before="0"/>
             </w:pPr>
-            <w:hyperlink w:history="1" r:id="rIdmu1bymovnkoqovalkos7k">
+            <w:hyperlink w:history="1" r:id="rId3j7jy-7vdjit7fldpegm3">
               <w:r>
                 <w:rPr>
                   <w:rFonts w:ascii="Arial" w:cs="Arial" w:eastAsia="Arial" w:hAnsi="Arial"/>
@@ -19355,7 +19355,7 @@
               <w:spacing w:after="10" w:before="0"/>
               <w:ind w:left="120"/>
             </w:pPr>
-            <w:hyperlink w:history="1" r:id="rIdtc_pelulrbctdqjbbixor">
+            <w:hyperlink w:history="1" r:id="rIdxbjhvpdi6atwwnabkb_ge">
               <w:r>
                 <w:rPr>
                   <w:rFonts w:ascii="Arial" w:cs="Arial" w:eastAsia="Arial" w:hAnsi="Arial"/>
@@ -19400,7 +19400,7 @@
             <w:pPr>
               <w:spacing w:after="20" w:before="0"/>
             </w:pPr>
-            <w:hyperlink w:history="1" r:id="rId51enelnwfdumlmerim7d7">
+            <w:hyperlink w:history="1" r:id="rIdpwsvntthgzgs-qtsetmv3">
               <w:r>
                 <w:rPr>
                   <w:rFonts w:ascii="Arial" w:cs="Arial" w:eastAsia="Arial" w:hAnsi="Arial"/>
@@ -19433,7 +19433,7 @@
               <w:spacing w:after="10" w:before="0"/>
               <w:ind w:left="120"/>
             </w:pPr>
-            <w:hyperlink w:history="1" r:id="rIdbwjp9jdxkmnsnj8pfcsdz">
+            <w:hyperlink w:history="1" r:id="rIdk1w0-xonz27jq9rabmmfg">
               <w:r>
                 <w:rPr>
                   <w:rFonts w:ascii="Arial" w:cs="Arial" w:eastAsia="Arial" w:hAnsi="Arial"/>
@@ -20920,7 +20920,7 @@
             <w:pPr>
               <w:spacing w:after="20" w:before="0"/>
             </w:pPr>
-            <w:hyperlink w:history="1" r:id="rIdz9udsfaz2wsdamqvyex0r">
+            <w:hyperlink w:history="1" r:id="rIdfeo41prmdqmcfvoqeina3">
               <w:r>
                 <w:rPr>
                   <w:rFonts w:ascii="Arial" w:cs="Arial" w:eastAsia="Arial" w:hAnsi="Arial"/>
@@ -20953,7 +20953,7 @@
               <w:spacing w:after="10" w:before="0"/>
               <w:ind w:left="120"/>
             </w:pPr>
-            <w:hyperlink w:history="1" r:id="rIdw556edcfgsdsei0yvn0ov">
+            <w:hyperlink w:history="1" r:id="rIdimecmcyyiedg5qilux6cc">
               <w:r>
                 <w:rPr>
                   <w:rFonts w:ascii="Arial" w:cs="Arial" w:eastAsia="Arial" w:hAnsi="Arial"/>
@@ -20998,7 +20998,7 @@
             <w:pPr>
               <w:spacing w:after="20" w:before="0"/>
             </w:pPr>
-            <w:hyperlink w:history="1" r:id="rIduwcf1lsvxngr_veheuakb">
+            <w:hyperlink w:history="1" r:id="rId6t0e5-abzbf10xicwbmgx">
               <w:r>
                 <w:rPr>
                   <w:rFonts w:ascii="Arial" w:cs="Arial" w:eastAsia="Arial" w:hAnsi="Arial"/>
@@ -21031,7 +21031,7 @@
               <w:spacing w:after="10" w:before="0"/>
               <w:ind w:left="120"/>
             </w:pPr>
-            <w:hyperlink w:history="1" r:id="rIdfi7m-jm8vglb-rjzsqqpz">
+            <w:hyperlink w:history="1" r:id="rIdoout3b3tlq0ng89tjddkg">
               <w:r>
                 <w:rPr>
                   <w:rFonts w:ascii="Arial" w:cs="Arial" w:eastAsia="Arial" w:hAnsi="Arial"/>
@@ -21226,7 +21226,7 @@
             <w:pPr>
               <w:spacing w:after="20" w:before="0"/>
             </w:pPr>
-            <w:hyperlink w:history="1" r:id="rIdithhcmmq3yegwz3hsjd-t">
+            <w:hyperlink w:history="1" r:id="rIdachu9qo6on1segahqma-g">
               <w:r>
                 <w:rPr>
                   <w:rFonts w:ascii="Arial" w:cs="Arial" w:eastAsia="Arial" w:hAnsi="Arial"/>
@@ -21259,7 +21259,7 @@
               <w:spacing w:after="10" w:before="0"/>
               <w:ind w:left="120"/>
             </w:pPr>
-            <w:hyperlink w:history="1" r:id="rIdfuhfmwuznmg_it8m1wfv-">
+            <w:hyperlink w:history="1" r:id="rIdpvhfzbkt7oajfigxj6ahe">
               <w:r>
                 <w:rPr>
                   <w:rFonts w:ascii="Arial" w:cs="Arial" w:eastAsia="Arial" w:hAnsi="Arial"/>
@@ -21304,7 +21304,7 @@
             <w:pPr>
               <w:spacing w:after="20" w:before="0"/>
             </w:pPr>
-            <w:hyperlink w:history="1" r:id="rIdphxzzrvezw6czbmdtgo9_">
+            <w:hyperlink w:history="1" r:id="rIdcubbpxoesql7yu8xa6sky">
               <w:r>
                 <w:rPr>
                   <w:rFonts w:ascii="Arial" w:cs="Arial" w:eastAsia="Arial" w:hAnsi="Arial"/>
@@ -21337,7 +21337,7 @@
               <w:spacing w:after="10" w:before="0"/>
               <w:ind w:left="120"/>
             </w:pPr>
-            <w:hyperlink w:history="1" r:id="rIdtnhqbi_dl2r1sesipjdni">
+            <w:hyperlink w:history="1" r:id="rIdvukqrquu6gygtgmo18nex">
               <w:r>
                 <w:rPr>
                   <w:rFonts w:ascii="Arial" w:cs="Arial" w:eastAsia="Arial" w:hAnsi="Arial"/>
@@ -21532,7 +21532,7 @@
             <w:pPr>
               <w:spacing w:after="20" w:before="0"/>
             </w:pPr>
-            <w:hyperlink w:history="1" r:id="rIdmziocsnpjrlakljehzyni">
+            <w:hyperlink w:history="1" r:id="rIdmqkbpv4jgbb01ctqlnkho">
               <w:r>
                 <w:rPr>
                   <w:rFonts w:ascii="Arial" w:cs="Arial" w:eastAsia="Arial" w:hAnsi="Arial"/>
@@ -21565,7 +21565,7 @@
               <w:spacing w:after="10" w:before="0"/>
               <w:ind w:left="120"/>
             </w:pPr>
-            <w:hyperlink w:history="1" r:id="rIdmndyg4qegmqavi5mdfsbz">
+            <w:hyperlink w:history="1" r:id="rIdcpsfloruls_70tjrmewch">
               <w:r>
                 <w:rPr>
                   <w:rFonts w:ascii="Arial" w:cs="Arial" w:eastAsia="Arial" w:hAnsi="Arial"/>
@@ -21610,7 +21610,7 @@
             <w:pPr>
               <w:spacing w:after="20" w:before="0"/>
             </w:pPr>
-            <w:hyperlink w:history="1" r:id="rIdq7syl22yxzkueafjxwqvk">
+            <w:hyperlink w:history="1" r:id="rIdeb8tjfkkaxsbe1tk4s86a">
               <w:r>
                 <w:rPr>
                   <w:rFonts w:ascii="Arial" w:cs="Arial" w:eastAsia="Arial" w:hAnsi="Arial"/>
@@ -21643,7 +21643,7 @@
               <w:spacing w:after="10" w:before="0"/>
               <w:ind w:left="120"/>
             </w:pPr>
-            <w:hyperlink w:history="1" r:id="rIdttgzpexylare0w3wkno5h">
+            <w:hyperlink w:history="1" r:id="rIdaoo5v7iyboovzlltgqotz">
               <w:r>
                 <w:rPr>
                   <w:rFonts w:ascii="Arial" w:cs="Arial" w:eastAsia="Arial" w:hAnsi="Arial"/>
@@ -21838,7 +21838,7 @@
             <w:pPr>
               <w:spacing w:after="20" w:before="0"/>
             </w:pPr>
-            <w:hyperlink w:history="1" r:id="rId8tpovjqqooxwcpmmfgf0k">
+            <w:hyperlink w:history="1" r:id="rIdskxjw8rlfu5e0y7ikkcx6">
               <w:r>
                 <w:rPr>
                   <w:rFonts w:ascii="Arial" w:cs="Arial" w:eastAsia="Arial" w:hAnsi="Arial"/>
@@ -21871,7 +21871,7 @@
               <w:spacing w:after="10" w:before="0"/>
               <w:ind w:left="120"/>
             </w:pPr>
-            <w:hyperlink w:history="1" r:id="rIdle1rc594onl-qsffl7xdg">
+            <w:hyperlink w:history="1" r:id="rIdqiov4spjk7esllnk1e_t0">
               <w:r>
                 <w:rPr>
                   <w:rFonts w:ascii="Arial" w:cs="Arial" w:eastAsia="Arial" w:hAnsi="Arial"/>
@@ -21916,7 +21916,7 @@
             <w:pPr>
               <w:spacing w:after="20" w:before="0"/>
             </w:pPr>
-            <w:hyperlink w:history="1" r:id="rIdjmnmf5ejr_mfod2ca1n8m">
+            <w:hyperlink w:history="1" r:id="rIdwpxmrluof7kvmqgfkucb2">
               <w:r>
                 <w:rPr>
                   <w:rFonts w:ascii="Arial" w:cs="Arial" w:eastAsia="Arial" w:hAnsi="Arial"/>
@@ -21949,7 +21949,7 @@
               <w:spacing w:after="10" w:before="0"/>
               <w:ind w:left="120"/>
             </w:pPr>
-            <w:hyperlink w:history="1" r:id="rId7okrvn2ahap1h2s6xhmjb">
+            <w:hyperlink w:history="1" r:id="rIdogamgntrylrllcvvlk5e6">
               <w:r>
                 <w:rPr>
                   <w:rFonts w:ascii="Arial" w:cs="Arial" w:eastAsia="Arial" w:hAnsi="Arial"/>
@@ -22144,7 +22144,7 @@
             <w:pPr>
               <w:spacing w:after="20" w:before="0"/>
             </w:pPr>
-            <w:hyperlink w:history="1" r:id="rIdzxsggeu0zzwdot3lqbnwk">
+            <w:hyperlink w:history="1" r:id="rId1sw7f5omz0j5_uv3xfhsw">
               <w:r>
                 <w:rPr>
                   <w:rFonts w:ascii="Arial" w:cs="Arial" w:eastAsia="Arial" w:hAnsi="Arial"/>
@@ -22177,7 +22177,7 @@
               <w:spacing w:after="10" w:before="0"/>
               <w:ind w:left="120"/>
             </w:pPr>
-            <w:hyperlink w:history="1" r:id="rIdinztxf0mmaevmw-gxq__q">
+            <w:hyperlink w:history="1" r:id="rIdhvkiwfqexvkvex8vqhjap">
               <w:r>
                 <w:rPr>
                   <w:rFonts w:ascii="Arial" w:cs="Arial" w:eastAsia="Arial" w:hAnsi="Arial"/>
@@ -22222,7 +22222,7 @@
             <w:pPr>
               <w:spacing w:after="20" w:before="0"/>
             </w:pPr>
-            <w:hyperlink w:history="1" r:id="rIdp1-k0rparj08ae8oov4ws">
+            <w:hyperlink w:history="1" r:id="rIdiscl2wff4tg41eyii5fmi">
               <w:r>
                 <w:rPr>
                   <w:rFonts w:ascii="Arial" w:cs="Arial" w:eastAsia="Arial" w:hAnsi="Arial"/>
@@ -22255,7 +22255,7 @@
               <w:spacing w:after="10" w:before="0"/>
               <w:ind w:left="120"/>
             </w:pPr>
-            <w:hyperlink w:history="1" r:id="rIdp6gvh5curb-owuq0urqn_">
+            <w:hyperlink w:history="1" r:id="rId4vlg6gpoxsl0dbezdj-jz">
               <w:r>
                 <w:rPr>
                   <w:rFonts w:ascii="Arial" w:cs="Arial" w:eastAsia="Arial" w:hAnsi="Arial"/>

--- a/data/outputs/v2/Physics/SS4.1_Greenhouse_Effect_and_Climate_Change/Physics_Greenhouse_Effect_and_Climate_Change_CBE_LessonSequence.docx
+++ b/data/outputs/v2/Physics/SS4.1_Greenhouse_Effect_and_Climate_Change/Physics_Greenhouse_Effect_and_Climate_Change_CBE_LessonSequence.docx
@@ -3418,7 +3418,7 @@
             <w:pPr>
               <w:spacing w:after="20" w:before="0"/>
             </w:pPr>
-            <w:hyperlink w:history="1" r:id="rIdbqzss3dmt3ps-zdna4i8v">
+            <w:hyperlink w:history="1" r:id="rIdsy9jsdun3yqbjrpitiaew">
               <w:r>
                 <w:rPr>
                   <w:rFonts w:ascii="Arial" w:cs="Arial" w:eastAsia="Arial" w:hAnsi="Arial"/>
@@ -3451,7 +3451,7 @@
               <w:spacing w:after="10" w:before="0"/>
               <w:ind w:left="120"/>
             </w:pPr>
-            <w:hyperlink w:history="1" r:id="rIdwvrw5fy5hrdy5vigixnmk">
+            <w:hyperlink w:history="1" r:id="rIdvoss5zedfmgcpdzqa2pte">
               <w:r>
                 <w:rPr>
                   <w:rFonts w:ascii="Arial" w:cs="Arial" w:eastAsia="Arial" w:hAnsi="Arial"/>
@@ -3496,7 +3496,7 @@
             <w:pPr>
               <w:spacing w:after="20" w:before="0"/>
             </w:pPr>
-            <w:hyperlink w:history="1" r:id="rId6zc5gfjpo3ktezpitpizr">
+            <w:hyperlink w:history="1" r:id="rIdaej1rz877rgc7cr4_6czt">
               <w:r>
                 <w:rPr>
                   <w:rFonts w:ascii="Arial" w:cs="Arial" w:eastAsia="Arial" w:hAnsi="Arial"/>
@@ -3529,7 +3529,7 @@
               <w:spacing w:after="10" w:before="0"/>
               <w:ind w:left="120"/>
             </w:pPr>
-            <w:hyperlink w:history="1" r:id="rIdg0xwo7azc3fdemtgjzrqm">
+            <w:hyperlink w:history="1" r:id="rIdfgei4hcakxsy53133xrkb">
               <w:r>
                 <w:rPr>
                   <w:rFonts w:ascii="Arial" w:cs="Arial" w:eastAsia="Arial" w:hAnsi="Arial"/>
@@ -3800,7 +3800,7 @@
             <w:pPr>
               <w:spacing w:after="20" w:before="0"/>
             </w:pPr>
-            <w:hyperlink w:history="1" r:id="rIdttcxiosumnzhi7imx4jsk">
+            <w:hyperlink w:history="1" r:id="rIdczyhgo-vpcb9mncnsbxzs">
               <w:r>
                 <w:rPr>
                   <w:rFonts w:ascii="Arial" w:cs="Arial" w:eastAsia="Arial" w:hAnsi="Arial"/>
@@ -3833,7 +3833,7 @@
               <w:spacing w:after="10" w:before="0"/>
               <w:ind w:left="120"/>
             </w:pPr>
-            <w:hyperlink w:history="1" r:id="rIdamx_h4rxmzu3bjzc-wvsf">
+            <w:hyperlink w:history="1" r:id="rIdm_iwxtqubnscne-plne43">
               <w:r>
                 <w:rPr>
                   <w:rFonts w:ascii="Arial" w:cs="Arial" w:eastAsia="Arial" w:hAnsi="Arial"/>
@@ -3878,7 +3878,7 @@
             <w:pPr>
               <w:spacing w:after="20" w:before="0"/>
             </w:pPr>
-            <w:hyperlink w:history="1" r:id="rIddqx2plrnguzhe6nbdxyfq">
+            <w:hyperlink w:history="1" r:id="rId2ejqcbkfxdxctaqft21kb">
               <w:r>
                 <w:rPr>
                   <w:rFonts w:ascii="Arial" w:cs="Arial" w:eastAsia="Arial" w:hAnsi="Arial"/>
@@ -3911,7 +3911,7 @@
               <w:spacing w:after="10" w:before="0"/>
               <w:ind w:left="120"/>
             </w:pPr>
-            <w:hyperlink w:history="1" r:id="rIdbabsyqw6qb4b4pwhaued1">
+            <w:hyperlink w:history="1" r:id="rIdzhxm9igmoltqrrpm6ag4p">
               <w:r>
                 <w:rPr>
                   <w:rFonts w:ascii="Arial" w:cs="Arial" w:eastAsia="Arial" w:hAnsi="Arial"/>
@@ -4201,7 +4201,7 @@
             <w:pPr>
               <w:spacing w:after="20" w:before="0"/>
             </w:pPr>
-            <w:hyperlink w:history="1" r:id="rIdv0msgf1uoc8iigo1jwmn2">
+            <w:hyperlink w:history="1" r:id="rId_rntrdscbu9jzultds4jw">
               <w:r>
                 <w:rPr>
                   <w:rFonts w:ascii="Arial" w:cs="Arial" w:eastAsia="Arial" w:hAnsi="Arial"/>
@@ -4234,7 +4234,7 @@
               <w:spacing w:after="10" w:before="0"/>
               <w:ind w:left="120"/>
             </w:pPr>
-            <w:hyperlink w:history="1" r:id="rIdul9o42atbwv45wavnri7b">
+            <w:hyperlink w:history="1" r:id="rIdcmrx8dixs8unsfpeq7hvv">
               <w:r>
                 <w:rPr>
                   <w:rFonts w:ascii="Arial" w:cs="Arial" w:eastAsia="Arial" w:hAnsi="Arial"/>
@@ -4279,7 +4279,7 @@
             <w:pPr>
               <w:spacing w:after="20" w:before="0"/>
             </w:pPr>
-            <w:hyperlink w:history="1" r:id="rIdqz0tae3ykembt-jjqlxzp">
+            <w:hyperlink w:history="1" r:id="rIdifdafmq0ihjms4qgmib8w">
               <w:r>
                 <w:rPr>
                   <w:rFonts w:ascii="Arial" w:cs="Arial" w:eastAsia="Arial" w:hAnsi="Arial"/>
@@ -4312,7 +4312,7 @@
               <w:spacing w:after="10" w:before="0"/>
               <w:ind w:left="120"/>
             </w:pPr>
-            <w:hyperlink w:history="1" r:id="rIdanbiqbxcncrgqvutsnbnl">
+            <w:hyperlink w:history="1" r:id="rIdj_hzedvfnbewbkgghqypf">
               <w:r>
                 <w:rPr>
                   <w:rFonts w:ascii="Arial" w:cs="Arial" w:eastAsia="Arial" w:hAnsi="Arial"/>
@@ -4602,7 +4602,7 @@
             <w:pPr>
               <w:spacing w:after="20" w:before="0"/>
             </w:pPr>
-            <w:hyperlink w:history="1" r:id="rIdfqwsupxsrxaveqzv4aicv">
+            <w:hyperlink w:history="1" r:id="rId0xljnwjlo97ixxvmyfj0e">
               <w:r>
                 <w:rPr>
                   <w:rFonts w:ascii="Arial" w:cs="Arial" w:eastAsia="Arial" w:hAnsi="Arial"/>
@@ -4635,7 +4635,7 @@
               <w:spacing w:after="10" w:before="0"/>
               <w:ind w:left="120"/>
             </w:pPr>
-            <w:hyperlink w:history="1" r:id="rId_7uarjf0ggdr6a9iyyzri">
+            <w:hyperlink w:history="1" r:id="rIdwjrfwxty-yddupyvfowit">
               <w:r>
                 <w:rPr>
                   <w:rFonts w:ascii="Arial" w:cs="Arial" w:eastAsia="Arial" w:hAnsi="Arial"/>
@@ -4680,7 +4680,7 @@
             <w:pPr>
               <w:spacing w:after="20" w:before="0"/>
             </w:pPr>
-            <w:hyperlink w:history="1" r:id="rIdort5umwuuvb1rmnweovuh">
+            <w:hyperlink w:history="1" r:id="rIdyjvb-bfqgx_8tpnlcbqbx">
               <w:r>
                 <w:rPr>
                   <w:rFonts w:ascii="Arial" w:cs="Arial" w:eastAsia="Arial" w:hAnsi="Arial"/>
@@ -4713,7 +4713,7 @@
               <w:spacing w:after="10" w:before="0"/>
               <w:ind w:left="120"/>
             </w:pPr>
-            <w:hyperlink w:history="1" r:id="rIdlsbh9rwttrzpoycdvajmo">
+            <w:hyperlink w:history="1" r:id="rIdencf3hg5ezyovesbymok8">
               <w:r>
                 <w:rPr>
                   <w:rFonts w:ascii="Arial" w:cs="Arial" w:eastAsia="Arial" w:hAnsi="Arial"/>
@@ -5003,7 +5003,7 @@
             <w:pPr>
               <w:spacing w:after="20" w:before="0"/>
             </w:pPr>
-            <w:hyperlink w:history="1" r:id="rIdm6mmts90kpa3iltq7vce4">
+            <w:hyperlink w:history="1" r:id="rIdbex4a_e3j7p3tsxtf9k7w">
               <w:r>
                 <w:rPr>
                   <w:rFonts w:ascii="Arial" w:cs="Arial" w:eastAsia="Arial" w:hAnsi="Arial"/>
@@ -5036,7 +5036,7 @@
               <w:spacing w:after="10" w:before="0"/>
               <w:ind w:left="120"/>
             </w:pPr>
-            <w:hyperlink w:history="1" r:id="rIdcbbjtw0kw9eejv5du_ysu">
+            <w:hyperlink w:history="1" r:id="rIdv2_tasoptklmqhrlgiibr">
               <w:r>
                 <w:rPr>
                   <w:rFonts w:ascii="Arial" w:cs="Arial" w:eastAsia="Arial" w:hAnsi="Arial"/>
@@ -5081,7 +5081,7 @@
             <w:pPr>
               <w:spacing w:after="20" w:before="0"/>
             </w:pPr>
-            <w:hyperlink w:history="1" r:id="rIdfsafzxoci4ya2u3ndi0i8">
+            <w:hyperlink w:history="1" r:id="rId_u7utmioxu98krtld6gy1">
               <w:r>
                 <w:rPr>
                   <w:rFonts w:ascii="Arial" w:cs="Arial" w:eastAsia="Arial" w:hAnsi="Arial"/>
@@ -5114,7 +5114,7 @@
               <w:spacing w:after="10" w:before="0"/>
               <w:ind w:left="120"/>
             </w:pPr>
-            <w:hyperlink w:history="1" r:id="rIdbb-k63o2kmv_6ofqif-l6">
+            <w:hyperlink w:history="1" r:id="rIdul6zwzidi0xoopk5kgicb">
               <w:r>
                 <w:rPr>
                   <w:rFonts w:ascii="Arial" w:cs="Arial" w:eastAsia="Arial" w:hAnsi="Arial"/>
@@ -6810,7 +6810,7 @@
             <w:pPr>
               <w:spacing w:after="20" w:before="0"/>
             </w:pPr>
-            <w:hyperlink w:history="1" r:id="rIdras809apsnln7lo-l2zch">
+            <w:hyperlink w:history="1" r:id="rIda-n0ueihsb-0lixiknlp4">
               <w:r>
                 <w:rPr>
                   <w:rFonts w:ascii="Arial" w:cs="Arial" w:eastAsia="Arial" w:hAnsi="Arial"/>
@@ -6843,7 +6843,7 @@
               <w:spacing w:after="10" w:before="0"/>
               <w:ind w:left="120"/>
             </w:pPr>
-            <w:hyperlink w:history="1" r:id="rIdwnlc7wfb7gxlbwm8muovl">
+            <w:hyperlink w:history="1" r:id="rIdxgh4aychpg12tauqezhc1">
               <w:r>
                 <w:rPr>
                   <w:rFonts w:ascii="Arial" w:cs="Arial" w:eastAsia="Arial" w:hAnsi="Arial"/>
@@ -6888,7 +6888,7 @@
             <w:pPr>
               <w:spacing w:after="20" w:before="0"/>
             </w:pPr>
-            <w:hyperlink w:history="1" r:id="rIdslbyjgjqpwrg-hutrczev">
+            <w:hyperlink w:history="1" r:id="rIdpzt3e8r1_bllqfgbf78wi">
               <w:r>
                 <w:rPr>
                   <w:rFonts w:ascii="Arial" w:cs="Arial" w:eastAsia="Arial" w:hAnsi="Arial"/>
@@ -6921,7 +6921,7 @@
               <w:spacing w:after="10" w:before="0"/>
               <w:ind w:left="120"/>
             </w:pPr>
-            <w:hyperlink w:history="1" r:id="rIdkqpunytu5aczgi3qygmlo">
+            <w:hyperlink w:history="1" r:id="rIdzkmes7rc3l29cteucdpfv">
               <w:r>
                 <w:rPr>
                   <w:rFonts w:ascii="Arial" w:cs="Arial" w:eastAsia="Arial" w:hAnsi="Arial"/>
@@ -7116,7 +7116,7 @@
             <w:pPr>
               <w:spacing w:after="20" w:before="0"/>
             </w:pPr>
-            <w:hyperlink w:history="1" r:id="rIda0wilbkbmvgcjlvdhbdjx">
+            <w:hyperlink w:history="1" r:id="rIdnfrzrc7dad0wgqcsvzjw-">
               <w:r>
                 <w:rPr>
                   <w:rFonts w:ascii="Arial" w:cs="Arial" w:eastAsia="Arial" w:hAnsi="Arial"/>
@@ -7149,7 +7149,7 @@
               <w:spacing w:after="10" w:before="0"/>
               <w:ind w:left="120"/>
             </w:pPr>
-            <w:hyperlink w:history="1" r:id="rIdxaz2kkudjg3hdqk4sjwge">
+            <w:hyperlink w:history="1" r:id="rId1czl_3zqy0ddqmgj2wfrz">
               <w:r>
                 <w:rPr>
                   <w:rFonts w:ascii="Arial" w:cs="Arial" w:eastAsia="Arial" w:hAnsi="Arial"/>
@@ -7194,7 +7194,7 @@
             <w:pPr>
               <w:spacing w:after="20" w:before="0"/>
             </w:pPr>
-            <w:hyperlink w:history="1" r:id="rIdinb7j0ns3nrmerrqwmzww">
+            <w:hyperlink w:history="1" r:id="rIdc6nqrb2xmcvvumkcdkige">
               <w:r>
                 <w:rPr>
                   <w:rFonts w:ascii="Arial" w:cs="Arial" w:eastAsia="Arial" w:hAnsi="Arial"/>
@@ -7227,7 +7227,7 @@
               <w:spacing w:after="10" w:before="0"/>
               <w:ind w:left="120"/>
             </w:pPr>
-            <w:hyperlink w:history="1" r:id="rIds0prryrxy4u-mhexzxlss">
+            <w:hyperlink w:history="1" r:id="rIdclqpcxtrx7taqhygxgfsv">
               <w:r>
                 <w:rPr>
                   <w:rFonts w:ascii="Arial" w:cs="Arial" w:eastAsia="Arial" w:hAnsi="Arial"/>
@@ -7422,7 +7422,7 @@
             <w:pPr>
               <w:spacing w:after="20" w:before="0"/>
             </w:pPr>
-            <w:hyperlink w:history="1" r:id="rIdvq9chpe-wzxxxb050uszi">
+            <w:hyperlink w:history="1" r:id="rIddavdtm-6ndwphtkjgezkv">
               <w:r>
                 <w:rPr>
                   <w:rFonts w:ascii="Arial" w:cs="Arial" w:eastAsia="Arial" w:hAnsi="Arial"/>
@@ -7455,7 +7455,7 @@
               <w:spacing w:after="10" w:before="0"/>
               <w:ind w:left="120"/>
             </w:pPr>
-            <w:hyperlink w:history="1" r:id="rIdfiaraveu3ytx8_9jgcibh">
+            <w:hyperlink w:history="1" r:id="rIdfelcckemnxfclmietj5rn">
               <w:r>
                 <w:rPr>
                   <w:rFonts w:ascii="Arial" w:cs="Arial" w:eastAsia="Arial" w:hAnsi="Arial"/>
@@ -7500,7 +7500,7 @@
             <w:pPr>
               <w:spacing w:after="20" w:before="0"/>
             </w:pPr>
-            <w:hyperlink w:history="1" r:id="rIdmebehigt9quz3djth184f">
+            <w:hyperlink w:history="1" r:id="rIdbsaan1iqrr01rjufl5j5j">
               <w:r>
                 <w:rPr>
                   <w:rFonts w:ascii="Arial" w:cs="Arial" w:eastAsia="Arial" w:hAnsi="Arial"/>
@@ -7533,7 +7533,7 @@
               <w:spacing w:after="10" w:before="0"/>
               <w:ind w:left="120"/>
             </w:pPr>
-            <w:hyperlink w:history="1" r:id="rIdhkmqllchot7bh_offqvst">
+            <w:hyperlink w:history="1" r:id="rIdivcwrllhgdyrputg9ghz_">
               <w:r>
                 <w:rPr>
                   <w:rFonts w:ascii="Arial" w:cs="Arial" w:eastAsia="Arial" w:hAnsi="Arial"/>
@@ -7728,7 +7728,7 @@
             <w:pPr>
               <w:spacing w:after="20" w:before="0"/>
             </w:pPr>
-            <w:hyperlink w:history="1" r:id="rIdts72kot9srpe1g3zqwbml">
+            <w:hyperlink w:history="1" r:id="rIdplnhumxzorvyn1j5uwlzi">
               <w:r>
                 <w:rPr>
                   <w:rFonts w:ascii="Arial" w:cs="Arial" w:eastAsia="Arial" w:hAnsi="Arial"/>
@@ -7761,7 +7761,7 @@
               <w:spacing w:after="10" w:before="0"/>
               <w:ind w:left="120"/>
             </w:pPr>
-            <w:hyperlink w:history="1" r:id="rIdg4rj0wnrnru5fqjvfdvla">
+            <w:hyperlink w:history="1" r:id="rIdzpuaq1yluhvkpcaxv2slb">
               <w:r>
                 <w:rPr>
                   <w:rFonts w:ascii="Arial" w:cs="Arial" w:eastAsia="Arial" w:hAnsi="Arial"/>
@@ -7806,7 +7806,7 @@
             <w:pPr>
               <w:spacing w:after="20" w:before="0"/>
             </w:pPr>
-            <w:hyperlink w:history="1" r:id="rId8hwvdp9rcbabvl1hsoml_">
+            <w:hyperlink w:history="1" r:id="rIdaqf4qfctwu_t7dg6yddan">
               <w:r>
                 <w:rPr>
                   <w:rFonts w:ascii="Arial" w:cs="Arial" w:eastAsia="Arial" w:hAnsi="Arial"/>
@@ -7839,7 +7839,7 @@
               <w:spacing w:after="10" w:before="0"/>
               <w:ind w:left="120"/>
             </w:pPr>
-            <w:hyperlink w:history="1" r:id="rIdq_s5n1ptafyzhgqyiyjxh">
+            <w:hyperlink w:history="1" r:id="rId0qqocnnnazdqbkc1k9oew">
               <w:r>
                 <w:rPr>
                   <w:rFonts w:ascii="Arial" w:cs="Arial" w:eastAsia="Arial" w:hAnsi="Arial"/>
@@ -8034,7 +8034,7 @@
             <w:pPr>
               <w:spacing w:after="20" w:before="0"/>
             </w:pPr>
-            <w:hyperlink w:history="1" r:id="rId72txslp6th0rrr1mo41bj">
+            <w:hyperlink w:history="1" r:id="rIdha-pp5jx_b4vuwirqgoln">
               <w:r>
                 <w:rPr>
                   <w:rFonts w:ascii="Arial" w:cs="Arial" w:eastAsia="Arial" w:hAnsi="Arial"/>
@@ -8067,7 +8067,7 @@
               <w:spacing w:after="10" w:before="0"/>
               <w:ind w:left="120"/>
             </w:pPr>
-            <w:hyperlink w:history="1" r:id="rIdq0r_qh3jipqvesnfkoz6v">
+            <w:hyperlink w:history="1" r:id="rIdzkicxqn4_jz9qsarlij2-">
               <w:r>
                 <w:rPr>
                   <w:rFonts w:ascii="Arial" w:cs="Arial" w:eastAsia="Arial" w:hAnsi="Arial"/>
@@ -8112,7 +8112,7 @@
             <w:pPr>
               <w:spacing w:after="20" w:before="0"/>
             </w:pPr>
-            <w:hyperlink w:history="1" r:id="rIdmw16su6_6jxbdcjeummvw">
+            <w:hyperlink w:history="1" r:id="rIdacbwqkrgw7gfrifofpuwl">
               <w:r>
                 <w:rPr>
                   <w:rFonts w:ascii="Arial" w:cs="Arial" w:eastAsia="Arial" w:hAnsi="Arial"/>
@@ -8145,7 +8145,7 @@
               <w:spacing w:after="10" w:before="0"/>
               <w:ind w:left="120"/>
             </w:pPr>
-            <w:hyperlink w:history="1" r:id="rId6hickss-l9ahn9d4aae-c">
+            <w:hyperlink w:history="1" r:id="rIdbz59ob6r0brj3dss9ibdt">
               <w:r>
                 <w:rPr>
                   <w:rFonts w:ascii="Arial" w:cs="Arial" w:eastAsia="Arial" w:hAnsi="Arial"/>
@@ -9632,7 +9632,7 @@
             <w:pPr>
               <w:spacing w:after="20" w:before="0"/>
             </w:pPr>
-            <w:hyperlink w:history="1" r:id="rId9g5v-you_xif3ldmj29xz">
+            <w:hyperlink w:history="1" r:id="rId92uvjsco0-0myr1gghobv">
               <w:r>
                 <w:rPr>
                   <w:rFonts w:ascii="Arial" w:cs="Arial" w:eastAsia="Arial" w:hAnsi="Arial"/>
@@ -9665,7 +9665,7 @@
               <w:spacing w:after="10" w:before="0"/>
               <w:ind w:left="120"/>
             </w:pPr>
-            <w:hyperlink w:history="1" r:id="rIdi0jctyhiwroykmnawhnj3">
+            <w:hyperlink w:history="1" r:id="rId3ab0fb5chm8o8ozi4633n">
               <w:r>
                 <w:rPr>
                   <w:rFonts w:ascii="Arial" w:cs="Arial" w:eastAsia="Arial" w:hAnsi="Arial"/>
@@ -9710,7 +9710,7 @@
             <w:pPr>
               <w:spacing w:after="20" w:before="0"/>
             </w:pPr>
-            <w:hyperlink w:history="1" r:id="rIdwkqmbr6g81upmgxycjfl6">
+            <w:hyperlink w:history="1" r:id="rId0xmeqqcbyhtwfp1ypfwzp">
               <w:r>
                 <w:rPr>
                   <w:rFonts w:ascii="Arial" w:cs="Arial" w:eastAsia="Arial" w:hAnsi="Arial"/>
@@ -9743,7 +9743,7 @@
               <w:spacing w:after="10" w:before="0"/>
               <w:ind w:left="120"/>
             </w:pPr>
-            <w:hyperlink w:history="1" r:id="rIdl91mnhwyzbg6xbfy8yiom">
+            <w:hyperlink w:history="1" r:id="rIdt-x89on_spam6mum7w64h">
               <w:r>
                 <w:rPr>
                   <w:rFonts w:ascii="Arial" w:cs="Arial" w:eastAsia="Arial" w:hAnsi="Arial"/>
@@ -9938,7 +9938,7 @@
             <w:pPr>
               <w:spacing w:after="20" w:before="0"/>
             </w:pPr>
-            <w:hyperlink w:history="1" r:id="rIdch17n0y07licwl2sfvpxd">
+            <w:hyperlink w:history="1" r:id="rId7lafg9nysmvqj650bbmmm">
               <w:r>
                 <w:rPr>
                   <w:rFonts w:ascii="Arial" w:cs="Arial" w:eastAsia="Arial" w:hAnsi="Arial"/>
@@ -9971,7 +9971,7 @@
               <w:spacing w:after="10" w:before="0"/>
               <w:ind w:left="120"/>
             </w:pPr>
-            <w:hyperlink w:history="1" r:id="rIdivly7cmgkwbpm6qvt2wt2">
+            <w:hyperlink w:history="1" r:id="rIdjkocefuhsvex769qcqczo">
               <w:r>
                 <w:rPr>
                   <w:rFonts w:ascii="Arial" w:cs="Arial" w:eastAsia="Arial" w:hAnsi="Arial"/>
@@ -10016,7 +10016,7 @@
             <w:pPr>
               <w:spacing w:after="20" w:before="0"/>
             </w:pPr>
-            <w:hyperlink w:history="1" r:id="rIdjj89eydxjuygqko1-wh9k">
+            <w:hyperlink w:history="1" r:id="rId-jff2xv8kzjwsqkg5dpam">
               <w:r>
                 <w:rPr>
                   <w:rFonts w:ascii="Arial" w:cs="Arial" w:eastAsia="Arial" w:hAnsi="Arial"/>
@@ -10049,7 +10049,7 @@
               <w:spacing w:after="10" w:before="0"/>
               <w:ind w:left="120"/>
             </w:pPr>
-            <w:hyperlink w:history="1" r:id="rIdyo8n9ciadyjggqvxih-fu">
+            <w:hyperlink w:history="1" r:id="rIdesxsejw57h5nsr4ls0eri">
               <w:r>
                 <w:rPr>
                   <w:rFonts w:ascii="Arial" w:cs="Arial" w:eastAsia="Arial" w:hAnsi="Arial"/>
@@ -10244,7 +10244,7 @@
             <w:pPr>
               <w:spacing w:after="20" w:before="0"/>
             </w:pPr>
-            <w:hyperlink w:history="1" r:id="rIdpnqr-aoiuskaa5ty3ioi6">
+            <w:hyperlink w:history="1" r:id="rId_swougomzyl3zwq6ygxtu">
               <w:r>
                 <w:rPr>
                   <w:rFonts w:ascii="Arial" w:cs="Arial" w:eastAsia="Arial" w:hAnsi="Arial"/>
@@ -10277,7 +10277,7 @@
               <w:spacing w:after="10" w:before="0"/>
               <w:ind w:left="120"/>
             </w:pPr>
-            <w:hyperlink w:history="1" r:id="rId5u2v70mgl0hafwaa7fow1">
+            <w:hyperlink w:history="1" r:id="rIdapynnyntolh14jyfgrc6w">
               <w:r>
                 <w:rPr>
                   <w:rFonts w:ascii="Arial" w:cs="Arial" w:eastAsia="Arial" w:hAnsi="Arial"/>
@@ -10322,7 +10322,7 @@
             <w:pPr>
               <w:spacing w:after="20" w:before="0"/>
             </w:pPr>
-            <w:hyperlink w:history="1" r:id="rIdoozq4cbriyizz0jkocwox">
+            <w:hyperlink w:history="1" r:id="rIdnnxztnjfzaj-1mj_up1iv">
               <w:r>
                 <w:rPr>
                   <w:rFonts w:ascii="Arial" w:cs="Arial" w:eastAsia="Arial" w:hAnsi="Arial"/>
@@ -10355,7 +10355,7 @@
               <w:spacing w:after="10" w:before="0"/>
               <w:ind w:left="120"/>
             </w:pPr>
-            <w:hyperlink w:history="1" r:id="rIdkojicnsa1c2chlggrk6gu">
+            <w:hyperlink w:history="1" r:id="rIdvh_l6nfb7zbic7ukouogt">
               <w:r>
                 <w:rPr>
                   <w:rFonts w:ascii="Arial" w:cs="Arial" w:eastAsia="Arial" w:hAnsi="Arial"/>
@@ -10550,7 +10550,7 @@
             <w:pPr>
               <w:spacing w:after="20" w:before="0"/>
             </w:pPr>
-            <w:hyperlink w:history="1" r:id="rIdwiwsfkief6gbaioyk4oke">
+            <w:hyperlink w:history="1" r:id="rIdn_b2zhnkpuzu7qnaul-jq">
               <w:r>
                 <w:rPr>
                   <w:rFonts w:ascii="Arial" w:cs="Arial" w:eastAsia="Arial" w:hAnsi="Arial"/>
@@ -10583,7 +10583,7 @@
               <w:spacing w:after="10" w:before="0"/>
               <w:ind w:left="120"/>
             </w:pPr>
-            <w:hyperlink w:history="1" r:id="rIdvjx9vlyqfjtrf2kow8wmj">
+            <w:hyperlink w:history="1" r:id="rIdvnivt7pktmq1gqzsfn6qi">
               <w:r>
                 <w:rPr>
                   <w:rFonts w:ascii="Arial" w:cs="Arial" w:eastAsia="Arial" w:hAnsi="Arial"/>
@@ -10628,7 +10628,7 @@
             <w:pPr>
               <w:spacing w:after="20" w:before="0"/>
             </w:pPr>
-            <w:hyperlink w:history="1" r:id="rIdu1mbuyqcjuxmd1tqm9ubt">
+            <w:hyperlink w:history="1" r:id="rId1fogrlubm8qyjzxczbjc6">
               <w:r>
                 <w:rPr>
                   <w:rFonts w:ascii="Arial" w:cs="Arial" w:eastAsia="Arial" w:hAnsi="Arial"/>
@@ -10661,7 +10661,7 @@
               <w:spacing w:after="10" w:before="0"/>
               <w:ind w:left="120"/>
             </w:pPr>
-            <w:hyperlink w:history="1" r:id="rIdw_4_4bo3cnkidbpun_oii">
+            <w:hyperlink w:history="1" r:id="rIdrjwmxrbbvn7m0arzwwq1f">
               <w:r>
                 <w:rPr>
                   <w:rFonts w:ascii="Arial" w:cs="Arial" w:eastAsia="Arial" w:hAnsi="Arial"/>
@@ -10856,7 +10856,7 @@
             <w:pPr>
               <w:spacing w:after="20" w:before="0"/>
             </w:pPr>
-            <w:hyperlink w:history="1" r:id="rIdgf2gbuz__t0-lpxdo_ncb">
+            <w:hyperlink w:history="1" r:id="rId4t5hse8bfpdooqfnzzhy7">
               <w:r>
                 <w:rPr>
                   <w:rFonts w:ascii="Arial" w:cs="Arial" w:eastAsia="Arial" w:hAnsi="Arial"/>
@@ -10889,7 +10889,7 @@
               <w:spacing w:after="10" w:before="0"/>
               <w:ind w:left="120"/>
             </w:pPr>
-            <w:hyperlink w:history="1" r:id="rIdauhtpi-nfkrwdduzpl0qg">
+            <w:hyperlink w:history="1" r:id="rIdo7inbhgr1zuujt6cwkxng">
               <w:r>
                 <w:rPr>
                   <w:rFonts w:ascii="Arial" w:cs="Arial" w:eastAsia="Arial" w:hAnsi="Arial"/>
@@ -10934,7 +10934,7 @@
             <w:pPr>
               <w:spacing w:after="20" w:before="0"/>
             </w:pPr>
-            <w:hyperlink w:history="1" r:id="rId1td3nh5mm4wgqlzjhoooa">
+            <w:hyperlink w:history="1" r:id="rIdnyububm9ua_ll_xvubfec">
               <w:r>
                 <w:rPr>
                   <w:rFonts w:ascii="Arial" w:cs="Arial" w:eastAsia="Arial" w:hAnsi="Arial"/>
@@ -10967,7 +10967,7 @@
               <w:spacing w:after="10" w:before="0"/>
               <w:ind w:left="120"/>
             </w:pPr>
-            <w:hyperlink w:history="1" r:id="rIdabrr6qui_paoe1cl1tbvp">
+            <w:hyperlink w:history="1" r:id="rIdz95k-cx69tjdi-ahiuphh">
               <w:r>
                 <w:rPr>
                   <w:rFonts w:ascii="Arial" w:cs="Arial" w:eastAsia="Arial" w:hAnsi="Arial"/>
@@ -12454,7 +12454,7 @@
             <w:pPr>
               <w:spacing w:after="20" w:before="0"/>
             </w:pPr>
-            <w:hyperlink w:history="1" r:id="rId61g1cyn2dxf9kfxccovq1">
+            <w:hyperlink w:history="1" r:id="rIdlqwro6ea8mjbpei7cprlm">
               <w:r>
                 <w:rPr>
                   <w:rFonts w:ascii="Arial" w:cs="Arial" w:eastAsia="Arial" w:hAnsi="Arial"/>
@@ -12487,7 +12487,7 @@
               <w:spacing w:after="10" w:before="0"/>
               <w:ind w:left="120"/>
             </w:pPr>
-            <w:hyperlink w:history="1" r:id="rId6ks_oh5okbubvfzvnbd5j">
+            <w:hyperlink w:history="1" r:id="rIdy2ltxldleolxpln_y-naf">
               <w:r>
                 <w:rPr>
                   <w:rFonts w:ascii="Arial" w:cs="Arial" w:eastAsia="Arial" w:hAnsi="Arial"/>
@@ -12532,7 +12532,7 @@
             <w:pPr>
               <w:spacing w:after="20" w:before="0"/>
             </w:pPr>
-            <w:hyperlink w:history="1" r:id="rIdcegpsjidgids9jirawwuh">
+            <w:hyperlink w:history="1" r:id="rIdj2p1aclaiapsi6stbz7x7">
               <w:r>
                 <w:rPr>
                   <w:rFonts w:ascii="Arial" w:cs="Arial" w:eastAsia="Arial" w:hAnsi="Arial"/>
@@ -12565,7 +12565,7 @@
               <w:spacing w:after="10" w:before="0"/>
               <w:ind w:left="120"/>
             </w:pPr>
-            <w:hyperlink w:history="1" r:id="rIdzq77-a0n5xlqqnf220sns">
+            <w:hyperlink w:history="1" r:id="rIdbdzp5jqj2kkhcllfaibsw">
               <w:r>
                 <w:rPr>
                   <w:rFonts w:ascii="Arial" w:cs="Arial" w:eastAsia="Arial" w:hAnsi="Arial"/>
@@ -12760,7 +12760,7 @@
             <w:pPr>
               <w:spacing w:after="20" w:before="0"/>
             </w:pPr>
-            <w:hyperlink w:history="1" r:id="rIdl3-jv3zycgwgdv58mswnz">
+            <w:hyperlink w:history="1" r:id="rIdjg6rs6ltly7sg9rvgyl-p">
               <w:r>
                 <w:rPr>
                   <w:rFonts w:ascii="Arial" w:cs="Arial" w:eastAsia="Arial" w:hAnsi="Arial"/>
@@ -12793,7 +12793,7 @@
               <w:spacing w:after="10" w:before="0"/>
               <w:ind w:left="120"/>
             </w:pPr>
-            <w:hyperlink w:history="1" r:id="rId1w1hhxefamgt6e4m2v1yw">
+            <w:hyperlink w:history="1" r:id="rIdyf1ametk-agg6ojdabwbv">
               <w:r>
                 <w:rPr>
                   <w:rFonts w:ascii="Arial" w:cs="Arial" w:eastAsia="Arial" w:hAnsi="Arial"/>
@@ -12838,7 +12838,7 @@
             <w:pPr>
               <w:spacing w:after="20" w:before="0"/>
             </w:pPr>
-            <w:hyperlink w:history="1" r:id="rIdzsehedxyqzppqh5unfqb7">
+            <w:hyperlink w:history="1" r:id="rId--odbbda4dqnacso9bwze">
               <w:r>
                 <w:rPr>
                   <w:rFonts w:ascii="Arial" w:cs="Arial" w:eastAsia="Arial" w:hAnsi="Arial"/>
@@ -12871,7 +12871,7 @@
               <w:spacing w:after="10" w:before="0"/>
               <w:ind w:left="120"/>
             </w:pPr>
-            <w:hyperlink w:history="1" r:id="rId1vgbqvzxmt9gbaj0mqihd">
+            <w:hyperlink w:history="1" r:id="rIdo1qbiv1ylq03o7rg5adtt">
               <w:r>
                 <w:rPr>
                   <w:rFonts w:ascii="Arial" w:cs="Arial" w:eastAsia="Arial" w:hAnsi="Arial"/>
@@ -13066,7 +13066,7 @@
             <w:pPr>
               <w:spacing w:after="20" w:before="0"/>
             </w:pPr>
-            <w:hyperlink w:history="1" r:id="rIdc8ttgdtff4hnu0ae1g--t">
+            <w:hyperlink w:history="1" r:id="rIdlcb9mr5fn8kfoyo34qqtw">
               <w:r>
                 <w:rPr>
                   <w:rFonts w:ascii="Arial" w:cs="Arial" w:eastAsia="Arial" w:hAnsi="Arial"/>
@@ -13099,7 +13099,7 @@
               <w:spacing w:after="10" w:before="0"/>
               <w:ind w:left="120"/>
             </w:pPr>
-            <w:hyperlink w:history="1" r:id="rIdr_uqztry8tudvz3nhvdeg">
+            <w:hyperlink w:history="1" r:id="rIdswbeoxopgwdwgv_udbaof">
               <w:r>
                 <w:rPr>
                   <w:rFonts w:ascii="Arial" w:cs="Arial" w:eastAsia="Arial" w:hAnsi="Arial"/>
@@ -13144,7 +13144,7 @@
             <w:pPr>
               <w:spacing w:after="20" w:before="0"/>
             </w:pPr>
-            <w:hyperlink w:history="1" r:id="rIdpijui4dnmc50cjnniubik">
+            <w:hyperlink w:history="1" r:id="rIdeeuje11fflnbgbuq0xgek">
               <w:r>
                 <w:rPr>
                   <w:rFonts w:ascii="Arial" w:cs="Arial" w:eastAsia="Arial" w:hAnsi="Arial"/>
@@ -13177,7 +13177,7 @@
               <w:spacing w:after="10" w:before="0"/>
               <w:ind w:left="120"/>
             </w:pPr>
-            <w:hyperlink w:history="1" r:id="rIdkk4gel5n-wsauln7_e_nw">
+            <w:hyperlink w:history="1" r:id="rIdjoh3qigl_lksypnbgv0s5">
               <w:r>
                 <w:rPr>
                   <w:rFonts w:ascii="Arial" w:cs="Arial" w:eastAsia="Arial" w:hAnsi="Arial"/>
@@ -13372,7 +13372,7 @@
             <w:pPr>
               <w:spacing w:after="20" w:before="0"/>
             </w:pPr>
-            <w:hyperlink w:history="1" r:id="rIdlsezz54j-mpjd6r53yggw">
+            <w:hyperlink w:history="1" r:id="rIdzevwtfwefkgorovsenjr3">
               <w:r>
                 <w:rPr>
                   <w:rFonts w:ascii="Arial" w:cs="Arial" w:eastAsia="Arial" w:hAnsi="Arial"/>
@@ -13405,7 +13405,7 @@
               <w:spacing w:after="10" w:before="0"/>
               <w:ind w:left="120"/>
             </w:pPr>
-            <w:hyperlink w:history="1" r:id="rId7bfdchlx0ca0an9yyrpzc">
+            <w:hyperlink w:history="1" r:id="rIdn5lvgcrtgi_ry8boqtwxh">
               <w:r>
                 <w:rPr>
                   <w:rFonts w:ascii="Arial" w:cs="Arial" w:eastAsia="Arial" w:hAnsi="Arial"/>
@@ -13450,7 +13450,7 @@
             <w:pPr>
               <w:spacing w:after="20" w:before="0"/>
             </w:pPr>
-            <w:hyperlink w:history="1" r:id="rIdvlbmolzit2dfyc7q9rsht">
+            <w:hyperlink w:history="1" r:id="rIdr4bbs6qipuaxgiaa4h9oi">
               <w:r>
                 <w:rPr>
                   <w:rFonts w:ascii="Arial" w:cs="Arial" w:eastAsia="Arial" w:hAnsi="Arial"/>
@@ -13483,7 +13483,7 @@
               <w:spacing w:after="10" w:before="0"/>
               <w:ind w:left="120"/>
             </w:pPr>
-            <w:hyperlink w:history="1" r:id="rIdb99x7x_dmjb-ozuwdoiyz">
+            <w:hyperlink w:history="1" r:id="rIdmkjmhliq1vysskyugsq5g">
               <w:r>
                 <w:rPr>
                   <w:rFonts w:ascii="Arial" w:cs="Arial" w:eastAsia="Arial" w:hAnsi="Arial"/>
@@ -13678,7 +13678,7 @@
             <w:pPr>
               <w:spacing w:after="20" w:before="0"/>
             </w:pPr>
-            <w:hyperlink w:history="1" r:id="rId48ddiqm2wnoehigbhstg3">
+            <w:hyperlink w:history="1" r:id="rIdy-mls9ckzoo7hvqwgbsj-">
               <w:r>
                 <w:rPr>
                   <w:rFonts w:ascii="Arial" w:cs="Arial" w:eastAsia="Arial" w:hAnsi="Arial"/>
@@ -13711,7 +13711,7 @@
               <w:spacing w:after="10" w:before="0"/>
               <w:ind w:left="120"/>
             </w:pPr>
-            <w:hyperlink w:history="1" r:id="rIdhjqoyfvz6octudot53p6-">
+            <w:hyperlink w:history="1" r:id="rIdeqdtsfd2vm9vmpl7lsxua">
               <w:r>
                 <w:rPr>
                   <w:rFonts w:ascii="Arial" w:cs="Arial" w:eastAsia="Arial" w:hAnsi="Arial"/>
@@ -13756,7 +13756,7 @@
             <w:pPr>
               <w:spacing w:after="20" w:before="0"/>
             </w:pPr>
-            <w:hyperlink w:history="1" r:id="rId3nkd2j_epjrscg4z7wf3m">
+            <w:hyperlink w:history="1" r:id="rIdx3eomdipcboe9yn02gxfn">
               <w:r>
                 <w:rPr>
                   <w:rFonts w:ascii="Arial" w:cs="Arial" w:eastAsia="Arial" w:hAnsi="Arial"/>
@@ -13789,7 +13789,7 @@
               <w:spacing w:after="10" w:before="0"/>
               <w:ind w:left="120"/>
             </w:pPr>
-            <w:hyperlink w:history="1" r:id="rIddptedx_x1xjlh8n59fiil">
+            <w:hyperlink w:history="1" r:id="rIdiavnefk6j1ico7nfivisq">
               <w:r>
                 <w:rPr>
                   <w:rFonts w:ascii="Arial" w:cs="Arial" w:eastAsia="Arial" w:hAnsi="Arial"/>
@@ -15276,7 +15276,7 @@
             <w:pPr>
               <w:spacing w:after="20" w:before="0"/>
             </w:pPr>
-            <w:hyperlink w:history="1" r:id="rIdhejp_bmln59re62cyhdmz">
+            <w:hyperlink w:history="1" r:id="rIdiezmuful_tde6l4io-5n0">
               <w:r>
                 <w:rPr>
                   <w:rFonts w:ascii="Arial" w:cs="Arial" w:eastAsia="Arial" w:hAnsi="Arial"/>
@@ -15309,7 +15309,7 @@
               <w:spacing w:after="10" w:before="0"/>
               <w:ind w:left="120"/>
             </w:pPr>
-            <w:hyperlink w:history="1" r:id="rIdulilzugqv2f5yc6ln3j-a">
+            <w:hyperlink w:history="1" r:id="rIdxcncfrposqjrydzciflwk">
               <w:r>
                 <w:rPr>
                   <w:rFonts w:ascii="Arial" w:cs="Arial" w:eastAsia="Arial" w:hAnsi="Arial"/>
@@ -15354,7 +15354,7 @@
             <w:pPr>
               <w:spacing w:after="20" w:before="0"/>
             </w:pPr>
-            <w:hyperlink w:history="1" r:id="rIdiqmrf064c-shra__pl1gi">
+            <w:hyperlink w:history="1" r:id="rIdqey1ucsylrj0nyyghqhij">
               <w:r>
                 <w:rPr>
                   <w:rFonts w:ascii="Arial" w:cs="Arial" w:eastAsia="Arial" w:hAnsi="Arial"/>
@@ -15387,7 +15387,7 @@
               <w:spacing w:after="10" w:before="0"/>
               <w:ind w:left="120"/>
             </w:pPr>
-            <w:hyperlink w:history="1" r:id="rIdx4kr9rbwzgjhw3v1dfulr">
+            <w:hyperlink w:history="1" r:id="rId4ad_5xqdf6elumngj2brx">
               <w:r>
                 <w:rPr>
                   <w:rFonts w:ascii="Arial" w:cs="Arial" w:eastAsia="Arial" w:hAnsi="Arial"/>
@@ -15582,7 +15582,7 @@
             <w:pPr>
               <w:spacing w:after="20" w:before="0"/>
             </w:pPr>
-            <w:hyperlink w:history="1" r:id="rIdqndd9tki4nqzobin02do7">
+            <w:hyperlink w:history="1" r:id="rId474pyo-0exzypkpwslbs6">
               <w:r>
                 <w:rPr>
                   <w:rFonts w:ascii="Arial" w:cs="Arial" w:eastAsia="Arial" w:hAnsi="Arial"/>
@@ -15615,7 +15615,7 @@
               <w:spacing w:after="10" w:before="0"/>
               <w:ind w:left="120"/>
             </w:pPr>
-            <w:hyperlink w:history="1" r:id="rId6j__ohoiwo-370lup2moi">
+            <w:hyperlink w:history="1" r:id="rIdbiubnaxyllwyw4dzjzx77">
               <w:r>
                 <w:rPr>
                   <w:rFonts w:ascii="Arial" w:cs="Arial" w:eastAsia="Arial" w:hAnsi="Arial"/>
@@ -15660,7 +15660,7 @@
             <w:pPr>
               <w:spacing w:after="20" w:before="0"/>
             </w:pPr>
-            <w:hyperlink w:history="1" r:id="rIdyfid7ktdhh1p-pkr8hczs">
+            <w:hyperlink w:history="1" r:id="rIdbxvfrkf1kvx5z3enc9roe">
               <w:r>
                 <w:rPr>
                   <w:rFonts w:ascii="Arial" w:cs="Arial" w:eastAsia="Arial" w:hAnsi="Arial"/>
@@ -15693,7 +15693,7 @@
               <w:spacing w:after="10" w:before="0"/>
               <w:ind w:left="120"/>
             </w:pPr>
-            <w:hyperlink w:history="1" r:id="rIdx695yiw3jmwsa5ooul06l">
+            <w:hyperlink w:history="1" r:id="rId93fdbzzgdp7zmrirosr3u">
               <w:r>
                 <w:rPr>
                   <w:rFonts w:ascii="Arial" w:cs="Arial" w:eastAsia="Arial" w:hAnsi="Arial"/>
@@ -15888,7 +15888,7 @@
             <w:pPr>
               <w:spacing w:after="20" w:before="0"/>
             </w:pPr>
-            <w:hyperlink w:history="1" r:id="rIdutgecp6qcb8kg6elshlgz">
+            <w:hyperlink w:history="1" r:id="rIdymhohsci_sazvk-gpeg6p">
               <w:r>
                 <w:rPr>
                   <w:rFonts w:ascii="Arial" w:cs="Arial" w:eastAsia="Arial" w:hAnsi="Arial"/>
@@ -15921,7 +15921,7 @@
               <w:spacing w:after="10" w:before="0"/>
               <w:ind w:left="120"/>
             </w:pPr>
-            <w:hyperlink w:history="1" r:id="rIdorgdzbbenorvylxk57klh">
+            <w:hyperlink w:history="1" r:id="rIdhmkplfoee2c2axcxtm0fh">
               <w:r>
                 <w:rPr>
                   <w:rFonts w:ascii="Arial" w:cs="Arial" w:eastAsia="Arial" w:hAnsi="Arial"/>
@@ -15966,7 +15966,7 @@
             <w:pPr>
               <w:spacing w:after="20" w:before="0"/>
             </w:pPr>
-            <w:hyperlink w:history="1" r:id="rIdf9kfnthjm2wiao1vum27c">
+            <w:hyperlink w:history="1" r:id="rIdmyvjbb1hg7unfvwd2kmxn">
               <w:r>
                 <w:rPr>
                   <w:rFonts w:ascii="Arial" w:cs="Arial" w:eastAsia="Arial" w:hAnsi="Arial"/>
@@ -15999,7 +15999,7 @@
               <w:spacing w:after="10" w:before="0"/>
               <w:ind w:left="120"/>
             </w:pPr>
-            <w:hyperlink w:history="1" r:id="rIdnlypfpcqtimodfjjfy194">
+            <w:hyperlink w:history="1" r:id="rIdtdu-yvfoqa3619cdha1uy">
               <w:r>
                 <w:rPr>
                   <w:rFonts w:ascii="Arial" w:cs="Arial" w:eastAsia="Arial" w:hAnsi="Arial"/>
@@ -16194,7 +16194,7 @@
             <w:pPr>
               <w:spacing w:after="20" w:before="0"/>
             </w:pPr>
-            <w:hyperlink w:history="1" r:id="rIdznpgs9pxm1msmeksbqula">
+            <w:hyperlink w:history="1" r:id="rIdy50-a1jzhop2kn2tb5lr3">
               <w:r>
                 <w:rPr>
                   <w:rFonts w:ascii="Arial" w:cs="Arial" w:eastAsia="Arial" w:hAnsi="Arial"/>
@@ -16227,7 +16227,7 @@
               <w:spacing w:after="10" w:before="0"/>
               <w:ind w:left="120"/>
             </w:pPr>
-            <w:hyperlink w:history="1" r:id="rIdtq_po5fwited54vplumc2">
+            <w:hyperlink w:history="1" r:id="rId0s4xktgowyn5ycbiwn_kq">
               <w:r>
                 <w:rPr>
                   <w:rFonts w:ascii="Arial" w:cs="Arial" w:eastAsia="Arial" w:hAnsi="Arial"/>
@@ -16272,7 +16272,7 @@
             <w:pPr>
               <w:spacing w:after="20" w:before="0"/>
             </w:pPr>
-            <w:hyperlink w:history="1" r:id="rIdz4htjvwgd1m4e88_7zg28">
+            <w:hyperlink w:history="1" r:id="rIdjumrnwjzsmeb3whmtlqgg">
               <w:r>
                 <w:rPr>
                   <w:rFonts w:ascii="Arial" w:cs="Arial" w:eastAsia="Arial" w:hAnsi="Arial"/>
@@ -16305,7 +16305,7 @@
               <w:spacing w:after="10" w:before="0"/>
               <w:ind w:left="120"/>
             </w:pPr>
-            <w:hyperlink w:history="1" r:id="rIdgtmya57tmgdwo3ml8cxuj">
+            <w:hyperlink w:history="1" r:id="rIdko_wbownehwcddhulkvnj">
               <w:r>
                 <w:rPr>
                   <w:rFonts w:ascii="Arial" w:cs="Arial" w:eastAsia="Arial" w:hAnsi="Arial"/>
@@ -16500,7 +16500,7 @@
             <w:pPr>
               <w:spacing w:after="20" w:before="0"/>
             </w:pPr>
-            <w:hyperlink w:history="1" r:id="rId3xev_7c1fd8kflljwnese">
+            <w:hyperlink w:history="1" r:id="rIdmtrfetyqpktomz6zsuete">
               <w:r>
                 <w:rPr>
                   <w:rFonts w:ascii="Arial" w:cs="Arial" w:eastAsia="Arial" w:hAnsi="Arial"/>
@@ -16533,7 +16533,7 @@
               <w:spacing w:after="10" w:before="0"/>
               <w:ind w:left="120"/>
             </w:pPr>
-            <w:hyperlink w:history="1" r:id="rIdkp-tn-_asiijgvm8zgplt">
+            <w:hyperlink w:history="1" r:id="rIdz1znf86daqkkpruhtdcji">
               <w:r>
                 <w:rPr>
                   <w:rFonts w:ascii="Arial" w:cs="Arial" w:eastAsia="Arial" w:hAnsi="Arial"/>
@@ -16578,7 +16578,7 @@
             <w:pPr>
               <w:spacing w:after="20" w:before="0"/>
             </w:pPr>
-            <w:hyperlink w:history="1" r:id="rIdtjdt-pce4v96qns6gwtuv">
+            <w:hyperlink w:history="1" r:id="rIds0j9ub2zanwbr-ejmnpme">
               <w:r>
                 <w:rPr>
                   <w:rFonts w:ascii="Arial" w:cs="Arial" w:eastAsia="Arial" w:hAnsi="Arial"/>
@@ -16611,7 +16611,7 @@
               <w:spacing w:after="10" w:before="0"/>
               <w:ind w:left="120"/>
             </w:pPr>
-            <w:hyperlink w:history="1" r:id="rIdq_8rsqtnlnbww_6atgy0k">
+            <w:hyperlink w:history="1" r:id="rIdjcsahyyxldxdwosokjjkn">
               <w:r>
                 <w:rPr>
                   <w:rFonts w:ascii="Arial" w:cs="Arial" w:eastAsia="Arial" w:hAnsi="Arial"/>
@@ -18098,7 +18098,7 @@
             <w:pPr>
               <w:spacing w:after="20" w:before="0"/>
             </w:pPr>
-            <w:hyperlink w:history="1" r:id="rIdm09vgcyywoopjjrzojcb2">
+            <w:hyperlink w:history="1" r:id="rIdrovd72x2kv04cf0o8vula">
               <w:r>
                 <w:rPr>
                   <w:rFonts w:ascii="Arial" w:cs="Arial" w:eastAsia="Arial" w:hAnsi="Arial"/>
@@ -18131,7 +18131,7 @@
               <w:spacing w:after="10" w:before="0"/>
               <w:ind w:left="120"/>
             </w:pPr>
-            <w:hyperlink w:history="1" r:id="rIdomhelrcjpzew-fotigpi0">
+            <w:hyperlink w:history="1" r:id="rIde1yboypk3zn1l1kyqrstw">
               <w:r>
                 <w:rPr>
                   <w:rFonts w:ascii="Arial" w:cs="Arial" w:eastAsia="Arial" w:hAnsi="Arial"/>
@@ -18176,7 +18176,7 @@
             <w:pPr>
               <w:spacing w:after="20" w:before="0"/>
             </w:pPr>
-            <w:hyperlink w:history="1" r:id="rIdnkbrhngftaodt9lfhgfse">
+            <w:hyperlink w:history="1" r:id="rIdm1zt2eb7fkqy-0kcqg7d3">
               <w:r>
                 <w:rPr>
                   <w:rFonts w:ascii="Arial" w:cs="Arial" w:eastAsia="Arial" w:hAnsi="Arial"/>
@@ -18209,7 +18209,7 @@
               <w:spacing w:after="10" w:before="0"/>
               <w:ind w:left="120"/>
             </w:pPr>
-            <w:hyperlink w:history="1" r:id="rIdcui1vvuxwnxmm-5zdr-h9">
+            <w:hyperlink w:history="1" r:id="rIdwnpttaoz6687gqg7vzds1">
               <w:r>
                 <w:rPr>
                   <w:rFonts w:ascii="Arial" w:cs="Arial" w:eastAsia="Arial" w:hAnsi="Arial"/>
@@ -18404,7 +18404,7 @@
             <w:pPr>
               <w:spacing w:after="20" w:before="0"/>
             </w:pPr>
-            <w:hyperlink w:history="1" r:id="rIdvt2-9ilddd_aqznr4frai">
+            <w:hyperlink w:history="1" r:id="rIdqa1wvpjznms6ctmp01l8a">
               <w:r>
                 <w:rPr>
                   <w:rFonts w:ascii="Arial" w:cs="Arial" w:eastAsia="Arial" w:hAnsi="Arial"/>
@@ -18437,7 +18437,7 @@
               <w:spacing w:after="10" w:before="0"/>
               <w:ind w:left="120"/>
             </w:pPr>
-            <w:hyperlink w:history="1" r:id="rIdnt8l6qtveift9pfcxsza6">
+            <w:hyperlink w:history="1" r:id="rId74muh-x62bdqzmwg6yaz4">
               <w:r>
                 <w:rPr>
                   <w:rFonts w:ascii="Arial" w:cs="Arial" w:eastAsia="Arial" w:hAnsi="Arial"/>
@@ -18482,7 +18482,7 @@
             <w:pPr>
               <w:spacing w:after="20" w:before="0"/>
             </w:pPr>
-            <w:hyperlink w:history="1" r:id="rIdggxvbt8_w6_cq4_qddfq5">
+            <w:hyperlink w:history="1" r:id="rIdhdvtplcmp07xqlgul6jyt">
               <w:r>
                 <w:rPr>
                   <w:rFonts w:ascii="Arial" w:cs="Arial" w:eastAsia="Arial" w:hAnsi="Arial"/>
@@ -18515,7 +18515,7 @@
               <w:spacing w:after="10" w:before="0"/>
               <w:ind w:left="120"/>
             </w:pPr>
-            <w:hyperlink w:history="1" r:id="rIdmyh4uwkutebf8ni__1s7x">
+            <w:hyperlink w:history="1" r:id="rIdwoof_lbyr9kqraqifl-il">
               <w:r>
                 <w:rPr>
                   <w:rFonts w:ascii="Arial" w:cs="Arial" w:eastAsia="Arial" w:hAnsi="Arial"/>
@@ -18710,7 +18710,7 @@
             <w:pPr>
               <w:spacing w:after="20" w:before="0"/>
             </w:pPr>
-            <w:hyperlink w:history="1" r:id="rId17a2w6hv0einrmosnog_q">
+            <w:hyperlink w:history="1" r:id="rIdyfv6vmtvbkkm50bfyy5jr">
               <w:r>
                 <w:rPr>
                   <w:rFonts w:ascii="Arial" w:cs="Arial" w:eastAsia="Arial" w:hAnsi="Arial"/>
@@ -18743,7 +18743,7 @@
               <w:spacing w:after="10" w:before="0"/>
               <w:ind w:left="120"/>
             </w:pPr>
-            <w:hyperlink w:history="1" r:id="rIdkgrxsjzytu_uhlgz9i2qd">
+            <w:hyperlink w:history="1" r:id="rIdktgkhbzjt41uk5bch8fvt">
               <w:r>
                 <w:rPr>
                   <w:rFonts w:ascii="Arial" w:cs="Arial" w:eastAsia="Arial" w:hAnsi="Arial"/>
@@ -18788,7 +18788,7 @@
             <w:pPr>
               <w:spacing w:after="20" w:before="0"/>
             </w:pPr>
-            <w:hyperlink w:history="1" r:id="rIdn0ykviivcmccok9z6pgli">
+            <w:hyperlink w:history="1" r:id="rIdpqkc2cnylmbucezp8e190">
               <w:r>
                 <w:rPr>
                   <w:rFonts w:ascii="Arial" w:cs="Arial" w:eastAsia="Arial" w:hAnsi="Arial"/>
@@ -18821,7 +18821,7 @@
               <w:spacing w:after="10" w:before="0"/>
               <w:ind w:left="120"/>
             </w:pPr>
-            <w:hyperlink w:history="1" r:id="rIdt-wxzl-mifkwd7hg0mvon">
+            <w:hyperlink w:history="1" r:id="rIdwkh5m8cgj3ddxtry49pj0">
               <w:r>
                 <w:rPr>
                   <w:rFonts w:ascii="Arial" w:cs="Arial" w:eastAsia="Arial" w:hAnsi="Arial"/>
@@ -19016,7 +19016,7 @@
             <w:pPr>
               <w:spacing w:after="20" w:before="0"/>
             </w:pPr>
-            <w:hyperlink w:history="1" r:id="rIdgwwha2jahncweqylw_3pj">
+            <w:hyperlink w:history="1" r:id="rIduvscrgokgejczvtvasds_">
               <w:r>
                 <w:rPr>
                   <w:rFonts w:ascii="Arial" w:cs="Arial" w:eastAsia="Arial" w:hAnsi="Arial"/>
@@ -19049,7 +19049,7 @@
               <w:spacing w:after="10" w:before="0"/>
               <w:ind w:left="120"/>
             </w:pPr>
-            <w:hyperlink w:history="1" r:id="rIdp5axplgdmzcxkyhs2u0ya">
+            <w:hyperlink w:history="1" r:id="rIdyzzdn_bxhndhxnjtnc_yp">
               <w:r>
                 <w:rPr>
                   <w:rFonts w:ascii="Arial" w:cs="Arial" w:eastAsia="Arial" w:hAnsi="Arial"/>
@@ -19094,7 +19094,7 @@
             <w:pPr>
               <w:spacing w:after="20" w:before="0"/>
             </w:pPr>
-            <w:hyperlink w:history="1" r:id="rIdmyn-tun0msk4fmtzvijoo">
+            <w:hyperlink w:history="1" r:id="rIdljpg9cawhj7uucepqbsnw">
               <w:r>
                 <w:rPr>
                   <w:rFonts w:ascii="Arial" w:cs="Arial" w:eastAsia="Arial" w:hAnsi="Arial"/>
@@ -19127,7 +19127,7 @@
               <w:spacing w:after="10" w:before="0"/>
               <w:ind w:left="120"/>
             </w:pPr>
-            <w:hyperlink w:history="1" r:id="rId5g8qmiu1woc88nmanvgod">
+            <w:hyperlink w:history="1" r:id="rIdog1go9qjnzbuzgzl_ipdg">
               <w:r>
                 <w:rPr>
                   <w:rFonts w:ascii="Arial" w:cs="Arial" w:eastAsia="Arial" w:hAnsi="Arial"/>
@@ -19322,7 +19322,7 @@
             <w:pPr>
               <w:spacing w:after="20" w:before="0"/>
             </w:pPr>
-            <w:hyperlink w:history="1" r:id="rId3j7jy-7vdjit7fldpegm3">
+            <w:hyperlink w:history="1" r:id="rId-g3dinta29gwpepowgn4s">
               <w:r>
                 <w:rPr>
                   <w:rFonts w:ascii="Arial" w:cs="Arial" w:eastAsia="Arial" w:hAnsi="Arial"/>
@@ -19355,7 +19355,7 @@
               <w:spacing w:after="10" w:before="0"/>
               <w:ind w:left="120"/>
             </w:pPr>
-            <w:hyperlink w:history="1" r:id="rIdxbjhvpdi6atwwnabkb_ge">
+            <w:hyperlink w:history="1" r:id="rId1rl7car-pu0ttwqqw2h9w">
               <w:r>
                 <w:rPr>
                   <w:rFonts w:ascii="Arial" w:cs="Arial" w:eastAsia="Arial" w:hAnsi="Arial"/>
@@ -19400,7 +19400,7 @@
             <w:pPr>
               <w:spacing w:after="20" w:before="0"/>
             </w:pPr>
-            <w:hyperlink w:history="1" r:id="rIdpwsvntthgzgs-qtsetmv3">
+            <w:hyperlink w:history="1" r:id="rIdbdbyvr5rqteum6k8ahu4q">
               <w:r>
                 <w:rPr>
                   <w:rFonts w:ascii="Arial" w:cs="Arial" w:eastAsia="Arial" w:hAnsi="Arial"/>
@@ -19433,7 +19433,7 @@
               <w:spacing w:after="10" w:before="0"/>
               <w:ind w:left="120"/>
             </w:pPr>
-            <w:hyperlink w:history="1" r:id="rIdk1w0-xonz27jq9rabmmfg">
+            <w:hyperlink w:history="1" r:id="rIdrzvhip0kg46shxjpvndhz">
               <w:r>
                 <w:rPr>
                   <w:rFonts w:ascii="Arial" w:cs="Arial" w:eastAsia="Arial" w:hAnsi="Arial"/>
@@ -20920,7 +20920,7 @@
             <w:pPr>
               <w:spacing w:after="20" w:before="0"/>
             </w:pPr>
-            <w:hyperlink w:history="1" r:id="rIdfeo41prmdqmcfvoqeina3">
+            <w:hyperlink w:history="1" r:id="rIdvnaihobsbtsi4bbqsmp8d">
               <w:r>
                 <w:rPr>
                   <w:rFonts w:ascii="Arial" w:cs="Arial" w:eastAsia="Arial" w:hAnsi="Arial"/>
@@ -20953,7 +20953,7 @@
               <w:spacing w:after="10" w:before="0"/>
               <w:ind w:left="120"/>
             </w:pPr>
-            <w:hyperlink w:history="1" r:id="rIdimecmcyyiedg5qilux6cc">
+            <w:hyperlink w:history="1" r:id="rIdz-yzroovvf3a3gkkmqsnc">
               <w:r>
                 <w:rPr>
                   <w:rFonts w:ascii="Arial" w:cs="Arial" w:eastAsia="Arial" w:hAnsi="Arial"/>
@@ -20998,7 +20998,7 @@
             <w:pPr>
               <w:spacing w:after="20" w:before="0"/>
             </w:pPr>
-            <w:hyperlink w:history="1" r:id="rId6t0e5-abzbf10xicwbmgx">
+            <w:hyperlink w:history="1" r:id="rIdgxe5cr7xcjf2muxsy9xgx">
               <w:r>
                 <w:rPr>
                   <w:rFonts w:ascii="Arial" w:cs="Arial" w:eastAsia="Arial" w:hAnsi="Arial"/>
@@ -21031,7 +21031,7 @@
               <w:spacing w:after="10" w:before="0"/>
               <w:ind w:left="120"/>
             </w:pPr>
-            <w:hyperlink w:history="1" r:id="rIdoout3b3tlq0ng89tjddkg">
+            <w:hyperlink w:history="1" r:id="rIdz750p28j-gggchu3oklbj">
               <w:r>
                 <w:rPr>
                   <w:rFonts w:ascii="Arial" w:cs="Arial" w:eastAsia="Arial" w:hAnsi="Arial"/>
@@ -21226,7 +21226,7 @@
             <w:pPr>
               <w:spacing w:after="20" w:before="0"/>
             </w:pPr>
-            <w:hyperlink w:history="1" r:id="rIdachu9qo6on1segahqma-g">
+            <w:hyperlink w:history="1" r:id="rIdhvzeozpmcijxj5bhxtqly">
               <w:r>
                 <w:rPr>
                   <w:rFonts w:ascii="Arial" w:cs="Arial" w:eastAsia="Arial" w:hAnsi="Arial"/>
@@ -21259,7 +21259,7 @@
               <w:spacing w:after="10" w:before="0"/>
               <w:ind w:left="120"/>
             </w:pPr>
-            <w:hyperlink w:history="1" r:id="rIdpvhfzbkt7oajfigxj6ahe">
+            <w:hyperlink w:history="1" r:id="rIdupateb0f5ccnd_wjb6_vi">
               <w:r>
                 <w:rPr>
                   <w:rFonts w:ascii="Arial" w:cs="Arial" w:eastAsia="Arial" w:hAnsi="Arial"/>
@@ -21304,7 +21304,7 @@
             <w:pPr>
               <w:spacing w:after="20" w:before="0"/>
             </w:pPr>
-            <w:hyperlink w:history="1" r:id="rIdcubbpxoesql7yu8xa6sky">
+            <w:hyperlink w:history="1" r:id="rIdot89_jjdqlxlbpeqirqh1">
               <w:r>
                 <w:rPr>
                   <w:rFonts w:ascii="Arial" w:cs="Arial" w:eastAsia="Arial" w:hAnsi="Arial"/>
@@ -21337,7 +21337,7 @@
               <w:spacing w:after="10" w:before="0"/>
               <w:ind w:left="120"/>
             </w:pPr>
-            <w:hyperlink w:history="1" r:id="rIdvukqrquu6gygtgmo18nex">
+            <w:hyperlink w:history="1" r:id="rIdevlkeeb3xqxb0soeixsrm">
               <w:r>
                 <w:rPr>
                   <w:rFonts w:ascii="Arial" w:cs="Arial" w:eastAsia="Arial" w:hAnsi="Arial"/>
@@ -21532,7 +21532,7 @@
             <w:pPr>
               <w:spacing w:after="20" w:before="0"/>
             </w:pPr>
-            <w:hyperlink w:history="1" r:id="rIdmqkbpv4jgbb01ctqlnkho">
+            <w:hyperlink w:history="1" r:id="rIdcpt0q90ckojozjrzci6iv">
               <w:r>
                 <w:rPr>
                   <w:rFonts w:ascii="Arial" w:cs="Arial" w:eastAsia="Arial" w:hAnsi="Arial"/>
@@ -21565,7 +21565,7 @@
               <w:spacing w:after="10" w:before="0"/>
               <w:ind w:left="120"/>
             </w:pPr>
-            <w:hyperlink w:history="1" r:id="rIdcpsfloruls_70tjrmewch">
+            <w:hyperlink w:history="1" r:id="rIdibg6g7--v2-yh-kd1eqyo">
               <w:r>
                 <w:rPr>
                   <w:rFonts w:ascii="Arial" w:cs="Arial" w:eastAsia="Arial" w:hAnsi="Arial"/>
@@ -21610,7 +21610,7 @@
             <w:pPr>
               <w:spacing w:after="20" w:before="0"/>
             </w:pPr>
-            <w:hyperlink w:history="1" r:id="rIdeb8tjfkkaxsbe1tk4s86a">
+            <w:hyperlink w:history="1" r:id="rIdbgmhldimm3p1iqdlfngm8">
               <w:r>
                 <w:rPr>
                   <w:rFonts w:ascii="Arial" w:cs="Arial" w:eastAsia="Arial" w:hAnsi="Arial"/>
@@ -21643,7 +21643,7 @@
               <w:spacing w:after="10" w:before="0"/>
               <w:ind w:left="120"/>
             </w:pPr>
-            <w:hyperlink w:history="1" r:id="rIdaoo5v7iyboovzlltgqotz">
+            <w:hyperlink w:history="1" r:id="rIdcmjpqn0adq9lqru76z086">
               <w:r>
                 <w:rPr>
                   <w:rFonts w:ascii="Arial" w:cs="Arial" w:eastAsia="Arial" w:hAnsi="Arial"/>
@@ -21838,7 +21838,7 @@
             <w:pPr>
               <w:spacing w:after="20" w:before="0"/>
             </w:pPr>
-            <w:hyperlink w:history="1" r:id="rIdskxjw8rlfu5e0y7ikkcx6">
+            <w:hyperlink w:history="1" r:id="rId-je2rkh0k7piudbxnil02">
               <w:r>
                 <w:rPr>
                   <w:rFonts w:ascii="Arial" w:cs="Arial" w:eastAsia="Arial" w:hAnsi="Arial"/>
@@ -21871,7 +21871,7 @@
               <w:spacing w:after="10" w:before="0"/>
               <w:ind w:left="120"/>
             </w:pPr>
-            <w:hyperlink w:history="1" r:id="rIdqiov4spjk7esllnk1e_t0">
+            <w:hyperlink w:history="1" r:id="rIdmrnt7rq2rtjil0-cau7aj">
               <w:r>
                 <w:rPr>
                   <w:rFonts w:ascii="Arial" w:cs="Arial" w:eastAsia="Arial" w:hAnsi="Arial"/>
@@ -21916,7 +21916,7 @@
             <w:pPr>
               <w:spacing w:after="20" w:before="0"/>
             </w:pPr>
-            <w:hyperlink w:history="1" r:id="rIdwpxmrluof7kvmqgfkucb2">
+            <w:hyperlink w:history="1" r:id="rId1mxkv8qznkdvawmp05lvu">
               <w:r>
                 <w:rPr>
                   <w:rFonts w:ascii="Arial" w:cs="Arial" w:eastAsia="Arial" w:hAnsi="Arial"/>
@@ -21949,7 +21949,7 @@
               <w:spacing w:after="10" w:before="0"/>
               <w:ind w:left="120"/>
             </w:pPr>
-            <w:hyperlink w:history="1" r:id="rIdogamgntrylrllcvvlk5e6">
+            <w:hyperlink w:history="1" r:id="rIdq6e6_xzlg7u4nry_03zmo">
               <w:r>
                 <w:rPr>
                   <w:rFonts w:ascii="Arial" w:cs="Arial" w:eastAsia="Arial" w:hAnsi="Arial"/>
@@ -22144,7 +22144,7 @@
             <w:pPr>
               <w:spacing w:after="20" w:before="0"/>
             </w:pPr>
-            <w:hyperlink w:history="1" r:id="rId1sw7f5omz0j5_uv3xfhsw">
+            <w:hyperlink w:history="1" r:id="rId8mntdliufc-vwr3pqjuwr">
               <w:r>
                 <w:rPr>
                   <w:rFonts w:ascii="Arial" w:cs="Arial" w:eastAsia="Arial" w:hAnsi="Arial"/>
@@ -22177,7 +22177,7 @@
               <w:spacing w:after="10" w:before="0"/>
               <w:ind w:left="120"/>
             </w:pPr>
-            <w:hyperlink w:history="1" r:id="rIdhvkiwfqexvkvex8vqhjap">
+            <w:hyperlink w:history="1" r:id="rIdzatvwypalnxh1anrmutzp">
               <w:r>
                 <w:rPr>
                   <w:rFonts w:ascii="Arial" w:cs="Arial" w:eastAsia="Arial" w:hAnsi="Arial"/>
@@ -22222,7 +22222,7 @@
             <w:pPr>
               <w:spacing w:after="20" w:before="0"/>
             </w:pPr>
-            <w:hyperlink w:history="1" r:id="rIdiscl2wff4tg41eyii5fmi">
+            <w:hyperlink w:history="1" r:id="rIdu2n7h7sxr-ovdnhy9e41a">
               <w:r>
                 <w:rPr>
                   <w:rFonts w:ascii="Arial" w:cs="Arial" w:eastAsia="Arial" w:hAnsi="Arial"/>
@@ -22255,7 +22255,7 @@
               <w:spacing w:after="10" w:before="0"/>
               <w:ind w:left="120"/>
             </w:pPr>
-            <w:hyperlink w:history="1" r:id="rId4vlg6gpoxsl0dbezdj-jz">
+            <w:hyperlink w:history="1" r:id="rIdbmhn_azu0nh_miylwyo5_">
               <w:r>
                 <w:rPr>
                   <w:rFonts w:ascii="Arial" w:cs="Arial" w:eastAsia="Arial" w:hAnsi="Arial"/>

--- a/data/outputs/v2/Physics/SS4.1_Greenhouse_Effect_and_Climate_Change/Physics_Greenhouse_Effect_and_Climate_Change_CBE_LessonSequence.docx
+++ b/data/outputs/v2/Physics/SS4.1_Greenhouse_Effect_and_Climate_Change/Physics_Greenhouse_Effect_and_Climate_Change_CBE_LessonSequence.docx
@@ -3418,7 +3418,7 @@
             <w:pPr>
               <w:spacing w:after="20" w:before="0"/>
             </w:pPr>
-            <w:hyperlink w:history="1" r:id="rIdsy9jsdun3yqbjrpitiaew">
+            <w:hyperlink w:history="1" r:id="rIdym6nuwhzpjfkf3i8qjv_1">
               <w:r>
                 <w:rPr>
                   <w:rFonts w:ascii="Arial" w:cs="Arial" w:eastAsia="Arial" w:hAnsi="Arial"/>
@@ -3451,7 +3451,7 @@
               <w:spacing w:after="10" w:before="0"/>
               <w:ind w:left="120"/>
             </w:pPr>
-            <w:hyperlink w:history="1" r:id="rIdvoss5zedfmgcpdzqa2pte">
+            <w:hyperlink w:history="1" r:id="rIdnrmv1phqisw4eynidbcn4">
               <w:r>
                 <w:rPr>
                   <w:rFonts w:ascii="Arial" w:cs="Arial" w:eastAsia="Arial" w:hAnsi="Arial"/>
@@ -3496,7 +3496,7 @@
             <w:pPr>
               <w:spacing w:after="20" w:before="0"/>
             </w:pPr>
-            <w:hyperlink w:history="1" r:id="rIdaej1rz877rgc7cr4_6czt">
+            <w:hyperlink w:history="1" r:id="rId2fodnggn8jybsoxej2jl_">
               <w:r>
                 <w:rPr>
                   <w:rFonts w:ascii="Arial" w:cs="Arial" w:eastAsia="Arial" w:hAnsi="Arial"/>
@@ -3529,7 +3529,7 @@
               <w:spacing w:after="10" w:before="0"/>
               <w:ind w:left="120"/>
             </w:pPr>
-            <w:hyperlink w:history="1" r:id="rIdfgei4hcakxsy53133xrkb">
+            <w:hyperlink w:history="1" r:id="rIdd4e9rw9-il8smfpgh4ul2">
               <w:r>
                 <w:rPr>
                   <w:rFonts w:ascii="Arial" w:cs="Arial" w:eastAsia="Arial" w:hAnsi="Arial"/>
@@ -3800,7 +3800,7 @@
             <w:pPr>
               <w:spacing w:after="20" w:before="0"/>
             </w:pPr>
-            <w:hyperlink w:history="1" r:id="rIdczyhgo-vpcb9mncnsbxzs">
+            <w:hyperlink w:history="1" r:id="rIduhduxgyestc9vrlwxz98c">
               <w:r>
                 <w:rPr>
                   <w:rFonts w:ascii="Arial" w:cs="Arial" w:eastAsia="Arial" w:hAnsi="Arial"/>
@@ -3833,7 +3833,7 @@
               <w:spacing w:after="10" w:before="0"/>
               <w:ind w:left="120"/>
             </w:pPr>
-            <w:hyperlink w:history="1" r:id="rIdm_iwxtqubnscne-plne43">
+            <w:hyperlink w:history="1" r:id="rIdg8aiunl5izjg9rhsz7xpv">
               <w:r>
                 <w:rPr>
                   <w:rFonts w:ascii="Arial" w:cs="Arial" w:eastAsia="Arial" w:hAnsi="Arial"/>
@@ -3878,7 +3878,7 @@
             <w:pPr>
               <w:spacing w:after="20" w:before="0"/>
             </w:pPr>
-            <w:hyperlink w:history="1" r:id="rId2ejqcbkfxdxctaqft21kb">
+            <w:hyperlink w:history="1" r:id="rIdyexbu6vg2ecwbumwtrego">
               <w:r>
                 <w:rPr>
                   <w:rFonts w:ascii="Arial" w:cs="Arial" w:eastAsia="Arial" w:hAnsi="Arial"/>
@@ -3911,7 +3911,7 @@
               <w:spacing w:after="10" w:before="0"/>
               <w:ind w:left="120"/>
             </w:pPr>
-            <w:hyperlink w:history="1" r:id="rIdzhxm9igmoltqrrpm6ag4p">
+            <w:hyperlink w:history="1" r:id="rIdpvf-phcbi0ukclttmqr1y">
               <w:r>
                 <w:rPr>
                   <w:rFonts w:ascii="Arial" w:cs="Arial" w:eastAsia="Arial" w:hAnsi="Arial"/>
@@ -4201,7 +4201,7 @@
             <w:pPr>
               <w:spacing w:after="20" w:before="0"/>
             </w:pPr>
-            <w:hyperlink w:history="1" r:id="rId_rntrdscbu9jzultds4jw">
+            <w:hyperlink w:history="1" r:id="rIdxuenyhvvveojyceuidlme">
               <w:r>
                 <w:rPr>
                   <w:rFonts w:ascii="Arial" w:cs="Arial" w:eastAsia="Arial" w:hAnsi="Arial"/>
@@ -4234,7 +4234,7 @@
               <w:spacing w:after="10" w:before="0"/>
               <w:ind w:left="120"/>
             </w:pPr>
-            <w:hyperlink w:history="1" r:id="rIdcmrx8dixs8unsfpeq7hvv">
+            <w:hyperlink w:history="1" r:id="rId0qy6worvm1aqdh_xrc5l9">
               <w:r>
                 <w:rPr>
                   <w:rFonts w:ascii="Arial" w:cs="Arial" w:eastAsia="Arial" w:hAnsi="Arial"/>
@@ -4279,7 +4279,7 @@
             <w:pPr>
               <w:spacing w:after="20" w:before="0"/>
             </w:pPr>
-            <w:hyperlink w:history="1" r:id="rIdifdafmq0ihjms4qgmib8w">
+            <w:hyperlink w:history="1" r:id="rIdvjijel_7tqir7h7ho-n2t">
               <w:r>
                 <w:rPr>
                   <w:rFonts w:ascii="Arial" w:cs="Arial" w:eastAsia="Arial" w:hAnsi="Arial"/>
@@ -4312,7 +4312,7 @@
               <w:spacing w:after="10" w:before="0"/>
               <w:ind w:left="120"/>
             </w:pPr>
-            <w:hyperlink w:history="1" r:id="rIdj_hzedvfnbewbkgghqypf">
+            <w:hyperlink w:history="1" r:id="rIdlm_1kcreh1omx5umo7cnr">
               <w:r>
                 <w:rPr>
                   <w:rFonts w:ascii="Arial" w:cs="Arial" w:eastAsia="Arial" w:hAnsi="Arial"/>
@@ -4602,7 +4602,7 @@
             <w:pPr>
               <w:spacing w:after="20" w:before="0"/>
             </w:pPr>
-            <w:hyperlink w:history="1" r:id="rId0xljnwjlo97ixxvmyfj0e">
+            <w:hyperlink w:history="1" r:id="rIdcilxvqgmhkrp7p0zijrys">
               <w:r>
                 <w:rPr>
                   <w:rFonts w:ascii="Arial" w:cs="Arial" w:eastAsia="Arial" w:hAnsi="Arial"/>
@@ -4635,7 +4635,7 @@
               <w:spacing w:after="10" w:before="0"/>
               <w:ind w:left="120"/>
             </w:pPr>
-            <w:hyperlink w:history="1" r:id="rIdwjrfwxty-yddupyvfowit">
+            <w:hyperlink w:history="1" r:id="rIdeqgigftyheqgimkbxnp8y">
               <w:r>
                 <w:rPr>
                   <w:rFonts w:ascii="Arial" w:cs="Arial" w:eastAsia="Arial" w:hAnsi="Arial"/>
@@ -4680,7 +4680,7 @@
             <w:pPr>
               <w:spacing w:after="20" w:before="0"/>
             </w:pPr>
-            <w:hyperlink w:history="1" r:id="rIdyjvb-bfqgx_8tpnlcbqbx">
+            <w:hyperlink w:history="1" r:id="rIdbzio-qqq1p-1gqfiu2ps4">
               <w:r>
                 <w:rPr>
                   <w:rFonts w:ascii="Arial" w:cs="Arial" w:eastAsia="Arial" w:hAnsi="Arial"/>
@@ -4713,7 +4713,7 @@
               <w:spacing w:after="10" w:before="0"/>
               <w:ind w:left="120"/>
             </w:pPr>
-            <w:hyperlink w:history="1" r:id="rIdencf3hg5ezyovesbymok8">
+            <w:hyperlink w:history="1" r:id="rIdm-98mweedn_tgieiue0ic">
               <w:r>
                 <w:rPr>
                   <w:rFonts w:ascii="Arial" w:cs="Arial" w:eastAsia="Arial" w:hAnsi="Arial"/>
@@ -5003,7 +5003,7 @@
             <w:pPr>
               <w:spacing w:after="20" w:before="0"/>
             </w:pPr>
-            <w:hyperlink w:history="1" r:id="rIdbex4a_e3j7p3tsxtf9k7w">
+            <w:hyperlink w:history="1" r:id="rIdfflgg_5k-7ms8ql-yefec">
               <w:r>
                 <w:rPr>
                   <w:rFonts w:ascii="Arial" w:cs="Arial" w:eastAsia="Arial" w:hAnsi="Arial"/>
@@ -5036,7 +5036,7 @@
               <w:spacing w:after="10" w:before="0"/>
               <w:ind w:left="120"/>
             </w:pPr>
-            <w:hyperlink w:history="1" r:id="rIdv2_tasoptklmqhrlgiibr">
+            <w:hyperlink w:history="1" r:id="rIdqeqn6-uycp5xgkihpyaqd">
               <w:r>
                 <w:rPr>
                   <w:rFonts w:ascii="Arial" w:cs="Arial" w:eastAsia="Arial" w:hAnsi="Arial"/>
@@ -5081,7 +5081,7 @@
             <w:pPr>
               <w:spacing w:after="20" w:before="0"/>
             </w:pPr>
-            <w:hyperlink w:history="1" r:id="rId_u7utmioxu98krtld6gy1">
+            <w:hyperlink w:history="1" r:id="rIdskn9husvb23aqxhqsa-ru">
               <w:r>
                 <w:rPr>
                   <w:rFonts w:ascii="Arial" w:cs="Arial" w:eastAsia="Arial" w:hAnsi="Arial"/>
@@ -5114,7 +5114,7 @@
               <w:spacing w:after="10" w:before="0"/>
               <w:ind w:left="120"/>
             </w:pPr>
-            <w:hyperlink w:history="1" r:id="rIdul6zwzidi0xoopk5kgicb">
+            <w:hyperlink w:history="1" r:id="rIdou-useah__yrc1cbmaufp">
               <w:r>
                 <w:rPr>
                   <w:rFonts w:ascii="Arial" w:cs="Arial" w:eastAsia="Arial" w:hAnsi="Arial"/>
@@ -6810,7 +6810,7 @@
             <w:pPr>
               <w:spacing w:after="20" w:before="0"/>
             </w:pPr>
-            <w:hyperlink w:history="1" r:id="rIda-n0ueihsb-0lixiknlp4">
+            <w:hyperlink w:history="1" r:id="rIdrrs2cyjsy_qsepwojyw_l">
               <w:r>
                 <w:rPr>
                   <w:rFonts w:ascii="Arial" w:cs="Arial" w:eastAsia="Arial" w:hAnsi="Arial"/>
@@ -6843,7 +6843,7 @@
               <w:spacing w:after="10" w:before="0"/>
               <w:ind w:left="120"/>
             </w:pPr>
-            <w:hyperlink w:history="1" r:id="rIdxgh4aychpg12tauqezhc1">
+            <w:hyperlink w:history="1" r:id="rIdawiwjwq3alcmfftkw3jov">
               <w:r>
                 <w:rPr>
                   <w:rFonts w:ascii="Arial" w:cs="Arial" w:eastAsia="Arial" w:hAnsi="Arial"/>
@@ -6888,7 +6888,7 @@
             <w:pPr>
               <w:spacing w:after="20" w:before="0"/>
             </w:pPr>
-            <w:hyperlink w:history="1" r:id="rIdpzt3e8r1_bllqfgbf78wi">
+            <w:hyperlink w:history="1" r:id="rIdy5dec2txayyyaqky8cecn">
               <w:r>
                 <w:rPr>
                   <w:rFonts w:ascii="Arial" w:cs="Arial" w:eastAsia="Arial" w:hAnsi="Arial"/>
@@ -6921,7 +6921,7 @@
               <w:spacing w:after="10" w:before="0"/>
               <w:ind w:left="120"/>
             </w:pPr>
-            <w:hyperlink w:history="1" r:id="rIdzkmes7rc3l29cteucdpfv">
+            <w:hyperlink w:history="1" r:id="rIdm6f6z4x-y6h6wo3fj0zxc">
               <w:r>
                 <w:rPr>
                   <w:rFonts w:ascii="Arial" w:cs="Arial" w:eastAsia="Arial" w:hAnsi="Arial"/>
@@ -7116,7 +7116,7 @@
             <w:pPr>
               <w:spacing w:after="20" w:before="0"/>
             </w:pPr>
-            <w:hyperlink w:history="1" r:id="rIdnfrzrc7dad0wgqcsvzjw-">
+            <w:hyperlink w:history="1" r:id="rIdpaqbmj37lka04rsrunddx">
               <w:r>
                 <w:rPr>
                   <w:rFonts w:ascii="Arial" w:cs="Arial" w:eastAsia="Arial" w:hAnsi="Arial"/>
@@ -7149,7 +7149,7 @@
               <w:spacing w:after="10" w:before="0"/>
               <w:ind w:left="120"/>
             </w:pPr>
-            <w:hyperlink w:history="1" r:id="rId1czl_3zqy0ddqmgj2wfrz">
+            <w:hyperlink w:history="1" r:id="rId-qntud96_doni9qjdngfy">
               <w:r>
                 <w:rPr>
                   <w:rFonts w:ascii="Arial" w:cs="Arial" w:eastAsia="Arial" w:hAnsi="Arial"/>
@@ -7194,7 +7194,7 @@
             <w:pPr>
               <w:spacing w:after="20" w:before="0"/>
             </w:pPr>
-            <w:hyperlink w:history="1" r:id="rIdc6nqrb2xmcvvumkcdkige">
+            <w:hyperlink w:history="1" r:id="rId1a_6ntjw8kfpiiz5e5jjw">
               <w:r>
                 <w:rPr>
                   <w:rFonts w:ascii="Arial" w:cs="Arial" w:eastAsia="Arial" w:hAnsi="Arial"/>
@@ -7227,7 +7227,7 @@
               <w:spacing w:after="10" w:before="0"/>
               <w:ind w:left="120"/>
             </w:pPr>
-            <w:hyperlink w:history="1" r:id="rIdclqpcxtrx7taqhygxgfsv">
+            <w:hyperlink w:history="1" r:id="rIdqrobambuomyunwig5hixb">
               <w:r>
                 <w:rPr>
                   <w:rFonts w:ascii="Arial" w:cs="Arial" w:eastAsia="Arial" w:hAnsi="Arial"/>
@@ -7422,7 +7422,7 @@
             <w:pPr>
               <w:spacing w:after="20" w:before="0"/>
             </w:pPr>
-            <w:hyperlink w:history="1" r:id="rIddavdtm-6ndwphtkjgezkv">
+            <w:hyperlink w:history="1" r:id="rIdmxrazuqogmgq8iucbgo2r">
               <w:r>
                 <w:rPr>
                   <w:rFonts w:ascii="Arial" w:cs="Arial" w:eastAsia="Arial" w:hAnsi="Arial"/>
@@ -7455,7 +7455,7 @@
               <w:spacing w:after="10" w:before="0"/>
               <w:ind w:left="120"/>
             </w:pPr>
-            <w:hyperlink w:history="1" r:id="rIdfelcckemnxfclmietj5rn">
+            <w:hyperlink w:history="1" r:id="rIdllvjrjh8jou9w-jtuypui">
               <w:r>
                 <w:rPr>
                   <w:rFonts w:ascii="Arial" w:cs="Arial" w:eastAsia="Arial" w:hAnsi="Arial"/>
@@ -7500,7 +7500,7 @@
             <w:pPr>
               <w:spacing w:after="20" w:before="0"/>
             </w:pPr>
-            <w:hyperlink w:history="1" r:id="rIdbsaan1iqrr01rjufl5j5j">
+            <w:hyperlink w:history="1" r:id="rId9_2a2l4dq1m_31swlwyly">
               <w:r>
                 <w:rPr>
                   <w:rFonts w:ascii="Arial" w:cs="Arial" w:eastAsia="Arial" w:hAnsi="Arial"/>
@@ -7533,7 +7533,7 @@
               <w:spacing w:after="10" w:before="0"/>
               <w:ind w:left="120"/>
             </w:pPr>
-            <w:hyperlink w:history="1" r:id="rIdivcwrllhgdyrputg9ghz_">
+            <w:hyperlink w:history="1" r:id="rId442bmxuw_6fyl5hj6t8ez">
               <w:r>
                 <w:rPr>
                   <w:rFonts w:ascii="Arial" w:cs="Arial" w:eastAsia="Arial" w:hAnsi="Arial"/>
@@ -7728,7 +7728,7 @@
             <w:pPr>
               <w:spacing w:after="20" w:before="0"/>
             </w:pPr>
-            <w:hyperlink w:history="1" r:id="rIdplnhumxzorvyn1j5uwlzi">
+            <w:hyperlink w:history="1" r:id="rIdcy3olss71ysevz_ryxbjq">
               <w:r>
                 <w:rPr>
                   <w:rFonts w:ascii="Arial" w:cs="Arial" w:eastAsia="Arial" w:hAnsi="Arial"/>
@@ -7761,7 +7761,7 @@
               <w:spacing w:after="10" w:before="0"/>
               <w:ind w:left="120"/>
             </w:pPr>
-            <w:hyperlink w:history="1" r:id="rIdzpuaq1yluhvkpcaxv2slb">
+            <w:hyperlink w:history="1" r:id="rIdfmjarj0szqpkwkrwtfpoj">
               <w:r>
                 <w:rPr>
                   <w:rFonts w:ascii="Arial" w:cs="Arial" w:eastAsia="Arial" w:hAnsi="Arial"/>
@@ -7806,7 +7806,7 @@
             <w:pPr>
               <w:spacing w:after="20" w:before="0"/>
             </w:pPr>
-            <w:hyperlink w:history="1" r:id="rIdaqf4qfctwu_t7dg6yddan">
+            <w:hyperlink w:history="1" r:id="rIdywqtedp4zktg6g87rlxec">
               <w:r>
                 <w:rPr>
                   <w:rFonts w:ascii="Arial" w:cs="Arial" w:eastAsia="Arial" w:hAnsi="Arial"/>
@@ -7839,7 +7839,7 @@
               <w:spacing w:after="10" w:before="0"/>
               <w:ind w:left="120"/>
             </w:pPr>
-            <w:hyperlink w:history="1" r:id="rId0qqocnnnazdqbkc1k9oew">
+            <w:hyperlink w:history="1" r:id="rIdnadggs94lbdmrmrohmpyk">
               <w:r>
                 <w:rPr>
                   <w:rFonts w:ascii="Arial" w:cs="Arial" w:eastAsia="Arial" w:hAnsi="Arial"/>
@@ -8034,7 +8034,7 @@
             <w:pPr>
               <w:spacing w:after="20" w:before="0"/>
             </w:pPr>
-            <w:hyperlink w:history="1" r:id="rIdha-pp5jx_b4vuwirqgoln">
+            <w:hyperlink w:history="1" r:id="rIdtzncbwaqwcgsu2ga66yss">
               <w:r>
                 <w:rPr>
                   <w:rFonts w:ascii="Arial" w:cs="Arial" w:eastAsia="Arial" w:hAnsi="Arial"/>
@@ -8067,7 +8067,7 @@
               <w:spacing w:after="10" w:before="0"/>
               <w:ind w:left="120"/>
             </w:pPr>
-            <w:hyperlink w:history="1" r:id="rIdzkicxqn4_jz9qsarlij2-">
+            <w:hyperlink w:history="1" r:id="rId_hyo8xppphyn8gbnu0sho">
               <w:r>
                 <w:rPr>
                   <w:rFonts w:ascii="Arial" w:cs="Arial" w:eastAsia="Arial" w:hAnsi="Arial"/>
@@ -8112,7 +8112,7 @@
             <w:pPr>
               <w:spacing w:after="20" w:before="0"/>
             </w:pPr>
-            <w:hyperlink w:history="1" r:id="rIdacbwqkrgw7gfrifofpuwl">
+            <w:hyperlink w:history="1" r:id="rIdhlcbzcuvqpith92d1dhjf">
               <w:r>
                 <w:rPr>
                   <w:rFonts w:ascii="Arial" w:cs="Arial" w:eastAsia="Arial" w:hAnsi="Arial"/>
@@ -8145,7 +8145,7 @@
               <w:spacing w:after="10" w:before="0"/>
               <w:ind w:left="120"/>
             </w:pPr>
-            <w:hyperlink w:history="1" r:id="rIdbz59ob6r0brj3dss9ibdt">
+            <w:hyperlink w:history="1" r:id="rId0n_ee9n2gormbhlsb12l8">
               <w:r>
                 <w:rPr>
                   <w:rFonts w:ascii="Arial" w:cs="Arial" w:eastAsia="Arial" w:hAnsi="Arial"/>
@@ -9632,7 +9632,7 @@
             <w:pPr>
               <w:spacing w:after="20" w:before="0"/>
             </w:pPr>
-            <w:hyperlink w:history="1" r:id="rId92uvjsco0-0myr1gghobv">
+            <w:hyperlink w:history="1" r:id="rIdz8-5rigiqzrw0gwmmu3ko">
               <w:r>
                 <w:rPr>
                   <w:rFonts w:ascii="Arial" w:cs="Arial" w:eastAsia="Arial" w:hAnsi="Arial"/>
@@ -9665,7 +9665,7 @@
               <w:spacing w:after="10" w:before="0"/>
               <w:ind w:left="120"/>
             </w:pPr>
-            <w:hyperlink w:history="1" r:id="rId3ab0fb5chm8o8ozi4633n">
+            <w:hyperlink w:history="1" r:id="rIdn8a7pld2_ryus_jwyzrrf">
               <w:r>
                 <w:rPr>
                   <w:rFonts w:ascii="Arial" w:cs="Arial" w:eastAsia="Arial" w:hAnsi="Arial"/>
@@ -9710,7 +9710,7 @@
             <w:pPr>
               <w:spacing w:after="20" w:before="0"/>
             </w:pPr>
-            <w:hyperlink w:history="1" r:id="rId0xmeqqcbyhtwfp1ypfwzp">
+            <w:hyperlink w:history="1" r:id="rIdi3vbqpgtc9z72dmanijpo">
               <w:r>
                 <w:rPr>
                   <w:rFonts w:ascii="Arial" w:cs="Arial" w:eastAsia="Arial" w:hAnsi="Arial"/>
@@ -9743,7 +9743,7 @@
               <w:spacing w:after="10" w:before="0"/>
               <w:ind w:left="120"/>
             </w:pPr>
-            <w:hyperlink w:history="1" r:id="rIdt-x89on_spam6mum7w64h">
+            <w:hyperlink w:history="1" r:id="rIdyfnlq2vffktbfrsc5oywu">
               <w:r>
                 <w:rPr>
                   <w:rFonts w:ascii="Arial" w:cs="Arial" w:eastAsia="Arial" w:hAnsi="Arial"/>
@@ -9938,7 +9938,7 @@
             <w:pPr>
               <w:spacing w:after="20" w:before="0"/>
             </w:pPr>
-            <w:hyperlink w:history="1" r:id="rId7lafg9nysmvqj650bbmmm">
+            <w:hyperlink w:history="1" r:id="rIdwgmo7znjy17huyitygqsr">
               <w:r>
                 <w:rPr>
                   <w:rFonts w:ascii="Arial" w:cs="Arial" w:eastAsia="Arial" w:hAnsi="Arial"/>
@@ -9971,7 +9971,7 @@
               <w:spacing w:after="10" w:before="0"/>
               <w:ind w:left="120"/>
             </w:pPr>
-            <w:hyperlink w:history="1" r:id="rIdjkocefuhsvex769qcqczo">
+            <w:hyperlink w:history="1" r:id="rId-c8itdu_qs1ki435elafh">
               <w:r>
                 <w:rPr>
                   <w:rFonts w:ascii="Arial" w:cs="Arial" w:eastAsia="Arial" w:hAnsi="Arial"/>
@@ -10016,7 +10016,7 @@
             <w:pPr>
               <w:spacing w:after="20" w:before="0"/>
             </w:pPr>
-            <w:hyperlink w:history="1" r:id="rId-jff2xv8kzjwsqkg5dpam">
+            <w:hyperlink w:history="1" r:id="rIdhvw2qe_rmwzt86m1qqgr4">
               <w:r>
                 <w:rPr>
                   <w:rFonts w:ascii="Arial" w:cs="Arial" w:eastAsia="Arial" w:hAnsi="Arial"/>
@@ -10049,7 +10049,7 @@
               <w:spacing w:after="10" w:before="0"/>
               <w:ind w:left="120"/>
             </w:pPr>
-            <w:hyperlink w:history="1" r:id="rIdesxsejw57h5nsr4ls0eri">
+            <w:hyperlink w:history="1" r:id="rIdv5rkvyyidsiu6bf6zzblg">
               <w:r>
                 <w:rPr>
                   <w:rFonts w:ascii="Arial" w:cs="Arial" w:eastAsia="Arial" w:hAnsi="Arial"/>
@@ -10244,7 +10244,7 @@
             <w:pPr>
               <w:spacing w:after="20" w:before="0"/>
             </w:pPr>
-            <w:hyperlink w:history="1" r:id="rId_swougomzyl3zwq6ygxtu">
+            <w:hyperlink w:history="1" r:id="rIda4qoyat9lypk-en3qkonc">
               <w:r>
                 <w:rPr>
                   <w:rFonts w:ascii="Arial" w:cs="Arial" w:eastAsia="Arial" w:hAnsi="Arial"/>
@@ -10277,7 +10277,7 @@
               <w:spacing w:after="10" w:before="0"/>
               <w:ind w:left="120"/>
             </w:pPr>
-            <w:hyperlink w:history="1" r:id="rIdapynnyntolh14jyfgrc6w">
+            <w:hyperlink w:history="1" r:id="rIdyeym0lqn7w_vxibuwpiyl">
               <w:r>
                 <w:rPr>
                   <w:rFonts w:ascii="Arial" w:cs="Arial" w:eastAsia="Arial" w:hAnsi="Arial"/>
@@ -10322,7 +10322,7 @@
             <w:pPr>
               <w:spacing w:after="20" w:before="0"/>
             </w:pPr>
-            <w:hyperlink w:history="1" r:id="rIdnnxztnjfzaj-1mj_up1iv">
+            <w:hyperlink w:history="1" r:id="rId4fhrdvmq0_yb_pcijuyhz">
               <w:r>
                 <w:rPr>
                   <w:rFonts w:ascii="Arial" w:cs="Arial" w:eastAsia="Arial" w:hAnsi="Arial"/>
@@ -10355,7 +10355,7 @@
               <w:spacing w:after="10" w:before="0"/>
               <w:ind w:left="120"/>
             </w:pPr>
-            <w:hyperlink w:history="1" r:id="rIdvh_l6nfb7zbic7ukouogt">
+            <w:hyperlink w:history="1" r:id="rIdhv0d9uyp8u71hrbafizyw">
               <w:r>
                 <w:rPr>
                   <w:rFonts w:ascii="Arial" w:cs="Arial" w:eastAsia="Arial" w:hAnsi="Arial"/>
@@ -10550,7 +10550,7 @@
             <w:pPr>
               <w:spacing w:after="20" w:before="0"/>
             </w:pPr>
-            <w:hyperlink w:history="1" r:id="rIdn_b2zhnkpuzu7qnaul-jq">
+            <w:hyperlink w:history="1" r:id="rIdnxlb4gxyinahkhkjgoxvk">
               <w:r>
                 <w:rPr>
                   <w:rFonts w:ascii="Arial" w:cs="Arial" w:eastAsia="Arial" w:hAnsi="Arial"/>
@@ -10583,7 +10583,7 @@
               <w:spacing w:after="10" w:before="0"/>
               <w:ind w:left="120"/>
             </w:pPr>
-            <w:hyperlink w:history="1" r:id="rIdvnivt7pktmq1gqzsfn6qi">
+            <w:hyperlink w:history="1" r:id="rIdmi2ofjudb4omlczr1yuuv">
               <w:r>
                 <w:rPr>
                   <w:rFonts w:ascii="Arial" w:cs="Arial" w:eastAsia="Arial" w:hAnsi="Arial"/>
@@ -10628,7 +10628,7 @@
             <w:pPr>
               <w:spacing w:after="20" w:before="0"/>
             </w:pPr>
-            <w:hyperlink w:history="1" r:id="rId1fogrlubm8qyjzxczbjc6">
+            <w:hyperlink w:history="1" r:id="rIdwwgishsp4jbigujkwuvms">
               <w:r>
                 <w:rPr>
                   <w:rFonts w:ascii="Arial" w:cs="Arial" w:eastAsia="Arial" w:hAnsi="Arial"/>
@@ -10661,7 +10661,7 @@
               <w:spacing w:after="10" w:before="0"/>
               <w:ind w:left="120"/>
             </w:pPr>
-            <w:hyperlink w:history="1" r:id="rIdrjwmxrbbvn7m0arzwwq1f">
+            <w:hyperlink w:history="1" r:id="rIdaj4fodc8qrshiyzq9e1j9">
               <w:r>
                 <w:rPr>
                   <w:rFonts w:ascii="Arial" w:cs="Arial" w:eastAsia="Arial" w:hAnsi="Arial"/>
@@ -10856,7 +10856,7 @@
             <w:pPr>
               <w:spacing w:after="20" w:before="0"/>
             </w:pPr>
-            <w:hyperlink w:history="1" r:id="rId4t5hse8bfpdooqfnzzhy7">
+            <w:hyperlink w:history="1" r:id="rIdxosewnvwztxnq2xnlo1pn">
               <w:r>
                 <w:rPr>
                   <w:rFonts w:ascii="Arial" w:cs="Arial" w:eastAsia="Arial" w:hAnsi="Arial"/>
@@ -10889,7 +10889,7 @@
               <w:spacing w:after="10" w:before="0"/>
               <w:ind w:left="120"/>
             </w:pPr>
-            <w:hyperlink w:history="1" r:id="rIdo7inbhgr1zuujt6cwkxng">
+            <w:hyperlink w:history="1" r:id="rIdeqxkn8szgeyrs68t1d_bf">
               <w:r>
                 <w:rPr>
                   <w:rFonts w:ascii="Arial" w:cs="Arial" w:eastAsia="Arial" w:hAnsi="Arial"/>
@@ -10934,7 +10934,7 @@
             <w:pPr>
               <w:spacing w:after="20" w:before="0"/>
             </w:pPr>
-            <w:hyperlink w:history="1" r:id="rIdnyububm9ua_ll_xvubfec">
+            <w:hyperlink w:history="1" r:id="rIddr8p-4o2iokbudm_lqmr5">
               <w:r>
                 <w:rPr>
                   <w:rFonts w:ascii="Arial" w:cs="Arial" w:eastAsia="Arial" w:hAnsi="Arial"/>
@@ -10967,7 +10967,7 @@
               <w:spacing w:after="10" w:before="0"/>
               <w:ind w:left="120"/>
             </w:pPr>
-            <w:hyperlink w:history="1" r:id="rIdz95k-cx69tjdi-ahiuphh">
+            <w:hyperlink w:history="1" r:id="rIdyt8ovj8lpgn-qzv9z1s38">
               <w:r>
                 <w:rPr>
                   <w:rFonts w:ascii="Arial" w:cs="Arial" w:eastAsia="Arial" w:hAnsi="Arial"/>
@@ -12454,7 +12454,7 @@
             <w:pPr>
               <w:spacing w:after="20" w:before="0"/>
             </w:pPr>
-            <w:hyperlink w:history="1" r:id="rIdlqwro6ea8mjbpei7cprlm">
+            <w:hyperlink w:history="1" r:id="rId6hx0yonr6w4gmxdzdjo_9">
               <w:r>
                 <w:rPr>
                   <w:rFonts w:ascii="Arial" w:cs="Arial" w:eastAsia="Arial" w:hAnsi="Arial"/>
@@ -12487,7 +12487,7 @@
               <w:spacing w:after="10" w:before="0"/>
               <w:ind w:left="120"/>
             </w:pPr>
-            <w:hyperlink w:history="1" r:id="rIdy2ltxldleolxpln_y-naf">
+            <w:hyperlink w:history="1" r:id="rId7roi-sflfbklokwfbdgwd">
               <w:r>
                 <w:rPr>
                   <w:rFonts w:ascii="Arial" w:cs="Arial" w:eastAsia="Arial" w:hAnsi="Arial"/>
@@ -12532,7 +12532,7 @@
             <w:pPr>
               <w:spacing w:after="20" w:before="0"/>
             </w:pPr>
-            <w:hyperlink w:history="1" r:id="rIdj2p1aclaiapsi6stbz7x7">
+            <w:hyperlink w:history="1" r:id="rIdvz8ojnxznyjmy46eilefz">
               <w:r>
                 <w:rPr>
                   <w:rFonts w:ascii="Arial" w:cs="Arial" w:eastAsia="Arial" w:hAnsi="Arial"/>
@@ -12565,7 +12565,7 @@
               <w:spacing w:after="10" w:before="0"/>
               <w:ind w:left="120"/>
             </w:pPr>
-            <w:hyperlink w:history="1" r:id="rIdbdzp5jqj2kkhcllfaibsw">
+            <w:hyperlink w:history="1" r:id="rIdkzj8hpo8gbjyadbz0oafq">
               <w:r>
                 <w:rPr>
                   <w:rFonts w:ascii="Arial" w:cs="Arial" w:eastAsia="Arial" w:hAnsi="Arial"/>
@@ -12760,7 +12760,7 @@
             <w:pPr>
               <w:spacing w:after="20" w:before="0"/>
             </w:pPr>
-            <w:hyperlink w:history="1" r:id="rIdjg6rs6ltly7sg9rvgyl-p">
+            <w:hyperlink w:history="1" r:id="rIdyvew_29thsv2zeisiyabe">
               <w:r>
                 <w:rPr>
                   <w:rFonts w:ascii="Arial" w:cs="Arial" w:eastAsia="Arial" w:hAnsi="Arial"/>
@@ -12793,7 +12793,7 @@
               <w:spacing w:after="10" w:before="0"/>
               <w:ind w:left="120"/>
             </w:pPr>
-            <w:hyperlink w:history="1" r:id="rIdyf1ametk-agg6ojdabwbv">
+            <w:hyperlink w:history="1" r:id="rIdup_31d4ysieupdgvxjeoc">
               <w:r>
                 <w:rPr>
                   <w:rFonts w:ascii="Arial" w:cs="Arial" w:eastAsia="Arial" w:hAnsi="Arial"/>
@@ -12838,7 +12838,7 @@
             <w:pPr>
               <w:spacing w:after="20" w:before="0"/>
             </w:pPr>
-            <w:hyperlink w:history="1" r:id="rId--odbbda4dqnacso9bwze">
+            <w:hyperlink w:history="1" r:id="rIdmbusrk6h4mpxr7b3n-glr">
               <w:r>
                 <w:rPr>
                   <w:rFonts w:ascii="Arial" w:cs="Arial" w:eastAsia="Arial" w:hAnsi="Arial"/>
@@ -12871,7 +12871,7 @@
               <w:spacing w:after="10" w:before="0"/>
               <w:ind w:left="120"/>
             </w:pPr>
-            <w:hyperlink w:history="1" r:id="rIdo1qbiv1ylq03o7rg5adtt">
+            <w:hyperlink w:history="1" r:id="rIdb4akvmqy1m0inwafs_zub">
               <w:r>
                 <w:rPr>
                   <w:rFonts w:ascii="Arial" w:cs="Arial" w:eastAsia="Arial" w:hAnsi="Arial"/>
@@ -13066,7 +13066,7 @@
             <w:pPr>
               <w:spacing w:after="20" w:before="0"/>
             </w:pPr>
-            <w:hyperlink w:history="1" r:id="rIdlcb9mr5fn8kfoyo34qqtw">
+            <w:hyperlink w:history="1" r:id="rId1cjp14uu0-jejfmswfxwh">
               <w:r>
                 <w:rPr>
                   <w:rFonts w:ascii="Arial" w:cs="Arial" w:eastAsia="Arial" w:hAnsi="Arial"/>
@@ -13099,7 +13099,7 @@
               <w:spacing w:after="10" w:before="0"/>
               <w:ind w:left="120"/>
             </w:pPr>
-            <w:hyperlink w:history="1" r:id="rIdswbeoxopgwdwgv_udbaof">
+            <w:hyperlink w:history="1" r:id="rId7lm1zohb2xwikp5_y-yec">
               <w:r>
                 <w:rPr>
                   <w:rFonts w:ascii="Arial" w:cs="Arial" w:eastAsia="Arial" w:hAnsi="Arial"/>
@@ -13144,7 +13144,7 @@
             <w:pPr>
               <w:spacing w:after="20" w:before="0"/>
             </w:pPr>
-            <w:hyperlink w:history="1" r:id="rIdeeuje11fflnbgbuq0xgek">
+            <w:hyperlink w:history="1" r:id="rIdm0enajc_2innhtvzlzffn">
               <w:r>
                 <w:rPr>
                   <w:rFonts w:ascii="Arial" w:cs="Arial" w:eastAsia="Arial" w:hAnsi="Arial"/>
@@ -13177,7 +13177,7 @@
               <w:spacing w:after="10" w:before="0"/>
               <w:ind w:left="120"/>
             </w:pPr>
-            <w:hyperlink w:history="1" r:id="rIdjoh3qigl_lksypnbgv0s5">
+            <w:hyperlink w:history="1" r:id="rIdysh8vms_uqsckocvwttz5">
               <w:r>
                 <w:rPr>
                   <w:rFonts w:ascii="Arial" w:cs="Arial" w:eastAsia="Arial" w:hAnsi="Arial"/>
@@ -13372,7 +13372,7 @@
             <w:pPr>
               <w:spacing w:after="20" w:before="0"/>
             </w:pPr>
-            <w:hyperlink w:history="1" r:id="rIdzevwtfwefkgorovsenjr3">
+            <w:hyperlink w:history="1" r:id="rIdz3vgxsesc59d50rkagepj">
               <w:r>
                 <w:rPr>
                   <w:rFonts w:ascii="Arial" w:cs="Arial" w:eastAsia="Arial" w:hAnsi="Arial"/>
@@ -13405,7 +13405,7 @@
               <w:spacing w:after="10" w:before="0"/>
               <w:ind w:left="120"/>
             </w:pPr>
-            <w:hyperlink w:history="1" r:id="rIdn5lvgcrtgi_ry8boqtwxh">
+            <w:hyperlink w:history="1" r:id="rIdaql8a8bvwg1lkqfuuceto">
               <w:r>
                 <w:rPr>
                   <w:rFonts w:ascii="Arial" w:cs="Arial" w:eastAsia="Arial" w:hAnsi="Arial"/>
@@ -13450,7 +13450,7 @@
             <w:pPr>
               <w:spacing w:after="20" w:before="0"/>
             </w:pPr>
-            <w:hyperlink w:history="1" r:id="rIdr4bbs6qipuaxgiaa4h9oi">
+            <w:hyperlink w:history="1" r:id="rIdzx401rj78f2xc9cyxy9sx">
               <w:r>
                 <w:rPr>
                   <w:rFonts w:ascii="Arial" w:cs="Arial" w:eastAsia="Arial" w:hAnsi="Arial"/>
@@ -13483,7 +13483,7 @@
               <w:spacing w:after="10" w:before="0"/>
               <w:ind w:left="120"/>
             </w:pPr>
-            <w:hyperlink w:history="1" r:id="rIdmkjmhliq1vysskyugsq5g">
+            <w:hyperlink w:history="1" r:id="rId7a5gev7bxse1beyfphzug">
               <w:r>
                 <w:rPr>
                   <w:rFonts w:ascii="Arial" w:cs="Arial" w:eastAsia="Arial" w:hAnsi="Arial"/>
@@ -13678,7 +13678,7 @@
             <w:pPr>
               <w:spacing w:after="20" w:before="0"/>
             </w:pPr>
-            <w:hyperlink w:history="1" r:id="rIdy-mls9ckzoo7hvqwgbsj-">
+            <w:hyperlink w:history="1" r:id="rIdjxx1besfqo1-ef_elbsvg">
               <w:r>
                 <w:rPr>
                   <w:rFonts w:ascii="Arial" w:cs="Arial" w:eastAsia="Arial" w:hAnsi="Arial"/>
@@ -13711,7 +13711,7 @@
               <w:spacing w:after="10" w:before="0"/>
               <w:ind w:left="120"/>
             </w:pPr>
-            <w:hyperlink w:history="1" r:id="rIdeqdtsfd2vm9vmpl7lsxua">
+            <w:hyperlink w:history="1" r:id="rIdky2oiewg8mnj-w4rcdm1v">
               <w:r>
                 <w:rPr>
                   <w:rFonts w:ascii="Arial" w:cs="Arial" w:eastAsia="Arial" w:hAnsi="Arial"/>
@@ -13756,7 +13756,7 @@
             <w:pPr>
               <w:spacing w:after="20" w:before="0"/>
             </w:pPr>
-            <w:hyperlink w:history="1" r:id="rIdx3eomdipcboe9yn02gxfn">
+            <w:hyperlink w:history="1" r:id="rIdserrgx-evjaydniayw8za">
               <w:r>
                 <w:rPr>
                   <w:rFonts w:ascii="Arial" w:cs="Arial" w:eastAsia="Arial" w:hAnsi="Arial"/>
@@ -13789,7 +13789,7 @@
               <w:spacing w:after="10" w:before="0"/>
               <w:ind w:left="120"/>
             </w:pPr>
-            <w:hyperlink w:history="1" r:id="rIdiavnefk6j1ico7nfivisq">
+            <w:hyperlink w:history="1" r:id="rIdvahv6ra5aqbmz3zmdp6at">
               <w:r>
                 <w:rPr>
                   <w:rFonts w:ascii="Arial" w:cs="Arial" w:eastAsia="Arial" w:hAnsi="Arial"/>
@@ -15276,7 +15276,7 @@
             <w:pPr>
               <w:spacing w:after="20" w:before="0"/>
             </w:pPr>
-            <w:hyperlink w:history="1" r:id="rIdiezmuful_tde6l4io-5n0">
+            <w:hyperlink w:history="1" r:id="rId8bx2jppysrcit6seujj8c">
               <w:r>
                 <w:rPr>
                   <w:rFonts w:ascii="Arial" w:cs="Arial" w:eastAsia="Arial" w:hAnsi="Arial"/>
@@ -15309,7 +15309,7 @@
               <w:spacing w:after="10" w:before="0"/>
               <w:ind w:left="120"/>
             </w:pPr>
-            <w:hyperlink w:history="1" r:id="rIdxcncfrposqjrydzciflwk">
+            <w:hyperlink w:history="1" r:id="rId2wnvonrff_aoszoteifod">
               <w:r>
                 <w:rPr>
                   <w:rFonts w:ascii="Arial" w:cs="Arial" w:eastAsia="Arial" w:hAnsi="Arial"/>
@@ -15354,7 +15354,7 @@
             <w:pPr>
               <w:spacing w:after="20" w:before="0"/>
             </w:pPr>
-            <w:hyperlink w:history="1" r:id="rIdqey1ucsylrj0nyyghqhij">
+            <w:hyperlink w:history="1" r:id="rIdsppzrw5i-xolkvb34xxlg">
               <w:r>
                 <w:rPr>
                   <w:rFonts w:ascii="Arial" w:cs="Arial" w:eastAsia="Arial" w:hAnsi="Arial"/>
@@ -15387,7 +15387,7 @@
               <w:spacing w:after="10" w:before="0"/>
               <w:ind w:left="120"/>
             </w:pPr>
-            <w:hyperlink w:history="1" r:id="rId4ad_5xqdf6elumngj2brx">
+            <w:hyperlink w:history="1" r:id="rId7qkbnxfcdysuzri-eikup">
               <w:r>
                 <w:rPr>
                   <w:rFonts w:ascii="Arial" w:cs="Arial" w:eastAsia="Arial" w:hAnsi="Arial"/>
@@ -15582,7 +15582,7 @@
             <w:pPr>
               <w:spacing w:after="20" w:before="0"/>
             </w:pPr>
-            <w:hyperlink w:history="1" r:id="rId474pyo-0exzypkpwslbs6">
+            <w:hyperlink w:history="1" r:id="rIdejypnrro4pc4edfp3sjde">
               <w:r>
                 <w:rPr>
                   <w:rFonts w:ascii="Arial" w:cs="Arial" w:eastAsia="Arial" w:hAnsi="Arial"/>
@@ -15615,7 +15615,7 @@
               <w:spacing w:after="10" w:before="0"/>
               <w:ind w:left="120"/>
             </w:pPr>
-            <w:hyperlink w:history="1" r:id="rIdbiubnaxyllwyw4dzjzx77">
+            <w:hyperlink w:history="1" r:id="rId5wsf4lstoo2boan3e4yxp">
               <w:r>
                 <w:rPr>
                   <w:rFonts w:ascii="Arial" w:cs="Arial" w:eastAsia="Arial" w:hAnsi="Arial"/>
@@ -15660,7 +15660,7 @@
             <w:pPr>
               <w:spacing w:after="20" w:before="0"/>
             </w:pPr>
-            <w:hyperlink w:history="1" r:id="rIdbxvfrkf1kvx5z3enc9roe">
+            <w:hyperlink w:history="1" r:id="rIdhoxyalt5aoadzkmlrc2ht">
               <w:r>
                 <w:rPr>
                   <w:rFonts w:ascii="Arial" w:cs="Arial" w:eastAsia="Arial" w:hAnsi="Arial"/>
@@ -15693,7 +15693,7 @@
               <w:spacing w:after="10" w:before="0"/>
               <w:ind w:left="120"/>
             </w:pPr>
-            <w:hyperlink w:history="1" r:id="rId93fdbzzgdp7zmrirosr3u">
+            <w:hyperlink w:history="1" r:id="rIduaq-jrv5sa74wnqqshvmc">
               <w:r>
                 <w:rPr>
                   <w:rFonts w:ascii="Arial" w:cs="Arial" w:eastAsia="Arial" w:hAnsi="Arial"/>
@@ -15888,7 +15888,7 @@
             <w:pPr>
               <w:spacing w:after="20" w:before="0"/>
             </w:pPr>
-            <w:hyperlink w:history="1" r:id="rIdymhohsci_sazvk-gpeg6p">
+            <w:hyperlink w:history="1" r:id="rIdmgsduthycclkhq1pbmjcr">
               <w:r>
                 <w:rPr>
                   <w:rFonts w:ascii="Arial" w:cs="Arial" w:eastAsia="Arial" w:hAnsi="Arial"/>
@@ -15921,7 +15921,7 @@
               <w:spacing w:after="10" w:before="0"/>
               <w:ind w:left="120"/>
             </w:pPr>
-            <w:hyperlink w:history="1" r:id="rIdhmkplfoee2c2axcxtm0fh">
+            <w:hyperlink w:history="1" r:id="rIdl0pi3dwopjwlpo2v9sz3b">
               <w:r>
                 <w:rPr>
                   <w:rFonts w:ascii="Arial" w:cs="Arial" w:eastAsia="Arial" w:hAnsi="Arial"/>
@@ -15966,7 +15966,7 @@
             <w:pPr>
               <w:spacing w:after="20" w:before="0"/>
             </w:pPr>
-            <w:hyperlink w:history="1" r:id="rIdmyvjbb1hg7unfvwd2kmxn">
+            <w:hyperlink w:history="1" r:id="rIdx307x1osh_mcc5izrpxwc">
               <w:r>
                 <w:rPr>
                   <w:rFonts w:ascii="Arial" w:cs="Arial" w:eastAsia="Arial" w:hAnsi="Arial"/>
@@ -15999,7 +15999,7 @@
               <w:spacing w:after="10" w:before="0"/>
               <w:ind w:left="120"/>
             </w:pPr>
-            <w:hyperlink w:history="1" r:id="rIdtdu-yvfoqa3619cdha1uy">
+            <w:hyperlink w:history="1" r:id="rIdvtdpan9_gefnxvh_xm7bm">
               <w:r>
                 <w:rPr>
                   <w:rFonts w:ascii="Arial" w:cs="Arial" w:eastAsia="Arial" w:hAnsi="Arial"/>
@@ -16194,7 +16194,7 @@
             <w:pPr>
               <w:spacing w:after="20" w:before="0"/>
             </w:pPr>
-            <w:hyperlink w:history="1" r:id="rIdy50-a1jzhop2kn2tb5lr3">
+            <w:hyperlink w:history="1" r:id="rIdclik1qqzzqcwjndrvhghk">
               <w:r>
                 <w:rPr>
                   <w:rFonts w:ascii="Arial" w:cs="Arial" w:eastAsia="Arial" w:hAnsi="Arial"/>
@@ -16227,7 +16227,7 @@
               <w:spacing w:after="10" w:before="0"/>
               <w:ind w:left="120"/>
             </w:pPr>
-            <w:hyperlink w:history="1" r:id="rId0s4xktgowyn5ycbiwn_kq">
+            <w:hyperlink w:history="1" r:id="rId569dbglk8kxlt4yvspect">
               <w:r>
                 <w:rPr>
                   <w:rFonts w:ascii="Arial" w:cs="Arial" w:eastAsia="Arial" w:hAnsi="Arial"/>
@@ -16272,7 +16272,7 @@
             <w:pPr>
               <w:spacing w:after="20" w:before="0"/>
             </w:pPr>
-            <w:hyperlink w:history="1" r:id="rIdjumrnwjzsmeb3whmtlqgg">
+            <w:hyperlink w:history="1" r:id="rIdp_ltqq2s4dl7pnouwn9po">
               <w:r>
                 <w:rPr>
                   <w:rFonts w:ascii="Arial" w:cs="Arial" w:eastAsia="Arial" w:hAnsi="Arial"/>
@@ -16305,7 +16305,7 @@
               <w:spacing w:after="10" w:before="0"/>
               <w:ind w:left="120"/>
             </w:pPr>
-            <w:hyperlink w:history="1" r:id="rIdko_wbownehwcddhulkvnj">
+            <w:hyperlink w:history="1" r:id="rIdvizfqj-036mbbbrxdvkyc">
               <w:r>
                 <w:rPr>
                   <w:rFonts w:ascii="Arial" w:cs="Arial" w:eastAsia="Arial" w:hAnsi="Arial"/>
@@ -16500,7 +16500,7 @@
             <w:pPr>
               <w:spacing w:after="20" w:before="0"/>
             </w:pPr>
-            <w:hyperlink w:history="1" r:id="rIdmtrfetyqpktomz6zsuete">
+            <w:hyperlink w:history="1" r:id="rId1ckasne183odndjjxlbim">
               <w:r>
                 <w:rPr>
                   <w:rFonts w:ascii="Arial" w:cs="Arial" w:eastAsia="Arial" w:hAnsi="Arial"/>
@@ -16533,7 +16533,7 @@
               <w:spacing w:after="10" w:before="0"/>
               <w:ind w:left="120"/>
             </w:pPr>
-            <w:hyperlink w:history="1" r:id="rIdz1znf86daqkkpruhtdcji">
+            <w:hyperlink w:history="1" r:id="rIdysryr2ll9u1doluscedzc">
               <w:r>
                 <w:rPr>
                   <w:rFonts w:ascii="Arial" w:cs="Arial" w:eastAsia="Arial" w:hAnsi="Arial"/>
@@ -16578,7 +16578,7 @@
             <w:pPr>
               <w:spacing w:after="20" w:before="0"/>
             </w:pPr>
-            <w:hyperlink w:history="1" r:id="rIds0j9ub2zanwbr-ejmnpme">
+            <w:hyperlink w:history="1" r:id="rIdmsxk_5uhbfi2caknm4wwr">
               <w:r>
                 <w:rPr>
                   <w:rFonts w:ascii="Arial" w:cs="Arial" w:eastAsia="Arial" w:hAnsi="Arial"/>
@@ -16611,7 +16611,7 @@
               <w:spacing w:after="10" w:before="0"/>
               <w:ind w:left="120"/>
             </w:pPr>
-            <w:hyperlink w:history="1" r:id="rIdjcsahyyxldxdwosokjjkn">
+            <w:hyperlink w:history="1" r:id="rIddirfj1o5zzxvgt6ylvodc">
               <w:r>
                 <w:rPr>
                   <w:rFonts w:ascii="Arial" w:cs="Arial" w:eastAsia="Arial" w:hAnsi="Arial"/>
@@ -18098,7 +18098,7 @@
             <w:pPr>
               <w:spacing w:after="20" w:before="0"/>
             </w:pPr>
-            <w:hyperlink w:history="1" r:id="rIdrovd72x2kv04cf0o8vula">
+            <w:hyperlink w:history="1" r:id="rIdbe9l65fc6hhb2msxbynmi">
               <w:r>
                 <w:rPr>
                   <w:rFonts w:ascii="Arial" w:cs="Arial" w:eastAsia="Arial" w:hAnsi="Arial"/>
@@ -18131,7 +18131,7 @@
               <w:spacing w:after="10" w:before="0"/>
               <w:ind w:left="120"/>
             </w:pPr>
-            <w:hyperlink w:history="1" r:id="rIde1yboypk3zn1l1kyqrstw">
+            <w:hyperlink w:history="1" r:id="rIds-ttbq7tmi2agkj_itzy5">
               <w:r>
                 <w:rPr>
                   <w:rFonts w:ascii="Arial" w:cs="Arial" w:eastAsia="Arial" w:hAnsi="Arial"/>
@@ -18176,7 +18176,7 @@
             <w:pPr>
               <w:spacing w:after="20" w:before="0"/>
             </w:pPr>
-            <w:hyperlink w:history="1" r:id="rIdm1zt2eb7fkqy-0kcqg7d3">
+            <w:hyperlink w:history="1" r:id="rId8e6ljy0zvivhyytyczy-b">
               <w:r>
                 <w:rPr>
                   <w:rFonts w:ascii="Arial" w:cs="Arial" w:eastAsia="Arial" w:hAnsi="Arial"/>
@@ -18209,7 +18209,7 @@
               <w:spacing w:after="10" w:before="0"/>
               <w:ind w:left="120"/>
             </w:pPr>
-            <w:hyperlink w:history="1" r:id="rIdwnpttaoz6687gqg7vzds1">
+            <w:hyperlink w:history="1" r:id="rId5jdx-96bbevao7ldzx-o6">
               <w:r>
                 <w:rPr>
                   <w:rFonts w:ascii="Arial" w:cs="Arial" w:eastAsia="Arial" w:hAnsi="Arial"/>
@@ -18404,7 +18404,7 @@
             <w:pPr>
               <w:spacing w:after="20" w:before="0"/>
             </w:pPr>
-            <w:hyperlink w:history="1" r:id="rIdqa1wvpjznms6ctmp01l8a">
+            <w:hyperlink w:history="1" r:id="rIdodemoilhqzl4wm-q-ddwj">
               <w:r>
                 <w:rPr>
                   <w:rFonts w:ascii="Arial" w:cs="Arial" w:eastAsia="Arial" w:hAnsi="Arial"/>
@@ -18437,7 +18437,7 @@
               <w:spacing w:after="10" w:before="0"/>
               <w:ind w:left="120"/>
             </w:pPr>
-            <w:hyperlink w:history="1" r:id="rId74muh-x62bdqzmwg6yaz4">
+            <w:hyperlink w:history="1" r:id="rIdnqtw7m2li4qdgcg_mitfh">
               <w:r>
                 <w:rPr>
                   <w:rFonts w:ascii="Arial" w:cs="Arial" w:eastAsia="Arial" w:hAnsi="Arial"/>
@@ -18482,7 +18482,7 @@
             <w:pPr>
               <w:spacing w:after="20" w:before="0"/>
             </w:pPr>
-            <w:hyperlink w:history="1" r:id="rIdhdvtplcmp07xqlgul6jyt">
+            <w:hyperlink w:history="1" r:id="rIddxcgvlo5nmdrg6fgvdv6k">
               <w:r>
                 <w:rPr>
                   <w:rFonts w:ascii="Arial" w:cs="Arial" w:eastAsia="Arial" w:hAnsi="Arial"/>
@@ -18515,7 +18515,7 @@
               <w:spacing w:after="10" w:before="0"/>
               <w:ind w:left="120"/>
             </w:pPr>
-            <w:hyperlink w:history="1" r:id="rIdwoof_lbyr9kqraqifl-il">
+            <w:hyperlink w:history="1" r:id="rIdye60rjhzhnq6rakuwrmnz">
               <w:r>
                 <w:rPr>
                   <w:rFonts w:ascii="Arial" w:cs="Arial" w:eastAsia="Arial" w:hAnsi="Arial"/>
@@ -18710,7 +18710,7 @@
             <w:pPr>
               <w:spacing w:after="20" w:before="0"/>
             </w:pPr>
-            <w:hyperlink w:history="1" r:id="rIdyfv6vmtvbkkm50bfyy5jr">
+            <w:hyperlink w:history="1" r:id="rIdpzm3krmynmongxdbqjgoy">
               <w:r>
                 <w:rPr>
                   <w:rFonts w:ascii="Arial" w:cs="Arial" w:eastAsia="Arial" w:hAnsi="Arial"/>
@@ -18743,7 +18743,7 @@
               <w:spacing w:after="10" w:before="0"/>
               <w:ind w:left="120"/>
             </w:pPr>
-            <w:hyperlink w:history="1" r:id="rIdktgkhbzjt41uk5bch8fvt">
+            <w:hyperlink w:history="1" r:id="rIdxai8kd3cca2lccuchddaf">
               <w:r>
                 <w:rPr>
                   <w:rFonts w:ascii="Arial" w:cs="Arial" w:eastAsia="Arial" w:hAnsi="Arial"/>
@@ -18788,7 +18788,7 @@
             <w:pPr>
               <w:spacing w:after="20" w:before="0"/>
             </w:pPr>
-            <w:hyperlink w:history="1" r:id="rIdpqkc2cnylmbucezp8e190">
+            <w:hyperlink w:history="1" r:id="rIda2enyupbpcpu_orqo4_d0">
               <w:r>
                 <w:rPr>
                   <w:rFonts w:ascii="Arial" w:cs="Arial" w:eastAsia="Arial" w:hAnsi="Arial"/>
@@ -18821,7 +18821,7 @@
               <w:spacing w:after="10" w:before="0"/>
               <w:ind w:left="120"/>
             </w:pPr>
-            <w:hyperlink w:history="1" r:id="rIdwkh5m8cgj3ddxtry49pj0">
+            <w:hyperlink w:history="1" r:id="rIdxtog1urw6vcs6yopx31vc">
               <w:r>
                 <w:rPr>
                   <w:rFonts w:ascii="Arial" w:cs="Arial" w:eastAsia="Arial" w:hAnsi="Arial"/>
@@ -19016,7 +19016,7 @@
             <w:pPr>
               <w:spacing w:after="20" w:before="0"/>
             </w:pPr>
-            <w:hyperlink w:history="1" r:id="rIduvscrgokgejczvtvasds_">
+            <w:hyperlink w:history="1" r:id="rIdlv43w7ljxtuoj2g0tqiim">
               <w:r>
                 <w:rPr>
                   <w:rFonts w:ascii="Arial" w:cs="Arial" w:eastAsia="Arial" w:hAnsi="Arial"/>
@@ -19049,7 +19049,7 @@
               <w:spacing w:after="10" w:before="0"/>
               <w:ind w:left="120"/>
             </w:pPr>
-            <w:hyperlink w:history="1" r:id="rIdyzzdn_bxhndhxnjtnc_yp">
+            <w:hyperlink w:history="1" r:id="rIdrbuz_bt10cacxnq1imour">
               <w:r>
                 <w:rPr>
                   <w:rFonts w:ascii="Arial" w:cs="Arial" w:eastAsia="Arial" w:hAnsi="Arial"/>
@@ -19094,7 +19094,7 @@
             <w:pPr>
               <w:spacing w:after="20" w:before="0"/>
             </w:pPr>
-            <w:hyperlink w:history="1" r:id="rIdljpg9cawhj7uucepqbsnw">
+            <w:hyperlink w:history="1" r:id="rId8e-2lceqnxw-alxw_pfyn">
               <w:r>
                 <w:rPr>
                   <w:rFonts w:ascii="Arial" w:cs="Arial" w:eastAsia="Arial" w:hAnsi="Arial"/>
@@ -19127,7 +19127,7 @@
               <w:spacing w:after="10" w:before="0"/>
               <w:ind w:left="120"/>
             </w:pPr>
-            <w:hyperlink w:history="1" r:id="rIdog1go9qjnzbuzgzl_ipdg">
+            <w:hyperlink w:history="1" r:id="rId1wmaocmlcaa7vnkwe7t9a">
               <w:r>
                 <w:rPr>
                   <w:rFonts w:ascii="Arial" w:cs="Arial" w:eastAsia="Arial" w:hAnsi="Arial"/>
@@ -19322,7 +19322,7 @@
             <w:pPr>
               <w:spacing w:after="20" w:before="0"/>
             </w:pPr>
-            <w:hyperlink w:history="1" r:id="rId-g3dinta29gwpepowgn4s">
+            <w:hyperlink w:history="1" r:id="rId-f-lay6zm-qwzs3b3wzv8">
               <w:r>
                 <w:rPr>
                   <w:rFonts w:ascii="Arial" w:cs="Arial" w:eastAsia="Arial" w:hAnsi="Arial"/>
@@ -19355,7 +19355,7 @@
               <w:spacing w:after="10" w:before="0"/>
               <w:ind w:left="120"/>
             </w:pPr>
-            <w:hyperlink w:history="1" r:id="rId1rl7car-pu0ttwqqw2h9w">
+            <w:hyperlink w:history="1" r:id="rIdh7z2d5g7cnsqhm8kwopqd">
               <w:r>
                 <w:rPr>
                   <w:rFonts w:ascii="Arial" w:cs="Arial" w:eastAsia="Arial" w:hAnsi="Arial"/>
@@ -19400,7 +19400,7 @@
             <w:pPr>
               <w:spacing w:after="20" w:before="0"/>
             </w:pPr>
-            <w:hyperlink w:history="1" r:id="rIdbdbyvr5rqteum6k8ahu4q">
+            <w:hyperlink w:history="1" r:id="rIdz25luovbi3oyabpfqa8ef">
               <w:r>
                 <w:rPr>
                   <w:rFonts w:ascii="Arial" w:cs="Arial" w:eastAsia="Arial" w:hAnsi="Arial"/>
@@ -19433,7 +19433,7 @@
               <w:spacing w:after="10" w:before="0"/>
               <w:ind w:left="120"/>
             </w:pPr>
-            <w:hyperlink w:history="1" r:id="rIdrzvhip0kg46shxjpvndhz">
+            <w:hyperlink w:history="1" r:id="rIdpysxz62uvy1is1ha598fu">
               <w:r>
                 <w:rPr>
                   <w:rFonts w:ascii="Arial" w:cs="Arial" w:eastAsia="Arial" w:hAnsi="Arial"/>
@@ -20920,7 +20920,7 @@
             <w:pPr>
               <w:spacing w:after="20" w:before="0"/>
             </w:pPr>
-            <w:hyperlink w:history="1" r:id="rIdvnaihobsbtsi4bbqsmp8d">
+            <w:hyperlink w:history="1" r:id="rIdongc0glla-yukzxlz9ule">
               <w:r>
                 <w:rPr>
                   <w:rFonts w:ascii="Arial" w:cs="Arial" w:eastAsia="Arial" w:hAnsi="Arial"/>
@@ -20953,7 +20953,7 @@
               <w:spacing w:after="10" w:before="0"/>
               <w:ind w:left="120"/>
             </w:pPr>
-            <w:hyperlink w:history="1" r:id="rIdz-yzroovvf3a3gkkmqsnc">
+            <w:hyperlink w:history="1" r:id="rId2mop2v9czhmzmhjx0rt0o">
               <w:r>
                 <w:rPr>
                   <w:rFonts w:ascii="Arial" w:cs="Arial" w:eastAsia="Arial" w:hAnsi="Arial"/>
@@ -20998,7 +20998,7 @@
             <w:pPr>
               <w:spacing w:after="20" w:before="0"/>
             </w:pPr>
-            <w:hyperlink w:history="1" r:id="rIdgxe5cr7xcjf2muxsy9xgx">
+            <w:hyperlink w:history="1" r:id="rIdqnfopqn8_hinvxghwceq-">
               <w:r>
                 <w:rPr>
                   <w:rFonts w:ascii="Arial" w:cs="Arial" w:eastAsia="Arial" w:hAnsi="Arial"/>
@@ -21031,7 +21031,7 @@
               <w:spacing w:after="10" w:before="0"/>
               <w:ind w:left="120"/>
             </w:pPr>
-            <w:hyperlink w:history="1" r:id="rIdz750p28j-gggchu3oklbj">
+            <w:hyperlink w:history="1" r:id="rIdlwclmrq49igvgovt8gp2x">
               <w:r>
                 <w:rPr>
                   <w:rFonts w:ascii="Arial" w:cs="Arial" w:eastAsia="Arial" w:hAnsi="Arial"/>
@@ -21226,7 +21226,7 @@
             <w:pPr>
               <w:spacing w:after="20" w:before="0"/>
             </w:pPr>
-            <w:hyperlink w:history="1" r:id="rIdhvzeozpmcijxj5bhxtqly">
+            <w:hyperlink w:history="1" r:id="rIdlglc3gmvx9ga8x4825cjq">
               <w:r>
                 <w:rPr>
                   <w:rFonts w:ascii="Arial" w:cs="Arial" w:eastAsia="Arial" w:hAnsi="Arial"/>
@@ -21259,7 +21259,7 @@
               <w:spacing w:after="10" w:before="0"/>
               <w:ind w:left="120"/>
             </w:pPr>
-            <w:hyperlink w:history="1" r:id="rIdupateb0f5ccnd_wjb6_vi">
+            <w:hyperlink w:history="1" r:id="rId-lmk-a5qbl9xezuq-ceuu">
               <w:r>
                 <w:rPr>
                   <w:rFonts w:ascii="Arial" w:cs="Arial" w:eastAsia="Arial" w:hAnsi="Arial"/>
@@ -21304,7 +21304,7 @@
             <w:pPr>
               <w:spacing w:after="20" w:before="0"/>
             </w:pPr>
-            <w:hyperlink w:history="1" r:id="rIdot89_jjdqlxlbpeqirqh1">
+            <w:hyperlink w:history="1" r:id="rIdyn7qhdaa7vznvxcez7cnt">
               <w:r>
                 <w:rPr>
                   <w:rFonts w:ascii="Arial" w:cs="Arial" w:eastAsia="Arial" w:hAnsi="Arial"/>
@@ -21337,7 +21337,7 @@
               <w:spacing w:after="10" w:before="0"/>
               <w:ind w:left="120"/>
             </w:pPr>
-            <w:hyperlink w:history="1" r:id="rIdevlkeeb3xqxb0soeixsrm">
+            <w:hyperlink w:history="1" r:id="rIdjuqu-pxuupcry8tv2npl5">
               <w:r>
                 <w:rPr>
                   <w:rFonts w:ascii="Arial" w:cs="Arial" w:eastAsia="Arial" w:hAnsi="Arial"/>
@@ -21532,7 +21532,7 @@
             <w:pPr>
               <w:spacing w:after="20" w:before="0"/>
             </w:pPr>
-            <w:hyperlink w:history="1" r:id="rIdcpt0q90ckojozjrzci6iv">
+            <w:hyperlink w:history="1" r:id="rIdabyrk0dn7dhse8pauyus9">
               <w:r>
                 <w:rPr>
                   <w:rFonts w:ascii="Arial" w:cs="Arial" w:eastAsia="Arial" w:hAnsi="Arial"/>
@@ -21565,7 +21565,7 @@
               <w:spacing w:after="10" w:before="0"/>
               <w:ind w:left="120"/>
             </w:pPr>
-            <w:hyperlink w:history="1" r:id="rIdibg6g7--v2-yh-kd1eqyo">
+            <w:hyperlink w:history="1" r:id="rIdocp-ywrb1vnwf0iwq1xzy">
               <w:r>
                 <w:rPr>
                   <w:rFonts w:ascii="Arial" w:cs="Arial" w:eastAsia="Arial" w:hAnsi="Arial"/>
@@ -21610,7 +21610,7 @@
             <w:pPr>
               <w:spacing w:after="20" w:before="0"/>
             </w:pPr>
-            <w:hyperlink w:history="1" r:id="rIdbgmhldimm3p1iqdlfngm8">
+            <w:hyperlink w:history="1" r:id="rId3obf9hxyi7sd8ualhlse9">
               <w:r>
                 <w:rPr>
                   <w:rFonts w:ascii="Arial" w:cs="Arial" w:eastAsia="Arial" w:hAnsi="Arial"/>
@@ -21643,7 +21643,7 @@
               <w:spacing w:after="10" w:before="0"/>
               <w:ind w:left="120"/>
             </w:pPr>
-            <w:hyperlink w:history="1" r:id="rIdcmjpqn0adq9lqru76z086">
+            <w:hyperlink w:history="1" r:id="rIdsphkkxx_-rv7wkhemoruu">
               <w:r>
                 <w:rPr>
                   <w:rFonts w:ascii="Arial" w:cs="Arial" w:eastAsia="Arial" w:hAnsi="Arial"/>
@@ -21838,7 +21838,7 @@
             <w:pPr>
               <w:spacing w:after="20" w:before="0"/>
             </w:pPr>
-            <w:hyperlink w:history="1" r:id="rId-je2rkh0k7piudbxnil02">
+            <w:hyperlink w:history="1" r:id="rIdv6w-gdmu43gqxstcu7e35">
               <w:r>
                 <w:rPr>
                   <w:rFonts w:ascii="Arial" w:cs="Arial" w:eastAsia="Arial" w:hAnsi="Arial"/>
@@ -21871,7 +21871,7 @@
               <w:spacing w:after="10" w:before="0"/>
               <w:ind w:left="120"/>
             </w:pPr>
-            <w:hyperlink w:history="1" r:id="rIdmrnt7rq2rtjil0-cau7aj">
+            <w:hyperlink w:history="1" r:id="rIdwexfncf2wl5qx6ok-jiub">
               <w:r>
                 <w:rPr>
                   <w:rFonts w:ascii="Arial" w:cs="Arial" w:eastAsia="Arial" w:hAnsi="Arial"/>
@@ -21916,7 +21916,7 @@
             <w:pPr>
               <w:spacing w:after="20" w:before="0"/>
             </w:pPr>
-            <w:hyperlink w:history="1" r:id="rId1mxkv8qznkdvawmp05lvu">
+            <w:hyperlink w:history="1" r:id="rId187rkpsjlyip-d8pmreu4">
               <w:r>
                 <w:rPr>
                   <w:rFonts w:ascii="Arial" w:cs="Arial" w:eastAsia="Arial" w:hAnsi="Arial"/>
@@ -21949,7 +21949,7 @@
               <w:spacing w:after="10" w:before="0"/>
               <w:ind w:left="120"/>
             </w:pPr>
-            <w:hyperlink w:history="1" r:id="rIdq6e6_xzlg7u4nry_03zmo">
+            <w:hyperlink w:history="1" r:id="rIdg-ltaim_e0pwwfzzrjmnx">
               <w:r>
                 <w:rPr>
                   <w:rFonts w:ascii="Arial" w:cs="Arial" w:eastAsia="Arial" w:hAnsi="Arial"/>
@@ -22144,7 +22144,7 @@
             <w:pPr>
               <w:spacing w:after="20" w:before="0"/>
             </w:pPr>
-            <w:hyperlink w:history="1" r:id="rId8mntdliufc-vwr3pqjuwr">
+            <w:hyperlink w:history="1" r:id="rIdize5pzy2i3cynl5cy8opl">
               <w:r>
                 <w:rPr>
                   <w:rFonts w:ascii="Arial" w:cs="Arial" w:eastAsia="Arial" w:hAnsi="Arial"/>
@@ -22177,7 +22177,7 @@
               <w:spacing w:after="10" w:before="0"/>
               <w:ind w:left="120"/>
             </w:pPr>
-            <w:hyperlink w:history="1" r:id="rIdzatvwypalnxh1anrmutzp">
+            <w:hyperlink w:history="1" r:id="rIdtbblrbojetjxxq0whzln9">
               <w:r>
                 <w:rPr>
                   <w:rFonts w:ascii="Arial" w:cs="Arial" w:eastAsia="Arial" w:hAnsi="Arial"/>
@@ -22222,7 +22222,7 @@
             <w:pPr>
               <w:spacing w:after="20" w:before="0"/>
             </w:pPr>
-            <w:hyperlink w:history="1" r:id="rIdu2n7h7sxr-ovdnhy9e41a">
+            <w:hyperlink w:history="1" r:id="rIdvxmcauidiixkn9xgfdrft">
               <w:r>
                 <w:rPr>
                   <w:rFonts w:ascii="Arial" w:cs="Arial" w:eastAsia="Arial" w:hAnsi="Arial"/>
@@ -22255,7 +22255,7 @@
               <w:spacing w:after="10" w:before="0"/>
               <w:ind w:left="120"/>
             </w:pPr>
-            <w:hyperlink w:history="1" r:id="rIdbmhn_azu0nh_miylwyo5_">
+            <w:hyperlink w:history="1" r:id="rIdpvnsek7ieaipl9u3mzlvp">
               <w:r>
                 <w:rPr>
                   <w:rFonts w:ascii="Arial" w:cs="Arial" w:eastAsia="Arial" w:hAnsi="Arial"/>

--- a/data/outputs/v2/Physics/SS4.1_Greenhouse_Effect_and_Climate_Change/Physics_Greenhouse_Effect_and_Climate_Change_CBE_LessonSequence.docx
+++ b/data/outputs/v2/Physics/SS4.1_Greenhouse_Effect_and_Climate_Change/Physics_Greenhouse_Effect_and_Climate_Change_CBE_LessonSequence.docx
@@ -3418,7 +3418,7 @@
             <w:pPr>
               <w:spacing w:after="20" w:before="0"/>
             </w:pPr>
-            <w:hyperlink w:history="1" r:id="rIdym6nuwhzpjfkf3i8qjv_1">
+            <w:hyperlink w:history="1" r:id="rIddxgzcdxfnrusot17mbjbj">
               <w:r>
                 <w:rPr>
                   <w:rFonts w:ascii="Arial" w:cs="Arial" w:eastAsia="Arial" w:hAnsi="Arial"/>
@@ -3451,7 +3451,7 @@
               <w:spacing w:after="10" w:before="0"/>
               <w:ind w:left="120"/>
             </w:pPr>
-            <w:hyperlink w:history="1" r:id="rIdnrmv1phqisw4eynidbcn4">
+            <w:hyperlink w:history="1" r:id="rId6vel2rrxv3hrwbmyejueu">
               <w:r>
                 <w:rPr>
                   <w:rFonts w:ascii="Arial" w:cs="Arial" w:eastAsia="Arial" w:hAnsi="Arial"/>
@@ -3496,7 +3496,7 @@
             <w:pPr>
               <w:spacing w:after="20" w:before="0"/>
             </w:pPr>
-            <w:hyperlink w:history="1" r:id="rId2fodnggn8jybsoxej2jl_">
+            <w:hyperlink w:history="1" r:id="rIdd3mrbd_mfcsjjvcs6gjer">
               <w:r>
                 <w:rPr>
                   <w:rFonts w:ascii="Arial" w:cs="Arial" w:eastAsia="Arial" w:hAnsi="Arial"/>
@@ -3529,7 +3529,7 @@
               <w:spacing w:after="10" w:before="0"/>
               <w:ind w:left="120"/>
             </w:pPr>
-            <w:hyperlink w:history="1" r:id="rIdd4e9rw9-il8smfpgh4ul2">
+            <w:hyperlink w:history="1" r:id="rId3rmrfopynjsbfrfsu0dac">
               <w:r>
                 <w:rPr>
                   <w:rFonts w:ascii="Arial" w:cs="Arial" w:eastAsia="Arial" w:hAnsi="Arial"/>
@@ -3800,7 +3800,7 @@
             <w:pPr>
               <w:spacing w:after="20" w:before="0"/>
             </w:pPr>
-            <w:hyperlink w:history="1" r:id="rIduhduxgyestc9vrlwxz98c">
+            <w:hyperlink w:history="1" r:id="rIddbtzsxze6p2bgwox0vofa">
               <w:r>
                 <w:rPr>
                   <w:rFonts w:ascii="Arial" w:cs="Arial" w:eastAsia="Arial" w:hAnsi="Arial"/>
@@ -3833,7 +3833,7 @@
               <w:spacing w:after="10" w:before="0"/>
               <w:ind w:left="120"/>
             </w:pPr>
-            <w:hyperlink w:history="1" r:id="rIdg8aiunl5izjg9rhsz7xpv">
+            <w:hyperlink w:history="1" r:id="rIdnykdiki9w7t_s7qvqgacp">
               <w:r>
                 <w:rPr>
                   <w:rFonts w:ascii="Arial" w:cs="Arial" w:eastAsia="Arial" w:hAnsi="Arial"/>
@@ -3878,7 +3878,7 @@
             <w:pPr>
               <w:spacing w:after="20" w:before="0"/>
             </w:pPr>
-            <w:hyperlink w:history="1" r:id="rIdyexbu6vg2ecwbumwtrego">
+            <w:hyperlink w:history="1" r:id="rIdaalhhpgjo-6au9bscz_wr">
               <w:r>
                 <w:rPr>
                   <w:rFonts w:ascii="Arial" w:cs="Arial" w:eastAsia="Arial" w:hAnsi="Arial"/>
@@ -3911,7 +3911,7 @@
               <w:spacing w:after="10" w:before="0"/>
               <w:ind w:left="120"/>
             </w:pPr>
-            <w:hyperlink w:history="1" r:id="rIdpvf-phcbi0ukclttmqr1y">
+            <w:hyperlink w:history="1" r:id="rIdyfv_3o0ca8chykzyls07k">
               <w:r>
                 <w:rPr>
                   <w:rFonts w:ascii="Arial" w:cs="Arial" w:eastAsia="Arial" w:hAnsi="Arial"/>
@@ -4201,7 +4201,7 @@
             <w:pPr>
               <w:spacing w:after="20" w:before="0"/>
             </w:pPr>
-            <w:hyperlink w:history="1" r:id="rIdxuenyhvvveojyceuidlme">
+            <w:hyperlink w:history="1" r:id="rIdygr_ig53aose1uldu8gd-">
               <w:r>
                 <w:rPr>
                   <w:rFonts w:ascii="Arial" w:cs="Arial" w:eastAsia="Arial" w:hAnsi="Arial"/>
@@ -4234,7 +4234,7 @@
               <w:spacing w:after="10" w:before="0"/>
               <w:ind w:left="120"/>
             </w:pPr>
-            <w:hyperlink w:history="1" r:id="rId0qy6worvm1aqdh_xrc5l9">
+            <w:hyperlink w:history="1" r:id="rIdpyqjjhndnqqocyz8ydmy0">
               <w:r>
                 <w:rPr>
                   <w:rFonts w:ascii="Arial" w:cs="Arial" w:eastAsia="Arial" w:hAnsi="Arial"/>
@@ -4279,7 +4279,7 @@
             <w:pPr>
               <w:spacing w:after="20" w:before="0"/>
             </w:pPr>
-            <w:hyperlink w:history="1" r:id="rIdvjijel_7tqir7h7ho-n2t">
+            <w:hyperlink w:history="1" r:id="rIdwn5ralruh7jmjibrqtmkv">
               <w:r>
                 <w:rPr>
                   <w:rFonts w:ascii="Arial" w:cs="Arial" w:eastAsia="Arial" w:hAnsi="Arial"/>
@@ -4312,7 +4312,7 @@
               <w:spacing w:after="10" w:before="0"/>
               <w:ind w:left="120"/>
             </w:pPr>
-            <w:hyperlink w:history="1" r:id="rIdlm_1kcreh1omx5umo7cnr">
+            <w:hyperlink w:history="1" r:id="rId3iy805akktxiyo1dealnj">
               <w:r>
                 <w:rPr>
                   <w:rFonts w:ascii="Arial" w:cs="Arial" w:eastAsia="Arial" w:hAnsi="Arial"/>
@@ -4602,7 +4602,7 @@
             <w:pPr>
               <w:spacing w:after="20" w:before="0"/>
             </w:pPr>
-            <w:hyperlink w:history="1" r:id="rIdcilxvqgmhkrp7p0zijrys">
+            <w:hyperlink w:history="1" r:id="rIdjj4bw1gr-nvld3sqxho3i">
               <w:r>
                 <w:rPr>
                   <w:rFonts w:ascii="Arial" w:cs="Arial" w:eastAsia="Arial" w:hAnsi="Arial"/>
@@ -4635,7 +4635,7 @@
               <w:spacing w:after="10" w:before="0"/>
               <w:ind w:left="120"/>
             </w:pPr>
-            <w:hyperlink w:history="1" r:id="rIdeqgigftyheqgimkbxnp8y">
+            <w:hyperlink w:history="1" r:id="rIdongcynjbcv07julcqyjge">
               <w:r>
                 <w:rPr>
                   <w:rFonts w:ascii="Arial" w:cs="Arial" w:eastAsia="Arial" w:hAnsi="Arial"/>
@@ -4680,7 +4680,7 @@
             <w:pPr>
               <w:spacing w:after="20" w:before="0"/>
             </w:pPr>
-            <w:hyperlink w:history="1" r:id="rIdbzio-qqq1p-1gqfiu2ps4">
+            <w:hyperlink w:history="1" r:id="rIdrdigkbchx78bgibvmrco0">
               <w:r>
                 <w:rPr>
                   <w:rFonts w:ascii="Arial" w:cs="Arial" w:eastAsia="Arial" w:hAnsi="Arial"/>
@@ -4713,7 +4713,7 @@
               <w:spacing w:after="10" w:before="0"/>
               <w:ind w:left="120"/>
             </w:pPr>
-            <w:hyperlink w:history="1" r:id="rIdm-98mweedn_tgieiue0ic">
+            <w:hyperlink w:history="1" r:id="rIdhh-zznrnzajw9qz2lx9nz">
               <w:r>
                 <w:rPr>
                   <w:rFonts w:ascii="Arial" w:cs="Arial" w:eastAsia="Arial" w:hAnsi="Arial"/>
@@ -5003,7 +5003,7 @@
             <w:pPr>
               <w:spacing w:after="20" w:before="0"/>
             </w:pPr>
-            <w:hyperlink w:history="1" r:id="rIdfflgg_5k-7ms8ql-yefec">
+            <w:hyperlink w:history="1" r:id="rIdd6z-vtslxkqv4vvei5yu1">
               <w:r>
                 <w:rPr>
                   <w:rFonts w:ascii="Arial" w:cs="Arial" w:eastAsia="Arial" w:hAnsi="Arial"/>
@@ -5036,7 +5036,7 @@
               <w:spacing w:after="10" w:before="0"/>
               <w:ind w:left="120"/>
             </w:pPr>
-            <w:hyperlink w:history="1" r:id="rIdqeqn6-uycp5xgkihpyaqd">
+            <w:hyperlink w:history="1" r:id="rId_chb4eogbqaqgvpao5nps">
               <w:r>
                 <w:rPr>
                   <w:rFonts w:ascii="Arial" w:cs="Arial" w:eastAsia="Arial" w:hAnsi="Arial"/>
@@ -5081,7 +5081,7 @@
             <w:pPr>
               <w:spacing w:after="20" w:before="0"/>
             </w:pPr>
-            <w:hyperlink w:history="1" r:id="rIdskn9husvb23aqxhqsa-ru">
+            <w:hyperlink w:history="1" r:id="rId8g2k-en0nrdwf6tzeha28">
               <w:r>
                 <w:rPr>
                   <w:rFonts w:ascii="Arial" w:cs="Arial" w:eastAsia="Arial" w:hAnsi="Arial"/>
@@ -5114,7 +5114,7 @@
               <w:spacing w:after="10" w:before="0"/>
               <w:ind w:left="120"/>
             </w:pPr>
-            <w:hyperlink w:history="1" r:id="rIdou-useah__yrc1cbmaufp">
+            <w:hyperlink w:history="1" r:id="rIdubaqmcltak2te-vi5a_dh">
               <w:r>
                 <w:rPr>
                   <w:rFonts w:ascii="Arial" w:cs="Arial" w:eastAsia="Arial" w:hAnsi="Arial"/>
@@ -6810,7 +6810,7 @@
             <w:pPr>
               <w:spacing w:after="20" w:before="0"/>
             </w:pPr>
-            <w:hyperlink w:history="1" r:id="rIdrrs2cyjsy_qsepwojyw_l">
+            <w:hyperlink w:history="1" r:id="rIdbdqq9fzrtxyoxaov_hog4">
               <w:r>
                 <w:rPr>
                   <w:rFonts w:ascii="Arial" w:cs="Arial" w:eastAsia="Arial" w:hAnsi="Arial"/>
@@ -6843,7 +6843,7 @@
               <w:spacing w:after="10" w:before="0"/>
               <w:ind w:left="120"/>
             </w:pPr>
-            <w:hyperlink w:history="1" r:id="rIdawiwjwq3alcmfftkw3jov">
+            <w:hyperlink w:history="1" r:id="rIdbg02bovzx-xiifpoihb82">
               <w:r>
                 <w:rPr>
                   <w:rFonts w:ascii="Arial" w:cs="Arial" w:eastAsia="Arial" w:hAnsi="Arial"/>
@@ -6888,7 +6888,7 @@
             <w:pPr>
               <w:spacing w:after="20" w:before="0"/>
             </w:pPr>
-            <w:hyperlink w:history="1" r:id="rIdy5dec2txayyyaqky8cecn">
+            <w:hyperlink w:history="1" r:id="rIdwo12uc5phlr6xhpaurxcu">
               <w:r>
                 <w:rPr>
                   <w:rFonts w:ascii="Arial" w:cs="Arial" w:eastAsia="Arial" w:hAnsi="Arial"/>
@@ -6921,7 +6921,7 @@
               <w:spacing w:after="10" w:before="0"/>
               <w:ind w:left="120"/>
             </w:pPr>
-            <w:hyperlink w:history="1" r:id="rIdm6f6z4x-y6h6wo3fj0zxc">
+            <w:hyperlink w:history="1" r:id="rIdl4ss5a8ksacrlpdeplwqv">
               <w:r>
                 <w:rPr>
                   <w:rFonts w:ascii="Arial" w:cs="Arial" w:eastAsia="Arial" w:hAnsi="Arial"/>
@@ -7116,7 +7116,7 @@
             <w:pPr>
               <w:spacing w:after="20" w:before="0"/>
             </w:pPr>
-            <w:hyperlink w:history="1" r:id="rIdpaqbmj37lka04rsrunddx">
+            <w:hyperlink w:history="1" r:id="rIdld9qtknajh1pb1zqfbnhy">
               <w:r>
                 <w:rPr>
                   <w:rFonts w:ascii="Arial" w:cs="Arial" w:eastAsia="Arial" w:hAnsi="Arial"/>
@@ -7149,7 +7149,7 @@
               <w:spacing w:after="10" w:before="0"/>
               <w:ind w:left="120"/>
             </w:pPr>
-            <w:hyperlink w:history="1" r:id="rId-qntud96_doni9qjdngfy">
+            <w:hyperlink w:history="1" r:id="rId9mllu3enz8sns_ka-y3b9">
               <w:r>
                 <w:rPr>
                   <w:rFonts w:ascii="Arial" w:cs="Arial" w:eastAsia="Arial" w:hAnsi="Arial"/>
@@ -7194,7 +7194,7 @@
             <w:pPr>
               <w:spacing w:after="20" w:before="0"/>
             </w:pPr>
-            <w:hyperlink w:history="1" r:id="rId1a_6ntjw8kfpiiz5e5jjw">
+            <w:hyperlink w:history="1" r:id="rIdolkcaenwqgaqfwk60afgz">
               <w:r>
                 <w:rPr>
                   <w:rFonts w:ascii="Arial" w:cs="Arial" w:eastAsia="Arial" w:hAnsi="Arial"/>
@@ -7227,7 +7227,7 @@
               <w:spacing w:after="10" w:before="0"/>
               <w:ind w:left="120"/>
             </w:pPr>
-            <w:hyperlink w:history="1" r:id="rIdqrobambuomyunwig5hixb">
+            <w:hyperlink w:history="1" r:id="rIdejra1qjmos6sivw9np6ft">
               <w:r>
                 <w:rPr>
                   <w:rFonts w:ascii="Arial" w:cs="Arial" w:eastAsia="Arial" w:hAnsi="Arial"/>
@@ -7422,7 +7422,7 @@
             <w:pPr>
               <w:spacing w:after="20" w:before="0"/>
             </w:pPr>
-            <w:hyperlink w:history="1" r:id="rIdmxrazuqogmgq8iucbgo2r">
+            <w:hyperlink w:history="1" r:id="rIdormlndpdjdpbtloz50y5e">
               <w:r>
                 <w:rPr>
                   <w:rFonts w:ascii="Arial" w:cs="Arial" w:eastAsia="Arial" w:hAnsi="Arial"/>
@@ -7455,7 +7455,7 @@
               <w:spacing w:after="10" w:before="0"/>
               <w:ind w:left="120"/>
             </w:pPr>
-            <w:hyperlink w:history="1" r:id="rIdllvjrjh8jou9w-jtuypui">
+            <w:hyperlink w:history="1" r:id="rIdfhiuotvzsxieoqhvf6mcw">
               <w:r>
                 <w:rPr>
                   <w:rFonts w:ascii="Arial" w:cs="Arial" w:eastAsia="Arial" w:hAnsi="Arial"/>
@@ -7500,7 +7500,7 @@
             <w:pPr>
               <w:spacing w:after="20" w:before="0"/>
             </w:pPr>
-            <w:hyperlink w:history="1" r:id="rId9_2a2l4dq1m_31swlwyly">
+            <w:hyperlink w:history="1" r:id="rIdbzyjhb-coqv1ye2tcwlms">
               <w:r>
                 <w:rPr>
                   <w:rFonts w:ascii="Arial" w:cs="Arial" w:eastAsia="Arial" w:hAnsi="Arial"/>
@@ -7533,7 +7533,7 @@
               <w:spacing w:after="10" w:before="0"/>
               <w:ind w:left="120"/>
             </w:pPr>
-            <w:hyperlink w:history="1" r:id="rId442bmxuw_6fyl5hj6t8ez">
+            <w:hyperlink w:history="1" r:id="rIdo3nymkcetf0keaz9zy22n">
               <w:r>
                 <w:rPr>
                   <w:rFonts w:ascii="Arial" w:cs="Arial" w:eastAsia="Arial" w:hAnsi="Arial"/>
@@ -7728,7 +7728,7 @@
             <w:pPr>
               <w:spacing w:after="20" w:before="0"/>
             </w:pPr>
-            <w:hyperlink w:history="1" r:id="rIdcy3olss71ysevz_ryxbjq">
+            <w:hyperlink w:history="1" r:id="rIdcksf2lifa_ygw8bozlg1p">
               <w:r>
                 <w:rPr>
                   <w:rFonts w:ascii="Arial" w:cs="Arial" w:eastAsia="Arial" w:hAnsi="Arial"/>
@@ -7761,7 +7761,7 @@
               <w:spacing w:after="10" w:before="0"/>
               <w:ind w:left="120"/>
             </w:pPr>
-            <w:hyperlink w:history="1" r:id="rIdfmjarj0szqpkwkrwtfpoj">
+            <w:hyperlink w:history="1" r:id="rIdqjoql78wbmopuprkpsjpb">
               <w:r>
                 <w:rPr>
                   <w:rFonts w:ascii="Arial" w:cs="Arial" w:eastAsia="Arial" w:hAnsi="Arial"/>
@@ -7806,7 +7806,7 @@
             <w:pPr>
               <w:spacing w:after="20" w:before="0"/>
             </w:pPr>
-            <w:hyperlink w:history="1" r:id="rIdywqtedp4zktg6g87rlxec">
+            <w:hyperlink w:history="1" r:id="rIdjlo-xk6x5ffzkxv4bwlqz">
               <w:r>
                 <w:rPr>
                   <w:rFonts w:ascii="Arial" w:cs="Arial" w:eastAsia="Arial" w:hAnsi="Arial"/>
@@ -7839,7 +7839,7 @@
               <w:spacing w:after="10" w:before="0"/>
               <w:ind w:left="120"/>
             </w:pPr>
-            <w:hyperlink w:history="1" r:id="rIdnadggs94lbdmrmrohmpyk">
+            <w:hyperlink w:history="1" r:id="rId5padgbkejh1irhvsk1mss">
               <w:r>
                 <w:rPr>
                   <w:rFonts w:ascii="Arial" w:cs="Arial" w:eastAsia="Arial" w:hAnsi="Arial"/>
@@ -8034,7 +8034,7 @@
             <w:pPr>
               <w:spacing w:after="20" w:before="0"/>
             </w:pPr>
-            <w:hyperlink w:history="1" r:id="rIdtzncbwaqwcgsu2ga66yss">
+            <w:hyperlink w:history="1" r:id="rIdotjjfwj2ocydvqmincq5_">
               <w:r>
                 <w:rPr>
                   <w:rFonts w:ascii="Arial" w:cs="Arial" w:eastAsia="Arial" w:hAnsi="Arial"/>
@@ -8067,7 +8067,7 @@
               <w:spacing w:after="10" w:before="0"/>
               <w:ind w:left="120"/>
             </w:pPr>
-            <w:hyperlink w:history="1" r:id="rId_hyo8xppphyn8gbnu0sho">
+            <w:hyperlink w:history="1" r:id="rIdv52fmky7-shs9sy1zt7my">
               <w:r>
                 <w:rPr>
                   <w:rFonts w:ascii="Arial" w:cs="Arial" w:eastAsia="Arial" w:hAnsi="Arial"/>
@@ -8112,7 +8112,7 @@
             <w:pPr>
               <w:spacing w:after="20" w:before="0"/>
             </w:pPr>
-            <w:hyperlink w:history="1" r:id="rIdhlcbzcuvqpith92d1dhjf">
+            <w:hyperlink w:history="1" r:id="rIdeswhwq4lfm7gdd8h6dflv">
               <w:r>
                 <w:rPr>
                   <w:rFonts w:ascii="Arial" w:cs="Arial" w:eastAsia="Arial" w:hAnsi="Arial"/>
@@ -8145,7 +8145,7 @@
               <w:spacing w:after="10" w:before="0"/>
               <w:ind w:left="120"/>
             </w:pPr>
-            <w:hyperlink w:history="1" r:id="rId0n_ee9n2gormbhlsb12l8">
+            <w:hyperlink w:history="1" r:id="rIdlyzrmebcrxmw8xpgm3nq0">
               <w:r>
                 <w:rPr>
                   <w:rFonts w:ascii="Arial" w:cs="Arial" w:eastAsia="Arial" w:hAnsi="Arial"/>
@@ -9632,7 +9632,7 @@
             <w:pPr>
               <w:spacing w:after="20" w:before="0"/>
             </w:pPr>
-            <w:hyperlink w:history="1" r:id="rIdz8-5rigiqzrw0gwmmu3ko">
+            <w:hyperlink w:history="1" r:id="rId8whpzml1bkmwo1d6spcdv">
               <w:r>
                 <w:rPr>
                   <w:rFonts w:ascii="Arial" w:cs="Arial" w:eastAsia="Arial" w:hAnsi="Arial"/>
@@ -9665,7 +9665,7 @@
               <w:spacing w:after="10" w:before="0"/>
               <w:ind w:left="120"/>
             </w:pPr>
-            <w:hyperlink w:history="1" r:id="rIdn8a7pld2_ryus_jwyzrrf">
+            <w:hyperlink w:history="1" r:id="rIddmcq5-24g43_q_uxly9f-">
               <w:r>
                 <w:rPr>
                   <w:rFonts w:ascii="Arial" w:cs="Arial" w:eastAsia="Arial" w:hAnsi="Arial"/>
@@ -9710,7 +9710,7 @@
             <w:pPr>
               <w:spacing w:after="20" w:before="0"/>
             </w:pPr>
-            <w:hyperlink w:history="1" r:id="rIdi3vbqpgtc9z72dmanijpo">
+            <w:hyperlink w:history="1" r:id="rIdzdvd_ugmv00cl3-jtspzw">
               <w:r>
                 <w:rPr>
                   <w:rFonts w:ascii="Arial" w:cs="Arial" w:eastAsia="Arial" w:hAnsi="Arial"/>
@@ -9743,7 +9743,7 @@
               <w:spacing w:after="10" w:before="0"/>
               <w:ind w:left="120"/>
             </w:pPr>
-            <w:hyperlink w:history="1" r:id="rIdyfnlq2vffktbfrsc5oywu">
+            <w:hyperlink w:history="1" r:id="rIdncvfpxhn3p_p8igdmqcvv">
               <w:r>
                 <w:rPr>
                   <w:rFonts w:ascii="Arial" w:cs="Arial" w:eastAsia="Arial" w:hAnsi="Arial"/>
@@ -9938,7 +9938,7 @@
             <w:pPr>
               <w:spacing w:after="20" w:before="0"/>
             </w:pPr>
-            <w:hyperlink w:history="1" r:id="rIdwgmo7znjy17huyitygqsr">
+            <w:hyperlink w:history="1" r:id="rIdp6wjvxdfwefozfhozifey">
               <w:r>
                 <w:rPr>
                   <w:rFonts w:ascii="Arial" w:cs="Arial" w:eastAsia="Arial" w:hAnsi="Arial"/>
@@ -9971,7 +9971,7 @@
               <w:spacing w:after="10" w:before="0"/>
               <w:ind w:left="120"/>
             </w:pPr>
-            <w:hyperlink w:history="1" r:id="rId-c8itdu_qs1ki435elafh">
+            <w:hyperlink w:history="1" r:id="rIdr_4uv_4rwiav3bn_cwvb6">
               <w:r>
                 <w:rPr>
                   <w:rFonts w:ascii="Arial" w:cs="Arial" w:eastAsia="Arial" w:hAnsi="Arial"/>
@@ -10016,7 +10016,7 @@
             <w:pPr>
               <w:spacing w:after="20" w:before="0"/>
             </w:pPr>
-            <w:hyperlink w:history="1" r:id="rIdhvw2qe_rmwzt86m1qqgr4">
+            <w:hyperlink w:history="1" r:id="rIdfrrwo06bsosrzus_qyd3d">
               <w:r>
                 <w:rPr>
                   <w:rFonts w:ascii="Arial" w:cs="Arial" w:eastAsia="Arial" w:hAnsi="Arial"/>
@@ -10049,7 +10049,7 @@
               <w:spacing w:after="10" w:before="0"/>
               <w:ind w:left="120"/>
             </w:pPr>
-            <w:hyperlink w:history="1" r:id="rIdv5rkvyyidsiu6bf6zzblg">
+            <w:hyperlink w:history="1" r:id="rIdtay_yuxx9sq9zjaikewrw">
               <w:r>
                 <w:rPr>
                   <w:rFonts w:ascii="Arial" w:cs="Arial" w:eastAsia="Arial" w:hAnsi="Arial"/>
@@ -10244,7 +10244,7 @@
             <w:pPr>
               <w:spacing w:after="20" w:before="0"/>
             </w:pPr>
-            <w:hyperlink w:history="1" r:id="rIda4qoyat9lypk-en3qkonc">
+            <w:hyperlink w:history="1" r:id="rIdgqxzuei0_iars-r-7v9jn">
               <w:r>
                 <w:rPr>
                   <w:rFonts w:ascii="Arial" w:cs="Arial" w:eastAsia="Arial" w:hAnsi="Arial"/>
@@ -10277,7 +10277,7 @@
               <w:spacing w:after="10" w:before="0"/>
               <w:ind w:left="120"/>
             </w:pPr>
-            <w:hyperlink w:history="1" r:id="rIdyeym0lqn7w_vxibuwpiyl">
+            <w:hyperlink w:history="1" r:id="rIdz9grihsaiwldnhsgovjgu">
               <w:r>
                 <w:rPr>
                   <w:rFonts w:ascii="Arial" w:cs="Arial" w:eastAsia="Arial" w:hAnsi="Arial"/>
@@ -10322,7 +10322,7 @@
             <w:pPr>
               <w:spacing w:after="20" w:before="0"/>
             </w:pPr>
-            <w:hyperlink w:history="1" r:id="rId4fhrdvmq0_yb_pcijuyhz">
+            <w:hyperlink w:history="1" r:id="rId0qr-3gazbf_aj3u5jxfs-">
               <w:r>
                 <w:rPr>
                   <w:rFonts w:ascii="Arial" w:cs="Arial" w:eastAsia="Arial" w:hAnsi="Arial"/>
@@ -10355,7 +10355,7 @@
               <w:spacing w:after="10" w:before="0"/>
               <w:ind w:left="120"/>
             </w:pPr>
-            <w:hyperlink w:history="1" r:id="rIdhv0d9uyp8u71hrbafizyw">
+            <w:hyperlink w:history="1" r:id="rIdzy-g0ahpeqvmjph2yw8jn">
               <w:r>
                 <w:rPr>
                   <w:rFonts w:ascii="Arial" w:cs="Arial" w:eastAsia="Arial" w:hAnsi="Arial"/>
@@ -10550,7 +10550,7 @@
             <w:pPr>
               <w:spacing w:after="20" w:before="0"/>
             </w:pPr>
-            <w:hyperlink w:history="1" r:id="rIdnxlb4gxyinahkhkjgoxvk">
+            <w:hyperlink w:history="1" r:id="rId48gdee1pl29zzqmaaf328">
               <w:r>
                 <w:rPr>
                   <w:rFonts w:ascii="Arial" w:cs="Arial" w:eastAsia="Arial" w:hAnsi="Arial"/>
@@ -10583,7 +10583,7 @@
               <w:spacing w:after="10" w:before="0"/>
               <w:ind w:left="120"/>
             </w:pPr>
-            <w:hyperlink w:history="1" r:id="rIdmi2ofjudb4omlczr1yuuv">
+            <w:hyperlink w:history="1" r:id="rIducoo5shbzf7ncirjjght4">
               <w:r>
                 <w:rPr>
                   <w:rFonts w:ascii="Arial" w:cs="Arial" w:eastAsia="Arial" w:hAnsi="Arial"/>
@@ -10628,7 +10628,7 @@
             <w:pPr>
               <w:spacing w:after="20" w:before="0"/>
             </w:pPr>
-            <w:hyperlink w:history="1" r:id="rIdwwgishsp4jbigujkwuvms">
+            <w:hyperlink w:history="1" r:id="rIdfr9xtqs_ykxiybmfppilb">
               <w:r>
                 <w:rPr>
                   <w:rFonts w:ascii="Arial" w:cs="Arial" w:eastAsia="Arial" w:hAnsi="Arial"/>
@@ -10661,7 +10661,7 @@
               <w:spacing w:after="10" w:before="0"/>
               <w:ind w:left="120"/>
             </w:pPr>
-            <w:hyperlink w:history="1" r:id="rIdaj4fodc8qrshiyzq9e1j9">
+            <w:hyperlink w:history="1" r:id="rIdxjma_ruvj76iuajtxg6ea">
               <w:r>
                 <w:rPr>
                   <w:rFonts w:ascii="Arial" w:cs="Arial" w:eastAsia="Arial" w:hAnsi="Arial"/>
@@ -10856,7 +10856,7 @@
             <w:pPr>
               <w:spacing w:after="20" w:before="0"/>
             </w:pPr>
-            <w:hyperlink w:history="1" r:id="rIdxosewnvwztxnq2xnlo1pn">
+            <w:hyperlink w:history="1" r:id="rIdd1b2j6-zfyyob1nrbcej9">
               <w:r>
                 <w:rPr>
                   <w:rFonts w:ascii="Arial" w:cs="Arial" w:eastAsia="Arial" w:hAnsi="Arial"/>
@@ -10889,7 +10889,7 @@
               <w:spacing w:after="10" w:before="0"/>
               <w:ind w:left="120"/>
             </w:pPr>
-            <w:hyperlink w:history="1" r:id="rIdeqxkn8szgeyrs68t1d_bf">
+            <w:hyperlink w:history="1" r:id="rIdiayzvcy2asive6unjf2jm">
               <w:r>
                 <w:rPr>
                   <w:rFonts w:ascii="Arial" w:cs="Arial" w:eastAsia="Arial" w:hAnsi="Arial"/>
@@ -10934,7 +10934,7 @@
             <w:pPr>
               <w:spacing w:after="20" w:before="0"/>
             </w:pPr>
-            <w:hyperlink w:history="1" r:id="rIddr8p-4o2iokbudm_lqmr5">
+            <w:hyperlink w:history="1" r:id="rIdmquyeup7sunjgx0910mpb">
               <w:r>
                 <w:rPr>
                   <w:rFonts w:ascii="Arial" w:cs="Arial" w:eastAsia="Arial" w:hAnsi="Arial"/>
@@ -10967,7 +10967,7 @@
               <w:spacing w:after="10" w:before="0"/>
               <w:ind w:left="120"/>
             </w:pPr>
-            <w:hyperlink w:history="1" r:id="rIdyt8ovj8lpgn-qzv9z1s38">
+            <w:hyperlink w:history="1" r:id="rId13cv9amcj38inyefzxuun">
               <w:r>
                 <w:rPr>
                   <w:rFonts w:ascii="Arial" w:cs="Arial" w:eastAsia="Arial" w:hAnsi="Arial"/>
@@ -12454,7 +12454,7 @@
             <w:pPr>
               <w:spacing w:after="20" w:before="0"/>
             </w:pPr>
-            <w:hyperlink w:history="1" r:id="rId6hx0yonr6w4gmxdzdjo_9">
+            <w:hyperlink w:history="1" r:id="rId3loq98kzflfm9cq1xk0iy">
               <w:r>
                 <w:rPr>
                   <w:rFonts w:ascii="Arial" w:cs="Arial" w:eastAsia="Arial" w:hAnsi="Arial"/>
@@ -12487,7 +12487,7 @@
               <w:spacing w:after="10" w:before="0"/>
               <w:ind w:left="120"/>
             </w:pPr>
-            <w:hyperlink w:history="1" r:id="rId7roi-sflfbklokwfbdgwd">
+            <w:hyperlink w:history="1" r:id="rIdxepehl9xtr0axsci_felg">
               <w:r>
                 <w:rPr>
                   <w:rFonts w:ascii="Arial" w:cs="Arial" w:eastAsia="Arial" w:hAnsi="Arial"/>
@@ -12532,7 +12532,7 @@
             <w:pPr>
               <w:spacing w:after="20" w:before="0"/>
             </w:pPr>
-            <w:hyperlink w:history="1" r:id="rIdvz8ojnxznyjmy46eilefz">
+            <w:hyperlink w:history="1" r:id="rIdvxbfybclqqysoyzw1ta2c">
               <w:r>
                 <w:rPr>
                   <w:rFonts w:ascii="Arial" w:cs="Arial" w:eastAsia="Arial" w:hAnsi="Arial"/>
@@ -12565,7 +12565,7 @@
               <w:spacing w:after="10" w:before="0"/>
               <w:ind w:left="120"/>
             </w:pPr>
-            <w:hyperlink w:history="1" r:id="rIdkzj8hpo8gbjyadbz0oafq">
+            <w:hyperlink w:history="1" r:id="rIdz3f-w3rmlxelzfsqiaykt">
               <w:r>
                 <w:rPr>
                   <w:rFonts w:ascii="Arial" w:cs="Arial" w:eastAsia="Arial" w:hAnsi="Arial"/>
@@ -12760,7 +12760,7 @@
             <w:pPr>
               <w:spacing w:after="20" w:before="0"/>
             </w:pPr>
-            <w:hyperlink w:history="1" r:id="rIdyvew_29thsv2zeisiyabe">
+            <w:hyperlink w:history="1" r:id="rId6phuviubbjbj_608ykawe">
               <w:r>
                 <w:rPr>
                   <w:rFonts w:ascii="Arial" w:cs="Arial" w:eastAsia="Arial" w:hAnsi="Arial"/>
@@ -12793,7 +12793,7 @@
               <w:spacing w:after="10" w:before="0"/>
               <w:ind w:left="120"/>
             </w:pPr>
-            <w:hyperlink w:history="1" r:id="rIdup_31d4ysieupdgvxjeoc">
+            <w:hyperlink w:history="1" r:id="rIdx1n9nzvgfg2piqhiajvll">
               <w:r>
                 <w:rPr>
                   <w:rFonts w:ascii="Arial" w:cs="Arial" w:eastAsia="Arial" w:hAnsi="Arial"/>
@@ -12838,7 +12838,7 @@
             <w:pPr>
               <w:spacing w:after="20" w:before="0"/>
             </w:pPr>
-            <w:hyperlink w:history="1" r:id="rIdmbusrk6h4mpxr7b3n-glr">
+            <w:hyperlink w:history="1" r:id="rIdooebuh559f0qde8jcywnp">
               <w:r>
                 <w:rPr>
                   <w:rFonts w:ascii="Arial" w:cs="Arial" w:eastAsia="Arial" w:hAnsi="Arial"/>
@@ -12871,7 +12871,7 @@
               <w:spacing w:after="10" w:before="0"/>
               <w:ind w:left="120"/>
             </w:pPr>
-            <w:hyperlink w:history="1" r:id="rIdb4akvmqy1m0inwafs_zub">
+            <w:hyperlink w:history="1" r:id="rIdwhxpflvgvtyfi0zve2k-a">
               <w:r>
                 <w:rPr>
                   <w:rFonts w:ascii="Arial" w:cs="Arial" w:eastAsia="Arial" w:hAnsi="Arial"/>
@@ -13066,7 +13066,7 @@
             <w:pPr>
               <w:spacing w:after="20" w:before="0"/>
             </w:pPr>
-            <w:hyperlink w:history="1" r:id="rId1cjp14uu0-jejfmswfxwh">
+            <w:hyperlink w:history="1" r:id="rIdsgaxifighrvll2ndq_y8i">
               <w:r>
                 <w:rPr>
                   <w:rFonts w:ascii="Arial" w:cs="Arial" w:eastAsia="Arial" w:hAnsi="Arial"/>
@@ -13099,7 +13099,7 @@
               <w:spacing w:after="10" w:before="0"/>
               <w:ind w:left="120"/>
             </w:pPr>
-            <w:hyperlink w:history="1" r:id="rId7lm1zohb2xwikp5_y-yec">
+            <w:hyperlink w:history="1" r:id="rId9dr6kpvrtledm2y_ypnjw">
               <w:r>
                 <w:rPr>
                   <w:rFonts w:ascii="Arial" w:cs="Arial" w:eastAsia="Arial" w:hAnsi="Arial"/>
@@ -13144,7 +13144,7 @@
             <w:pPr>
               <w:spacing w:after="20" w:before="0"/>
             </w:pPr>
-            <w:hyperlink w:history="1" r:id="rIdm0enajc_2innhtvzlzffn">
+            <w:hyperlink w:history="1" r:id="rIdotkbwic6pkfgxigwpjtmr">
               <w:r>
                 <w:rPr>
                   <w:rFonts w:ascii="Arial" w:cs="Arial" w:eastAsia="Arial" w:hAnsi="Arial"/>
@@ -13177,7 +13177,7 @@
               <w:spacing w:after="10" w:before="0"/>
               <w:ind w:left="120"/>
             </w:pPr>
-            <w:hyperlink w:history="1" r:id="rIdysh8vms_uqsckocvwttz5">
+            <w:hyperlink w:history="1" r:id="rIdexkbselmu-vq4dyje0gkt">
               <w:r>
                 <w:rPr>
                   <w:rFonts w:ascii="Arial" w:cs="Arial" w:eastAsia="Arial" w:hAnsi="Arial"/>
@@ -13372,7 +13372,7 @@
             <w:pPr>
               <w:spacing w:after="20" w:before="0"/>
             </w:pPr>
-            <w:hyperlink w:history="1" r:id="rIdz3vgxsesc59d50rkagepj">
+            <w:hyperlink w:history="1" r:id="rIdcxyn3pnqjcvtqfydo4atp">
               <w:r>
                 <w:rPr>
                   <w:rFonts w:ascii="Arial" w:cs="Arial" w:eastAsia="Arial" w:hAnsi="Arial"/>
@@ -13405,7 +13405,7 @@
               <w:spacing w:after="10" w:before="0"/>
               <w:ind w:left="120"/>
             </w:pPr>
-            <w:hyperlink w:history="1" r:id="rIdaql8a8bvwg1lkqfuuceto">
+            <w:hyperlink w:history="1" r:id="rId2o_uxwrcr1gfoczyn-p5c">
               <w:r>
                 <w:rPr>
                   <w:rFonts w:ascii="Arial" w:cs="Arial" w:eastAsia="Arial" w:hAnsi="Arial"/>
@@ -13450,7 +13450,7 @@
             <w:pPr>
               <w:spacing w:after="20" w:before="0"/>
             </w:pPr>
-            <w:hyperlink w:history="1" r:id="rIdzx401rj78f2xc9cyxy9sx">
+            <w:hyperlink w:history="1" r:id="rIdqtpsyf-ozptqsm_-2f5vi">
               <w:r>
                 <w:rPr>
                   <w:rFonts w:ascii="Arial" w:cs="Arial" w:eastAsia="Arial" w:hAnsi="Arial"/>
@@ -13483,7 +13483,7 @@
               <w:spacing w:after="10" w:before="0"/>
               <w:ind w:left="120"/>
             </w:pPr>
-            <w:hyperlink w:history="1" r:id="rId7a5gev7bxse1beyfphzug">
+            <w:hyperlink w:history="1" r:id="rIdawjkrei2gfwvbfitkixn1">
               <w:r>
                 <w:rPr>
                   <w:rFonts w:ascii="Arial" w:cs="Arial" w:eastAsia="Arial" w:hAnsi="Arial"/>
@@ -13678,7 +13678,7 @@
             <w:pPr>
               <w:spacing w:after="20" w:before="0"/>
             </w:pPr>
-            <w:hyperlink w:history="1" r:id="rIdjxx1besfqo1-ef_elbsvg">
+            <w:hyperlink w:history="1" r:id="rIdhdsst0ydsexel1w9pnncl">
               <w:r>
                 <w:rPr>
                   <w:rFonts w:ascii="Arial" w:cs="Arial" w:eastAsia="Arial" w:hAnsi="Arial"/>
@@ -13711,7 +13711,7 @@
               <w:spacing w:after="10" w:before="0"/>
               <w:ind w:left="120"/>
             </w:pPr>
-            <w:hyperlink w:history="1" r:id="rIdky2oiewg8mnj-w4rcdm1v">
+            <w:hyperlink w:history="1" r:id="rIdz8dskknimgrk-ezjhs1zk">
               <w:r>
                 <w:rPr>
                   <w:rFonts w:ascii="Arial" w:cs="Arial" w:eastAsia="Arial" w:hAnsi="Arial"/>
@@ -13756,7 +13756,7 @@
             <w:pPr>
               <w:spacing w:after="20" w:before="0"/>
             </w:pPr>
-            <w:hyperlink w:history="1" r:id="rIdserrgx-evjaydniayw8za">
+            <w:hyperlink w:history="1" r:id="rIdi7itpoqszzey7if8zqx3r">
               <w:r>
                 <w:rPr>
                   <w:rFonts w:ascii="Arial" w:cs="Arial" w:eastAsia="Arial" w:hAnsi="Arial"/>
@@ -13789,7 +13789,7 @@
               <w:spacing w:after="10" w:before="0"/>
               <w:ind w:left="120"/>
             </w:pPr>
-            <w:hyperlink w:history="1" r:id="rIdvahv6ra5aqbmz3zmdp6at">
+            <w:hyperlink w:history="1" r:id="rIdukxisq5p35f3xejxvpdry">
               <w:r>
                 <w:rPr>
                   <w:rFonts w:ascii="Arial" w:cs="Arial" w:eastAsia="Arial" w:hAnsi="Arial"/>
@@ -15276,7 +15276,7 @@
             <w:pPr>
               <w:spacing w:after="20" w:before="0"/>
             </w:pPr>
-            <w:hyperlink w:history="1" r:id="rId8bx2jppysrcit6seujj8c">
+            <w:hyperlink w:history="1" r:id="rIdyrgk_zsla-3gn_y7i7d2m">
               <w:r>
                 <w:rPr>
                   <w:rFonts w:ascii="Arial" w:cs="Arial" w:eastAsia="Arial" w:hAnsi="Arial"/>
@@ -15309,7 +15309,7 @@
               <w:spacing w:after="10" w:before="0"/>
               <w:ind w:left="120"/>
             </w:pPr>
-            <w:hyperlink w:history="1" r:id="rId2wnvonrff_aoszoteifod">
+            <w:hyperlink w:history="1" r:id="rId9g1zdtsxplv2st0stn_kb">
               <w:r>
                 <w:rPr>
                   <w:rFonts w:ascii="Arial" w:cs="Arial" w:eastAsia="Arial" w:hAnsi="Arial"/>
@@ -15354,7 +15354,7 @@
             <w:pPr>
               <w:spacing w:after="20" w:before="0"/>
             </w:pPr>
-            <w:hyperlink w:history="1" r:id="rIdsppzrw5i-xolkvb34xxlg">
+            <w:hyperlink w:history="1" r:id="rIdj38rrv_l8njed-4r5ozyt">
               <w:r>
                 <w:rPr>
                   <w:rFonts w:ascii="Arial" w:cs="Arial" w:eastAsia="Arial" w:hAnsi="Arial"/>
@@ -15387,7 +15387,7 @@
               <w:spacing w:after="10" w:before="0"/>
               <w:ind w:left="120"/>
             </w:pPr>
-            <w:hyperlink w:history="1" r:id="rId7qkbnxfcdysuzri-eikup">
+            <w:hyperlink w:history="1" r:id="rIdehwnavc82dv42zwio8ymh">
               <w:r>
                 <w:rPr>
                   <w:rFonts w:ascii="Arial" w:cs="Arial" w:eastAsia="Arial" w:hAnsi="Arial"/>
@@ -15582,7 +15582,7 @@
             <w:pPr>
               <w:spacing w:after="20" w:before="0"/>
             </w:pPr>
-            <w:hyperlink w:history="1" r:id="rIdejypnrro4pc4edfp3sjde">
+            <w:hyperlink w:history="1" r:id="rId8zbyfls-p5oszfyrtl_jn">
               <w:r>
                 <w:rPr>
                   <w:rFonts w:ascii="Arial" w:cs="Arial" w:eastAsia="Arial" w:hAnsi="Arial"/>
@@ -15615,7 +15615,7 @@
               <w:spacing w:after="10" w:before="0"/>
               <w:ind w:left="120"/>
             </w:pPr>
-            <w:hyperlink w:history="1" r:id="rId5wsf4lstoo2boan3e4yxp">
+            <w:hyperlink w:history="1" r:id="rIdom6ukazmziv4llzdnjhz8">
               <w:r>
                 <w:rPr>
                   <w:rFonts w:ascii="Arial" w:cs="Arial" w:eastAsia="Arial" w:hAnsi="Arial"/>
@@ -15660,7 +15660,7 @@
             <w:pPr>
               <w:spacing w:after="20" w:before="0"/>
             </w:pPr>
-            <w:hyperlink w:history="1" r:id="rIdhoxyalt5aoadzkmlrc2ht">
+            <w:hyperlink w:history="1" r:id="rIdweabjwxrcg2yn5bnbovga">
               <w:r>
                 <w:rPr>
                   <w:rFonts w:ascii="Arial" w:cs="Arial" w:eastAsia="Arial" w:hAnsi="Arial"/>
@@ -15693,7 +15693,7 @@
               <w:spacing w:after="10" w:before="0"/>
               <w:ind w:left="120"/>
             </w:pPr>
-            <w:hyperlink w:history="1" r:id="rIduaq-jrv5sa74wnqqshvmc">
+            <w:hyperlink w:history="1" r:id="rIdysyqyv3ttrdn9aszovzzx">
               <w:r>
                 <w:rPr>
                   <w:rFonts w:ascii="Arial" w:cs="Arial" w:eastAsia="Arial" w:hAnsi="Arial"/>
@@ -15888,7 +15888,7 @@
             <w:pPr>
               <w:spacing w:after="20" w:before="0"/>
             </w:pPr>
-            <w:hyperlink w:history="1" r:id="rIdmgsduthycclkhq1pbmjcr">
+            <w:hyperlink w:history="1" r:id="rIdt2rqryuebx57hq8ksbjtj">
               <w:r>
                 <w:rPr>
                   <w:rFonts w:ascii="Arial" w:cs="Arial" w:eastAsia="Arial" w:hAnsi="Arial"/>
@@ -15921,7 +15921,7 @@
               <w:spacing w:after="10" w:before="0"/>
               <w:ind w:left="120"/>
             </w:pPr>
-            <w:hyperlink w:history="1" r:id="rIdl0pi3dwopjwlpo2v9sz3b">
+            <w:hyperlink w:history="1" r:id="rIdvy5krnix_m5fiv560w74l">
               <w:r>
                 <w:rPr>
                   <w:rFonts w:ascii="Arial" w:cs="Arial" w:eastAsia="Arial" w:hAnsi="Arial"/>
@@ -15966,7 +15966,7 @@
             <w:pPr>
               <w:spacing w:after="20" w:before="0"/>
             </w:pPr>
-            <w:hyperlink w:history="1" r:id="rIdx307x1osh_mcc5izrpxwc">
+            <w:hyperlink w:history="1" r:id="rId6pucm5ru2lz6vibduwrqr">
               <w:r>
                 <w:rPr>
                   <w:rFonts w:ascii="Arial" w:cs="Arial" w:eastAsia="Arial" w:hAnsi="Arial"/>
@@ -15999,7 +15999,7 @@
               <w:spacing w:after="10" w:before="0"/>
               <w:ind w:left="120"/>
             </w:pPr>
-            <w:hyperlink w:history="1" r:id="rIdvtdpan9_gefnxvh_xm7bm">
+            <w:hyperlink w:history="1" r:id="rIdakwelzfrn7skr0y2-rkl8">
               <w:r>
                 <w:rPr>
                   <w:rFonts w:ascii="Arial" w:cs="Arial" w:eastAsia="Arial" w:hAnsi="Arial"/>
@@ -16194,7 +16194,7 @@
             <w:pPr>
               <w:spacing w:after="20" w:before="0"/>
             </w:pPr>
-            <w:hyperlink w:history="1" r:id="rIdclik1qqzzqcwjndrvhghk">
+            <w:hyperlink w:history="1" r:id="rIdx7ebcnialegpeh3qq7clh">
               <w:r>
                 <w:rPr>
                   <w:rFonts w:ascii="Arial" w:cs="Arial" w:eastAsia="Arial" w:hAnsi="Arial"/>
@@ -16227,7 +16227,7 @@
               <w:spacing w:after="10" w:before="0"/>
               <w:ind w:left="120"/>
             </w:pPr>
-            <w:hyperlink w:history="1" r:id="rId569dbglk8kxlt4yvspect">
+            <w:hyperlink w:history="1" r:id="rIdirqssfkp47ytf6qllgeeu">
               <w:r>
                 <w:rPr>
                   <w:rFonts w:ascii="Arial" w:cs="Arial" w:eastAsia="Arial" w:hAnsi="Arial"/>
@@ -16272,7 +16272,7 @@
             <w:pPr>
               <w:spacing w:after="20" w:before="0"/>
             </w:pPr>
-            <w:hyperlink w:history="1" r:id="rIdp_ltqq2s4dl7pnouwn9po">
+            <w:hyperlink w:history="1" r:id="rId1_ntfleh6tij2k5irx2xl">
               <w:r>
                 <w:rPr>
                   <w:rFonts w:ascii="Arial" w:cs="Arial" w:eastAsia="Arial" w:hAnsi="Arial"/>
@@ -16305,7 +16305,7 @@
               <w:spacing w:after="10" w:before="0"/>
               <w:ind w:left="120"/>
             </w:pPr>
-            <w:hyperlink w:history="1" r:id="rIdvizfqj-036mbbbrxdvkyc">
+            <w:hyperlink w:history="1" r:id="rId5gxhjadkxpynqefts2xs7">
               <w:r>
                 <w:rPr>
                   <w:rFonts w:ascii="Arial" w:cs="Arial" w:eastAsia="Arial" w:hAnsi="Arial"/>
@@ -16500,7 +16500,7 @@
             <w:pPr>
               <w:spacing w:after="20" w:before="0"/>
             </w:pPr>
-            <w:hyperlink w:history="1" r:id="rId1ckasne183odndjjxlbim">
+            <w:hyperlink w:history="1" r:id="rIdyu2e1vmosqwqdptsgsaqi">
               <w:r>
                 <w:rPr>
                   <w:rFonts w:ascii="Arial" w:cs="Arial" w:eastAsia="Arial" w:hAnsi="Arial"/>
@@ -16533,7 +16533,7 @@
               <w:spacing w:after="10" w:before="0"/>
               <w:ind w:left="120"/>
             </w:pPr>
-            <w:hyperlink w:history="1" r:id="rIdysryr2ll9u1doluscedzc">
+            <w:hyperlink w:history="1" r:id="rIdhn9lugcidy0nanbnfcn7k">
               <w:r>
                 <w:rPr>
                   <w:rFonts w:ascii="Arial" w:cs="Arial" w:eastAsia="Arial" w:hAnsi="Arial"/>
@@ -16578,7 +16578,7 @@
             <w:pPr>
               <w:spacing w:after="20" w:before="0"/>
             </w:pPr>
-            <w:hyperlink w:history="1" r:id="rIdmsxk_5uhbfi2caknm4wwr">
+            <w:hyperlink w:history="1" r:id="rIdlekqwntf0sayj2jgkj2pp">
               <w:r>
                 <w:rPr>
                   <w:rFonts w:ascii="Arial" w:cs="Arial" w:eastAsia="Arial" w:hAnsi="Arial"/>
@@ -16611,7 +16611,7 @@
               <w:spacing w:after="10" w:before="0"/>
               <w:ind w:left="120"/>
             </w:pPr>
-            <w:hyperlink w:history="1" r:id="rIddirfj1o5zzxvgt6ylvodc">
+            <w:hyperlink w:history="1" r:id="rIddqf6dbxsnlrudyfrq7rt0">
               <w:r>
                 <w:rPr>
                   <w:rFonts w:ascii="Arial" w:cs="Arial" w:eastAsia="Arial" w:hAnsi="Arial"/>
@@ -18098,7 +18098,7 @@
             <w:pPr>
               <w:spacing w:after="20" w:before="0"/>
             </w:pPr>
-            <w:hyperlink w:history="1" r:id="rIdbe9l65fc6hhb2msxbynmi">
+            <w:hyperlink w:history="1" r:id="rIdn4giet8rubbi0-t3pdnzr">
               <w:r>
                 <w:rPr>
                   <w:rFonts w:ascii="Arial" w:cs="Arial" w:eastAsia="Arial" w:hAnsi="Arial"/>
@@ -18131,7 +18131,7 @@
               <w:spacing w:after="10" w:before="0"/>
               <w:ind w:left="120"/>
             </w:pPr>
-            <w:hyperlink w:history="1" r:id="rIds-ttbq7tmi2agkj_itzy5">
+            <w:hyperlink w:history="1" r:id="rIdfocicemgebpnc5q4yycif">
               <w:r>
                 <w:rPr>
                   <w:rFonts w:ascii="Arial" w:cs="Arial" w:eastAsia="Arial" w:hAnsi="Arial"/>
@@ -18176,7 +18176,7 @@
             <w:pPr>
               <w:spacing w:after="20" w:before="0"/>
             </w:pPr>
-            <w:hyperlink w:history="1" r:id="rId8e6ljy0zvivhyytyczy-b">
+            <w:hyperlink w:history="1" r:id="rIdekdtdfj-_9ylmj5bterww">
               <w:r>
                 <w:rPr>
                   <w:rFonts w:ascii="Arial" w:cs="Arial" w:eastAsia="Arial" w:hAnsi="Arial"/>
@@ -18209,7 +18209,7 @@
               <w:spacing w:after="10" w:before="0"/>
               <w:ind w:left="120"/>
             </w:pPr>
-            <w:hyperlink w:history="1" r:id="rId5jdx-96bbevao7ldzx-o6">
+            <w:hyperlink w:history="1" r:id="rIds5jfoh2tqzfxgf48fgiab">
               <w:r>
                 <w:rPr>
                   <w:rFonts w:ascii="Arial" w:cs="Arial" w:eastAsia="Arial" w:hAnsi="Arial"/>
@@ -18404,7 +18404,7 @@
             <w:pPr>
               <w:spacing w:after="20" w:before="0"/>
             </w:pPr>
-            <w:hyperlink w:history="1" r:id="rIdodemoilhqzl4wm-q-ddwj">
+            <w:hyperlink w:history="1" r:id="rIdptcuomudyucbwqkysrbvd">
               <w:r>
                 <w:rPr>
                   <w:rFonts w:ascii="Arial" w:cs="Arial" w:eastAsia="Arial" w:hAnsi="Arial"/>
@@ -18437,7 +18437,7 @@
               <w:spacing w:after="10" w:before="0"/>
               <w:ind w:left="120"/>
             </w:pPr>
-            <w:hyperlink w:history="1" r:id="rIdnqtw7m2li4qdgcg_mitfh">
+            <w:hyperlink w:history="1" r:id="rIdfo0r7tecszbsgou_bsgar">
               <w:r>
                 <w:rPr>
                   <w:rFonts w:ascii="Arial" w:cs="Arial" w:eastAsia="Arial" w:hAnsi="Arial"/>
@@ -18482,7 +18482,7 @@
             <w:pPr>
               <w:spacing w:after="20" w:before="0"/>
             </w:pPr>
-            <w:hyperlink w:history="1" r:id="rIddxcgvlo5nmdrg6fgvdv6k">
+            <w:hyperlink w:history="1" r:id="rIdck8mufo1q1axe2o_vjcco">
               <w:r>
                 <w:rPr>
                   <w:rFonts w:ascii="Arial" w:cs="Arial" w:eastAsia="Arial" w:hAnsi="Arial"/>
@@ -18515,7 +18515,7 @@
               <w:spacing w:after="10" w:before="0"/>
               <w:ind w:left="120"/>
             </w:pPr>
-            <w:hyperlink w:history="1" r:id="rIdye60rjhzhnq6rakuwrmnz">
+            <w:hyperlink w:history="1" r:id="rIdc5b2axnfh-4nlkwkdpht_">
               <w:r>
                 <w:rPr>
                   <w:rFonts w:ascii="Arial" w:cs="Arial" w:eastAsia="Arial" w:hAnsi="Arial"/>
@@ -18710,7 +18710,7 @@
             <w:pPr>
               <w:spacing w:after="20" w:before="0"/>
             </w:pPr>
-            <w:hyperlink w:history="1" r:id="rIdpzm3krmynmongxdbqjgoy">
+            <w:hyperlink w:history="1" r:id="rIdglxtbltx3-fgjsth3rj8l">
               <w:r>
                 <w:rPr>
                   <w:rFonts w:ascii="Arial" w:cs="Arial" w:eastAsia="Arial" w:hAnsi="Arial"/>
@@ -18743,7 +18743,7 @@
               <w:spacing w:after="10" w:before="0"/>
               <w:ind w:left="120"/>
             </w:pPr>
-            <w:hyperlink w:history="1" r:id="rIdxai8kd3cca2lccuchddaf">
+            <w:hyperlink w:history="1" r:id="rId5edw2rfjriqvw23f3ouqu">
               <w:r>
                 <w:rPr>
                   <w:rFonts w:ascii="Arial" w:cs="Arial" w:eastAsia="Arial" w:hAnsi="Arial"/>
@@ -18788,7 +18788,7 @@
             <w:pPr>
               <w:spacing w:after="20" w:before="0"/>
             </w:pPr>
-            <w:hyperlink w:history="1" r:id="rIda2enyupbpcpu_orqo4_d0">
+            <w:hyperlink w:history="1" r:id="rIddwkmanuqpvs0ngvy7g_8c">
               <w:r>
                 <w:rPr>
                   <w:rFonts w:ascii="Arial" w:cs="Arial" w:eastAsia="Arial" w:hAnsi="Arial"/>
@@ -18821,7 +18821,7 @@
               <w:spacing w:after="10" w:before="0"/>
               <w:ind w:left="120"/>
             </w:pPr>
-            <w:hyperlink w:history="1" r:id="rIdxtog1urw6vcs6yopx31vc">
+            <w:hyperlink w:history="1" r:id="rIdotu537rtsszmh1ne8pubi">
               <w:r>
                 <w:rPr>
                   <w:rFonts w:ascii="Arial" w:cs="Arial" w:eastAsia="Arial" w:hAnsi="Arial"/>
@@ -19016,7 +19016,7 @@
             <w:pPr>
               <w:spacing w:after="20" w:before="0"/>
             </w:pPr>
-            <w:hyperlink w:history="1" r:id="rIdlv43w7ljxtuoj2g0tqiim">
+            <w:hyperlink w:history="1" r:id="rIdlptte0fhsiv3nn1mqdcii">
               <w:r>
                 <w:rPr>
                   <w:rFonts w:ascii="Arial" w:cs="Arial" w:eastAsia="Arial" w:hAnsi="Arial"/>
@@ -19049,7 +19049,7 @@
               <w:spacing w:after="10" w:before="0"/>
               <w:ind w:left="120"/>
             </w:pPr>
-            <w:hyperlink w:history="1" r:id="rIdrbuz_bt10cacxnq1imour">
+            <w:hyperlink w:history="1" r:id="rId6kk6pjg8ehxt4_02jjmr_">
               <w:r>
                 <w:rPr>
                   <w:rFonts w:ascii="Arial" w:cs="Arial" w:eastAsia="Arial" w:hAnsi="Arial"/>
@@ -19094,7 +19094,7 @@
             <w:pPr>
               <w:spacing w:after="20" w:before="0"/>
             </w:pPr>
-            <w:hyperlink w:history="1" r:id="rId8e-2lceqnxw-alxw_pfyn">
+            <w:hyperlink w:history="1" r:id="rIdairbcjs4nxavdotyvdic4">
               <w:r>
                 <w:rPr>
                   <w:rFonts w:ascii="Arial" w:cs="Arial" w:eastAsia="Arial" w:hAnsi="Arial"/>
@@ -19127,7 +19127,7 @@
               <w:spacing w:after="10" w:before="0"/>
               <w:ind w:left="120"/>
             </w:pPr>
-            <w:hyperlink w:history="1" r:id="rId1wmaocmlcaa7vnkwe7t9a">
+            <w:hyperlink w:history="1" r:id="rIdpfm5j0tbjllot4bqsxh0x">
               <w:r>
                 <w:rPr>
                   <w:rFonts w:ascii="Arial" w:cs="Arial" w:eastAsia="Arial" w:hAnsi="Arial"/>
@@ -19322,7 +19322,7 @@
             <w:pPr>
               <w:spacing w:after="20" w:before="0"/>
             </w:pPr>
-            <w:hyperlink w:history="1" r:id="rId-f-lay6zm-qwzs3b3wzv8">
+            <w:hyperlink w:history="1" r:id="rIdl0dt9z5l3zxe7xen_rjgt">
               <w:r>
                 <w:rPr>
                   <w:rFonts w:ascii="Arial" w:cs="Arial" w:eastAsia="Arial" w:hAnsi="Arial"/>
@@ -19355,7 +19355,7 @@
               <w:spacing w:after="10" w:before="0"/>
               <w:ind w:left="120"/>
             </w:pPr>
-            <w:hyperlink w:history="1" r:id="rIdh7z2d5g7cnsqhm8kwopqd">
+            <w:hyperlink w:history="1" r:id="rIdxaiq-20pirqrlywvs69sl">
               <w:r>
                 <w:rPr>
                   <w:rFonts w:ascii="Arial" w:cs="Arial" w:eastAsia="Arial" w:hAnsi="Arial"/>
@@ -19400,7 +19400,7 @@
             <w:pPr>
               <w:spacing w:after="20" w:before="0"/>
             </w:pPr>
-            <w:hyperlink w:history="1" r:id="rIdz25luovbi3oyabpfqa8ef">
+            <w:hyperlink w:history="1" r:id="rIdokp5yblzkah9ipkzvg76w">
               <w:r>
                 <w:rPr>
                   <w:rFonts w:ascii="Arial" w:cs="Arial" w:eastAsia="Arial" w:hAnsi="Arial"/>
@@ -19433,7 +19433,7 @@
               <w:spacing w:after="10" w:before="0"/>
               <w:ind w:left="120"/>
             </w:pPr>
-            <w:hyperlink w:history="1" r:id="rIdpysxz62uvy1is1ha598fu">
+            <w:hyperlink w:history="1" r:id="rIdn-teafay3ulmdhyjjprnb">
               <w:r>
                 <w:rPr>
                   <w:rFonts w:ascii="Arial" w:cs="Arial" w:eastAsia="Arial" w:hAnsi="Arial"/>
@@ -20920,7 +20920,7 @@
             <w:pPr>
               <w:spacing w:after="20" w:before="0"/>
             </w:pPr>
-            <w:hyperlink w:history="1" r:id="rIdongc0glla-yukzxlz9ule">
+            <w:hyperlink w:history="1" r:id="rIdue0qrd6wdkx34dtia7gt4">
               <w:r>
                 <w:rPr>
                   <w:rFonts w:ascii="Arial" w:cs="Arial" w:eastAsia="Arial" w:hAnsi="Arial"/>
@@ -20953,7 +20953,7 @@
               <w:spacing w:after="10" w:before="0"/>
               <w:ind w:left="120"/>
             </w:pPr>
-            <w:hyperlink w:history="1" r:id="rId2mop2v9czhmzmhjx0rt0o">
+            <w:hyperlink w:history="1" r:id="rIdzhhwrsglcudkdtxdrth77">
               <w:r>
                 <w:rPr>
                   <w:rFonts w:ascii="Arial" w:cs="Arial" w:eastAsia="Arial" w:hAnsi="Arial"/>
@@ -20998,7 +20998,7 @@
             <w:pPr>
               <w:spacing w:after="20" w:before="0"/>
             </w:pPr>
-            <w:hyperlink w:history="1" r:id="rIdqnfopqn8_hinvxghwceq-">
+            <w:hyperlink w:history="1" r:id="rIdgyydoj2yezdrao2iweyez">
               <w:r>
                 <w:rPr>
                   <w:rFonts w:ascii="Arial" w:cs="Arial" w:eastAsia="Arial" w:hAnsi="Arial"/>
@@ -21031,7 +21031,7 @@
               <w:spacing w:after="10" w:before="0"/>
               <w:ind w:left="120"/>
             </w:pPr>
-            <w:hyperlink w:history="1" r:id="rIdlwclmrq49igvgovt8gp2x">
+            <w:hyperlink w:history="1" r:id="rIdujxzs0pplkubay3kvqk1-">
               <w:r>
                 <w:rPr>
                   <w:rFonts w:ascii="Arial" w:cs="Arial" w:eastAsia="Arial" w:hAnsi="Arial"/>
@@ -21226,7 +21226,7 @@
             <w:pPr>
               <w:spacing w:after="20" w:before="0"/>
             </w:pPr>
-            <w:hyperlink w:history="1" r:id="rIdlglc3gmvx9ga8x4825cjq">
+            <w:hyperlink w:history="1" r:id="rIdebgegb_epqquhdjpoyunw">
               <w:r>
                 <w:rPr>
                   <w:rFonts w:ascii="Arial" w:cs="Arial" w:eastAsia="Arial" w:hAnsi="Arial"/>
@@ -21259,7 +21259,7 @@
               <w:spacing w:after="10" w:before="0"/>
               <w:ind w:left="120"/>
             </w:pPr>
-            <w:hyperlink w:history="1" r:id="rId-lmk-a5qbl9xezuq-ceuu">
+            <w:hyperlink w:history="1" r:id="rIdnyitnbapan8noxbi5dtym">
               <w:r>
                 <w:rPr>
                   <w:rFonts w:ascii="Arial" w:cs="Arial" w:eastAsia="Arial" w:hAnsi="Arial"/>
@@ -21304,7 +21304,7 @@
             <w:pPr>
               <w:spacing w:after="20" w:before="0"/>
             </w:pPr>
-            <w:hyperlink w:history="1" r:id="rIdyn7qhdaa7vznvxcez7cnt">
+            <w:hyperlink w:history="1" r:id="rIdfxke34lxoroknf2o8kv9g">
               <w:r>
                 <w:rPr>
                   <w:rFonts w:ascii="Arial" w:cs="Arial" w:eastAsia="Arial" w:hAnsi="Arial"/>
@@ -21337,7 +21337,7 @@
               <w:spacing w:after="10" w:before="0"/>
               <w:ind w:left="120"/>
             </w:pPr>
-            <w:hyperlink w:history="1" r:id="rIdjuqu-pxuupcry8tv2npl5">
+            <w:hyperlink w:history="1" r:id="rIdpj4nvq8iy0yurdpd_vplz">
               <w:r>
                 <w:rPr>
                   <w:rFonts w:ascii="Arial" w:cs="Arial" w:eastAsia="Arial" w:hAnsi="Arial"/>
@@ -21532,7 +21532,7 @@
             <w:pPr>
               <w:spacing w:after="20" w:before="0"/>
             </w:pPr>
-            <w:hyperlink w:history="1" r:id="rIdabyrk0dn7dhse8pauyus9">
+            <w:hyperlink w:history="1" r:id="rIdcnmwj6ud0ormfjriz83rf">
               <w:r>
                 <w:rPr>
                   <w:rFonts w:ascii="Arial" w:cs="Arial" w:eastAsia="Arial" w:hAnsi="Arial"/>
@@ -21565,7 +21565,7 @@
               <w:spacing w:after="10" w:before="0"/>
               <w:ind w:left="120"/>
             </w:pPr>
-            <w:hyperlink w:history="1" r:id="rIdocp-ywrb1vnwf0iwq1xzy">
+            <w:hyperlink w:history="1" r:id="rIdxa0cu-b4m-8duhzz5cl9z">
               <w:r>
                 <w:rPr>
                   <w:rFonts w:ascii="Arial" w:cs="Arial" w:eastAsia="Arial" w:hAnsi="Arial"/>
@@ -21610,7 +21610,7 @@
             <w:pPr>
               <w:spacing w:after="20" w:before="0"/>
             </w:pPr>
-            <w:hyperlink w:history="1" r:id="rId3obf9hxyi7sd8ualhlse9">
+            <w:hyperlink w:history="1" r:id="rId3k83boe31x91mhp2fituo">
               <w:r>
                 <w:rPr>
                   <w:rFonts w:ascii="Arial" w:cs="Arial" w:eastAsia="Arial" w:hAnsi="Arial"/>
@@ -21643,7 +21643,7 @@
               <w:spacing w:after="10" w:before="0"/>
               <w:ind w:left="120"/>
             </w:pPr>
-            <w:hyperlink w:history="1" r:id="rIdsphkkxx_-rv7wkhemoruu">
+            <w:hyperlink w:history="1" r:id="rId_cfxts3nhomh39z6w2hrq">
               <w:r>
                 <w:rPr>
                   <w:rFonts w:ascii="Arial" w:cs="Arial" w:eastAsia="Arial" w:hAnsi="Arial"/>
@@ -21838,7 +21838,7 @@
             <w:pPr>
               <w:spacing w:after="20" w:before="0"/>
             </w:pPr>
-            <w:hyperlink w:history="1" r:id="rIdv6w-gdmu43gqxstcu7e35">
+            <w:hyperlink w:history="1" r:id="rIdx-bh8satomhndcbpxvdhv">
               <w:r>
                 <w:rPr>
                   <w:rFonts w:ascii="Arial" w:cs="Arial" w:eastAsia="Arial" w:hAnsi="Arial"/>
@@ -21871,7 +21871,7 @@
               <w:spacing w:after="10" w:before="0"/>
               <w:ind w:left="120"/>
             </w:pPr>
-            <w:hyperlink w:history="1" r:id="rIdwexfncf2wl5qx6ok-jiub">
+            <w:hyperlink w:history="1" r:id="rIdtxjxbhz_tvygpthwddkuc">
               <w:r>
                 <w:rPr>
                   <w:rFonts w:ascii="Arial" w:cs="Arial" w:eastAsia="Arial" w:hAnsi="Arial"/>
@@ -21916,7 +21916,7 @@
             <w:pPr>
               <w:spacing w:after="20" w:before="0"/>
             </w:pPr>
-            <w:hyperlink w:history="1" r:id="rId187rkpsjlyip-d8pmreu4">
+            <w:hyperlink w:history="1" r:id="rIdhkimcktd1rchesjul6fak">
               <w:r>
                 <w:rPr>
                   <w:rFonts w:ascii="Arial" w:cs="Arial" w:eastAsia="Arial" w:hAnsi="Arial"/>
@@ -21949,7 +21949,7 @@
               <w:spacing w:after="10" w:before="0"/>
               <w:ind w:left="120"/>
             </w:pPr>
-            <w:hyperlink w:history="1" r:id="rIdg-ltaim_e0pwwfzzrjmnx">
+            <w:hyperlink w:history="1" r:id="rIddrydas4qtyzfbr8cba9ge">
               <w:r>
                 <w:rPr>
                   <w:rFonts w:ascii="Arial" w:cs="Arial" w:eastAsia="Arial" w:hAnsi="Arial"/>
@@ -22144,7 +22144,7 @@
             <w:pPr>
               <w:spacing w:after="20" w:before="0"/>
             </w:pPr>
-            <w:hyperlink w:history="1" r:id="rIdize5pzy2i3cynl5cy8opl">
+            <w:hyperlink w:history="1" r:id="rId-cgimxex1-8gqb2ovenf5">
               <w:r>
                 <w:rPr>
                   <w:rFonts w:ascii="Arial" w:cs="Arial" w:eastAsia="Arial" w:hAnsi="Arial"/>
@@ -22177,7 +22177,7 @@
               <w:spacing w:after="10" w:before="0"/>
               <w:ind w:left="120"/>
             </w:pPr>
-            <w:hyperlink w:history="1" r:id="rIdtbblrbojetjxxq0whzln9">
+            <w:hyperlink w:history="1" r:id="rIdxpuidywkbijrnvuuefqkv">
               <w:r>
                 <w:rPr>
                   <w:rFonts w:ascii="Arial" w:cs="Arial" w:eastAsia="Arial" w:hAnsi="Arial"/>
@@ -22222,7 +22222,7 @@
             <w:pPr>
               <w:spacing w:after="20" w:before="0"/>
             </w:pPr>
-            <w:hyperlink w:history="1" r:id="rIdvxmcauidiixkn9xgfdrft">
+            <w:hyperlink w:history="1" r:id="rIdiwuex05ekk68qfbp5ymsq">
               <w:r>
                 <w:rPr>
                   <w:rFonts w:ascii="Arial" w:cs="Arial" w:eastAsia="Arial" w:hAnsi="Arial"/>
@@ -22255,7 +22255,7 @@
               <w:spacing w:after="10" w:before="0"/>
               <w:ind w:left="120"/>
             </w:pPr>
-            <w:hyperlink w:history="1" r:id="rIdpvnsek7ieaipl9u3mzlvp">
+            <w:hyperlink w:history="1" r:id="rIdohxiu_huzecpbkspajqo8">
               <w:r>
                 <w:rPr>
                   <w:rFonts w:ascii="Arial" w:cs="Arial" w:eastAsia="Arial" w:hAnsi="Arial"/>
